--- a/dw-core/skills/dw-criminal-defense-crim/assets/CASE PROFILE.docx
+++ b/dw-core/skills/dw-criminal-defense-crim/assets/CASE PROFILE.docx
@@ -68,7 +68,128 @@
                 <w:color w:val="FFFFFF"/>
                 <w:sz w:val="26"/>
               </w:rPr>
-              <w:t>Section 1 — Case Identification</w:t>
+              <w:t>Section 1 — Prosecution's Theory of the Case</w:t>
+            </w:r>
+          </w:p>
+        </w:tc>
+      </w:tr>
+    </w:tbl>
+    <w:p>
+      <w:pPr>
+        <w:spacing w:after="120" w:before="120"/>
+      </w:pPr>
+      <w:r>
+        <w:rPr>
+          <w:rFonts w:ascii="Calibri" w:hAnsi="Calibri"/>
+          <w:i/>
+          <w:color w:val="C62828"/>
+          <w:sz w:val="22"/>
+        </w:rPr>
+        <w:t xml:space="preserve">Draft synopsis of the State's position, for defense use — not an admission of any fact. Every factual assertion carries a discovery cite; attribution, not adoption.</w:t>
+      </w:r>
+    </w:p>
+    <w:p>
+      <w:pPr>
+        <w:spacing w:after="120" w:before="240"/>
+      </w:pPr>
+      <w:r>
+        <w:rPr>
+          <w:rFonts w:ascii="Calibri" w:hAnsi="Calibri"/>
+          <w:b/>
+          <w:color w:val="C62828"/>
+          <w:sz w:val="24"/>
+        </w:rPr>
+        <w:t xml:space="preserve">Charge &amp; forum</w:t>
+      </w:r>
+    </w:p>
+    <w:p/>
+    <w:p>
+      <w:pPr>
+        <w:spacing w:after="120" w:before="240"/>
+      </w:pPr>
+      <w:r>
+        <w:rPr>
+          <w:rFonts w:ascii="Calibri" w:hAnsi="Calibri"/>
+          <w:b/>
+          <w:color w:val="C62828"/>
+          <w:sz w:val="24"/>
+        </w:rPr>
+        <w:t xml:space="preserve">The State's narrative of the offense</w:t>
+      </w:r>
+    </w:p>
+    <w:p/>
+    <w:p>
+      <w:pPr>
+        <w:spacing w:after="120" w:before="240"/>
+      </w:pPr>
+      <w:r>
+        <w:rPr>
+          <w:rFonts w:ascii="Calibri" w:hAnsi="Calibri"/>
+          <w:b/>
+          <w:color w:val="C62828"/>
+          <w:sz w:val="24"/>
+        </w:rPr>
+        <w:t xml:space="preserve">Theory of guilt</w:t>
+      </w:r>
+    </w:p>
+    <w:p/>
+    <w:p>
+      <w:pPr>
+        <w:spacing w:after="120" w:before="240"/>
+      </w:pPr>
+      <w:r>
+        <w:rPr>
+          <w:rFonts w:ascii="Calibri" w:hAnsi="Calibri"/>
+          <w:b/>
+          <w:color w:val="C62828"/>
+          <w:sz w:val="24"/>
+        </w:rPr>
+        <w:t xml:space="preserve">Key proof the State will rely on</w:t>
+      </w:r>
+    </w:p>
+    <w:p/>
+    <w:p>
+      <w:pPr>
+        <w:spacing w:after="120" w:before="240"/>
+      </w:pPr>
+      <w:r>
+        <w:rPr>
+          <w:rFonts w:ascii="Calibri" w:hAnsi="Calibri"/>
+          <w:b/>
+          <w:color w:val="C62828"/>
+          <w:sz w:val="24"/>
+        </w:rPr>
+        <w:t xml:space="preserve">Apparent weak points in the State's proof</w:t>
+      </w:r>
+    </w:p>
+    <w:p/>
+    <w:p/>
+    <w:tbl>
+      <w:tblPr>
+        <w:tblW w:type="auto" w:w="0"/>
+        <w:tblLayout w:type="fixed"/>
+        <w:tblLook w:firstColumn="1" w:firstRow="1" w:lastColumn="0" w:lastRow="0" w:noHBand="0" w:noVBand="1" w:val="04A0"/>
+      </w:tblPr>
+      <w:tblGrid>
+        <w:gridCol w:w="9360"/>
+      </w:tblGrid>
+      <w:tr>
+        <w:tc>
+          <w:tcPr>
+            <w:tcW w:type="dxa" w:w="9360"/>
+            <w:shd w:fill="607D8B"/>
+          </w:tcPr>
+          <w:p>
+            <w:pPr>
+              <w:jc w:val="center"/>
+            </w:pPr>
+            <w:r>
+              <w:rPr>
+                <w:b/>
+                <w:color w:val="FFFFFF"/>
+                <w:sz w:val="26"/>
+              </w:rPr>
+              <w:t>Section 2 — Case Identification</w:t>
             </w:r>
           </w:p>
         </w:tc>
@@ -1348,18 +1469,20 @@
         <w:tblLook w:firstColumn="1" w:firstRow="1" w:lastColumn="0" w:lastRow="0" w:noHBand="0" w:noVBand="1" w:val="04A0"/>
       </w:tblPr>
       <w:tblGrid>
-        <w:gridCol w:w="1500"/>
-        <w:gridCol w:w="900"/>
-        <w:gridCol w:w="1500"/>
-        <w:gridCol w:w="900"/>
-        <w:gridCol w:w="1200"/>
-        <w:gridCol w:w="1200"/>
-        <w:gridCol w:w="2160"/>
+        <w:gridCol w:w="1150"/>
+        <w:gridCol w:w="1040"/>
+        <w:gridCol w:w="820"/>
+        <w:gridCol w:w="1300"/>
+        <w:gridCol w:w="1250"/>
+        <w:gridCol w:w="820"/>
+        <w:gridCol w:w="1040"/>
+        <w:gridCol w:w="1080"/>
+        <w:gridCol w:w="860"/>
       </w:tblGrid>
       <w:tr>
         <w:tc>
           <w:tcPr>
-            <w:tcW w:type="dxa" w:w="1500"/>
+            <w:tcW w:type="dxa" w:w="1150"/>
             <w:tcBorders>
               <w:top w:color="999999" w:space="0" w:sz="4" w:val="single"/>
               <w:left w:color="999999" w:space="0" w:sz="4" w:val="single"/>
@@ -1378,13 +1501,13 @@
                 <w:b/>
                 <w:sz w:val="22"/>
               </w:rPr>
-              <w:t>Item</w:t>
+              <w:t xml:space="preserve">Item</w:t>
             </w:r>
           </w:p>
         </w:tc>
         <w:tc>
           <w:tcPr>
-            <w:tcW w:type="dxa" w:w="900"/>
+            <w:tcW w:type="dxa" w:w="1040"/>
             <w:tcBorders>
               <w:top w:color="999999" w:space="0" w:sz="4" w:val="single"/>
               <w:left w:color="999999" w:space="0" w:sz="4" w:val="single"/>
@@ -1403,13 +1526,13 @@
                 <w:b/>
                 <w:sz w:val="22"/>
               </w:rPr>
-              <w:t>Owner</w:t>
+              <w:t xml:space="preserve">Evidence ID / PR#</w:t>
             </w:r>
           </w:p>
         </w:tc>
         <w:tc>
           <w:tcPr>
-            <w:tcW w:type="dxa" w:w="1500"/>
+            <w:tcW w:type="dxa" w:w="820"/>
             <w:tcBorders>
               <w:top w:color="999999" w:space="0" w:sz="4" w:val="single"/>
               <w:left w:color="999999" w:space="0" w:sz="4" w:val="single"/>
@@ -1428,13 +1551,13 @@
                 <w:b/>
                 <w:sz w:val="22"/>
               </w:rPr>
-              <w:t>Seized From</w:t>
+              <w:t xml:space="preserve">Owner</w:t>
             </w:r>
           </w:p>
         </w:tc>
         <w:tc>
           <w:tcPr>
-            <w:tcW w:type="dxa" w:w="900"/>
+            <w:tcW w:type="dxa" w:w="1300"/>
             <w:tcBorders>
               <w:top w:color="999999" w:space="0" w:sz="4" w:val="single"/>
               <w:left w:color="999999" w:space="0" w:sz="4" w:val="single"/>
@@ -1453,13 +1576,13 @@
                 <w:b/>
                 <w:sz w:val="22"/>
               </w:rPr>
-              <w:t>Date Seized</w:t>
+              <w:t xml:space="preserve">Owner Basis</w:t>
             </w:r>
           </w:p>
         </w:tc>
         <w:tc>
           <w:tcPr>
-            <w:tcW w:type="dxa" w:w="1200"/>
+            <w:tcW w:type="dxa" w:w="1250"/>
             <w:tcBorders>
               <w:top w:color="999999" w:space="0" w:sz="4" w:val="single"/>
               <w:left w:color="999999" w:space="0" w:sz="4" w:val="single"/>
@@ -1478,13 +1601,13 @@
                 <w:b/>
                 <w:sz w:val="22"/>
               </w:rPr>
-              <w:t>Warrant # / Bate</w:t>
+              <w:t xml:space="preserve">Seized From</w:t>
             </w:r>
           </w:p>
         </w:tc>
         <w:tc>
           <w:tcPr>
-            <w:tcW w:type="dxa" w:w="1200"/>
+            <w:tcW w:type="dxa" w:w="820"/>
             <w:tcBorders>
               <w:top w:color="999999" w:space="0" w:sz="4" w:val="single"/>
               <w:left w:color="999999" w:space="0" w:sz="4" w:val="single"/>
@@ -1503,13 +1626,13 @@
                 <w:b/>
                 <w:sz w:val="22"/>
               </w:rPr>
-              <w:t>Extraction Status</w:t>
+              <w:t xml:space="preserve">Date Seized</w:t>
             </w:r>
           </w:p>
         </w:tc>
         <w:tc>
           <w:tcPr>
-            <w:tcW w:type="dxa" w:w="2160"/>
+            <w:tcW w:type="dxa" w:w="1040"/>
             <w:tcBorders>
               <w:top w:color="999999" w:space="0" w:sz="4" w:val="single"/>
               <w:left w:color="999999" w:space="0" w:sz="4" w:val="single"/>
@@ -1528,41 +1651,65 @@
                 <w:b/>
                 <w:sz w:val="22"/>
               </w:rPr>
-              <w:t>Notes</w:t>
+              <w:t xml:space="preserve">Warrant # / Bate</w:t>
             </w:r>
           </w:p>
         </w:tc>
-      </w:tr>
-      <w:tr>
-        <w:tc>
-          <w:tcPr>
-            <w:tcW w:type="dxa" w:w="1500"/>
+        <w:tc>
+          <w:tcPr>
+            <w:tcW w:type="dxa" w:w="1080"/>
             <w:tcBorders>
               <w:top w:color="999999" w:space="0" w:sz="4" w:val="single"/>
               <w:left w:color="999999" w:space="0" w:sz="4" w:val="single"/>
               <w:bottom w:color="999999" w:space="0" w:sz="4" w:val="single"/>
               <w:right w:color="999999" w:space="0" w:sz="4" w:val="single"/>
             </w:tcBorders>
-            <w:shd w:fill="FFFFFF"/>
-          </w:tcPr>
-          <w:p/>
-        </w:tc>
-        <w:tc>
-          <w:tcPr>
-            <w:tcW w:type="dxa" w:w="900"/>
+            <w:shd w:fill="F5F5F5"/>
+          </w:tcPr>
+          <w:p>
+            <w:pPr>
+              <w:jc w:val="center"/>
+            </w:pPr>
+            <w:r>
+              <w:rPr>
+                <w:rFonts w:ascii="Calibri" w:hAnsi="Calibri"/>
+                <w:b/>
+                <w:sz w:val="22"/>
+              </w:rPr>
+              <w:t xml:space="preserve">Extraction Status</w:t>
+            </w:r>
+          </w:p>
+        </w:tc>
+        <w:tc>
+          <w:tcPr>
+            <w:tcW w:type="dxa" w:w="860"/>
             <w:tcBorders>
               <w:top w:color="999999" w:space="0" w:sz="4" w:val="single"/>
               <w:left w:color="999999" w:space="0" w:sz="4" w:val="single"/>
               <w:bottom w:color="999999" w:space="0" w:sz="4" w:val="single"/>
               <w:right w:color="999999" w:space="0" w:sz="4" w:val="single"/>
             </w:tcBorders>
-            <w:shd w:fill="FFFFFF"/>
-          </w:tcPr>
-          <w:p/>
-        </w:tc>
-        <w:tc>
-          <w:tcPr>
-            <w:tcW w:type="dxa" w:w="1500"/>
+            <w:shd w:fill="F5F5F5"/>
+          </w:tcPr>
+          <w:p>
+            <w:pPr>
+              <w:jc w:val="center"/>
+            </w:pPr>
+            <w:r>
+              <w:rPr>
+                <w:rFonts w:ascii="Calibri" w:hAnsi="Calibri"/>
+                <w:b/>
+                <w:sz w:val="22"/>
+              </w:rPr>
+              <w:t xml:space="preserve">Notes</w:t>
+            </w:r>
+          </w:p>
+        </w:tc>
+      </w:tr>
+      <w:tr>
+        <w:tc>
+          <w:tcPr>
+            <w:tcW w:type="dxa" w:w="1150"/>
             <w:tcBorders>
               <w:top w:color="999999" w:space="0" w:sz="4" w:val="single"/>
               <w:left w:color="999999" w:space="0" w:sz="4" w:val="single"/>
@@ -1575,7 +1722,7 @@
         </w:tc>
         <w:tc>
           <w:tcPr>
-            <w:tcW w:type="dxa" w:w="900"/>
+            <w:tcW w:type="dxa" w:w="1040"/>
             <w:tcBorders>
               <w:top w:color="999999" w:space="0" w:sz="4" w:val="single"/>
               <w:left w:color="999999" w:space="0" w:sz="4" w:val="single"/>
@@ -1588,7 +1735,7 @@
         </w:tc>
         <w:tc>
           <w:tcPr>
-            <w:tcW w:type="dxa" w:w="1200"/>
+            <w:tcW w:type="dxa" w:w="820"/>
             <w:tcBorders>
               <w:top w:color="999999" w:space="0" w:sz="4" w:val="single"/>
               <w:left w:color="999999" w:space="0" w:sz="4" w:val="single"/>
@@ -1601,7 +1748,7 @@
         </w:tc>
         <w:tc>
           <w:tcPr>
-            <w:tcW w:type="dxa" w:w="1200"/>
+            <w:tcW w:type="dxa" w:w="1300"/>
             <w:tcBorders>
               <w:top w:color="999999" w:space="0" w:sz="4" w:val="single"/>
               <w:left w:color="999999" w:space="0" w:sz="4" w:val="single"/>
@@ -1614,7 +1761,7 @@
         </w:tc>
         <w:tc>
           <w:tcPr>
-            <w:tcW w:type="dxa" w:w="2160"/>
+            <w:tcW w:type="dxa" w:w="1250"/>
             <w:tcBorders>
               <w:top w:color="999999" w:space="0" w:sz="4" w:val="single"/>
               <w:left w:color="999999" w:space="0" w:sz="4" w:val="single"/>
@@ -1625,11 +1772,9 @@
           </w:tcPr>
           <w:p/>
         </w:tc>
-      </w:tr>
-      <w:tr>
-        <w:tc>
-          <w:tcPr>
-            <w:tcW w:type="dxa" w:w="1500"/>
+        <w:tc>
+          <w:tcPr>
+            <w:tcW w:type="dxa" w:w="820"/>
             <w:tcBorders>
               <w:top w:color="999999" w:space="0" w:sz="4" w:val="single"/>
               <w:left w:color="999999" w:space="0" w:sz="4" w:val="single"/>
@@ -1642,7 +1787,7 @@
         </w:tc>
         <w:tc>
           <w:tcPr>
-            <w:tcW w:type="dxa" w:w="900"/>
+            <w:tcW w:type="dxa" w:w="1040"/>
             <w:tcBorders>
               <w:top w:color="999999" w:space="0" w:sz="4" w:val="single"/>
               <w:left w:color="999999" w:space="0" w:sz="4" w:val="single"/>
@@ -1655,7 +1800,7 @@
         </w:tc>
         <w:tc>
           <w:tcPr>
-            <w:tcW w:type="dxa" w:w="1500"/>
+            <w:tcW w:type="dxa" w:w="1080"/>
             <w:tcBorders>
               <w:top w:color="999999" w:space="0" w:sz="4" w:val="single"/>
               <w:left w:color="999999" w:space="0" w:sz="4" w:val="single"/>
@@ -1668,7 +1813,7 @@
         </w:tc>
         <w:tc>
           <w:tcPr>
-            <w:tcW w:type="dxa" w:w="900"/>
+            <w:tcW w:type="dxa" w:w="860"/>
             <w:tcBorders>
               <w:top w:color="999999" w:space="0" w:sz="4" w:val="single"/>
               <w:left w:color="999999" w:space="0" w:sz="4" w:val="single"/>
@@ -1679,9 +1824,11 @@
           </w:tcPr>
           <w:p/>
         </w:tc>
-        <w:tc>
-          <w:tcPr>
-            <w:tcW w:type="dxa" w:w="1200"/>
+      </w:tr>
+      <w:tr>
+        <w:tc>
+          <w:tcPr>
+            <w:tcW w:type="dxa" w:w="1150"/>
             <w:tcBorders>
               <w:top w:color="999999" w:space="0" w:sz="4" w:val="single"/>
               <w:left w:color="999999" w:space="0" w:sz="4" w:val="single"/>
@@ -1694,7 +1841,7 @@
         </w:tc>
         <w:tc>
           <w:tcPr>
-            <w:tcW w:type="dxa" w:w="1200"/>
+            <w:tcW w:type="dxa" w:w="1040"/>
             <w:tcBorders>
               <w:top w:color="999999" w:space="0" w:sz="4" w:val="single"/>
               <w:left w:color="999999" w:space="0" w:sz="4" w:val="single"/>
@@ -1707,7 +1854,7 @@
         </w:tc>
         <w:tc>
           <w:tcPr>
-            <w:tcW w:type="dxa" w:w="2160"/>
+            <w:tcW w:type="dxa" w:w="820"/>
             <w:tcBorders>
               <w:top w:color="999999" w:space="0" w:sz="4" w:val="single"/>
               <w:left w:color="999999" w:space="0" w:sz="4" w:val="single"/>
@@ -1718,11 +1865,9 @@
           </w:tcPr>
           <w:p/>
         </w:tc>
-      </w:tr>
-      <w:tr>
-        <w:tc>
-          <w:tcPr>
-            <w:tcW w:type="dxa" w:w="1500"/>
+        <w:tc>
+          <w:tcPr>
+            <w:tcW w:type="dxa" w:w="1300"/>
             <w:tcBorders>
               <w:top w:color="999999" w:space="0" w:sz="4" w:val="single"/>
               <w:left w:color="999999" w:space="0" w:sz="4" w:val="single"/>
@@ -1735,7 +1880,7 @@
         </w:tc>
         <w:tc>
           <w:tcPr>
-            <w:tcW w:type="dxa" w:w="900"/>
+            <w:tcW w:type="dxa" w:w="1250"/>
             <w:tcBorders>
               <w:top w:color="999999" w:space="0" w:sz="4" w:val="single"/>
               <w:left w:color="999999" w:space="0" w:sz="4" w:val="single"/>
@@ -1748,7 +1893,7 @@
         </w:tc>
         <w:tc>
           <w:tcPr>
-            <w:tcW w:type="dxa" w:w="1500"/>
+            <w:tcW w:type="dxa" w:w="820"/>
             <w:tcBorders>
               <w:top w:color="999999" w:space="0" w:sz="4" w:val="single"/>
               <w:left w:color="999999" w:space="0" w:sz="4" w:val="single"/>
@@ -1761,7 +1906,7 @@
         </w:tc>
         <w:tc>
           <w:tcPr>
-            <w:tcW w:type="dxa" w:w="900"/>
+            <w:tcW w:type="dxa" w:w="1040"/>
             <w:tcBorders>
               <w:top w:color="999999" w:space="0" w:sz="4" w:val="single"/>
               <w:left w:color="999999" w:space="0" w:sz="4" w:val="single"/>
@@ -1774,7 +1919,7 @@
         </w:tc>
         <w:tc>
           <w:tcPr>
-            <w:tcW w:type="dxa" w:w="1200"/>
+            <w:tcW w:type="dxa" w:w="1080"/>
             <w:tcBorders>
               <w:top w:color="999999" w:space="0" w:sz="4" w:val="single"/>
               <w:left w:color="999999" w:space="0" w:sz="4" w:val="single"/>
@@ -1787,7 +1932,7 @@
         </w:tc>
         <w:tc>
           <w:tcPr>
-            <w:tcW w:type="dxa" w:w="1200"/>
+            <w:tcW w:type="dxa" w:w="860"/>
             <w:tcBorders>
               <w:top w:color="999999" w:space="0" w:sz="4" w:val="single"/>
               <w:left w:color="999999" w:space="0" w:sz="4" w:val="single"/>
@@ -1798,9 +1943,11 @@
           </w:tcPr>
           <w:p/>
         </w:tc>
-        <w:tc>
-          <w:tcPr>
-            <w:tcW w:type="dxa" w:w="2160"/>
+      </w:tr>
+      <w:tr>
+        <w:tc>
+          <w:tcPr>
+            <w:tcW w:type="dxa" w:w="1150"/>
             <w:tcBorders>
               <w:top w:color="999999" w:space="0" w:sz="4" w:val="single"/>
               <w:left w:color="999999" w:space="0" w:sz="4" w:val="single"/>
@@ -1811,11 +1958,9 @@
           </w:tcPr>
           <w:p/>
         </w:tc>
-      </w:tr>
-      <w:tr>
-        <w:tc>
-          <w:tcPr>
-            <w:tcW w:type="dxa" w:w="1500"/>
+        <w:tc>
+          <w:tcPr>
+            <w:tcW w:type="dxa" w:w="1040"/>
             <w:tcBorders>
               <w:top w:color="999999" w:space="0" w:sz="4" w:val="single"/>
               <w:left w:color="999999" w:space="0" w:sz="4" w:val="single"/>
@@ -1828,7 +1973,7 @@
         </w:tc>
         <w:tc>
           <w:tcPr>
-            <w:tcW w:type="dxa" w:w="900"/>
+            <w:tcW w:type="dxa" w:w="820"/>
             <w:tcBorders>
               <w:top w:color="999999" w:space="0" w:sz="4" w:val="single"/>
               <w:left w:color="999999" w:space="0" w:sz="4" w:val="single"/>
@@ -1841,7 +1986,7 @@
         </w:tc>
         <w:tc>
           <w:tcPr>
-            <w:tcW w:type="dxa" w:w="1500"/>
+            <w:tcW w:type="dxa" w:w="1300"/>
             <w:tcBorders>
               <w:top w:color="999999" w:space="0" w:sz="4" w:val="single"/>
               <w:left w:color="999999" w:space="0" w:sz="4" w:val="single"/>
@@ -1854,7 +1999,7 @@
         </w:tc>
         <w:tc>
           <w:tcPr>
-            <w:tcW w:type="dxa" w:w="900"/>
+            <w:tcW w:type="dxa" w:w="1250"/>
             <w:tcBorders>
               <w:top w:color="999999" w:space="0" w:sz="4" w:val="single"/>
               <w:left w:color="999999" w:space="0" w:sz="4" w:val="single"/>
@@ -1867,7 +2012,7 @@
         </w:tc>
         <w:tc>
           <w:tcPr>
-            <w:tcW w:type="dxa" w:w="1200"/>
+            <w:tcW w:type="dxa" w:w="820"/>
             <w:tcBorders>
               <w:top w:color="999999" w:space="0" w:sz="4" w:val="single"/>
               <w:left w:color="999999" w:space="0" w:sz="4" w:val="single"/>
@@ -1880,7 +2025,7 @@
         </w:tc>
         <w:tc>
           <w:tcPr>
-            <w:tcW w:type="dxa" w:w="1200"/>
+            <w:tcW w:type="dxa" w:w="1040"/>
             <w:tcBorders>
               <w:top w:color="999999" w:space="0" w:sz="4" w:val="single"/>
               <w:left w:color="999999" w:space="0" w:sz="4" w:val="single"/>
@@ -1893,7 +2038,7 @@
         </w:tc>
         <w:tc>
           <w:tcPr>
-            <w:tcW w:type="dxa" w:w="2160"/>
+            <w:tcW w:type="dxa" w:w="1080"/>
             <w:tcBorders>
               <w:top w:color="999999" w:space="0" w:sz="4" w:val="single"/>
               <w:left w:color="999999" w:space="0" w:sz="4" w:val="single"/>
@@ -1904,11 +2049,9 @@
           </w:tcPr>
           <w:p/>
         </w:tc>
-      </w:tr>
-      <w:tr>
-        <w:tc>
-          <w:tcPr>
-            <w:tcW w:type="dxa" w:w="1500"/>
+        <w:tc>
+          <w:tcPr>
+            <w:tcW w:type="dxa" w:w="860"/>
             <w:tcBorders>
               <w:top w:color="999999" w:space="0" w:sz="4" w:val="single"/>
               <w:left w:color="999999" w:space="0" w:sz="4" w:val="single"/>
@@ -1919,9 +2062,11 @@
           </w:tcPr>
           <w:p/>
         </w:tc>
-        <w:tc>
-          <w:tcPr>
-            <w:tcW w:type="dxa" w:w="900"/>
+      </w:tr>
+      <w:tr>
+        <w:tc>
+          <w:tcPr>
+            <w:tcW w:type="dxa" w:w="1150"/>
             <w:tcBorders>
               <w:top w:color="999999" w:space="0" w:sz="4" w:val="single"/>
               <w:left w:color="999999" w:space="0" w:sz="4" w:val="single"/>
@@ -1934,7 +2079,7 @@
         </w:tc>
         <w:tc>
           <w:tcPr>
-            <w:tcW w:type="dxa" w:w="1500"/>
+            <w:tcW w:type="dxa" w:w="1040"/>
             <w:tcBorders>
               <w:top w:color="999999" w:space="0" w:sz="4" w:val="single"/>
               <w:left w:color="999999" w:space="0" w:sz="4" w:val="single"/>
@@ -1947,7 +2092,7 @@
         </w:tc>
         <w:tc>
           <w:tcPr>
-            <w:tcW w:type="dxa" w:w="900"/>
+            <w:tcW w:type="dxa" w:w="820"/>
             <w:tcBorders>
               <w:top w:color="999999" w:space="0" w:sz="4" w:val="single"/>
               <w:left w:color="999999" w:space="0" w:sz="4" w:val="single"/>
@@ -1960,7 +2105,7 @@
         </w:tc>
         <w:tc>
           <w:tcPr>
-            <w:tcW w:type="dxa" w:w="1200"/>
+            <w:tcW w:type="dxa" w:w="1300"/>
             <w:tcBorders>
               <w:top w:color="999999" w:space="0" w:sz="4" w:val="single"/>
               <w:left w:color="999999" w:space="0" w:sz="4" w:val="single"/>
@@ -1973,7 +2118,7 @@
         </w:tc>
         <w:tc>
           <w:tcPr>
-            <w:tcW w:type="dxa" w:w="1200"/>
+            <w:tcW w:type="dxa" w:w="1250"/>
             <w:tcBorders>
               <w:top w:color="999999" w:space="0" w:sz="4" w:val="single"/>
               <w:left w:color="999999" w:space="0" w:sz="4" w:val="single"/>
@@ -1986,7 +2131,7 @@
         </w:tc>
         <w:tc>
           <w:tcPr>
-            <w:tcW w:type="dxa" w:w="2160"/>
+            <w:tcW w:type="dxa" w:w="820"/>
             <w:tcBorders>
               <w:top w:color="999999" w:space="0" w:sz="4" w:val="single"/>
               <w:left w:color="999999" w:space="0" w:sz="4" w:val="single"/>
@@ -1997,11 +2142,9 @@
           </w:tcPr>
           <w:p/>
         </w:tc>
-      </w:tr>
-      <w:tr>
-        <w:tc>
-          <w:tcPr>
-            <w:tcW w:type="dxa" w:w="1500"/>
+        <w:tc>
+          <w:tcPr>
+            <w:tcW w:type="dxa" w:w="1040"/>
             <w:tcBorders>
               <w:top w:color="999999" w:space="0" w:sz="4" w:val="single"/>
               <w:left w:color="999999" w:space="0" w:sz="4" w:val="single"/>
@@ -2014,7 +2157,7 @@
         </w:tc>
         <w:tc>
           <w:tcPr>
-            <w:tcW w:type="dxa" w:w="900"/>
+            <w:tcW w:type="dxa" w:w="1080"/>
             <w:tcBorders>
               <w:top w:color="999999" w:space="0" w:sz="4" w:val="single"/>
               <w:left w:color="999999" w:space="0" w:sz="4" w:val="single"/>
@@ -2027,7 +2170,7 @@
         </w:tc>
         <w:tc>
           <w:tcPr>
-            <w:tcW w:type="dxa" w:w="1500"/>
+            <w:tcW w:type="dxa" w:w="860"/>
             <w:tcBorders>
               <w:top w:color="999999" w:space="0" w:sz="4" w:val="single"/>
               <w:left w:color="999999" w:space="0" w:sz="4" w:val="single"/>
@@ -2038,9 +2181,11 @@
           </w:tcPr>
           <w:p/>
         </w:tc>
-        <w:tc>
-          <w:tcPr>
-            <w:tcW w:type="dxa" w:w="900"/>
+      </w:tr>
+      <w:tr>
+        <w:tc>
+          <w:tcPr>
+            <w:tcW w:type="dxa" w:w="1150"/>
             <w:tcBorders>
               <w:top w:color="999999" w:space="0" w:sz="4" w:val="single"/>
               <w:left w:color="999999" w:space="0" w:sz="4" w:val="single"/>
@@ -2053,7 +2198,7 @@
         </w:tc>
         <w:tc>
           <w:tcPr>
-            <w:tcW w:type="dxa" w:w="1200"/>
+            <w:tcW w:type="dxa" w:w="1040"/>
             <w:tcBorders>
               <w:top w:color="999999" w:space="0" w:sz="4" w:val="single"/>
               <w:left w:color="999999" w:space="0" w:sz="4" w:val="single"/>
@@ -2066,7 +2211,7 @@
         </w:tc>
         <w:tc>
           <w:tcPr>
-            <w:tcW w:type="dxa" w:w="1200"/>
+            <w:tcW w:type="dxa" w:w="820"/>
             <w:tcBorders>
               <w:top w:color="999999" w:space="0" w:sz="4" w:val="single"/>
               <w:left w:color="999999" w:space="0" w:sz="4" w:val="single"/>
@@ -2079,7 +2224,191 @@
         </w:tc>
         <w:tc>
           <w:tcPr>
-            <w:tcW w:type="dxa" w:w="2160"/>
+            <w:tcW w:type="dxa" w:w="1300"/>
+            <w:tcBorders>
+              <w:top w:color="999999" w:space="0" w:sz="4" w:val="single"/>
+              <w:left w:color="999999" w:space="0" w:sz="4" w:val="single"/>
+              <w:bottom w:color="999999" w:space="0" w:sz="4" w:val="single"/>
+              <w:right w:color="999999" w:space="0" w:sz="4" w:val="single"/>
+            </w:tcBorders>
+            <w:shd w:fill="FFFFFF"/>
+          </w:tcPr>
+          <w:p/>
+        </w:tc>
+        <w:tc>
+          <w:tcPr>
+            <w:tcW w:type="dxa" w:w="1250"/>
+            <w:tcBorders>
+              <w:top w:color="999999" w:space="0" w:sz="4" w:val="single"/>
+              <w:left w:color="999999" w:space="0" w:sz="4" w:val="single"/>
+              <w:bottom w:color="999999" w:space="0" w:sz="4" w:val="single"/>
+              <w:right w:color="999999" w:space="0" w:sz="4" w:val="single"/>
+            </w:tcBorders>
+            <w:shd w:fill="FFFFFF"/>
+          </w:tcPr>
+          <w:p/>
+        </w:tc>
+        <w:tc>
+          <w:tcPr>
+            <w:tcW w:type="dxa" w:w="820"/>
+            <w:tcBorders>
+              <w:top w:color="999999" w:space="0" w:sz="4" w:val="single"/>
+              <w:left w:color="999999" w:space="0" w:sz="4" w:val="single"/>
+              <w:bottom w:color="999999" w:space="0" w:sz="4" w:val="single"/>
+              <w:right w:color="999999" w:space="0" w:sz="4" w:val="single"/>
+            </w:tcBorders>
+            <w:shd w:fill="FFFFFF"/>
+          </w:tcPr>
+          <w:p/>
+        </w:tc>
+        <w:tc>
+          <w:tcPr>
+            <w:tcW w:type="dxa" w:w="1040"/>
+            <w:tcBorders>
+              <w:top w:color="999999" w:space="0" w:sz="4" w:val="single"/>
+              <w:left w:color="999999" w:space="0" w:sz="4" w:val="single"/>
+              <w:bottom w:color="999999" w:space="0" w:sz="4" w:val="single"/>
+              <w:right w:color="999999" w:space="0" w:sz="4" w:val="single"/>
+            </w:tcBorders>
+            <w:shd w:fill="FFFFFF"/>
+          </w:tcPr>
+          <w:p/>
+        </w:tc>
+        <w:tc>
+          <w:tcPr>
+            <w:tcW w:type="dxa" w:w="1080"/>
+            <w:tcBorders>
+              <w:top w:color="999999" w:space="0" w:sz="4" w:val="single"/>
+              <w:left w:color="999999" w:space="0" w:sz="4" w:val="single"/>
+              <w:bottom w:color="999999" w:space="0" w:sz="4" w:val="single"/>
+              <w:right w:color="999999" w:space="0" w:sz="4" w:val="single"/>
+            </w:tcBorders>
+            <w:shd w:fill="FFFFFF"/>
+          </w:tcPr>
+          <w:p/>
+        </w:tc>
+        <w:tc>
+          <w:tcPr>
+            <w:tcW w:type="dxa" w:w="860"/>
+            <w:tcBorders>
+              <w:top w:color="999999" w:space="0" w:sz="4" w:val="single"/>
+              <w:left w:color="999999" w:space="0" w:sz="4" w:val="single"/>
+              <w:bottom w:color="999999" w:space="0" w:sz="4" w:val="single"/>
+              <w:right w:color="999999" w:space="0" w:sz="4" w:val="single"/>
+            </w:tcBorders>
+            <w:shd w:fill="FFFFFF"/>
+          </w:tcPr>
+          <w:p/>
+        </w:tc>
+      </w:tr>
+      <w:tr>
+        <w:tc>
+          <w:tcPr>
+            <w:tcW w:type="dxa" w:w="1150"/>
+            <w:tcBorders>
+              <w:top w:color="999999" w:space="0" w:sz="4" w:val="single"/>
+              <w:left w:color="999999" w:space="0" w:sz="4" w:val="single"/>
+              <w:bottom w:color="999999" w:space="0" w:sz="4" w:val="single"/>
+              <w:right w:color="999999" w:space="0" w:sz="4" w:val="single"/>
+            </w:tcBorders>
+            <w:shd w:fill="FFFFFF"/>
+          </w:tcPr>
+          <w:p/>
+        </w:tc>
+        <w:tc>
+          <w:tcPr>
+            <w:tcW w:type="dxa" w:w="1040"/>
+            <w:tcBorders>
+              <w:top w:color="999999" w:space="0" w:sz="4" w:val="single"/>
+              <w:left w:color="999999" w:space="0" w:sz="4" w:val="single"/>
+              <w:bottom w:color="999999" w:space="0" w:sz="4" w:val="single"/>
+              <w:right w:color="999999" w:space="0" w:sz="4" w:val="single"/>
+            </w:tcBorders>
+            <w:shd w:fill="FFFFFF"/>
+          </w:tcPr>
+          <w:p/>
+        </w:tc>
+        <w:tc>
+          <w:tcPr>
+            <w:tcW w:type="dxa" w:w="820"/>
+            <w:tcBorders>
+              <w:top w:color="999999" w:space="0" w:sz="4" w:val="single"/>
+              <w:left w:color="999999" w:space="0" w:sz="4" w:val="single"/>
+              <w:bottom w:color="999999" w:space="0" w:sz="4" w:val="single"/>
+              <w:right w:color="999999" w:space="0" w:sz="4" w:val="single"/>
+            </w:tcBorders>
+            <w:shd w:fill="FFFFFF"/>
+          </w:tcPr>
+          <w:p/>
+        </w:tc>
+        <w:tc>
+          <w:tcPr>
+            <w:tcW w:type="dxa" w:w="1300"/>
+            <w:tcBorders>
+              <w:top w:color="999999" w:space="0" w:sz="4" w:val="single"/>
+              <w:left w:color="999999" w:space="0" w:sz="4" w:val="single"/>
+              <w:bottom w:color="999999" w:space="0" w:sz="4" w:val="single"/>
+              <w:right w:color="999999" w:space="0" w:sz="4" w:val="single"/>
+            </w:tcBorders>
+            <w:shd w:fill="FFFFFF"/>
+          </w:tcPr>
+          <w:p/>
+        </w:tc>
+        <w:tc>
+          <w:tcPr>
+            <w:tcW w:type="dxa" w:w="1250"/>
+            <w:tcBorders>
+              <w:top w:color="999999" w:space="0" w:sz="4" w:val="single"/>
+              <w:left w:color="999999" w:space="0" w:sz="4" w:val="single"/>
+              <w:bottom w:color="999999" w:space="0" w:sz="4" w:val="single"/>
+              <w:right w:color="999999" w:space="0" w:sz="4" w:val="single"/>
+            </w:tcBorders>
+            <w:shd w:fill="FFFFFF"/>
+          </w:tcPr>
+          <w:p/>
+        </w:tc>
+        <w:tc>
+          <w:tcPr>
+            <w:tcW w:type="dxa" w:w="820"/>
+            <w:tcBorders>
+              <w:top w:color="999999" w:space="0" w:sz="4" w:val="single"/>
+              <w:left w:color="999999" w:space="0" w:sz="4" w:val="single"/>
+              <w:bottom w:color="999999" w:space="0" w:sz="4" w:val="single"/>
+              <w:right w:color="999999" w:space="0" w:sz="4" w:val="single"/>
+            </w:tcBorders>
+            <w:shd w:fill="FFFFFF"/>
+          </w:tcPr>
+          <w:p/>
+        </w:tc>
+        <w:tc>
+          <w:tcPr>
+            <w:tcW w:type="dxa" w:w="1040"/>
+            <w:tcBorders>
+              <w:top w:color="999999" w:space="0" w:sz="4" w:val="single"/>
+              <w:left w:color="999999" w:space="0" w:sz="4" w:val="single"/>
+              <w:bottom w:color="999999" w:space="0" w:sz="4" w:val="single"/>
+              <w:right w:color="999999" w:space="0" w:sz="4" w:val="single"/>
+            </w:tcBorders>
+            <w:shd w:fill="FFFFFF"/>
+          </w:tcPr>
+          <w:p/>
+        </w:tc>
+        <w:tc>
+          <w:tcPr>
+            <w:tcW w:type="dxa" w:w="1080"/>
+            <w:tcBorders>
+              <w:top w:color="999999" w:space="0" w:sz="4" w:val="single"/>
+              <w:left w:color="999999" w:space="0" w:sz="4" w:val="single"/>
+              <w:bottom w:color="999999" w:space="0" w:sz="4" w:val="single"/>
+              <w:right w:color="999999" w:space="0" w:sz="4" w:val="single"/>
+            </w:tcBorders>
+            <w:shd w:fill="FFFFFF"/>
+          </w:tcPr>
+          <w:p/>
+        </w:tc>
+        <w:tc>
+          <w:tcPr>
+            <w:tcW w:type="dxa" w:w="860"/>
             <w:tcBorders>
               <w:top w:color="999999" w:space="0" w:sz="4" w:val="single"/>
               <w:left w:color="999999" w:space="0" w:sz="4" w:val="single"/>
@@ -2131,7 +2460,7 @@
                 <w:color w:val="FFFFFF"/>
                 <w:sz w:val="26"/>
               </w:rPr>
-              <w:t>Section 2 — Probation/Parole Status</w:t>
+              <w:t>Section 3 — Probation/Parole Status</w:t>
             </w:r>
           </w:p>
         </w:tc>
@@ -2533,7 +2862,7 @@
                 <w:color w:val="FFFFFF"/>
                 <w:sz w:val="26"/>
               </w:rPr>
-              <w:t>Section 3 — Charges &amp; Exposure</w:t>
+              <w:t>Section 4 — Charges &amp; Exposure</w:t>
             </w:r>
           </w:p>
         </w:tc>
@@ -3213,7 +3542,7 @@
                 <w:color w:val="FFFFFF"/>
                 <w:sz w:val="26"/>
               </w:rPr>
-              <w:t>Section 4 — Arraignment &amp; Bail History</w:t>
+              <w:t>Section 5 — Arraignment &amp; Bail History</w:t>
             </w:r>
           </w:p>
         </w:tc>
@@ -3793,7 +4122,7 @@
                 <w:color w:val="FFFFFF"/>
                 <w:sz w:val="26"/>
               </w:rPr>
-              <w:t>Section 5 — Court Appearance Log</w:t>
+              <w:t>Section 6 — Court Appearance Log</w:t>
             </w:r>
           </w:p>
         </w:tc>
@@ -4327,7 +4656,7 @@
                 <w:color w:val="FFFFFF"/>
                 <w:sz w:val="26"/>
               </w:rPr>
-              <w:t>Section 6 — Case-Specific Defenses (Repeat for each defense)</w:t>
+              <w:t>Section 7 — Case-Specific Defenses (Repeat for each defense)</w:t>
             </w:r>
           </w:p>
         </w:tc>
@@ -4538,7 +4867,7 @@
                 <w:color w:val="FFFFFF"/>
                 <w:sz w:val="26"/>
               </w:rPr>
-              <w:t>Section 7 — Client Background</w:t>
+              <w:t>Section 8 — Client Background</w:t>
             </w:r>
           </w:p>
         </w:tc>
@@ -4805,7 +5134,7 @@
                 <w:color w:val="FFFFFF"/>
                 <w:sz w:val="26"/>
               </w:rPr>
-              <w:t>Section 8 — Plea Discussions Log</w:t>
+              <w:t>Section 9 — Plea Discussions Log</w:t>
             </w:r>
           </w:p>
         </w:tc>
@@ -5251,7 +5580,7 @@
                 <w:color w:val="FFFFFF"/>
                 <w:sz w:val="26"/>
               </w:rPr>
-              <w:t>Section 9 — Family / Friends Contact List</w:t>
+              <w:t>Section 10 — Family / Friends Contact List</w:t>
             </w:r>
           </w:p>
         </w:tc>
@@ -5873,7 +6202,7 @@
                 <w:color w:val="FFFFFF"/>
                 <w:sz w:val="26"/>
               </w:rPr>
-              <w:t>Section 10 — Key Dates &amp; Next Steps</w:t>
+              <w:t>Section 11 — Key Dates &amp; Next Steps</w:t>
             </w:r>
           </w:p>
         </w:tc>

--- a/dw-core/skills/dw-criminal-defense-crim/assets/CASE PROFILE.docx
+++ b/dw-core/skills/dw-criminal-defense-crim/assets/CASE PROFILE.docx
@@ -56,7 +56,7 @@
         <w:tc>
           <w:tcPr>
             <w:tcW w:type="dxa" w:w="9360"/>
-            <w:shd w:fill="607D8B"/>
+            <w:shd w:val="clear" w:fill="607D8B"/>
           </w:tcPr>
           <w:p>
             <w:pPr>
@@ -177,7 +177,7 @@
         <w:tc>
           <w:tcPr>
             <w:tcW w:type="dxa" w:w="9360"/>
-            <w:shd w:fill="607D8B"/>
+            <w:shd w:val="clear" w:fill="607D8B"/>
           </w:tcPr>
           <w:p>
             <w:pPr>
@@ -225,7 +225,7 @@
         <w:tc>
           <w:tcPr>
             <w:tcW w:type="dxa" w:w="2340"/>
-            <w:shd w:fill="F5F5F5"/>
+            <w:shd w:val="clear" w:fill="F5F5F5"/>
           </w:tcPr>
           <w:p>
             <w:pPr>
@@ -244,7 +244,7 @@
         <w:tc>
           <w:tcPr>
             <w:tcW w:type="dxa" w:w="2340"/>
-            <w:shd w:fill="F5F5F5"/>
+            <w:shd w:val="clear" w:fill="F5F5F5"/>
           </w:tcPr>
           <w:p>
             <w:pPr>
@@ -263,7 +263,7 @@
         <w:tc>
           <w:tcPr>
             <w:tcW w:type="dxa" w:w="2340"/>
-            <w:shd w:fill="F5F5F5"/>
+            <w:shd w:val="clear" w:fill="F5F5F5"/>
           </w:tcPr>
           <w:p>
             <w:pPr>
@@ -282,7 +282,7 @@
         <w:tc>
           <w:tcPr>
             <w:tcW w:type="dxa" w:w="2340"/>
-            <w:shd w:fill="F5F5F5"/>
+            <w:shd w:val="clear" w:fill="F5F5F5"/>
           </w:tcPr>
           <w:p>
             <w:pPr>
@@ -328,7 +328,7 @@
         <w:tc>
           <w:tcPr>
             <w:tcW w:type="dxa" w:w="4680"/>
-            <w:shd w:fill="FFEB3B"/>
+            <w:shd w:val="clear" w:fill="FFEB3B"/>
           </w:tcPr>
           <w:p>
             <w:pPr>
@@ -348,7 +348,7 @@
         <w:tc>
           <w:tcPr>
             <w:tcW w:type="dxa" w:w="4680"/>
-            <w:shd w:fill="FFCDD2"/>
+            <w:shd w:val="clear" w:fill="FFCDD2"/>
           </w:tcPr>
           <w:p/>
         </w:tc>
@@ -382,7 +382,7 @@
         <w:tc>
           <w:tcPr>
             <w:tcW w:type="dxa" w:w="3557"/>
-            <w:shd w:fill="F5F5F5"/>
+            <w:shd w:val="clear" w:fill="F5F5F5"/>
           </w:tcPr>
           <w:p>
             <w:pPr>
@@ -401,7 +401,7 @@
         <w:tc>
           <w:tcPr>
             <w:tcW w:type="dxa" w:w="5803"/>
-            <w:shd w:fill="FFFFFF"/>
+            <w:shd w:val="clear" w:fill="FFFFFF"/>
           </w:tcPr>
           <w:p/>
         </w:tc>
@@ -410,7 +410,7 @@
         <w:tc>
           <w:tcPr>
             <w:tcW w:type="dxa" w:w="3557"/>
-            <w:shd w:fill="F5F5F5"/>
+            <w:shd w:val="clear" w:fill="F5F5F5"/>
           </w:tcPr>
           <w:p>
             <w:pPr>
@@ -429,7 +429,7 @@
         <w:tc>
           <w:tcPr>
             <w:tcW w:type="dxa" w:w="5803"/>
-            <w:shd w:fill="FFFFFF"/>
+            <w:shd w:val="clear" w:fill="FFFFFF"/>
           </w:tcPr>
           <w:p/>
         </w:tc>
@@ -438,7 +438,7 @@
         <w:tc>
           <w:tcPr>
             <w:tcW w:type="dxa" w:w="3557"/>
-            <w:shd w:fill="F5F5F5"/>
+            <w:shd w:val="clear" w:fill="F5F5F5"/>
           </w:tcPr>
           <w:p>
             <w:pPr>
@@ -457,7 +457,7 @@
         <w:tc>
           <w:tcPr>
             <w:tcW w:type="dxa" w:w="5803"/>
-            <w:shd w:fill="FFFFFF"/>
+            <w:shd w:val="clear" w:fill="FFFFFF"/>
           </w:tcPr>
           <w:p/>
         </w:tc>
@@ -466,7 +466,7 @@
         <w:tc>
           <w:tcPr>
             <w:tcW w:type="dxa" w:w="3557"/>
-            <w:shd w:fill="F5F5F5"/>
+            <w:shd w:val="clear" w:fill="F5F5F5"/>
           </w:tcPr>
           <w:p>
             <w:pPr>
@@ -485,7 +485,7 @@
         <w:tc>
           <w:tcPr>
             <w:tcW w:type="dxa" w:w="5803"/>
-            <w:shd w:fill="FFFFFF"/>
+            <w:shd w:val="clear" w:fill="FFFFFF"/>
           </w:tcPr>
           <w:p/>
         </w:tc>
@@ -494,7 +494,7 @@
         <w:tc>
           <w:tcPr>
             <w:tcW w:type="dxa" w:w="3557"/>
-            <w:shd w:fill="F5F5F5"/>
+            <w:shd w:val="clear" w:fill="F5F5F5"/>
           </w:tcPr>
           <w:p>
             <w:pPr>
@@ -513,7 +513,7 @@
         <w:tc>
           <w:tcPr>
             <w:tcW w:type="dxa" w:w="5803"/>
-            <w:shd w:fill="FFFFFF"/>
+            <w:shd w:val="clear" w:fill="FFFFFF"/>
           </w:tcPr>
           <w:p/>
         </w:tc>
@@ -522,7 +522,7 @@
         <w:tc>
           <w:tcPr>
             <w:tcW w:type="dxa" w:w="3557"/>
-            <w:shd w:fill="F5F5F5"/>
+            <w:shd w:val="clear" w:fill="F5F5F5"/>
           </w:tcPr>
           <w:p>
             <w:pPr>
@@ -541,7 +541,7 @@
         <w:tc>
           <w:tcPr>
             <w:tcW w:type="dxa" w:w="5803"/>
-            <w:shd w:fill="FFFFFF"/>
+            <w:shd w:val="clear" w:fill="FFFFFF"/>
           </w:tcPr>
           <w:p/>
         </w:tc>
@@ -550,7 +550,7 @@
         <w:tc>
           <w:tcPr>
             <w:tcW w:type="dxa" w:w="3557"/>
-            <w:shd w:fill="F5F5F5"/>
+            <w:shd w:val="clear" w:fill="F5F5F5"/>
           </w:tcPr>
           <w:p>
             <w:pPr>
@@ -569,7 +569,7 @@
         <w:tc>
           <w:tcPr>
             <w:tcW w:type="dxa" w:w="5803"/>
-            <w:shd w:fill="FFFFFF"/>
+            <w:shd w:val="clear" w:fill="FFFFFF"/>
           </w:tcPr>
           <w:p/>
         </w:tc>
@@ -578,7 +578,7 @@
         <w:tc>
           <w:tcPr>
             <w:tcW w:type="dxa" w:w="3557"/>
-            <w:shd w:fill="F5F5F5"/>
+            <w:shd w:val="clear" w:fill="F5F5F5"/>
           </w:tcPr>
           <w:p>
             <w:pPr>
@@ -597,7 +597,7 @@
         <w:tc>
           <w:tcPr>
             <w:tcW w:type="dxa" w:w="5803"/>
-            <w:shd w:fill="FFFFFF"/>
+            <w:shd w:val="clear" w:fill="FFFFFF"/>
           </w:tcPr>
           <w:p/>
         </w:tc>
@@ -606,7 +606,7 @@
         <w:tc>
           <w:tcPr>
             <w:tcW w:type="dxa" w:w="3557"/>
-            <w:shd w:fill="F5F5F5"/>
+            <w:shd w:val="clear" w:fill="F5F5F5"/>
           </w:tcPr>
           <w:p>
             <w:pPr>
@@ -625,7 +625,7 @@
         <w:tc>
           <w:tcPr>
             <w:tcW w:type="dxa" w:w="5803"/>
-            <w:shd w:fill="FFFFFF"/>
+            <w:shd w:val="clear" w:fill="FFFFFF"/>
           </w:tcPr>
           <w:p/>
         </w:tc>
@@ -634,7 +634,7 @@
         <w:tc>
           <w:tcPr>
             <w:tcW w:type="dxa" w:w="3557"/>
-            <w:shd w:fill="F5F5F5"/>
+            <w:shd w:val="clear" w:fill="F5F5F5"/>
           </w:tcPr>
           <w:p>
             <w:pPr>
@@ -653,7 +653,7 @@
         <w:tc>
           <w:tcPr>
             <w:tcW w:type="dxa" w:w="5803"/>
-            <w:shd w:fill="FFFFFF"/>
+            <w:shd w:val="clear" w:fill="FFFFFF"/>
           </w:tcPr>
           <w:p/>
         </w:tc>
@@ -715,7 +715,7 @@
         <w:tc>
           <w:tcPr>
             <w:tcW w:type="dxa" w:w="3557"/>
-            <w:shd w:fill="F5F5F5"/>
+            <w:shd w:val="clear" w:fill="F5F5F5"/>
           </w:tcPr>
           <w:p>
             <w:pPr>
@@ -734,7 +734,7 @@
         <w:tc>
           <w:tcPr>
             <w:tcW w:type="dxa" w:w="5803"/>
-            <w:shd w:fill="FFFFFF"/>
+            <w:shd w:val="clear" w:fill="FFFFFF"/>
           </w:tcPr>
           <w:p/>
         </w:tc>
@@ -743,7 +743,7 @@
         <w:tc>
           <w:tcPr>
             <w:tcW w:type="dxa" w:w="3557"/>
-            <w:shd w:fill="F5F5F5"/>
+            <w:shd w:val="clear" w:fill="F5F5F5"/>
           </w:tcPr>
           <w:p>
             <w:pPr>
@@ -762,7 +762,7 @@
         <w:tc>
           <w:tcPr>
             <w:tcW w:type="dxa" w:w="5803"/>
-            <w:shd w:fill="FFFFFF"/>
+            <w:shd w:val="clear" w:fill="FFFFFF"/>
           </w:tcPr>
           <w:p/>
         </w:tc>
@@ -771,7 +771,7 @@
         <w:tc>
           <w:tcPr>
             <w:tcW w:type="dxa" w:w="3557"/>
-            <w:shd w:fill="F5F5F5"/>
+            <w:shd w:val="clear" w:fill="F5F5F5"/>
           </w:tcPr>
           <w:p>
             <w:pPr>
@@ -790,7 +790,7 @@
         <w:tc>
           <w:tcPr>
             <w:tcW w:type="dxa" w:w="5803"/>
-            <w:shd w:fill="FFFFFF"/>
+            <w:shd w:val="clear" w:fill="FFFFFF"/>
           </w:tcPr>
           <w:p/>
         </w:tc>
@@ -799,7 +799,7 @@
         <w:tc>
           <w:tcPr>
             <w:tcW w:type="dxa" w:w="3557"/>
-            <w:shd w:fill="F5F5F5"/>
+            <w:shd w:val="clear" w:fill="F5F5F5"/>
           </w:tcPr>
           <w:p>
             <w:pPr>
@@ -818,7 +818,7 @@
         <w:tc>
           <w:tcPr>
             <w:tcW w:type="dxa" w:w="5803"/>
-            <w:shd w:fill="FFFFFF"/>
+            <w:shd w:val="clear" w:fill="FFFFFF"/>
           </w:tcPr>
           <w:p/>
         </w:tc>
@@ -852,7 +852,7 @@
         <w:tc>
           <w:tcPr>
             <w:tcW w:type="dxa" w:w="3557"/>
-            <w:shd w:fill="F5F5F5"/>
+            <w:shd w:val="clear" w:fill="F5F5F5"/>
           </w:tcPr>
           <w:p>
             <w:pPr>
@@ -871,7 +871,7 @@
         <w:tc>
           <w:tcPr>
             <w:tcW w:type="dxa" w:w="5803"/>
-            <w:shd w:fill="FFFFFF"/>
+            <w:shd w:val="clear" w:fill="FFFFFF"/>
           </w:tcPr>
           <w:p/>
         </w:tc>
@@ -880,7 +880,7 @@
         <w:tc>
           <w:tcPr>
             <w:tcW w:type="dxa" w:w="3557"/>
-            <w:shd w:fill="F5F5F5"/>
+            <w:shd w:val="clear" w:fill="F5F5F5"/>
           </w:tcPr>
           <w:p>
             <w:pPr>
@@ -899,7 +899,7 @@
         <w:tc>
           <w:tcPr>
             <w:tcW w:type="dxa" w:w="5803"/>
-            <w:shd w:fill="FFFFFF"/>
+            <w:shd w:val="clear" w:fill="FFFFFF"/>
           </w:tcPr>
           <w:p/>
         </w:tc>
@@ -908,7 +908,7 @@
         <w:tc>
           <w:tcPr>
             <w:tcW w:type="dxa" w:w="3557"/>
-            <w:shd w:fill="F5F5F5"/>
+            <w:shd w:val="clear" w:fill="F5F5F5"/>
           </w:tcPr>
           <w:p>
             <w:pPr>
@@ -927,7 +927,7 @@
         <w:tc>
           <w:tcPr>
             <w:tcW w:type="dxa" w:w="5803"/>
-            <w:shd w:fill="FFFFFF"/>
+            <w:shd w:val="clear" w:fill="FFFFFF"/>
           </w:tcPr>
           <w:p/>
         </w:tc>
@@ -936,7 +936,7 @@
         <w:tc>
           <w:tcPr>
             <w:tcW w:type="dxa" w:w="3557"/>
-            <w:shd w:fill="F5F5F5"/>
+            <w:shd w:val="clear" w:fill="F5F5F5"/>
           </w:tcPr>
           <w:p>
             <w:pPr>
@@ -955,7 +955,7 @@
         <w:tc>
           <w:tcPr>
             <w:tcW w:type="dxa" w:w="5803"/>
-            <w:shd w:fill="FFFFFF"/>
+            <w:shd w:val="clear" w:fill="FFFFFF"/>
           </w:tcPr>
           <w:p/>
         </w:tc>
@@ -964,7 +964,7 @@
         <w:tc>
           <w:tcPr>
             <w:tcW w:type="dxa" w:w="3557"/>
-            <w:shd w:fill="F5F5F5"/>
+            <w:shd w:val="clear" w:fill="F5F5F5"/>
           </w:tcPr>
           <w:p>
             <w:pPr>
@@ -983,7 +983,7 @@
         <w:tc>
           <w:tcPr>
             <w:tcW w:type="dxa" w:w="5803"/>
-            <w:shd w:fill="FFFFFF"/>
+            <w:shd w:val="clear" w:fill="FFFFFF"/>
           </w:tcPr>
           <w:p/>
         </w:tc>
@@ -992,7 +992,7 @@
         <w:tc>
           <w:tcPr>
             <w:tcW w:type="dxa" w:w="3557"/>
-            <w:shd w:fill="F5F5F5"/>
+            <w:shd w:val="clear" w:fill="F5F5F5"/>
           </w:tcPr>
           <w:p>
             <w:pPr>
@@ -1011,7 +1011,7 @@
         <w:tc>
           <w:tcPr>
             <w:tcW w:type="dxa" w:w="5803"/>
-            <w:shd w:fill="FFFFFF"/>
+            <w:shd w:val="clear" w:fill="FFFFFF"/>
           </w:tcPr>
           <w:p/>
         </w:tc>
@@ -1020,7 +1020,7 @@
         <w:tc>
           <w:tcPr>
             <w:tcW w:type="dxa" w:w="3557"/>
-            <w:shd w:fill="F5F5F5"/>
+            <w:shd w:val="clear" w:fill="F5F5F5"/>
           </w:tcPr>
           <w:p>
             <w:pPr>
@@ -1039,7 +1039,7 @@
         <w:tc>
           <w:tcPr>
             <w:tcW w:type="dxa" w:w="5803"/>
-            <w:shd w:fill="FFFFFF"/>
+            <w:shd w:val="clear" w:fill="FFFFFF"/>
           </w:tcPr>
           <w:p/>
         </w:tc>
@@ -1048,7 +1048,7 @@
         <w:tc>
           <w:tcPr>
             <w:tcW w:type="dxa" w:w="3557"/>
-            <w:shd w:fill="F5F5F5"/>
+            <w:shd w:val="clear" w:fill="F5F5F5"/>
           </w:tcPr>
           <w:p>
             <w:pPr>
@@ -1067,7 +1067,7 @@
         <w:tc>
           <w:tcPr>
             <w:tcW w:type="dxa" w:w="5803"/>
-            <w:shd w:fill="FFFFFF"/>
+            <w:shd w:val="clear" w:fill="FFFFFF"/>
           </w:tcPr>
           <w:p/>
         </w:tc>
@@ -1076,7 +1076,7 @@
         <w:tc>
           <w:tcPr>
             <w:tcW w:type="dxa" w:w="3557"/>
-            <w:shd w:fill="F5F5F5"/>
+            <w:shd w:val="clear" w:fill="F5F5F5"/>
           </w:tcPr>
           <w:p>
             <w:pPr>
@@ -1095,7 +1095,7 @@
         <w:tc>
           <w:tcPr>
             <w:tcW w:type="dxa" w:w="5803"/>
-            <w:shd w:fill="FFFFFF"/>
+            <w:shd w:val="clear" w:fill="FFFFFF"/>
           </w:tcPr>
           <w:p/>
         </w:tc>
@@ -1104,7 +1104,7 @@
         <w:tc>
           <w:tcPr>
             <w:tcW w:type="dxa" w:w="3557"/>
-            <w:shd w:fill="F5F5F5"/>
+            <w:shd w:val="clear" w:fill="F5F5F5"/>
           </w:tcPr>
           <w:p>
             <w:pPr>
@@ -1123,7 +1123,7 @@
         <w:tc>
           <w:tcPr>
             <w:tcW w:type="dxa" w:w="5803"/>
-            <w:shd w:fill="FFFFFF"/>
+            <w:shd w:val="clear" w:fill="FFFFFF"/>
           </w:tcPr>
           <w:p/>
         </w:tc>
@@ -1157,7 +1157,7 @@
         <w:tc>
           <w:tcPr>
             <w:tcW w:type="dxa" w:w="3557"/>
-            <w:shd w:fill="F5F5F5"/>
+            <w:shd w:val="clear" w:fill="F5F5F5"/>
           </w:tcPr>
           <w:p>
             <w:pPr>
@@ -1176,7 +1176,7 @@
         <w:tc>
           <w:tcPr>
             <w:tcW w:type="dxa" w:w="5803"/>
-            <w:shd w:fill="FFFFFF"/>
+            <w:shd w:val="clear" w:fill="FFFFFF"/>
           </w:tcPr>
           <w:p/>
         </w:tc>
@@ -1185,7 +1185,7 @@
         <w:tc>
           <w:tcPr>
             <w:tcW w:type="dxa" w:w="3557"/>
-            <w:shd w:fill="F5F5F5"/>
+            <w:shd w:val="clear" w:fill="F5F5F5"/>
           </w:tcPr>
           <w:p>
             <w:pPr>
@@ -1204,7 +1204,7 @@
         <w:tc>
           <w:tcPr>
             <w:tcW w:type="dxa" w:w="5803"/>
-            <w:shd w:fill="FFFFFF"/>
+            <w:shd w:val="clear" w:fill="FFFFFF"/>
           </w:tcPr>
           <w:p/>
         </w:tc>
@@ -1213,7 +1213,7 @@
         <w:tc>
           <w:tcPr>
             <w:tcW w:type="dxa" w:w="3557"/>
-            <w:shd w:fill="F5F5F5"/>
+            <w:shd w:val="clear" w:fill="F5F5F5"/>
           </w:tcPr>
           <w:p>
             <w:pPr>
@@ -1232,7 +1232,7 @@
         <w:tc>
           <w:tcPr>
             <w:tcW w:type="dxa" w:w="5803"/>
-            <w:shd w:fill="FFFFFF"/>
+            <w:shd w:val="clear" w:fill="FFFFFF"/>
           </w:tcPr>
           <w:p/>
         </w:tc>
@@ -1241,7 +1241,7 @@
         <w:tc>
           <w:tcPr>
             <w:tcW w:type="dxa" w:w="3557"/>
-            <w:shd w:fill="F5F5F5"/>
+            <w:shd w:val="clear" w:fill="F5F5F5"/>
           </w:tcPr>
           <w:p>
             <w:pPr>
@@ -1260,7 +1260,7 @@
         <w:tc>
           <w:tcPr>
             <w:tcW w:type="dxa" w:w="5803"/>
-            <w:shd w:fill="FFFFFF"/>
+            <w:shd w:val="clear" w:fill="FFFFFF"/>
           </w:tcPr>
           <w:p/>
         </w:tc>
@@ -1269,7 +1269,7 @@
         <w:tc>
           <w:tcPr>
             <w:tcW w:type="dxa" w:w="3557"/>
-            <w:shd w:fill="F5F5F5"/>
+            <w:shd w:val="clear" w:fill="F5F5F5"/>
           </w:tcPr>
           <w:p>
             <w:pPr>
@@ -1288,7 +1288,7 @@
         <w:tc>
           <w:tcPr>
             <w:tcW w:type="dxa" w:w="5803"/>
-            <w:shd w:fill="FFFFFF"/>
+            <w:shd w:val="clear" w:fill="FFFFFF"/>
           </w:tcPr>
           <w:p/>
         </w:tc>
@@ -1297,7 +1297,7 @@
         <w:tc>
           <w:tcPr>
             <w:tcW w:type="dxa" w:w="3557"/>
-            <w:shd w:fill="F5F5F5"/>
+            <w:shd w:val="clear" w:fill="F5F5F5"/>
           </w:tcPr>
           <w:p>
             <w:pPr>
@@ -1316,7 +1316,7 @@
         <w:tc>
           <w:tcPr>
             <w:tcW w:type="dxa" w:w="5803"/>
-            <w:shd w:fill="FFFFFF"/>
+            <w:shd w:val="clear" w:fill="FFFFFF"/>
           </w:tcPr>
           <w:p/>
         </w:tc>
@@ -1325,7 +1325,7 @@
         <w:tc>
           <w:tcPr>
             <w:tcW w:type="dxa" w:w="3557"/>
-            <w:shd w:fill="F5F5F5"/>
+            <w:shd w:val="clear" w:fill="F5F5F5"/>
           </w:tcPr>
           <w:p>
             <w:pPr>
@@ -1344,7 +1344,7 @@
         <w:tc>
           <w:tcPr>
             <w:tcW w:type="dxa" w:w="5803"/>
-            <w:shd w:fill="FFFFFF"/>
+            <w:shd w:val="clear" w:fill="FFFFFF"/>
           </w:tcPr>
           <w:p/>
         </w:tc>
@@ -1353,7 +1353,7 @@
         <w:tc>
           <w:tcPr>
             <w:tcW w:type="dxa" w:w="3557"/>
-            <w:shd w:fill="F5F5F5"/>
+            <w:shd w:val="clear" w:fill="F5F5F5"/>
           </w:tcPr>
           <w:p>
             <w:pPr>
@@ -1372,7 +1372,7 @@
         <w:tc>
           <w:tcPr>
             <w:tcW w:type="dxa" w:w="5803"/>
-            <w:shd w:fill="FFFFFF"/>
+            <w:shd w:val="clear" w:fill="FFFFFF"/>
           </w:tcPr>
           <w:p/>
         </w:tc>
@@ -1381,7 +1381,7 @@
         <w:tc>
           <w:tcPr>
             <w:tcW w:type="dxa" w:w="3557"/>
-            <w:shd w:fill="F5F5F5"/>
+            <w:shd w:val="clear" w:fill="F5F5F5"/>
           </w:tcPr>
           <w:p>
             <w:pPr>
@@ -1400,7 +1400,7 @@
         <w:tc>
           <w:tcPr>
             <w:tcW w:type="dxa" w:w="5803"/>
-            <w:shd w:fill="FFFFFF"/>
+            <w:shd w:val="clear" w:fill="FFFFFF"/>
           </w:tcPr>
           <w:p/>
         </w:tc>
@@ -1409,7 +1409,7 @@
         <w:tc>
           <w:tcPr>
             <w:tcW w:type="dxa" w:w="3557"/>
-            <w:shd w:fill="F5F5F5"/>
+            <w:shd w:val="clear" w:fill="F5F5F5"/>
           </w:tcPr>
           <w:p>
             <w:pPr>
@@ -1428,7 +1428,7 @@
         <w:tc>
           <w:tcPr>
             <w:tcW w:type="dxa" w:w="5803"/>
-            <w:shd w:fill="FFFFFF"/>
+            <w:shd w:val="clear" w:fill="FFFFFF"/>
           </w:tcPr>
           <w:p/>
         </w:tc>
@@ -1489,7 +1489,7 @@
               <w:bottom w:color="999999" w:space="0" w:sz="4" w:val="single"/>
               <w:right w:color="999999" w:space="0" w:sz="4" w:val="single"/>
             </w:tcBorders>
-            <w:shd w:fill="F5F5F5"/>
+            <w:shd w:val="clear" w:fill="F5F5F5"/>
           </w:tcPr>
           <w:p>
             <w:pPr>
@@ -1514,7 +1514,7 @@
               <w:bottom w:color="999999" w:space="0" w:sz="4" w:val="single"/>
               <w:right w:color="999999" w:space="0" w:sz="4" w:val="single"/>
             </w:tcBorders>
-            <w:shd w:fill="F5F5F5"/>
+            <w:shd w:val="clear" w:fill="F5F5F5"/>
           </w:tcPr>
           <w:p>
             <w:pPr>
@@ -1539,7 +1539,7 @@
               <w:bottom w:color="999999" w:space="0" w:sz="4" w:val="single"/>
               <w:right w:color="999999" w:space="0" w:sz="4" w:val="single"/>
             </w:tcBorders>
-            <w:shd w:fill="F5F5F5"/>
+            <w:shd w:val="clear" w:fill="F5F5F5"/>
           </w:tcPr>
           <w:p>
             <w:pPr>
@@ -1564,7 +1564,7 @@
               <w:bottom w:color="999999" w:space="0" w:sz="4" w:val="single"/>
               <w:right w:color="999999" w:space="0" w:sz="4" w:val="single"/>
             </w:tcBorders>
-            <w:shd w:fill="F5F5F5"/>
+            <w:shd w:val="clear" w:fill="F5F5F5"/>
           </w:tcPr>
           <w:p>
             <w:pPr>
@@ -1589,7 +1589,7 @@
               <w:bottom w:color="999999" w:space="0" w:sz="4" w:val="single"/>
               <w:right w:color="999999" w:space="0" w:sz="4" w:val="single"/>
             </w:tcBorders>
-            <w:shd w:fill="F5F5F5"/>
+            <w:shd w:val="clear" w:fill="F5F5F5"/>
           </w:tcPr>
           <w:p>
             <w:pPr>
@@ -1614,7 +1614,7 @@
               <w:bottom w:color="999999" w:space="0" w:sz="4" w:val="single"/>
               <w:right w:color="999999" w:space="0" w:sz="4" w:val="single"/>
             </w:tcBorders>
-            <w:shd w:fill="F5F5F5"/>
+            <w:shd w:val="clear" w:fill="F5F5F5"/>
           </w:tcPr>
           <w:p>
             <w:pPr>
@@ -1639,7 +1639,7 @@
               <w:bottom w:color="999999" w:space="0" w:sz="4" w:val="single"/>
               <w:right w:color="999999" w:space="0" w:sz="4" w:val="single"/>
             </w:tcBorders>
-            <w:shd w:fill="F5F5F5"/>
+            <w:shd w:val="clear" w:fill="F5F5F5"/>
           </w:tcPr>
           <w:p>
             <w:pPr>
@@ -1664,7 +1664,7 @@
               <w:bottom w:color="999999" w:space="0" w:sz="4" w:val="single"/>
               <w:right w:color="999999" w:space="0" w:sz="4" w:val="single"/>
             </w:tcBorders>
-            <w:shd w:fill="F5F5F5"/>
+            <w:shd w:val="clear" w:fill="F5F5F5"/>
           </w:tcPr>
           <w:p>
             <w:pPr>
@@ -1689,7 +1689,7 @@
               <w:bottom w:color="999999" w:space="0" w:sz="4" w:val="single"/>
               <w:right w:color="999999" w:space="0" w:sz="4" w:val="single"/>
             </w:tcBorders>
-            <w:shd w:fill="F5F5F5"/>
+            <w:shd w:val="clear" w:fill="F5F5F5"/>
           </w:tcPr>
           <w:p>
             <w:pPr>
@@ -1716,7 +1716,7 @@
               <w:bottom w:color="999999" w:space="0" w:sz="4" w:val="single"/>
               <w:right w:color="999999" w:space="0" w:sz="4" w:val="single"/>
             </w:tcBorders>
-            <w:shd w:fill="FFFFFF"/>
+            <w:shd w:val="clear" w:fill="FFFFFF"/>
           </w:tcPr>
           <w:p/>
         </w:tc>
@@ -1729,7 +1729,7 @@
               <w:bottom w:color="999999" w:space="0" w:sz="4" w:val="single"/>
               <w:right w:color="999999" w:space="0" w:sz="4" w:val="single"/>
             </w:tcBorders>
-            <w:shd w:fill="FFFFFF"/>
+            <w:shd w:val="clear" w:fill="FFFFFF"/>
           </w:tcPr>
           <w:p/>
         </w:tc>
@@ -1742,7 +1742,7 @@
               <w:bottom w:color="999999" w:space="0" w:sz="4" w:val="single"/>
               <w:right w:color="999999" w:space="0" w:sz="4" w:val="single"/>
             </w:tcBorders>
-            <w:shd w:fill="FFFFFF"/>
+            <w:shd w:val="clear" w:fill="FFFFFF"/>
           </w:tcPr>
           <w:p/>
         </w:tc>
@@ -1755,7 +1755,7 @@
               <w:bottom w:color="999999" w:space="0" w:sz="4" w:val="single"/>
               <w:right w:color="999999" w:space="0" w:sz="4" w:val="single"/>
             </w:tcBorders>
-            <w:shd w:fill="FFFFFF"/>
+            <w:shd w:val="clear" w:fill="FFFFFF"/>
           </w:tcPr>
           <w:p/>
         </w:tc>
@@ -1768,7 +1768,7 @@
               <w:bottom w:color="999999" w:space="0" w:sz="4" w:val="single"/>
               <w:right w:color="999999" w:space="0" w:sz="4" w:val="single"/>
             </w:tcBorders>
-            <w:shd w:fill="FFFFFF"/>
+            <w:shd w:val="clear" w:fill="FFFFFF"/>
           </w:tcPr>
           <w:p/>
         </w:tc>
@@ -1781,7 +1781,7 @@
               <w:bottom w:color="999999" w:space="0" w:sz="4" w:val="single"/>
               <w:right w:color="999999" w:space="0" w:sz="4" w:val="single"/>
             </w:tcBorders>
-            <w:shd w:fill="FFFFFF"/>
+            <w:shd w:val="clear" w:fill="FFFFFF"/>
           </w:tcPr>
           <w:p/>
         </w:tc>
@@ -1794,7 +1794,7 @@
               <w:bottom w:color="999999" w:space="0" w:sz="4" w:val="single"/>
               <w:right w:color="999999" w:space="0" w:sz="4" w:val="single"/>
             </w:tcBorders>
-            <w:shd w:fill="FFFFFF"/>
+            <w:shd w:val="clear" w:fill="FFFFFF"/>
           </w:tcPr>
           <w:p/>
         </w:tc>
@@ -1807,7 +1807,7 @@
               <w:bottom w:color="999999" w:space="0" w:sz="4" w:val="single"/>
               <w:right w:color="999999" w:space="0" w:sz="4" w:val="single"/>
             </w:tcBorders>
-            <w:shd w:fill="FFFFFF"/>
+            <w:shd w:val="clear" w:fill="FFFFFF"/>
           </w:tcPr>
           <w:p/>
         </w:tc>
@@ -1820,7 +1820,7 @@
               <w:bottom w:color="999999" w:space="0" w:sz="4" w:val="single"/>
               <w:right w:color="999999" w:space="0" w:sz="4" w:val="single"/>
             </w:tcBorders>
-            <w:shd w:fill="FFFFFF"/>
+            <w:shd w:val="clear" w:fill="FFFFFF"/>
           </w:tcPr>
           <w:p/>
         </w:tc>
@@ -1835,7 +1835,7 @@
               <w:bottom w:color="999999" w:space="0" w:sz="4" w:val="single"/>
               <w:right w:color="999999" w:space="0" w:sz="4" w:val="single"/>
             </w:tcBorders>
-            <w:shd w:fill="FFFFFF"/>
+            <w:shd w:val="clear" w:fill="FFFFFF"/>
           </w:tcPr>
           <w:p/>
         </w:tc>
@@ -1848,7 +1848,7 @@
               <w:bottom w:color="999999" w:space="0" w:sz="4" w:val="single"/>
               <w:right w:color="999999" w:space="0" w:sz="4" w:val="single"/>
             </w:tcBorders>
-            <w:shd w:fill="FFFFFF"/>
+            <w:shd w:val="clear" w:fill="FFFFFF"/>
           </w:tcPr>
           <w:p/>
         </w:tc>
@@ -1861,7 +1861,7 @@
               <w:bottom w:color="999999" w:space="0" w:sz="4" w:val="single"/>
               <w:right w:color="999999" w:space="0" w:sz="4" w:val="single"/>
             </w:tcBorders>
-            <w:shd w:fill="FFFFFF"/>
+            <w:shd w:val="clear" w:fill="FFFFFF"/>
           </w:tcPr>
           <w:p/>
         </w:tc>
@@ -1874,7 +1874,7 @@
               <w:bottom w:color="999999" w:space="0" w:sz="4" w:val="single"/>
               <w:right w:color="999999" w:space="0" w:sz="4" w:val="single"/>
             </w:tcBorders>
-            <w:shd w:fill="FFFFFF"/>
+            <w:shd w:val="clear" w:fill="FFFFFF"/>
           </w:tcPr>
           <w:p/>
         </w:tc>
@@ -1887,7 +1887,7 @@
               <w:bottom w:color="999999" w:space="0" w:sz="4" w:val="single"/>
               <w:right w:color="999999" w:space="0" w:sz="4" w:val="single"/>
             </w:tcBorders>
-            <w:shd w:fill="FFFFFF"/>
+            <w:shd w:val="clear" w:fill="FFFFFF"/>
           </w:tcPr>
           <w:p/>
         </w:tc>
@@ -1900,7 +1900,7 @@
               <w:bottom w:color="999999" w:space="0" w:sz="4" w:val="single"/>
               <w:right w:color="999999" w:space="0" w:sz="4" w:val="single"/>
             </w:tcBorders>
-            <w:shd w:fill="FFFFFF"/>
+            <w:shd w:val="clear" w:fill="FFFFFF"/>
           </w:tcPr>
           <w:p/>
         </w:tc>
@@ -1913,7 +1913,7 @@
               <w:bottom w:color="999999" w:space="0" w:sz="4" w:val="single"/>
               <w:right w:color="999999" w:space="0" w:sz="4" w:val="single"/>
             </w:tcBorders>
-            <w:shd w:fill="FFFFFF"/>
+            <w:shd w:val="clear" w:fill="FFFFFF"/>
           </w:tcPr>
           <w:p/>
         </w:tc>
@@ -1926,7 +1926,7 @@
               <w:bottom w:color="999999" w:space="0" w:sz="4" w:val="single"/>
               <w:right w:color="999999" w:space="0" w:sz="4" w:val="single"/>
             </w:tcBorders>
-            <w:shd w:fill="FFFFFF"/>
+            <w:shd w:val="clear" w:fill="FFFFFF"/>
           </w:tcPr>
           <w:p/>
         </w:tc>
@@ -1939,7 +1939,7 @@
               <w:bottom w:color="999999" w:space="0" w:sz="4" w:val="single"/>
               <w:right w:color="999999" w:space="0" w:sz="4" w:val="single"/>
             </w:tcBorders>
-            <w:shd w:fill="FFFFFF"/>
+            <w:shd w:val="clear" w:fill="FFFFFF"/>
           </w:tcPr>
           <w:p/>
         </w:tc>
@@ -1954,7 +1954,7 @@
               <w:bottom w:color="999999" w:space="0" w:sz="4" w:val="single"/>
               <w:right w:color="999999" w:space="0" w:sz="4" w:val="single"/>
             </w:tcBorders>
-            <w:shd w:fill="FFFFFF"/>
+            <w:shd w:val="clear" w:fill="FFFFFF"/>
           </w:tcPr>
           <w:p/>
         </w:tc>
@@ -1967,7 +1967,7 @@
               <w:bottom w:color="999999" w:space="0" w:sz="4" w:val="single"/>
               <w:right w:color="999999" w:space="0" w:sz="4" w:val="single"/>
             </w:tcBorders>
-            <w:shd w:fill="FFFFFF"/>
+            <w:shd w:val="clear" w:fill="FFFFFF"/>
           </w:tcPr>
           <w:p/>
         </w:tc>
@@ -1980,7 +1980,7 @@
               <w:bottom w:color="999999" w:space="0" w:sz="4" w:val="single"/>
               <w:right w:color="999999" w:space="0" w:sz="4" w:val="single"/>
             </w:tcBorders>
-            <w:shd w:fill="FFFFFF"/>
+            <w:shd w:val="clear" w:fill="FFFFFF"/>
           </w:tcPr>
           <w:p/>
         </w:tc>
@@ -1993,7 +1993,7 @@
               <w:bottom w:color="999999" w:space="0" w:sz="4" w:val="single"/>
               <w:right w:color="999999" w:space="0" w:sz="4" w:val="single"/>
             </w:tcBorders>
-            <w:shd w:fill="FFFFFF"/>
+            <w:shd w:val="clear" w:fill="FFFFFF"/>
           </w:tcPr>
           <w:p/>
         </w:tc>
@@ -2006,7 +2006,7 @@
               <w:bottom w:color="999999" w:space="0" w:sz="4" w:val="single"/>
               <w:right w:color="999999" w:space="0" w:sz="4" w:val="single"/>
             </w:tcBorders>
-            <w:shd w:fill="FFFFFF"/>
+            <w:shd w:val="clear" w:fill="FFFFFF"/>
           </w:tcPr>
           <w:p/>
         </w:tc>
@@ -2019,7 +2019,7 @@
               <w:bottom w:color="999999" w:space="0" w:sz="4" w:val="single"/>
               <w:right w:color="999999" w:space="0" w:sz="4" w:val="single"/>
             </w:tcBorders>
-            <w:shd w:fill="FFFFFF"/>
+            <w:shd w:val="clear" w:fill="FFFFFF"/>
           </w:tcPr>
           <w:p/>
         </w:tc>
@@ -2032,7 +2032,7 @@
               <w:bottom w:color="999999" w:space="0" w:sz="4" w:val="single"/>
               <w:right w:color="999999" w:space="0" w:sz="4" w:val="single"/>
             </w:tcBorders>
-            <w:shd w:fill="FFFFFF"/>
+            <w:shd w:val="clear" w:fill="FFFFFF"/>
           </w:tcPr>
           <w:p/>
         </w:tc>
@@ -2045,7 +2045,7 @@
               <w:bottom w:color="999999" w:space="0" w:sz="4" w:val="single"/>
               <w:right w:color="999999" w:space="0" w:sz="4" w:val="single"/>
             </w:tcBorders>
-            <w:shd w:fill="FFFFFF"/>
+            <w:shd w:val="clear" w:fill="FFFFFF"/>
           </w:tcPr>
           <w:p/>
         </w:tc>
@@ -2058,7 +2058,7 @@
               <w:bottom w:color="999999" w:space="0" w:sz="4" w:val="single"/>
               <w:right w:color="999999" w:space="0" w:sz="4" w:val="single"/>
             </w:tcBorders>
-            <w:shd w:fill="FFFFFF"/>
+            <w:shd w:val="clear" w:fill="FFFFFF"/>
           </w:tcPr>
           <w:p/>
         </w:tc>
@@ -2073,7 +2073,7 @@
               <w:bottom w:color="999999" w:space="0" w:sz="4" w:val="single"/>
               <w:right w:color="999999" w:space="0" w:sz="4" w:val="single"/>
             </w:tcBorders>
-            <w:shd w:fill="FFFFFF"/>
+            <w:shd w:val="clear" w:fill="FFFFFF"/>
           </w:tcPr>
           <w:p/>
         </w:tc>
@@ -2086,7 +2086,7 @@
               <w:bottom w:color="999999" w:space="0" w:sz="4" w:val="single"/>
               <w:right w:color="999999" w:space="0" w:sz="4" w:val="single"/>
             </w:tcBorders>
-            <w:shd w:fill="FFFFFF"/>
+            <w:shd w:val="clear" w:fill="FFFFFF"/>
           </w:tcPr>
           <w:p/>
         </w:tc>
@@ -2099,7 +2099,7 @@
               <w:bottom w:color="999999" w:space="0" w:sz="4" w:val="single"/>
               <w:right w:color="999999" w:space="0" w:sz="4" w:val="single"/>
             </w:tcBorders>
-            <w:shd w:fill="FFFFFF"/>
+            <w:shd w:val="clear" w:fill="FFFFFF"/>
           </w:tcPr>
           <w:p/>
         </w:tc>
@@ -2112,7 +2112,7 @@
               <w:bottom w:color="999999" w:space="0" w:sz="4" w:val="single"/>
               <w:right w:color="999999" w:space="0" w:sz="4" w:val="single"/>
             </w:tcBorders>
-            <w:shd w:fill="FFFFFF"/>
+            <w:shd w:val="clear" w:fill="FFFFFF"/>
           </w:tcPr>
           <w:p/>
         </w:tc>
@@ -2125,7 +2125,7 @@
               <w:bottom w:color="999999" w:space="0" w:sz="4" w:val="single"/>
               <w:right w:color="999999" w:space="0" w:sz="4" w:val="single"/>
             </w:tcBorders>
-            <w:shd w:fill="FFFFFF"/>
+            <w:shd w:val="clear" w:fill="FFFFFF"/>
           </w:tcPr>
           <w:p/>
         </w:tc>
@@ -2138,7 +2138,7 @@
               <w:bottom w:color="999999" w:space="0" w:sz="4" w:val="single"/>
               <w:right w:color="999999" w:space="0" w:sz="4" w:val="single"/>
             </w:tcBorders>
-            <w:shd w:fill="FFFFFF"/>
+            <w:shd w:val="clear" w:fill="FFFFFF"/>
           </w:tcPr>
           <w:p/>
         </w:tc>
@@ -2151,7 +2151,7 @@
               <w:bottom w:color="999999" w:space="0" w:sz="4" w:val="single"/>
               <w:right w:color="999999" w:space="0" w:sz="4" w:val="single"/>
             </w:tcBorders>
-            <w:shd w:fill="FFFFFF"/>
+            <w:shd w:val="clear" w:fill="FFFFFF"/>
           </w:tcPr>
           <w:p/>
         </w:tc>
@@ -2164,7 +2164,7 @@
               <w:bottom w:color="999999" w:space="0" w:sz="4" w:val="single"/>
               <w:right w:color="999999" w:space="0" w:sz="4" w:val="single"/>
             </w:tcBorders>
-            <w:shd w:fill="FFFFFF"/>
+            <w:shd w:val="clear" w:fill="FFFFFF"/>
           </w:tcPr>
           <w:p/>
         </w:tc>
@@ -2177,7 +2177,7 @@
               <w:bottom w:color="999999" w:space="0" w:sz="4" w:val="single"/>
               <w:right w:color="999999" w:space="0" w:sz="4" w:val="single"/>
             </w:tcBorders>
-            <w:shd w:fill="FFFFFF"/>
+            <w:shd w:val="clear" w:fill="FFFFFF"/>
           </w:tcPr>
           <w:p/>
         </w:tc>
@@ -2192,7 +2192,7 @@
               <w:bottom w:color="999999" w:space="0" w:sz="4" w:val="single"/>
               <w:right w:color="999999" w:space="0" w:sz="4" w:val="single"/>
             </w:tcBorders>
-            <w:shd w:fill="FFFFFF"/>
+            <w:shd w:val="clear" w:fill="FFFFFF"/>
           </w:tcPr>
           <w:p/>
         </w:tc>
@@ -2205,7 +2205,7 @@
               <w:bottom w:color="999999" w:space="0" w:sz="4" w:val="single"/>
               <w:right w:color="999999" w:space="0" w:sz="4" w:val="single"/>
             </w:tcBorders>
-            <w:shd w:fill="FFFFFF"/>
+            <w:shd w:val="clear" w:fill="FFFFFF"/>
           </w:tcPr>
           <w:p/>
         </w:tc>
@@ -2218,7 +2218,7 @@
               <w:bottom w:color="999999" w:space="0" w:sz="4" w:val="single"/>
               <w:right w:color="999999" w:space="0" w:sz="4" w:val="single"/>
             </w:tcBorders>
-            <w:shd w:fill="FFFFFF"/>
+            <w:shd w:val="clear" w:fill="FFFFFF"/>
           </w:tcPr>
           <w:p/>
         </w:tc>
@@ -2231,7 +2231,7 @@
               <w:bottom w:color="999999" w:space="0" w:sz="4" w:val="single"/>
               <w:right w:color="999999" w:space="0" w:sz="4" w:val="single"/>
             </w:tcBorders>
-            <w:shd w:fill="FFFFFF"/>
+            <w:shd w:val="clear" w:fill="FFFFFF"/>
           </w:tcPr>
           <w:p/>
         </w:tc>
@@ -2244,7 +2244,7 @@
               <w:bottom w:color="999999" w:space="0" w:sz="4" w:val="single"/>
               <w:right w:color="999999" w:space="0" w:sz="4" w:val="single"/>
             </w:tcBorders>
-            <w:shd w:fill="FFFFFF"/>
+            <w:shd w:val="clear" w:fill="FFFFFF"/>
           </w:tcPr>
           <w:p/>
         </w:tc>
@@ -2257,7 +2257,7 @@
               <w:bottom w:color="999999" w:space="0" w:sz="4" w:val="single"/>
               <w:right w:color="999999" w:space="0" w:sz="4" w:val="single"/>
             </w:tcBorders>
-            <w:shd w:fill="FFFFFF"/>
+            <w:shd w:val="clear" w:fill="FFFFFF"/>
           </w:tcPr>
           <w:p/>
         </w:tc>
@@ -2270,7 +2270,7 @@
               <w:bottom w:color="999999" w:space="0" w:sz="4" w:val="single"/>
               <w:right w:color="999999" w:space="0" w:sz="4" w:val="single"/>
             </w:tcBorders>
-            <w:shd w:fill="FFFFFF"/>
+            <w:shd w:val="clear" w:fill="FFFFFF"/>
           </w:tcPr>
           <w:p/>
         </w:tc>
@@ -2283,7 +2283,7 @@
               <w:bottom w:color="999999" w:space="0" w:sz="4" w:val="single"/>
               <w:right w:color="999999" w:space="0" w:sz="4" w:val="single"/>
             </w:tcBorders>
-            <w:shd w:fill="FFFFFF"/>
+            <w:shd w:val="clear" w:fill="FFFFFF"/>
           </w:tcPr>
           <w:p/>
         </w:tc>
@@ -2296,7 +2296,7 @@
               <w:bottom w:color="999999" w:space="0" w:sz="4" w:val="single"/>
               <w:right w:color="999999" w:space="0" w:sz="4" w:val="single"/>
             </w:tcBorders>
-            <w:shd w:fill="FFFFFF"/>
+            <w:shd w:val="clear" w:fill="FFFFFF"/>
           </w:tcPr>
           <w:p/>
         </w:tc>
@@ -2311,7 +2311,7 @@
               <w:bottom w:color="999999" w:space="0" w:sz="4" w:val="single"/>
               <w:right w:color="999999" w:space="0" w:sz="4" w:val="single"/>
             </w:tcBorders>
-            <w:shd w:fill="FFFFFF"/>
+            <w:shd w:val="clear" w:fill="FFFFFF"/>
           </w:tcPr>
           <w:p/>
         </w:tc>
@@ -2324,7 +2324,7 @@
               <w:bottom w:color="999999" w:space="0" w:sz="4" w:val="single"/>
               <w:right w:color="999999" w:space="0" w:sz="4" w:val="single"/>
             </w:tcBorders>
-            <w:shd w:fill="FFFFFF"/>
+            <w:shd w:val="clear" w:fill="FFFFFF"/>
           </w:tcPr>
           <w:p/>
         </w:tc>
@@ -2337,7 +2337,7 @@
               <w:bottom w:color="999999" w:space="0" w:sz="4" w:val="single"/>
               <w:right w:color="999999" w:space="0" w:sz="4" w:val="single"/>
             </w:tcBorders>
-            <w:shd w:fill="FFFFFF"/>
+            <w:shd w:val="clear" w:fill="FFFFFF"/>
           </w:tcPr>
           <w:p/>
         </w:tc>
@@ -2350,7 +2350,7 @@
               <w:bottom w:color="999999" w:space="0" w:sz="4" w:val="single"/>
               <w:right w:color="999999" w:space="0" w:sz="4" w:val="single"/>
             </w:tcBorders>
-            <w:shd w:fill="FFFFFF"/>
+            <w:shd w:val="clear" w:fill="FFFFFF"/>
           </w:tcPr>
           <w:p/>
         </w:tc>
@@ -2363,7 +2363,7 @@
               <w:bottom w:color="999999" w:space="0" w:sz="4" w:val="single"/>
               <w:right w:color="999999" w:space="0" w:sz="4" w:val="single"/>
             </w:tcBorders>
-            <w:shd w:fill="FFFFFF"/>
+            <w:shd w:val="clear" w:fill="FFFFFF"/>
           </w:tcPr>
           <w:p/>
         </w:tc>
@@ -2376,7 +2376,7 @@
               <w:bottom w:color="999999" w:space="0" w:sz="4" w:val="single"/>
               <w:right w:color="999999" w:space="0" w:sz="4" w:val="single"/>
             </w:tcBorders>
-            <w:shd w:fill="FFFFFF"/>
+            <w:shd w:val="clear" w:fill="FFFFFF"/>
           </w:tcPr>
           <w:p/>
         </w:tc>
@@ -2389,7 +2389,7 @@
               <w:bottom w:color="999999" w:space="0" w:sz="4" w:val="single"/>
               <w:right w:color="999999" w:space="0" w:sz="4" w:val="single"/>
             </w:tcBorders>
-            <w:shd w:fill="FFFFFF"/>
+            <w:shd w:val="clear" w:fill="FFFFFF"/>
           </w:tcPr>
           <w:p/>
         </w:tc>
@@ -2402,7 +2402,7 @@
               <w:bottom w:color="999999" w:space="0" w:sz="4" w:val="single"/>
               <w:right w:color="999999" w:space="0" w:sz="4" w:val="single"/>
             </w:tcBorders>
-            <w:shd w:fill="FFFFFF"/>
+            <w:shd w:val="clear" w:fill="FFFFFF"/>
           </w:tcPr>
           <w:p/>
         </w:tc>
@@ -2415,7 +2415,7 @@
               <w:bottom w:color="999999" w:space="0" w:sz="4" w:val="single"/>
               <w:right w:color="999999" w:space="0" w:sz="4" w:val="single"/>
             </w:tcBorders>
-            <w:shd w:fill="FFFFFF"/>
+            <w:shd w:val="clear" w:fill="FFFFFF"/>
           </w:tcPr>
           <w:p/>
         </w:tc>
@@ -2448,7 +2448,7 @@
         <w:tc>
           <w:tcPr>
             <w:tcW w:type="dxa" w:w="9360"/>
-            <w:shd w:fill="5C6BC0"/>
+            <w:shd w:val="clear" w:fill="5C6BC0"/>
           </w:tcPr>
           <w:p>
             <w:pPr>
@@ -2494,7 +2494,7 @@
         <w:tc>
           <w:tcPr>
             <w:tcW w:type="dxa" w:w="3557"/>
-            <w:shd w:fill="F5F5F5"/>
+            <w:shd w:val="clear" w:fill="F5F5F5"/>
           </w:tcPr>
           <w:p>
             <w:pPr>
@@ -2513,7 +2513,7 @@
         <w:tc>
           <w:tcPr>
             <w:tcW w:type="dxa" w:w="5803"/>
-            <w:shd w:fill="FFFFFF"/>
+            <w:shd w:val="clear" w:fill="FFFFFF"/>
           </w:tcPr>
           <w:p/>
         </w:tc>
@@ -2522,7 +2522,7 @@
         <w:tc>
           <w:tcPr>
             <w:tcW w:type="dxa" w:w="3557"/>
-            <w:shd w:fill="F5F5F5"/>
+            <w:shd w:val="clear" w:fill="F5F5F5"/>
           </w:tcPr>
           <w:p>
             <w:pPr>
@@ -2541,7 +2541,7 @@
         <w:tc>
           <w:tcPr>
             <w:tcW w:type="dxa" w:w="5803"/>
-            <w:shd w:fill="FFFFFF"/>
+            <w:shd w:val="clear" w:fill="FFFFFF"/>
           </w:tcPr>
           <w:p/>
         </w:tc>
@@ -2550,7 +2550,7 @@
         <w:tc>
           <w:tcPr>
             <w:tcW w:type="dxa" w:w="3557"/>
-            <w:shd w:fill="F5F5F5"/>
+            <w:shd w:val="clear" w:fill="F5F5F5"/>
           </w:tcPr>
           <w:p>
             <w:pPr>
@@ -2569,7 +2569,7 @@
         <w:tc>
           <w:tcPr>
             <w:tcW w:type="dxa" w:w="5803"/>
-            <w:shd w:fill="FFFFFF"/>
+            <w:shd w:val="clear" w:fill="FFFFFF"/>
           </w:tcPr>
           <w:p/>
         </w:tc>
@@ -2578,7 +2578,7 @@
         <w:tc>
           <w:tcPr>
             <w:tcW w:type="dxa" w:w="3557"/>
-            <w:shd w:fill="F5F5F5"/>
+            <w:shd w:val="clear" w:fill="F5F5F5"/>
           </w:tcPr>
           <w:p>
             <w:pPr>
@@ -2597,7 +2597,7 @@
         <w:tc>
           <w:tcPr>
             <w:tcW w:type="dxa" w:w="5803"/>
-            <w:shd w:fill="FFFFFF"/>
+            <w:shd w:val="clear" w:fill="FFFFFF"/>
           </w:tcPr>
           <w:p/>
         </w:tc>
@@ -2606,7 +2606,7 @@
         <w:tc>
           <w:tcPr>
             <w:tcW w:type="dxa" w:w="3557"/>
-            <w:shd w:fill="F5F5F5"/>
+            <w:shd w:val="clear" w:fill="F5F5F5"/>
           </w:tcPr>
           <w:p>
             <w:pPr>
@@ -2625,7 +2625,7 @@
         <w:tc>
           <w:tcPr>
             <w:tcW w:type="dxa" w:w="5803"/>
-            <w:shd w:fill="FFFFFF"/>
+            <w:shd w:val="clear" w:fill="FFFFFF"/>
           </w:tcPr>
           <w:p/>
         </w:tc>
@@ -2634,7 +2634,7 @@
         <w:tc>
           <w:tcPr>
             <w:tcW w:type="dxa" w:w="3557"/>
-            <w:shd w:fill="F5F5F5"/>
+            <w:shd w:val="clear" w:fill="F5F5F5"/>
           </w:tcPr>
           <w:p>
             <w:pPr>
@@ -2653,7 +2653,7 @@
         <w:tc>
           <w:tcPr>
             <w:tcW w:type="dxa" w:w="5803"/>
-            <w:shd w:fill="FFFFFF"/>
+            <w:shd w:val="clear" w:fill="FFFFFF"/>
           </w:tcPr>
           <w:p/>
         </w:tc>
@@ -2662,7 +2662,7 @@
         <w:tc>
           <w:tcPr>
             <w:tcW w:type="dxa" w:w="3557"/>
-            <w:shd w:fill="F5F5F5"/>
+            <w:shd w:val="clear" w:fill="F5F5F5"/>
           </w:tcPr>
           <w:p>
             <w:pPr>
@@ -2681,7 +2681,7 @@
         <w:tc>
           <w:tcPr>
             <w:tcW w:type="dxa" w:w="5803"/>
-            <w:shd w:fill="FFFFFF"/>
+            <w:shd w:val="clear" w:fill="FFFFFF"/>
           </w:tcPr>
           <w:p/>
         </w:tc>
@@ -2690,7 +2690,7 @@
         <w:tc>
           <w:tcPr>
             <w:tcW w:type="dxa" w:w="3557"/>
-            <w:shd w:fill="F5F5F5"/>
+            <w:shd w:val="clear" w:fill="F5F5F5"/>
           </w:tcPr>
           <w:p>
             <w:pPr>
@@ -2709,7 +2709,7 @@
         <w:tc>
           <w:tcPr>
             <w:tcW w:type="dxa" w:w="5803"/>
-            <w:shd w:fill="FFFFFF"/>
+            <w:shd w:val="clear" w:fill="FFFFFF"/>
           </w:tcPr>
           <w:p/>
         </w:tc>
@@ -2718,7 +2718,7 @@
         <w:tc>
           <w:tcPr>
             <w:tcW w:type="dxa" w:w="3557"/>
-            <w:shd w:fill="F5F5F5"/>
+            <w:shd w:val="clear" w:fill="F5F5F5"/>
           </w:tcPr>
           <w:p>
             <w:pPr>
@@ -2737,7 +2737,7 @@
         <w:tc>
           <w:tcPr>
             <w:tcW w:type="dxa" w:w="5803"/>
-            <w:shd w:fill="FFFFFF"/>
+            <w:shd w:val="clear" w:fill="FFFFFF"/>
           </w:tcPr>
           <w:p/>
         </w:tc>
@@ -2746,7 +2746,7 @@
         <w:tc>
           <w:tcPr>
             <w:tcW w:type="dxa" w:w="3557"/>
-            <w:shd w:fill="F5F5F5"/>
+            <w:shd w:val="clear" w:fill="F5F5F5"/>
           </w:tcPr>
           <w:p>
             <w:pPr>
@@ -2765,7 +2765,7 @@
         <w:tc>
           <w:tcPr>
             <w:tcW w:type="dxa" w:w="5803"/>
-            <w:shd w:fill="FFFFFF"/>
+            <w:shd w:val="clear" w:fill="FFFFFF"/>
           </w:tcPr>
           <w:p/>
         </w:tc>
@@ -2774,7 +2774,7 @@
         <w:tc>
           <w:tcPr>
             <w:tcW w:type="dxa" w:w="3557"/>
-            <w:shd w:fill="F5F5F5"/>
+            <w:shd w:val="clear" w:fill="F5F5F5"/>
           </w:tcPr>
           <w:p>
             <w:pPr>
@@ -2793,7 +2793,7 @@
         <w:tc>
           <w:tcPr>
             <w:tcW w:type="dxa" w:w="5803"/>
-            <w:shd w:fill="FFFFFF"/>
+            <w:shd w:val="clear" w:fill="FFFFFF"/>
           </w:tcPr>
           <w:p/>
         </w:tc>
@@ -2802,7 +2802,7 @@
         <w:tc>
           <w:tcPr>
             <w:tcW w:type="dxa" w:w="3557"/>
-            <w:shd w:fill="F5F5F5"/>
+            <w:shd w:val="clear" w:fill="F5F5F5"/>
           </w:tcPr>
           <w:p>
             <w:pPr>
@@ -2821,7 +2821,7 @@
         <w:tc>
           <w:tcPr>
             <w:tcW w:type="dxa" w:w="5803"/>
-            <w:shd w:fill="FFFFFF"/>
+            <w:shd w:val="clear" w:fill="FFFFFF"/>
           </w:tcPr>
           <w:p>
             <w:r>
@@ -2850,7 +2850,7 @@
         <w:tc>
           <w:tcPr>
             <w:tcW w:type="dxa" w:w="9360"/>
-            <w:shd w:fill="1976D2"/>
+            <w:shd w:val="clear" w:fill="1976D2"/>
           </w:tcPr>
           <w:p>
             <w:pPr>
@@ -2920,7 +2920,7 @@
               <w:bottom w:color="999999" w:space="0" w:sz="4" w:val="single"/>
               <w:right w:color="999999" w:space="0" w:sz="4" w:val="single"/>
             </w:tcBorders>
-            <w:shd w:fill="F5F5F5"/>
+            <w:shd w:val="clear" w:fill="F5F5F5"/>
           </w:tcPr>
           <w:p>
             <w:pPr>
@@ -2945,7 +2945,7 @@
               <w:bottom w:color="999999" w:space="0" w:sz="4" w:val="single"/>
               <w:right w:color="999999" w:space="0" w:sz="4" w:val="single"/>
             </w:tcBorders>
-            <w:shd w:fill="F5F5F5"/>
+            <w:shd w:val="clear" w:fill="F5F5F5"/>
           </w:tcPr>
           <w:p>
             <w:pPr>
@@ -2970,7 +2970,7 @@
               <w:bottom w:color="999999" w:space="0" w:sz="4" w:val="single"/>
               <w:right w:color="999999" w:space="0" w:sz="4" w:val="single"/>
             </w:tcBorders>
-            <w:shd w:fill="F5F5F5"/>
+            <w:shd w:val="clear" w:fill="F5F5F5"/>
           </w:tcPr>
           <w:p>
             <w:pPr>
@@ -2995,7 +2995,7 @@
               <w:bottom w:color="999999" w:space="0" w:sz="4" w:val="single"/>
               <w:right w:color="999999" w:space="0" w:sz="4" w:val="single"/>
             </w:tcBorders>
-            <w:shd w:fill="F5F5F5"/>
+            <w:shd w:val="clear" w:fill="F5F5F5"/>
           </w:tcPr>
           <w:p>
             <w:pPr>
@@ -3020,7 +3020,7 @@
               <w:bottom w:color="999999" w:space="0" w:sz="4" w:val="single"/>
               <w:right w:color="999999" w:space="0" w:sz="4" w:val="single"/>
             </w:tcBorders>
-            <w:shd w:fill="F5F5F5"/>
+            <w:shd w:val="clear" w:fill="F5F5F5"/>
           </w:tcPr>
           <w:p>
             <w:pPr>
@@ -3045,7 +3045,7 @@
               <w:bottom w:color="999999" w:space="0" w:sz="4" w:val="single"/>
               <w:right w:color="999999" w:space="0" w:sz="4" w:val="single"/>
             </w:tcBorders>
-            <w:shd w:fill="F5F5F5"/>
+            <w:shd w:val="clear" w:fill="F5F5F5"/>
           </w:tcPr>
           <w:p>
             <w:pPr>
@@ -3072,7 +3072,7 @@
               <w:bottom w:color="999999" w:space="0" w:sz="4" w:val="single"/>
               <w:right w:color="999999" w:space="0" w:sz="4" w:val="single"/>
             </w:tcBorders>
-            <w:shd w:fill="FFFFFF"/>
+            <w:shd w:val="clear" w:fill="FFFFFF"/>
           </w:tcPr>
           <w:p/>
         </w:tc>
@@ -3085,7 +3085,7 @@
               <w:bottom w:color="999999" w:space="0" w:sz="4" w:val="single"/>
               <w:right w:color="999999" w:space="0" w:sz="4" w:val="single"/>
             </w:tcBorders>
-            <w:shd w:fill="FFFFFF"/>
+            <w:shd w:val="clear" w:fill="FFFFFF"/>
           </w:tcPr>
           <w:p/>
         </w:tc>
@@ -3098,7 +3098,7 @@
               <w:bottom w:color="999999" w:space="0" w:sz="4" w:val="single"/>
               <w:right w:color="999999" w:space="0" w:sz="4" w:val="single"/>
             </w:tcBorders>
-            <w:shd w:fill="FFFFFF"/>
+            <w:shd w:val="clear" w:fill="FFFFFF"/>
           </w:tcPr>
           <w:p/>
         </w:tc>
@@ -3111,7 +3111,7 @@
               <w:bottom w:color="999999" w:space="0" w:sz="4" w:val="single"/>
               <w:right w:color="999999" w:space="0" w:sz="4" w:val="single"/>
             </w:tcBorders>
-            <w:shd w:fill="FFFFFF"/>
+            <w:shd w:val="clear" w:fill="FFFFFF"/>
           </w:tcPr>
           <w:p/>
         </w:tc>
@@ -3124,7 +3124,7 @@
               <w:bottom w:color="999999" w:space="0" w:sz="4" w:val="single"/>
               <w:right w:color="999999" w:space="0" w:sz="4" w:val="single"/>
             </w:tcBorders>
-            <w:shd w:fill="FFFFFF"/>
+            <w:shd w:val="clear" w:fill="FFFFFF"/>
           </w:tcPr>
           <w:p/>
         </w:tc>
@@ -3137,7 +3137,7 @@
               <w:bottom w:color="999999" w:space="0" w:sz="4" w:val="single"/>
               <w:right w:color="999999" w:space="0" w:sz="4" w:val="single"/>
             </w:tcBorders>
-            <w:shd w:fill="FFFFFF"/>
+            <w:shd w:val="clear" w:fill="FFFFFF"/>
           </w:tcPr>
           <w:p/>
         </w:tc>
@@ -3152,7 +3152,7 @@
               <w:bottom w:color="999999" w:space="0" w:sz="4" w:val="single"/>
               <w:right w:color="999999" w:space="0" w:sz="4" w:val="single"/>
             </w:tcBorders>
-            <w:shd w:fill="FFFFFF"/>
+            <w:shd w:val="clear" w:fill="FFFFFF"/>
           </w:tcPr>
           <w:p/>
         </w:tc>
@@ -3165,7 +3165,7 @@
               <w:bottom w:color="999999" w:space="0" w:sz="4" w:val="single"/>
               <w:right w:color="999999" w:space="0" w:sz="4" w:val="single"/>
             </w:tcBorders>
-            <w:shd w:fill="FFFFFF"/>
+            <w:shd w:val="clear" w:fill="FFFFFF"/>
           </w:tcPr>
           <w:p/>
         </w:tc>
@@ -3178,7 +3178,7 @@
               <w:bottom w:color="999999" w:space="0" w:sz="4" w:val="single"/>
               <w:right w:color="999999" w:space="0" w:sz="4" w:val="single"/>
             </w:tcBorders>
-            <w:shd w:fill="FFFFFF"/>
+            <w:shd w:val="clear" w:fill="FFFFFF"/>
           </w:tcPr>
           <w:p/>
         </w:tc>
@@ -3191,7 +3191,7 @@
               <w:bottom w:color="999999" w:space="0" w:sz="4" w:val="single"/>
               <w:right w:color="999999" w:space="0" w:sz="4" w:val="single"/>
             </w:tcBorders>
-            <w:shd w:fill="FFFFFF"/>
+            <w:shd w:val="clear" w:fill="FFFFFF"/>
           </w:tcPr>
           <w:p/>
         </w:tc>
@@ -3204,7 +3204,7 @@
               <w:bottom w:color="999999" w:space="0" w:sz="4" w:val="single"/>
               <w:right w:color="999999" w:space="0" w:sz="4" w:val="single"/>
             </w:tcBorders>
-            <w:shd w:fill="FFFFFF"/>
+            <w:shd w:val="clear" w:fill="FFFFFF"/>
           </w:tcPr>
           <w:p/>
         </w:tc>
@@ -3217,7 +3217,7 @@
               <w:bottom w:color="999999" w:space="0" w:sz="4" w:val="single"/>
               <w:right w:color="999999" w:space="0" w:sz="4" w:val="single"/>
             </w:tcBorders>
-            <w:shd w:fill="FFFFFF"/>
+            <w:shd w:val="clear" w:fill="FFFFFF"/>
           </w:tcPr>
           <w:p/>
         </w:tc>
@@ -3232,7 +3232,7 @@
               <w:bottom w:color="999999" w:space="0" w:sz="4" w:val="single"/>
               <w:right w:color="999999" w:space="0" w:sz="4" w:val="single"/>
             </w:tcBorders>
-            <w:shd w:fill="FFFFFF"/>
+            <w:shd w:val="clear" w:fill="FFFFFF"/>
           </w:tcPr>
           <w:p/>
         </w:tc>
@@ -3245,7 +3245,7 @@
               <w:bottom w:color="999999" w:space="0" w:sz="4" w:val="single"/>
               <w:right w:color="999999" w:space="0" w:sz="4" w:val="single"/>
             </w:tcBorders>
-            <w:shd w:fill="FFFFFF"/>
+            <w:shd w:val="clear" w:fill="FFFFFF"/>
           </w:tcPr>
           <w:p/>
         </w:tc>
@@ -3258,7 +3258,7 @@
               <w:bottom w:color="999999" w:space="0" w:sz="4" w:val="single"/>
               <w:right w:color="999999" w:space="0" w:sz="4" w:val="single"/>
             </w:tcBorders>
-            <w:shd w:fill="FFFFFF"/>
+            <w:shd w:val="clear" w:fill="FFFFFF"/>
           </w:tcPr>
           <w:p/>
         </w:tc>
@@ -3271,7 +3271,7 @@
               <w:bottom w:color="999999" w:space="0" w:sz="4" w:val="single"/>
               <w:right w:color="999999" w:space="0" w:sz="4" w:val="single"/>
             </w:tcBorders>
-            <w:shd w:fill="FFFFFF"/>
+            <w:shd w:val="clear" w:fill="FFFFFF"/>
           </w:tcPr>
           <w:p/>
         </w:tc>
@@ -3284,7 +3284,7 @@
               <w:bottom w:color="999999" w:space="0" w:sz="4" w:val="single"/>
               <w:right w:color="999999" w:space="0" w:sz="4" w:val="single"/>
             </w:tcBorders>
-            <w:shd w:fill="FFFFFF"/>
+            <w:shd w:val="clear" w:fill="FFFFFF"/>
           </w:tcPr>
           <w:p/>
         </w:tc>
@@ -3297,7 +3297,7 @@
               <w:bottom w:color="999999" w:space="0" w:sz="4" w:val="single"/>
               <w:right w:color="999999" w:space="0" w:sz="4" w:val="single"/>
             </w:tcBorders>
-            <w:shd w:fill="FFFFFF"/>
+            <w:shd w:val="clear" w:fill="FFFFFF"/>
           </w:tcPr>
           <w:p/>
         </w:tc>
@@ -3312,7 +3312,7 @@
               <w:bottom w:color="999999" w:space="0" w:sz="4" w:val="single"/>
               <w:right w:color="999999" w:space="0" w:sz="4" w:val="single"/>
             </w:tcBorders>
-            <w:shd w:fill="FFFFFF"/>
+            <w:shd w:val="clear" w:fill="FFFFFF"/>
           </w:tcPr>
           <w:p/>
         </w:tc>
@@ -3325,7 +3325,7 @@
               <w:bottom w:color="999999" w:space="0" w:sz="4" w:val="single"/>
               <w:right w:color="999999" w:space="0" w:sz="4" w:val="single"/>
             </w:tcBorders>
-            <w:shd w:fill="FFFFFF"/>
+            <w:shd w:val="clear" w:fill="FFFFFF"/>
           </w:tcPr>
           <w:p/>
         </w:tc>
@@ -3338,7 +3338,7 @@
               <w:bottom w:color="999999" w:space="0" w:sz="4" w:val="single"/>
               <w:right w:color="999999" w:space="0" w:sz="4" w:val="single"/>
             </w:tcBorders>
-            <w:shd w:fill="FFFFFF"/>
+            <w:shd w:val="clear" w:fill="FFFFFF"/>
           </w:tcPr>
           <w:p/>
         </w:tc>
@@ -3351,7 +3351,7 @@
               <w:bottom w:color="999999" w:space="0" w:sz="4" w:val="single"/>
               <w:right w:color="999999" w:space="0" w:sz="4" w:val="single"/>
             </w:tcBorders>
-            <w:shd w:fill="FFFFFF"/>
+            <w:shd w:val="clear" w:fill="FFFFFF"/>
           </w:tcPr>
           <w:p/>
         </w:tc>
@@ -3364,7 +3364,7 @@
               <w:bottom w:color="999999" w:space="0" w:sz="4" w:val="single"/>
               <w:right w:color="999999" w:space="0" w:sz="4" w:val="single"/>
             </w:tcBorders>
-            <w:shd w:fill="FFFFFF"/>
+            <w:shd w:val="clear" w:fill="FFFFFF"/>
           </w:tcPr>
           <w:p/>
         </w:tc>
@@ -3377,7 +3377,7 @@
               <w:bottom w:color="999999" w:space="0" w:sz="4" w:val="single"/>
               <w:right w:color="999999" w:space="0" w:sz="4" w:val="single"/>
             </w:tcBorders>
-            <w:shd w:fill="FFFFFF"/>
+            <w:shd w:val="clear" w:fill="FFFFFF"/>
           </w:tcPr>
           <w:p/>
         </w:tc>
@@ -3392,7 +3392,7 @@
               <w:bottom w:color="999999" w:space="0" w:sz="4" w:val="single"/>
               <w:right w:color="999999" w:space="0" w:sz="4" w:val="single"/>
             </w:tcBorders>
-            <w:shd w:fill="FFFFFF"/>
+            <w:shd w:val="clear" w:fill="FFFFFF"/>
           </w:tcPr>
           <w:p/>
         </w:tc>
@@ -3405,7 +3405,7 @@
               <w:bottom w:color="999999" w:space="0" w:sz="4" w:val="single"/>
               <w:right w:color="999999" w:space="0" w:sz="4" w:val="single"/>
             </w:tcBorders>
-            <w:shd w:fill="FFFFFF"/>
+            <w:shd w:val="clear" w:fill="FFFFFF"/>
           </w:tcPr>
           <w:p/>
         </w:tc>
@@ -3418,7 +3418,7 @@
               <w:bottom w:color="999999" w:space="0" w:sz="4" w:val="single"/>
               <w:right w:color="999999" w:space="0" w:sz="4" w:val="single"/>
             </w:tcBorders>
-            <w:shd w:fill="FFFFFF"/>
+            <w:shd w:val="clear" w:fill="FFFFFF"/>
           </w:tcPr>
           <w:p/>
         </w:tc>
@@ -3431,7 +3431,7 @@
               <w:bottom w:color="999999" w:space="0" w:sz="4" w:val="single"/>
               <w:right w:color="999999" w:space="0" w:sz="4" w:val="single"/>
             </w:tcBorders>
-            <w:shd w:fill="FFFFFF"/>
+            <w:shd w:val="clear" w:fill="FFFFFF"/>
           </w:tcPr>
           <w:p/>
         </w:tc>
@@ -3444,7 +3444,7 @@
               <w:bottom w:color="999999" w:space="0" w:sz="4" w:val="single"/>
               <w:right w:color="999999" w:space="0" w:sz="4" w:val="single"/>
             </w:tcBorders>
-            <w:shd w:fill="FFFFFF"/>
+            <w:shd w:val="clear" w:fill="FFFFFF"/>
           </w:tcPr>
           <w:p/>
         </w:tc>
@@ -3457,7 +3457,7 @@
               <w:bottom w:color="999999" w:space="0" w:sz="4" w:val="single"/>
               <w:right w:color="999999" w:space="0" w:sz="4" w:val="single"/>
             </w:tcBorders>
-            <w:shd w:fill="FFFFFF"/>
+            <w:shd w:val="clear" w:fill="FFFFFF"/>
           </w:tcPr>
           <w:p/>
         </w:tc>
@@ -3510,7 +3510,7 @@
               <w:bottom w:color="999999" w:space="0" w:sz="4" w:val="single"/>
               <w:right w:color="999999" w:space="0" w:sz="4" w:val="single"/>
             </w:tcBorders>
-            <w:shd w:fill="FFFFFF"/>
+            <w:shd w:val="clear" w:fill="FFFFFF"/>
           </w:tcPr>
           <w:p/>
           <w:p/>
@@ -3530,7 +3530,7 @@
         <w:tc>
           <w:tcPr>
             <w:tcW w:type="dxa" w:w="9360"/>
-            <w:shd w:fill="C62828"/>
+            <w:shd w:val="clear" w:fill="C62828"/>
           </w:tcPr>
           <w:p>
             <w:pPr>
@@ -3580,7 +3580,7 @@
         <w:tc>
           <w:tcPr>
             <w:tcW w:type="dxa" w:w="1200"/>
-            <w:shd w:fill="607D8B"/>
+            <w:shd w:val="clear" w:fill="607D8B"/>
           </w:tcPr>
           <w:p>
             <w:pPr>
@@ -3600,7 +3600,7 @@
         <w:tc>
           <w:tcPr>
             <w:tcW w:type="dxa" w:w="1900"/>
-            <w:shd w:fill="607D8B"/>
+            <w:shd w:val="clear" w:fill="607D8B"/>
           </w:tcPr>
           <w:p>
             <w:pPr>
@@ -3620,7 +3620,7 @@
         <w:tc>
           <w:tcPr>
             <w:tcW w:type="dxa" w:w="1500"/>
-            <w:shd w:fill="607D8B"/>
+            <w:shd w:val="clear" w:fill="607D8B"/>
           </w:tcPr>
           <w:p>
             <w:pPr>
@@ -3640,7 +3640,7 @@
         <w:tc>
           <w:tcPr>
             <w:tcW w:type="dxa" w:w="1500"/>
-            <w:shd w:fill="607D8B"/>
+            <w:shd w:val="clear" w:fill="607D8B"/>
           </w:tcPr>
           <w:p>
             <w:pPr>
@@ -3660,7 +3660,7 @@
         <w:tc>
           <w:tcPr>
             <w:tcW w:type="dxa" w:w="1500"/>
-            <w:shd w:fill="607D8B"/>
+            <w:shd w:val="clear" w:fill="607D8B"/>
           </w:tcPr>
           <w:p>
             <w:pPr>
@@ -3680,7 +3680,7 @@
         <w:tc>
           <w:tcPr>
             <w:tcW w:type="dxa" w:w="1760"/>
-            <w:shd w:fill="607D8B"/>
+            <w:shd w:val="clear" w:fill="607D8B"/>
           </w:tcPr>
           <w:p>
             <w:pPr>
@@ -3702,42 +3702,42 @@
         <w:tc>
           <w:tcPr>
             <w:tcW w:type="dxa" w:w="1200"/>
-            <w:shd w:fill="FFFFFF"/>
+            <w:shd w:val="clear" w:fill="FFFFFF"/>
           </w:tcPr>
           <w:p/>
         </w:tc>
         <w:tc>
           <w:tcPr>
             <w:tcW w:type="dxa" w:w="1900"/>
-            <w:shd w:fill="FFFFFF"/>
+            <w:shd w:val="clear" w:fill="FFFFFF"/>
           </w:tcPr>
           <w:p/>
         </w:tc>
         <w:tc>
           <w:tcPr>
             <w:tcW w:type="dxa" w:w="1500"/>
-            <w:shd w:fill="FFFFFF"/>
+            <w:shd w:val="clear" w:fill="FFFFFF"/>
           </w:tcPr>
           <w:p/>
         </w:tc>
         <w:tc>
           <w:tcPr>
             <w:tcW w:type="dxa" w:w="1500"/>
-            <w:shd w:fill="FFFFFF"/>
+            <w:shd w:val="clear" w:fill="FFFFFF"/>
           </w:tcPr>
           <w:p/>
         </w:tc>
         <w:tc>
           <w:tcPr>
             <w:tcW w:type="dxa" w:w="1500"/>
-            <w:shd w:fill="FFFFFF"/>
+            <w:shd w:val="clear" w:fill="FFFFFF"/>
           </w:tcPr>
           <w:p/>
         </w:tc>
         <w:tc>
           <w:tcPr>
             <w:tcW w:type="dxa" w:w="1760"/>
-            <w:shd w:fill="FFFFFF"/>
+            <w:shd w:val="clear" w:fill="FFFFFF"/>
           </w:tcPr>
           <w:p/>
         </w:tc>
@@ -3746,42 +3746,42 @@
         <w:tc>
           <w:tcPr>
             <w:tcW w:type="dxa" w:w="1200"/>
-            <w:shd w:fill="FFFFFF"/>
+            <w:shd w:val="clear" w:fill="FFFFFF"/>
           </w:tcPr>
           <w:p/>
         </w:tc>
         <w:tc>
           <w:tcPr>
             <w:tcW w:type="dxa" w:w="1900"/>
-            <w:shd w:fill="FFFFFF"/>
+            <w:shd w:val="clear" w:fill="FFFFFF"/>
           </w:tcPr>
           <w:p/>
         </w:tc>
         <w:tc>
           <w:tcPr>
             <w:tcW w:type="dxa" w:w="1500"/>
-            <w:shd w:fill="FFFFFF"/>
+            <w:shd w:val="clear" w:fill="FFFFFF"/>
           </w:tcPr>
           <w:p/>
         </w:tc>
         <w:tc>
           <w:tcPr>
             <w:tcW w:type="dxa" w:w="1500"/>
-            <w:shd w:fill="FFFFFF"/>
+            <w:shd w:val="clear" w:fill="FFFFFF"/>
           </w:tcPr>
           <w:p/>
         </w:tc>
         <w:tc>
           <w:tcPr>
             <w:tcW w:type="dxa" w:w="1500"/>
-            <w:shd w:fill="FFFFFF"/>
+            <w:shd w:val="clear" w:fill="FFFFFF"/>
           </w:tcPr>
           <w:p/>
         </w:tc>
         <w:tc>
           <w:tcPr>
             <w:tcW w:type="dxa" w:w="1760"/>
-            <w:shd w:fill="FFFFFF"/>
+            <w:shd w:val="clear" w:fill="FFFFFF"/>
           </w:tcPr>
           <w:p/>
         </w:tc>
@@ -3790,42 +3790,42 @@
         <w:tc>
           <w:tcPr>
             <w:tcW w:type="dxa" w:w="1200"/>
-            <w:shd w:fill="FFFFFF"/>
+            <w:shd w:val="clear" w:fill="FFFFFF"/>
           </w:tcPr>
           <w:p/>
         </w:tc>
         <w:tc>
           <w:tcPr>
             <w:tcW w:type="dxa" w:w="1900"/>
-            <w:shd w:fill="FFFFFF"/>
+            <w:shd w:val="clear" w:fill="FFFFFF"/>
           </w:tcPr>
           <w:p/>
         </w:tc>
         <w:tc>
           <w:tcPr>
             <w:tcW w:type="dxa" w:w="1500"/>
-            <w:shd w:fill="FFFFFF"/>
+            <w:shd w:val="clear" w:fill="FFFFFF"/>
           </w:tcPr>
           <w:p/>
         </w:tc>
         <w:tc>
           <w:tcPr>
             <w:tcW w:type="dxa" w:w="1500"/>
-            <w:shd w:fill="FFFFFF"/>
+            <w:shd w:val="clear" w:fill="FFFFFF"/>
           </w:tcPr>
           <w:p/>
         </w:tc>
         <w:tc>
           <w:tcPr>
             <w:tcW w:type="dxa" w:w="1500"/>
-            <w:shd w:fill="FFFFFF"/>
+            <w:shd w:val="clear" w:fill="FFFFFF"/>
           </w:tcPr>
           <w:p/>
         </w:tc>
         <w:tc>
           <w:tcPr>
             <w:tcW w:type="dxa" w:w="1760"/>
-            <w:shd w:fill="FFFFFF"/>
+            <w:shd w:val="clear" w:fill="FFFFFF"/>
           </w:tcPr>
           <w:p/>
         </w:tc>
@@ -3834,42 +3834,42 @@
         <w:tc>
           <w:tcPr>
             <w:tcW w:type="dxa" w:w="1200"/>
-            <w:shd w:fill="FFFFFF"/>
+            <w:shd w:val="clear" w:fill="FFFFFF"/>
           </w:tcPr>
           <w:p/>
         </w:tc>
         <w:tc>
           <w:tcPr>
             <w:tcW w:type="dxa" w:w="1900"/>
-            <w:shd w:fill="FFFFFF"/>
+            <w:shd w:val="clear" w:fill="FFFFFF"/>
           </w:tcPr>
           <w:p/>
         </w:tc>
         <w:tc>
           <w:tcPr>
             <w:tcW w:type="dxa" w:w="1500"/>
-            <w:shd w:fill="FFFFFF"/>
+            <w:shd w:val="clear" w:fill="FFFFFF"/>
           </w:tcPr>
           <w:p/>
         </w:tc>
         <w:tc>
           <w:tcPr>
             <w:tcW w:type="dxa" w:w="1500"/>
-            <w:shd w:fill="FFFFFF"/>
+            <w:shd w:val="clear" w:fill="FFFFFF"/>
           </w:tcPr>
           <w:p/>
         </w:tc>
         <w:tc>
           <w:tcPr>
             <w:tcW w:type="dxa" w:w="1500"/>
-            <w:shd w:fill="FFFFFF"/>
+            <w:shd w:val="clear" w:fill="FFFFFF"/>
           </w:tcPr>
           <w:p/>
         </w:tc>
         <w:tc>
           <w:tcPr>
             <w:tcW w:type="dxa" w:w="1760"/>
-            <w:shd w:fill="FFFFFF"/>
+            <w:shd w:val="clear" w:fill="FFFFFF"/>
           </w:tcPr>
           <w:p/>
         </w:tc>
@@ -3903,7 +3903,7 @@
         <w:tc>
           <w:tcPr>
             <w:tcW w:type="dxa" w:w="3557"/>
-            <w:shd w:fill="F5F5F5"/>
+            <w:shd w:val="clear" w:fill="F5F5F5"/>
           </w:tcPr>
           <w:p>
             <w:pPr>
@@ -3922,7 +3922,7 @@
         <w:tc>
           <w:tcPr>
             <w:tcW w:type="dxa" w:w="5803"/>
-            <w:shd w:fill="FFFFFF"/>
+            <w:shd w:val="clear" w:fill="FFFFFF"/>
           </w:tcPr>
           <w:p/>
         </w:tc>
@@ -3931,7 +3931,7 @@
         <w:tc>
           <w:tcPr>
             <w:tcW w:type="dxa" w:w="3557"/>
-            <w:shd w:fill="F5F5F5"/>
+            <w:shd w:val="clear" w:fill="F5F5F5"/>
           </w:tcPr>
           <w:p>
             <w:pPr>
@@ -3950,7 +3950,7 @@
         <w:tc>
           <w:tcPr>
             <w:tcW w:type="dxa" w:w="5803"/>
-            <w:shd w:fill="FFFFFF"/>
+            <w:shd w:val="clear" w:fill="FFFFFF"/>
           </w:tcPr>
           <w:p/>
         </w:tc>
@@ -3959,7 +3959,7 @@
         <w:tc>
           <w:tcPr>
             <w:tcW w:type="dxa" w:w="3557"/>
-            <w:shd w:fill="F5F5F5"/>
+            <w:shd w:val="clear" w:fill="F5F5F5"/>
           </w:tcPr>
           <w:p>
             <w:pPr>
@@ -3978,7 +3978,7 @@
         <w:tc>
           <w:tcPr>
             <w:tcW w:type="dxa" w:w="5803"/>
-            <w:shd w:fill="FFFFFF"/>
+            <w:shd w:val="clear" w:fill="FFFFFF"/>
           </w:tcPr>
           <w:p/>
         </w:tc>
@@ -3987,7 +3987,7 @@
         <w:tc>
           <w:tcPr>
             <w:tcW w:type="dxa" w:w="3557"/>
-            <w:shd w:fill="F5F5F5"/>
+            <w:shd w:val="clear" w:fill="F5F5F5"/>
           </w:tcPr>
           <w:p>
             <w:pPr>
@@ -4006,7 +4006,7 @@
         <w:tc>
           <w:tcPr>
             <w:tcW w:type="dxa" w:w="5803"/>
-            <w:shd w:fill="FFFFFF"/>
+            <w:shd w:val="clear" w:fill="FFFFFF"/>
           </w:tcPr>
           <w:p/>
         </w:tc>
@@ -4015,7 +4015,7 @@
         <w:tc>
           <w:tcPr>
             <w:tcW w:type="dxa" w:w="3557"/>
-            <w:shd w:fill="F5F5F5"/>
+            <w:shd w:val="clear" w:fill="F5F5F5"/>
           </w:tcPr>
           <w:p>
             <w:pPr>
@@ -4034,7 +4034,7 @@
         <w:tc>
           <w:tcPr>
             <w:tcW w:type="dxa" w:w="5803"/>
-            <w:shd w:fill="FFFFFF"/>
+            <w:shd w:val="clear" w:fill="FFFFFF"/>
           </w:tcPr>
           <w:p/>
         </w:tc>
@@ -4043,7 +4043,7 @@
         <w:tc>
           <w:tcPr>
             <w:tcW w:type="dxa" w:w="3557"/>
-            <w:shd w:fill="F5F5F5"/>
+            <w:shd w:val="clear" w:fill="F5F5F5"/>
           </w:tcPr>
           <w:p>
             <w:pPr>
@@ -4062,7 +4062,7 @@
         <w:tc>
           <w:tcPr>
             <w:tcW w:type="dxa" w:w="5803"/>
-            <w:shd w:fill="FFFFFF"/>
+            <w:shd w:val="clear" w:fill="FFFFFF"/>
           </w:tcPr>
           <w:p/>
         </w:tc>
@@ -4071,7 +4071,7 @@
         <w:tc>
           <w:tcPr>
             <w:tcW w:type="dxa" w:w="3557"/>
-            <w:shd w:fill="F5F5F5"/>
+            <w:shd w:val="clear" w:fill="F5F5F5"/>
           </w:tcPr>
           <w:p>
             <w:pPr>
@@ -4090,7 +4090,7 @@
         <w:tc>
           <w:tcPr>
             <w:tcW w:type="dxa" w:w="5803"/>
-            <w:shd w:fill="FFFFFF"/>
+            <w:shd w:val="clear" w:fill="FFFFFF"/>
           </w:tcPr>
           <w:p/>
         </w:tc>
@@ -4110,7 +4110,7 @@
         <w:tc>
           <w:tcPr>
             <w:tcW w:type="dxa" w:w="9360"/>
-            <w:shd w:fill="E64A19"/>
+            <w:shd w:val="clear" w:fill="E64A19"/>
           </w:tcPr>
           <w:p>
             <w:pPr>
@@ -4160,7 +4160,7 @@
         <w:tc>
           <w:tcPr>
             <w:tcW w:type="dxa" w:w="1100"/>
-            <w:shd w:fill="607D8B"/>
+            <w:shd w:val="clear" w:fill="607D8B"/>
           </w:tcPr>
           <w:p>
             <w:pPr>
@@ -4180,7 +4180,7 @@
         <w:tc>
           <w:tcPr>
             <w:tcW w:type="dxa" w:w="1600"/>
-            <w:shd w:fill="607D8B"/>
+            <w:shd w:val="clear" w:fill="607D8B"/>
           </w:tcPr>
           <w:p>
             <w:pPr>
@@ -4200,7 +4200,7 @@
         <w:tc>
           <w:tcPr>
             <w:tcW w:type="dxa" w:w="1300"/>
-            <w:shd w:fill="607D8B"/>
+            <w:shd w:val="clear" w:fill="607D8B"/>
           </w:tcPr>
           <w:p>
             <w:pPr>
@@ -4220,7 +4220,7 @@
         <w:tc>
           <w:tcPr>
             <w:tcW w:type="dxa" w:w="1300"/>
-            <w:shd w:fill="607D8B"/>
+            <w:shd w:val="clear" w:fill="607D8B"/>
           </w:tcPr>
           <w:p>
             <w:pPr>
@@ -4240,7 +4240,7 @@
         <w:tc>
           <w:tcPr>
             <w:tcW w:type="dxa" w:w="1300"/>
-            <w:shd w:fill="607D8B"/>
+            <w:shd w:val="clear" w:fill="607D8B"/>
           </w:tcPr>
           <w:p>
             <w:pPr>
@@ -4260,7 +4260,7 @@
         <w:tc>
           <w:tcPr>
             <w:tcW w:type="dxa" w:w="2760"/>
-            <w:shd w:fill="607D8B"/>
+            <w:shd w:val="clear" w:fill="607D8B"/>
           </w:tcPr>
           <w:p>
             <w:pPr>
@@ -4282,42 +4282,42 @@
         <w:tc>
           <w:tcPr>
             <w:tcW w:type="dxa" w:w="1100"/>
-            <w:shd w:fill="FFFFFF"/>
+            <w:shd w:val="clear" w:fill="FFFFFF"/>
           </w:tcPr>
           <w:p/>
         </w:tc>
         <w:tc>
           <w:tcPr>
             <w:tcW w:type="dxa" w:w="1600"/>
-            <w:shd w:fill="FFFFFF"/>
+            <w:shd w:val="clear" w:fill="FFFFFF"/>
           </w:tcPr>
           <w:p/>
         </w:tc>
         <w:tc>
           <w:tcPr>
             <w:tcW w:type="dxa" w:w="1300"/>
-            <w:shd w:fill="FFFFFF"/>
+            <w:shd w:val="clear" w:fill="FFFFFF"/>
           </w:tcPr>
           <w:p/>
         </w:tc>
         <w:tc>
           <w:tcPr>
             <w:tcW w:type="dxa" w:w="1300"/>
-            <w:shd w:fill="FFFFFF"/>
+            <w:shd w:val="clear" w:fill="FFFFFF"/>
           </w:tcPr>
           <w:p/>
         </w:tc>
         <w:tc>
           <w:tcPr>
             <w:tcW w:type="dxa" w:w="1300"/>
-            <w:shd w:fill="FFFFFF"/>
+            <w:shd w:val="clear" w:fill="FFFFFF"/>
           </w:tcPr>
           <w:p/>
         </w:tc>
         <w:tc>
           <w:tcPr>
             <w:tcW w:type="dxa" w:w="2760"/>
-            <w:shd w:fill="FFFFFF"/>
+            <w:shd w:val="clear" w:fill="FFFFFF"/>
           </w:tcPr>
           <w:p/>
         </w:tc>
@@ -4326,42 +4326,42 @@
         <w:tc>
           <w:tcPr>
             <w:tcW w:type="dxa" w:w="1100"/>
-            <w:shd w:fill="FFFFFF"/>
+            <w:shd w:val="clear" w:fill="FFFFFF"/>
           </w:tcPr>
           <w:p/>
         </w:tc>
         <w:tc>
           <w:tcPr>
             <w:tcW w:type="dxa" w:w="1600"/>
-            <w:shd w:fill="FFFFFF"/>
+            <w:shd w:val="clear" w:fill="FFFFFF"/>
           </w:tcPr>
           <w:p/>
         </w:tc>
         <w:tc>
           <w:tcPr>
             <w:tcW w:type="dxa" w:w="1300"/>
-            <w:shd w:fill="FFFFFF"/>
+            <w:shd w:val="clear" w:fill="FFFFFF"/>
           </w:tcPr>
           <w:p/>
         </w:tc>
         <w:tc>
           <w:tcPr>
             <w:tcW w:type="dxa" w:w="1300"/>
-            <w:shd w:fill="FFFFFF"/>
+            <w:shd w:val="clear" w:fill="FFFFFF"/>
           </w:tcPr>
           <w:p/>
         </w:tc>
         <w:tc>
           <w:tcPr>
             <w:tcW w:type="dxa" w:w="1300"/>
-            <w:shd w:fill="FFFFFF"/>
+            <w:shd w:val="clear" w:fill="FFFFFF"/>
           </w:tcPr>
           <w:p/>
         </w:tc>
         <w:tc>
           <w:tcPr>
             <w:tcW w:type="dxa" w:w="2760"/>
-            <w:shd w:fill="FFFFFF"/>
+            <w:shd w:val="clear" w:fill="FFFFFF"/>
           </w:tcPr>
           <w:p/>
         </w:tc>
@@ -4370,42 +4370,42 @@
         <w:tc>
           <w:tcPr>
             <w:tcW w:type="dxa" w:w="1100"/>
-            <w:shd w:fill="FFFFFF"/>
+            <w:shd w:val="clear" w:fill="FFFFFF"/>
           </w:tcPr>
           <w:p/>
         </w:tc>
         <w:tc>
           <w:tcPr>
             <w:tcW w:type="dxa" w:w="1600"/>
-            <w:shd w:fill="FFFFFF"/>
+            <w:shd w:val="clear" w:fill="FFFFFF"/>
           </w:tcPr>
           <w:p/>
         </w:tc>
         <w:tc>
           <w:tcPr>
             <w:tcW w:type="dxa" w:w="1300"/>
-            <w:shd w:fill="FFFFFF"/>
+            <w:shd w:val="clear" w:fill="FFFFFF"/>
           </w:tcPr>
           <w:p/>
         </w:tc>
         <w:tc>
           <w:tcPr>
             <w:tcW w:type="dxa" w:w="1300"/>
-            <w:shd w:fill="FFFFFF"/>
+            <w:shd w:val="clear" w:fill="FFFFFF"/>
           </w:tcPr>
           <w:p/>
         </w:tc>
         <w:tc>
           <w:tcPr>
             <w:tcW w:type="dxa" w:w="1300"/>
-            <w:shd w:fill="FFFFFF"/>
+            <w:shd w:val="clear" w:fill="FFFFFF"/>
           </w:tcPr>
           <w:p/>
         </w:tc>
         <w:tc>
           <w:tcPr>
             <w:tcW w:type="dxa" w:w="2760"/>
-            <w:shd w:fill="FFFFFF"/>
+            <w:shd w:val="clear" w:fill="FFFFFF"/>
           </w:tcPr>
           <w:p/>
         </w:tc>
@@ -4414,42 +4414,42 @@
         <w:tc>
           <w:tcPr>
             <w:tcW w:type="dxa" w:w="1100"/>
-            <w:shd w:fill="FFFFFF"/>
+            <w:shd w:val="clear" w:fill="FFFFFF"/>
           </w:tcPr>
           <w:p/>
         </w:tc>
         <w:tc>
           <w:tcPr>
             <w:tcW w:type="dxa" w:w="1600"/>
-            <w:shd w:fill="FFFFFF"/>
+            <w:shd w:val="clear" w:fill="FFFFFF"/>
           </w:tcPr>
           <w:p/>
         </w:tc>
         <w:tc>
           <w:tcPr>
             <w:tcW w:type="dxa" w:w="1300"/>
-            <w:shd w:fill="FFFFFF"/>
+            <w:shd w:val="clear" w:fill="FFFFFF"/>
           </w:tcPr>
           <w:p/>
         </w:tc>
         <w:tc>
           <w:tcPr>
             <w:tcW w:type="dxa" w:w="1300"/>
-            <w:shd w:fill="FFFFFF"/>
+            <w:shd w:val="clear" w:fill="FFFFFF"/>
           </w:tcPr>
           <w:p/>
         </w:tc>
         <w:tc>
           <w:tcPr>
             <w:tcW w:type="dxa" w:w="1300"/>
-            <w:shd w:fill="FFFFFF"/>
+            <w:shd w:val="clear" w:fill="FFFFFF"/>
           </w:tcPr>
           <w:p/>
         </w:tc>
         <w:tc>
           <w:tcPr>
             <w:tcW w:type="dxa" w:w="2760"/>
-            <w:shd w:fill="FFFFFF"/>
+            <w:shd w:val="clear" w:fill="FFFFFF"/>
           </w:tcPr>
           <w:p/>
         </w:tc>
@@ -4458,42 +4458,42 @@
         <w:tc>
           <w:tcPr>
             <w:tcW w:type="dxa" w:w="1100"/>
-            <w:shd w:fill="FFFFFF"/>
+            <w:shd w:val="clear" w:fill="FFFFFF"/>
           </w:tcPr>
           <w:p/>
         </w:tc>
         <w:tc>
           <w:tcPr>
             <w:tcW w:type="dxa" w:w="1600"/>
-            <w:shd w:fill="FFFFFF"/>
+            <w:shd w:val="clear" w:fill="FFFFFF"/>
           </w:tcPr>
           <w:p/>
         </w:tc>
         <w:tc>
           <w:tcPr>
             <w:tcW w:type="dxa" w:w="1300"/>
-            <w:shd w:fill="FFFFFF"/>
+            <w:shd w:val="clear" w:fill="FFFFFF"/>
           </w:tcPr>
           <w:p/>
         </w:tc>
         <w:tc>
           <w:tcPr>
             <w:tcW w:type="dxa" w:w="1300"/>
-            <w:shd w:fill="FFFFFF"/>
+            <w:shd w:val="clear" w:fill="FFFFFF"/>
           </w:tcPr>
           <w:p/>
         </w:tc>
         <w:tc>
           <w:tcPr>
             <w:tcW w:type="dxa" w:w="1300"/>
-            <w:shd w:fill="FFFFFF"/>
+            <w:shd w:val="clear" w:fill="FFFFFF"/>
           </w:tcPr>
           <w:p/>
         </w:tc>
         <w:tc>
           <w:tcPr>
             <w:tcW w:type="dxa" w:w="2760"/>
-            <w:shd w:fill="FFFFFF"/>
+            <w:shd w:val="clear" w:fill="FFFFFF"/>
           </w:tcPr>
           <w:p/>
         </w:tc>
@@ -4502,42 +4502,42 @@
         <w:tc>
           <w:tcPr>
             <w:tcW w:type="dxa" w:w="1100"/>
-            <w:shd w:fill="FFFFFF"/>
+            <w:shd w:val="clear" w:fill="FFFFFF"/>
           </w:tcPr>
           <w:p/>
         </w:tc>
         <w:tc>
           <w:tcPr>
             <w:tcW w:type="dxa" w:w="1600"/>
-            <w:shd w:fill="FFFFFF"/>
+            <w:shd w:val="clear" w:fill="FFFFFF"/>
           </w:tcPr>
           <w:p/>
         </w:tc>
         <w:tc>
           <w:tcPr>
             <w:tcW w:type="dxa" w:w="1300"/>
-            <w:shd w:fill="FFFFFF"/>
+            <w:shd w:val="clear" w:fill="FFFFFF"/>
           </w:tcPr>
           <w:p/>
         </w:tc>
         <w:tc>
           <w:tcPr>
             <w:tcW w:type="dxa" w:w="1300"/>
-            <w:shd w:fill="FFFFFF"/>
+            <w:shd w:val="clear" w:fill="FFFFFF"/>
           </w:tcPr>
           <w:p/>
         </w:tc>
         <w:tc>
           <w:tcPr>
             <w:tcW w:type="dxa" w:w="1300"/>
-            <w:shd w:fill="FFFFFF"/>
+            <w:shd w:val="clear" w:fill="FFFFFF"/>
           </w:tcPr>
           <w:p/>
         </w:tc>
         <w:tc>
           <w:tcPr>
             <w:tcW w:type="dxa" w:w="2760"/>
-            <w:shd w:fill="FFFFFF"/>
+            <w:shd w:val="clear" w:fill="FFFFFF"/>
           </w:tcPr>
           <w:p/>
         </w:tc>
@@ -4546,42 +4546,42 @@
         <w:tc>
           <w:tcPr>
             <w:tcW w:type="dxa" w:w="1100"/>
-            <w:shd w:fill="FFFFFF"/>
+            <w:shd w:val="clear" w:fill="FFFFFF"/>
           </w:tcPr>
           <w:p/>
         </w:tc>
         <w:tc>
           <w:tcPr>
             <w:tcW w:type="dxa" w:w="1600"/>
-            <w:shd w:fill="FFFFFF"/>
+            <w:shd w:val="clear" w:fill="FFFFFF"/>
           </w:tcPr>
           <w:p/>
         </w:tc>
         <w:tc>
           <w:tcPr>
             <w:tcW w:type="dxa" w:w="1300"/>
-            <w:shd w:fill="FFFFFF"/>
+            <w:shd w:val="clear" w:fill="FFFFFF"/>
           </w:tcPr>
           <w:p/>
         </w:tc>
         <w:tc>
           <w:tcPr>
             <w:tcW w:type="dxa" w:w="1300"/>
-            <w:shd w:fill="FFFFFF"/>
+            <w:shd w:val="clear" w:fill="FFFFFF"/>
           </w:tcPr>
           <w:p/>
         </w:tc>
         <w:tc>
           <w:tcPr>
             <w:tcW w:type="dxa" w:w="1300"/>
-            <w:shd w:fill="FFFFFF"/>
+            <w:shd w:val="clear" w:fill="FFFFFF"/>
           </w:tcPr>
           <w:p/>
         </w:tc>
         <w:tc>
           <w:tcPr>
             <w:tcW w:type="dxa" w:w="2760"/>
-            <w:shd w:fill="FFFFFF"/>
+            <w:shd w:val="clear" w:fill="FFFFFF"/>
           </w:tcPr>
           <w:p/>
         </w:tc>
@@ -4590,42 +4590,42 @@
         <w:tc>
           <w:tcPr>
             <w:tcW w:type="dxa" w:w="1100"/>
-            <w:shd w:fill="FFFFFF"/>
+            <w:shd w:val="clear" w:fill="FFFFFF"/>
           </w:tcPr>
           <w:p/>
         </w:tc>
         <w:tc>
           <w:tcPr>
             <w:tcW w:type="dxa" w:w="1600"/>
-            <w:shd w:fill="FFFFFF"/>
+            <w:shd w:val="clear" w:fill="FFFFFF"/>
           </w:tcPr>
           <w:p/>
         </w:tc>
         <w:tc>
           <w:tcPr>
             <w:tcW w:type="dxa" w:w="1300"/>
-            <w:shd w:fill="FFFFFF"/>
+            <w:shd w:val="clear" w:fill="FFFFFF"/>
           </w:tcPr>
           <w:p/>
         </w:tc>
         <w:tc>
           <w:tcPr>
             <w:tcW w:type="dxa" w:w="1300"/>
-            <w:shd w:fill="FFFFFF"/>
+            <w:shd w:val="clear" w:fill="FFFFFF"/>
           </w:tcPr>
           <w:p/>
         </w:tc>
         <w:tc>
           <w:tcPr>
             <w:tcW w:type="dxa" w:w="1300"/>
-            <w:shd w:fill="FFFFFF"/>
+            <w:shd w:val="clear" w:fill="FFFFFF"/>
           </w:tcPr>
           <w:p/>
         </w:tc>
         <w:tc>
           <w:tcPr>
             <w:tcW w:type="dxa" w:w="2760"/>
-            <w:shd w:fill="FFFFFF"/>
+            <w:shd w:val="clear" w:fill="FFFFFF"/>
           </w:tcPr>
           <w:p/>
         </w:tc>
@@ -4644,7 +4644,7 @@
         <w:tc>
           <w:tcPr>
             <w:tcW w:type="dxa" w:w="9360"/>
-            <w:shd w:fill="F57C00"/>
+            <w:shd w:val="clear" w:fill="F57C00"/>
           </w:tcPr>
           <w:p>
             <w:pPr>
@@ -4676,7 +4676,7 @@
         <w:tc>
           <w:tcPr>
             <w:tcW w:type="dxa" w:w="3557"/>
-            <w:shd w:fill="F5F5F5"/>
+            <w:shd w:val="clear" w:fill="F5F5F5"/>
           </w:tcPr>
           <w:p>
             <w:pPr>
@@ -4695,7 +4695,7 @@
         <w:tc>
           <w:tcPr>
             <w:tcW w:type="dxa" w:w="5803"/>
-            <w:shd w:fill="FFFFFF"/>
+            <w:shd w:val="clear" w:fill="FFFFFF"/>
           </w:tcPr>
           <w:p/>
         </w:tc>
@@ -4704,7 +4704,7 @@
         <w:tc>
           <w:tcPr>
             <w:tcW w:type="dxa" w:w="3557"/>
-            <w:shd w:fill="F5F5F5"/>
+            <w:shd w:val="clear" w:fill="F5F5F5"/>
           </w:tcPr>
           <w:p>
             <w:pPr>
@@ -4723,7 +4723,7 @@
         <w:tc>
           <w:tcPr>
             <w:tcW w:type="dxa" w:w="5803"/>
-            <w:shd w:fill="FFFFFF"/>
+            <w:shd w:val="clear" w:fill="FFFFFF"/>
           </w:tcPr>
           <w:p/>
         </w:tc>
@@ -4732,7 +4732,7 @@
         <w:tc>
           <w:tcPr>
             <w:tcW w:type="dxa" w:w="3557"/>
-            <w:shd w:fill="F5F5F5"/>
+            <w:shd w:val="clear" w:fill="F5F5F5"/>
           </w:tcPr>
           <w:p>
             <w:pPr>
@@ -4751,7 +4751,7 @@
         <w:tc>
           <w:tcPr>
             <w:tcW w:type="dxa" w:w="5803"/>
-            <w:shd w:fill="FFFFFF"/>
+            <w:shd w:val="clear" w:fill="FFFFFF"/>
           </w:tcPr>
           <w:p/>
         </w:tc>
@@ -4760,7 +4760,7 @@
         <w:tc>
           <w:tcPr>
             <w:tcW w:type="dxa" w:w="3557"/>
-            <w:shd w:fill="F5F5F5"/>
+            <w:shd w:val="clear" w:fill="F5F5F5"/>
           </w:tcPr>
           <w:p>
             <w:pPr>
@@ -4779,7 +4779,7 @@
         <w:tc>
           <w:tcPr>
             <w:tcW w:type="dxa" w:w="5803"/>
-            <w:shd w:fill="FFFFFF"/>
+            <w:shd w:val="clear" w:fill="FFFFFF"/>
           </w:tcPr>
           <w:p/>
         </w:tc>
@@ -4788,7 +4788,7 @@
         <w:tc>
           <w:tcPr>
             <w:tcW w:type="dxa" w:w="3557"/>
-            <w:shd w:fill="F5F5F5"/>
+            <w:shd w:val="clear" w:fill="F5F5F5"/>
           </w:tcPr>
           <w:p>
             <w:pPr>
@@ -4807,7 +4807,7 @@
         <w:tc>
           <w:tcPr>
             <w:tcW w:type="dxa" w:w="5803"/>
-            <w:shd w:fill="FFFFFF"/>
+            <w:shd w:val="clear" w:fill="FFFFFF"/>
           </w:tcPr>
           <w:p/>
         </w:tc>
@@ -4816,7 +4816,7 @@
         <w:tc>
           <w:tcPr>
             <w:tcW w:type="dxa" w:w="3557"/>
-            <w:shd w:fill="F5F5F5"/>
+            <w:shd w:val="clear" w:fill="F5F5F5"/>
           </w:tcPr>
           <w:p>
             <w:pPr>
@@ -4835,7 +4835,7 @@
         <w:tc>
           <w:tcPr>
             <w:tcW w:type="dxa" w:w="5803"/>
-            <w:shd w:fill="FFFFFF"/>
+            <w:shd w:val="clear" w:fill="FFFFFF"/>
           </w:tcPr>
           <w:p/>
         </w:tc>
@@ -4855,7 +4855,7 @@
         <w:tc>
           <w:tcPr>
             <w:tcW w:type="dxa" w:w="9360"/>
-            <w:shd w:fill="388E3C"/>
+            <w:shd w:val="clear" w:fill="388E3C"/>
           </w:tcPr>
           <w:p>
             <w:pPr>
@@ -4887,7 +4887,7 @@
         <w:tc>
           <w:tcPr>
             <w:tcW w:type="dxa" w:w="3557"/>
-            <w:shd w:fill="F5F5F5"/>
+            <w:shd w:val="clear" w:fill="F5F5F5"/>
           </w:tcPr>
           <w:p>
             <w:pPr>
@@ -4906,7 +4906,7 @@
         <w:tc>
           <w:tcPr>
             <w:tcW w:type="dxa" w:w="5803"/>
-            <w:shd w:fill="FFFFFF"/>
+            <w:shd w:val="clear" w:fill="FFFFFF"/>
           </w:tcPr>
           <w:p/>
         </w:tc>
@@ -4915,7 +4915,7 @@
         <w:tc>
           <w:tcPr>
             <w:tcW w:type="dxa" w:w="3557"/>
-            <w:shd w:fill="F5F5F5"/>
+            <w:shd w:val="clear" w:fill="F5F5F5"/>
           </w:tcPr>
           <w:p>
             <w:pPr>
@@ -4934,7 +4934,7 @@
         <w:tc>
           <w:tcPr>
             <w:tcW w:type="dxa" w:w="5803"/>
-            <w:shd w:fill="FFFFFF"/>
+            <w:shd w:val="clear" w:fill="FFFFFF"/>
           </w:tcPr>
           <w:p/>
         </w:tc>
@@ -4943,7 +4943,7 @@
         <w:tc>
           <w:tcPr>
             <w:tcW w:type="dxa" w:w="3557"/>
-            <w:shd w:fill="F5F5F5"/>
+            <w:shd w:val="clear" w:fill="F5F5F5"/>
           </w:tcPr>
           <w:p>
             <w:pPr>
@@ -4962,7 +4962,7 @@
         <w:tc>
           <w:tcPr>
             <w:tcW w:type="dxa" w:w="5803"/>
-            <w:shd w:fill="FFFFFF"/>
+            <w:shd w:val="clear" w:fill="FFFFFF"/>
           </w:tcPr>
           <w:p/>
         </w:tc>
@@ -4971,7 +4971,7 @@
         <w:tc>
           <w:tcPr>
             <w:tcW w:type="dxa" w:w="3557"/>
-            <w:shd w:fill="F5F5F5"/>
+            <w:shd w:val="clear" w:fill="F5F5F5"/>
           </w:tcPr>
           <w:p>
             <w:pPr>
@@ -4990,7 +4990,7 @@
         <w:tc>
           <w:tcPr>
             <w:tcW w:type="dxa" w:w="5803"/>
-            <w:shd w:fill="FFFFFF"/>
+            <w:shd w:val="clear" w:fill="FFFFFF"/>
           </w:tcPr>
           <w:p/>
         </w:tc>
@@ -4999,7 +4999,7 @@
         <w:tc>
           <w:tcPr>
             <w:tcW w:type="dxa" w:w="3557"/>
-            <w:shd w:fill="F5F5F5"/>
+            <w:shd w:val="clear" w:fill="F5F5F5"/>
           </w:tcPr>
           <w:p>
             <w:pPr>
@@ -5018,7 +5018,7 @@
         <w:tc>
           <w:tcPr>
             <w:tcW w:type="dxa" w:w="5803"/>
-            <w:shd w:fill="FFFFFF"/>
+            <w:shd w:val="clear" w:fill="FFFFFF"/>
           </w:tcPr>
           <w:p/>
         </w:tc>
@@ -5027,7 +5027,7 @@
         <w:tc>
           <w:tcPr>
             <w:tcW w:type="dxa" w:w="3557"/>
-            <w:shd w:fill="F5F5F5"/>
+            <w:shd w:val="clear" w:fill="F5F5F5"/>
           </w:tcPr>
           <w:p>
             <w:pPr>
@@ -5046,7 +5046,7 @@
         <w:tc>
           <w:tcPr>
             <w:tcW w:type="dxa" w:w="5803"/>
-            <w:shd w:fill="FFFFFF"/>
+            <w:shd w:val="clear" w:fill="FFFFFF"/>
           </w:tcPr>
           <w:p/>
         </w:tc>
@@ -5055,7 +5055,7 @@
         <w:tc>
           <w:tcPr>
             <w:tcW w:type="dxa" w:w="3557"/>
-            <w:shd w:fill="F5F5F5"/>
+            <w:shd w:val="clear" w:fill="F5F5F5"/>
           </w:tcPr>
           <w:p>
             <w:pPr>
@@ -5074,7 +5074,7 @@
         <w:tc>
           <w:tcPr>
             <w:tcW w:type="dxa" w:w="5803"/>
-            <w:shd w:fill="FFFFFF"/>
+            <w:shd w:val="clear" w:fill="FFFFFF"/>
           </w:tcPr>
           <w:p/>
         </w:tc>
@@ -5083,7 +5083,7 @@
         <w:tc>
           <w:tcPr>
             <w:tcW w:type="dxa" w:w="3557"/>
-            <w:shd w:fill="F5F5F5"/>
+            <w:shd w:val="clear" w:fill="F5F5F5"/>
           </w:tcPr>
           <w:p>
             <w:pPr>
@@ -5102,7 +5102,7 @@
         <w:tc>
           <w:tcPr>
             <w:tcW w:type="dxa" w:w="5803"/>
-            <w:shd w:fill="FFFFFF"/>
+            <w:shd w:val="clear" w:fill="FFFFFF"/>
           </w:tcPr>
           <w:p/>
         </w:tc>
@@ -5122,7 +5122,7 @@
         <w:tc>
           <w:tcPr>
             <w:tcW w:type="dxa" w:w="9360"/>
-            <w:shd w:fill="7B1FA2"/>
+            <w:shd w:val="clear" w:fill="7B1FA2"/>
           </w:tcPr>
           <w:p>
             <w:pPr>
@@ -5172,7 +5172,7 @@
         <w:tc>
           <w:tcPr>
             <w:tcW w:type="dxa" w:w="1100"/>
-            <w:shd w:fill="607D8B"/>
+            <w:shd w:val="clear" w:fill="607D8B"/>
           </w:tcPr>
           <w:p>
             <w:pPr>
@@ -5192,7 +5192,7 @@
         <w:tc>
           <w:tcPr>
             <w:tcW w:type="dxa" w:w="2200"/>
-            <w:shd w:fill="607D8B"/>
+            <w:shd w:val="clear" w:fill="607D8B"/>
           </w:tcPr>
           <w:p>
             <w:pPr>
@@ -5212,7 +5212,7 @@
         <w:tc>
           <w:tcPr>
             <w:tcW w:type="dxa" w:w="1600"/>
-            <w:shd w:fill="607D8B"/>
+            <w:shd w:val="clear" w:fill="607D8B"/>
           </w:tcPr>
           <w:p>
             <w:pPr>
@@ -5232,7 +5232,7 @@
         <w:tc>
           <w:tcPr>
             <w:tcW w:type="dxa" w:w="1800"/>
-            <w:shd w:fill="607D8B"/>
+            <w:shd w:val="clear" w:fill="607D8B"/>
           </w:tcPr>
           <w:p>
             <w:pPr>
@@ -5252,7 +5252,7 @@
         <w:tc>
           <w:tcPr>
             <w:tcW w:type="dxa" w:w="1400"/>
-            <w:shd w:fill="607D8B"/>
+            <w:shd w:val="clear" w:fill="607D8B"/>
           </w:tcPr>
           <w:p>
             <w:pPr>
@@ -5272,7 +5272,7 @@
         <w:tc>
           <w:tcPr>
             <w:tcW w:type="dxa" w:w="1260"/>
-            <w:shd w:fill="607D8B"/>
+            <w:shd w:val="clear" w:fill="607D8B"/>
           </w:tcPr>
           <w:p>
             <w:pPr>
@@ -5294,42 +5294,42 @@
         <w:tc>
           <w:tcPr>
             <w:tcW w:type="dxa" w:w="1100"/>
-            <w:shd w:fill="FFFFFF"/>
+            <w:shd w:val="clear" w:fill="FFFFFF"/>
           </w:tcPr>
           <w:p/>
         </w:tc>
         <w:tc>
           <w:tcPr>
             <w:tcW w:type="dxa" w:w="2200"/>
-            <w:shd w:fill="FFFFFF"/>
+            <w:shd w:val="clear" w:fill="FFFFFF"/>
           </w:tcPr>
           <w:p/>
         </w:tc>
         <w:tc>
           <w:tcPr>
             <w:tcW w:type="dxa" w:w="1600"/>
-            <w:shd w:fill="FFFFFF"/>
+            <w:shd w:val="clear" w:fill="FFFFFF"/>
           </w:tcPr>
           <w:p/>
         </w:tc>
         <w:tc>
           <w:tcPr>
             <w:tcW w:type="dxa" w:w="1800"/>
-            <w:shd w:fill="FFFFFF"/>
+            <w:shd w:val="clear" w:fill="FFFFFF"/>
           </w:tcPr>
           <w:p/>
         </w:tc>
         <w:tc>
           <w:tcPr>
             <w:tcW w:type="dxa" w:w="1400"/>
-            <w:shd w:fill="FFFFFF"/>
+            <w:shd w:val="clear" w:fill="FFFFFF"/>
           </w:tcPr>
           <w:p/>
         </w:tc>
         <w:tc>
           <w:tcPr>
             <w:tcW w:type="dxa" w:w="1260"/>
-            <w:shd w:fill="FFFFFF"/>
+            <w:shd w:val="clear" w:fill="FFFFFF"/>
           </w:tcPr>
           <w:p/>
         </w:tc>
@@ -5338,42 +5338,42 @@
         <w:tc>
           <w:tcPr>
             <w:tcW w:type="dxa" w:w="1100"/>
-            <w:shd w:fill="FFFFFF"/>
+            <w:shd w:val="clear" w:fill="FFFFFF"/>
           </w:tcPr>
           <w:p/>
         </w:tc>
         <w:tc>
           <w:tcPr>
             <w:tcW w:type="dxa" w:w="2200"/>
-            <w:shd w:fill="FFFFFF"/>
+            <w:shd w:val="clear" w:fill="FFFFFF"/>
           </w:tcPr>
           <w:p/>
         </w:tc>
         <w:tc>
           <w:tcPr>
             <w:tcW w:type="dxa" w:w="1600"/>
-            <w:shd w:fill="FFFFFF"/>
+            <w:shd w:val="clear" w:fill="FFFFFF"/>
           </w:tcPr>
           <w:p/>
         </w:tc>
         <w:tc>
           <w:tcPr>
             <w:tcW w:type="dxa" w:w="1800"/>
-            <w:shd w:fill="FFFFFF"/>
+            <w:shd w:val="clear" w:fill="FFFFFF"/>
           </w:tcPr>
           <w:p/>
         </w:tc>
         <w:tc>
           <w:tcPr>
             <w:tcW w:type="dxa" w:w="1400"/>
-            <w:shd w:fill="FFFFFF"/>
+            <w:shd w:val="clear" w:fill="FFFFFF"/>
           </w:tcPr>
           <w:p/>
         </w:tc>
         <w:tc>
           <w:tcPr>
             <w:tcW w:type="dxa" w:w="1260"/>
-            <w:shd w:fill="FFFFFF"/>
+            <w:shd w:val="clear" w:fill="FFFFFF"/>
           </w:tcPr>
           <w:p/>
         </w:tc>
@@ -5382,42 +5382,42 @@
         <w:tc>
           <w:tcPr>
             <w:tcW w:type="dxa" w:w="1100"/>
-            <w:shd w:fill="FFFFFF"/>
+            <w:shd w:val="clear" w:fill="FFFFFF"/>
           </w:tcPr>
           <w:p/>
         </w:tc>
         <w:tc>
           <w:tcPr>
             <w:tcW w:type="dxa" w:w="2200"/>
-            <w:shd w:fill="FFFFFF"/>
+            <w:shd w:val="clear" w:fill="FFFFFF"/>
           </w:tcPr>
           <w:p/>
         </w:tc>
         <w:tc>
           <w:tcPr>
             <w:tcW w:type="dxa" w:w="1600"/>
-            <w:shd w:fill="FFFFFF"/>
+            <w:shd w:val="clear" w:fill="FFFFFF"/>
           </w:tcPr>
           <w:p/>
         </w:tc>
         <w:tc>
           <w:tcPr>
             <w:tcW w:type="dxa" w:w="1800"/>
-            <w:shd w:fill="FFFFFF"/>
+            <w:shd w:val="clear" w:fill="FFFFFF"/>
           </w:tcPr>
           <w:p/>
         </w:tc>
         <w:tc>
           <w:tcPr>
             <w:tcW w:type="dxa" w:w="1400"/>
-            <w:shd w:fill="FFFFFF"/>
+            <w:shd w:val="clear" w:fill="FFFFFF"/>
           </w:tcPr>
           <w:p/>
         </w:tc>
         <w:tc>
           <w:tcPr>
             <w:tcW w:type="dxa" w:w="1260"/>
-            <w:shd w:fill="FFFFFF"/>
+            <w:shd w:val="clear" w:fill="FFFFFF"/>
           </w:tcPr>
           <w:p/>
         </w:tc>
@@ -5426,42 +5426,42 @@
         <w:tc>
           <w:tcPr>
             <w:tcW w:type="dxa" w:w="1100"/>
-            <w:shd w:fill="FFFFFF"/>
+            <w:shd w:val="clear" w:fill="FFFFFF"/>
           </w:tcPr>
           <w:p/>
         </w:tc>
         <w:tc>
           <w:tcPr>
             <w:tcW w:type="dxa" w:w="2200"/>
-            <w:shd w:fill="FFFFFF"/>
+            <w:shd w:val="clear" w:fill="FFFFFF"/>
           </w:tcPr>
           <w:p/>
         </w:tc>
         <w:tc>
           <w:tcPr>
             <w:tcW w:type="dxa" w:w="1600"/>
-            <w:shd w:fill="FFFFFF"/>
+            <w:shd w:val="clear" w:fill="FFFFFF"/>
           </w:tcPr>
           <w:p/>
         </w:tc>
         <w:tc>
           <w:tcPr>
             <w:tcW w:type="dxa" w:w="1800"/>
-            <w:shd w:fill="FFFFFF"/>
+            <w:shd w:val="clear" w:fill="FFFFFF"/>
           </w:tcPr>
           <w:p/>
         </w:tc>
         <w:tc>
           <w:tcPr>
             <w:tcW w:type="dxa" w:w="1400"/>
-            <w:shd w:fill="FFFFFF"/>
+            <w:shd w:val="clear" w:fill="FFFFFF"/>
           </w:tcPr>
           <w:p/>
         </w:tc>
         <w:tc>
           <w:tcPr>
             <w:tcW w:type="dxa" w:w="1260"/>
-            <w:shd w:fill="FFFFFF"/>
+            <w:shd w:val="clear" w:fill="FFFFFF"/>
           </w:tcPr>
           <w:p/>
         </w:tc>
@@ -5470,42 +5470,42 @@
         <w:tc>
           <w:tcPr>
             <w:tcW w:type="dxa" w:w="1100"/>
-            <w:shd w:fill="FFFFFF"/>
+            <w:shd w:val="clear" w:fill="FFFFFF"/>
           </w:tcPr>
           <w:p/>
         </w:tc>
         <w:tc>
           <w:tcPr>
             <w:tcW w:type="dxa" w:w="2200"/>
-            <w:shd w:fill="FFFFFF"/>
+            <w:shd w:val="clear" w:fill="FFFFFF"/>
           </w:tcPr>
           <w:p/>
         </w:tc>
         <w:tc>
           <w:tcPr>
             <w:tcW w:type="dxa" w:w="1600"/>
-            <w:shd w:fill="FFFFFF"/>
+            <w:shd w:val="clear" w:fill="FFFFFF"/>
           </w:tcPr>
           <w:p/>
         </w:tc>
         <w:tc>
           <w:tcPr>
             <w:tcW w:type="dxa" w:w="1800"/>
-            <w:shd w:fill="FFFFFF"/>
+            <w:shd w:val="clear" w:fill="FFFFFF"/>
           </w:tcPr>
           <w:p/>
         </w:tc>
         <w:tc>
           <w:tcPr>
             <w:tcW w:type="dxa" w:w="1400"/>
-            <w:shd w:fill="FFFFFF"/>
+            <w:shd w:val="clear" w:fill="FFFFFF"/>
           </w:tcPr>
           <w:p/>
         </w:tc>
         <w:tc>
           <w:tcPr>
             <w:tcW w:type="dxa" w:w="1260"/>
-            <w:shd w:fill="FFFFFF"/>
+            <w:shd w:val="clear" w:fill="FFFFFF"/>
           </w:tcPr>
           <w:p/>
         </w:tc>
@@ -5514,42 +5514,42 @@
         <w:tc>
           <w:tcPr>
             <w:tcW w:type="dxa" w:w="1100"/>
-            <w:shd w:fill="FFFFFF"/>
+            <w:shd w:val="clear" w:fill="FFFFFF"/>
           </w:tcPr>
           <w:p/>
         </w:tc>
         <w:tc>
           <w:tcPr>
             <w:tcW w:type="dxa" w:w="2200"/>
-            <w:shd w:fill="FFFFFF"/>
+            <w:shd w:val="clear" w:fill="FFFFFF"/>
           </w:tcPr>
           <w:p/>
         </w:tc>
         <w:tc>
           <w:tcPr>
             <w:tcW w:type="dxa" w:w="1600"/>
-            <w:shd w:fill="FFFFFF"/>
+            <w:shd w:val="clear" w:fill="FFFFFF"/>
           </w:tcPr>
           <w:p/>
         </w:tc>
         <w:tc>
           <w:tcPr>
             <w:tcW w:type="dxa" w:w="1800"/>
-            <w:shd w:fill="FFFFFF"/>
+            <w:shd w:val="clear" w:fill="FFFFFF"/>
           </w:tcPr>
           <w:p/>
         </w:tc>
         <w:tc>
           <w:tcPr>
             <w:tcW w:type="dxa" w:w="1400"/>
-            <w:shd w:fill="FFFFFF"/>
+            <w:shd w:val="clear" w:fill="FFFFFF"/>
           </w:tcPr>
           <w:p/>
         </w:tc>
         <w:tc>
           <w:tcPr>
             <w:tcW w:type="dxa" w:w="1260"/>
-            <w:shd w:fill="FFFFFF"/>
+            <w:shd w:val="clear" w:fill="FFFFFF"/>
           </w:tcPr>
           <w:p/>
         </w:tc>
@@ -5568,7 +5568,7 @@
         <w:tc>
           <w:tcPr>
             <w:tcW w:type="dxa" w:w="9360"/>
-            <w:shd w:fill="00796B"/>
+            <w:shd w:val="clear" w:fill="00796B"/>
           </w:tcPr>
           <w:p>
             <w:pPr>
@@ -5618,7 +5618,7 @@
         <w:tc>
           <w:tcPr>
             <w:tcW w:type="dxa" w:w="1500"/>
-            <w:shd w:fill="607D8B"/>
+            <w:shd w:val="clear" w:fill="607D8B"/>
           </w:tcPr>
           <w:p>
             <w:pPr>
@@ -5638,7 +5638,7 @@
         <w:tc>
           <w:tcPr>
             <w:tcW w:type="dxa" w:w="1300"/>
-            <w:shd w:fill="607D8B"/>
+            <w:shd w:val="clear" w:fill="607D8B"/>
           </w:tcPr>
           <w:p>
             <w:pPr>
@@ -5658,7 +5658,7 @@
         <w:tc>
           <w:tcPr>
             <w:tcW w:type="dxa" w:w="2200"/>
-            <w:shd w:fill="607D8B"/>
+            <w:shd w:val="clear" w:fill="607D8B"/>
           </w:tcPr>
           <w:p>
             <w:pPr>
@@ -5678,7 +5678,7 @@
         <w:tc>
           <w:tcPr>
             <w:tcW w:type="dxa" w:w="2100"/>
-            <w:shd w:fill="607D8B"/>
+            <w:shd w:val="clear" w:fill="607D8B"/>
           </w:tcPr>
           <w:p>
             <w:pPr>
@@ -5698,7 +5698,7 @@
         <w:tc>
           <w:tcPr>
             <w:tcW w:type="dxa" w:w="800"/>
-            <w:shd w:fill="607D8B"/>
+            <w:shd w:val="clear" w:fill="607D8B"/>
           </w:tcPr>
           <w:p>
             <w:pPr>
@@ -5718,7 +5718,7 @@
         <w:tc>
           <w:tcPr>
             <w:tcW w:type="dxa" w:w="1460"/>
-            <w:shd w:fill="607D8B"/>
+            <w:shd w:val="clear" w:fill="607D8B"/>
           </w:tcPr>
           <w:p>
             <w:pPr>
@@ -5740,42 +5740,42 @@
         <w:tc>
           <w:tcPr>
             <w:tcW w:type="dxa" w:w="1500"/>
-            <w:shd w:fill="FFFFFF"/>
+            <w:shd w:val="clear" w:fill="FFFFFF"/>
           </w:tcPr>
           <w:p/>
         </w:tc>
         <w:tc>
           <w:tcPr>
             <w:tcW w:type="dxa" w:w="1300"/>
-            <w:shd w:fill="FFFFFF"/>
+            <w:shd w:val="clear" w:fill="FFFFFF"/>
           </w:tcPr>
           <w:p/>
         </w:tc>
         <w:tc>
           <w:tcPr>
             <w:tcW w:type="dxa" w:w="2200"/>
-            <w:shd w:fill="FFFFFF"/>
+            <w:shd w:val="clear" w:fill="FFFFFF"/>
           </w:tcPr>
           <w:p/>
         </w:tc>
         <w:tc>
           <w:tcPr>
             <w:tcW w:type="dxa" w:w="2100"/>
-            <w:shd w:fill="FFFFFF"/>
+            <w:shd w:val="clear" w:fill="FFFFFF"/>
           </w:tcPr>
           <w:p/>
         </w:tc>
         <w:tc>
           <w:tcPr>
             <w:tcW w:type="dxa" w:w="800"/>
-            <w:shd w:fill="FFFFFF"/>
+            <w:shd w:val="clear" w:fill="FFFFFF"/>
           </w:tcPr>
           <w:p/>
         </w:tc>
         <w:tc>
           <w:tcPr>
             <w:tcW w:type="dxa" w:w="1460"/>
-            <w:shd w:fill="FFFFFF"/>
+            <w:shd w:val="clear" w:fill="FFFFFF"/>
           </w:tcPr>
           <w:p/>
         </w:tc>
@@ -5784,42 +5784,42 @@
         <w:tc>
           <w:tcPr>
             <w:tcW w:type="dxa" w:w="1500"/>
-            <w:shd w:fill="FFFFFF"/>
+            <w:shd w:val="clear" w:fill="FFFFFF"/>
           </w:tcPr>
           <w:p/>
         </w:tc>
         <w:tc>
           <w:tcPr>
             <w:tcW w:type="dxa" w:w="1300"/>
-            <w:shd w:fill="FFFFFF"/>
+            <w:shd w:val="clear" w:fill="FFFFFF"/>
           </w:tcPr>
           <w:p/>
         </w:tc>
         <w:tc>
           <w:tcPr>
             <w:tcW w:type="dxa" w:w="2200"/>
-            <w:shd w:fill="FFFFFF"/>
+            <w:shd w:val="clear" w:fill="FFFFFF"/>
           </w:tcPr>
           <w:p/>
         </w:tc>
         <w:tc>
           <w:tcPr>
             <w:tcW w:type="dxa" w:w="2100"/>
-            <w:shd w:fill="FFFFFF"/>
+            <w:shd w:val="clear" w:fill="FFFFFF"/>
           </w:tcPr>
           <w:p/>
         </w:tc>
         <w:tc>
           <w:tcPr>
             <w:tcW w:type="dxa" w:w="800"/>
-            <w:shd w:fill="FFFFFF"/>
+            <w:shd w:val="clear" w:fill="FFFFFF"/>
           </w:tcPr>
           <w:p/>
         </w:tc>
         <w:tc>
           <w:tcPr>
             <w:tcW w:type="dxa" w:w="1460"/>
-            <w:shd w:fill="FFFFFF"/>
+            <w:shd w:val="clear" w:fill="FFFFFF"/>
           </w:tcPr>
           <w:p/>
         </w:tc>
@@ -5828,42 +5828,42 @@
         <w:tc>
           <w:tcPr>
             <w:tcW w:type="dxa" w:w="1500"/>
-            <w:shd w:fill="FFFFFF"/>
+            <w:shd w:val="clear" w:fill="FFFFFF"/>
           </w:tcPr>
           <w:p/>
         </w:tc>
         <w:tc>
           <w:tcPr>
             <w:tcW w:type="dxa" w:w="1300"/>
-            <w:shd w:fill="FFFFFF"/>
+            <w:shd w:val="clear" w:fill="FFFFFF"/>
           </w:tcPr>
           <w:p/>
         </w:tc>
         <w:tc>
           <w:tcPr>
             <w:tcW w:type="dxa" w:w="2200"/>
-            <w:shd w:fill="FFFFFF"/>
+            <w:shd w:val="clear" w:fill="FFFFFF"/>
           </w:tcPr>
           <w:p/>
         </w:tc>
         <w:tc>
           <w:tcPr>
             <w:tcW w:type="dxa" w:w="2100"/>
-            <w:shd w:fill="FFFFFF"/>
+            <w:shd w:val="clear" w:fill="FFFFFF"/>
           </w:tcPr>
           <w:p/>
         </w:tc>
         <w:tc>
           <w:tcPr>
             <w:tcW w:type="dxa" w:w="800"/>
-            <w:shd w:fill="FFFFFF"/>
+            <w:shd w:val="clear" w:fill="FFFFFF"/>
           </w:tcPr>
           <w:p/>
         </w:tc>
         <w:tc>
           <w:tcPr>
             <w:tcW w:type="dxa" w:w="1460"/>
-            <w:shd w:fill="FFFFFF"/>
+            <w:shd w:val="clear" w:fill="FFFFFF"/>
           </w:tcPr>
           <w:p/>
         </w:tc>
@@ -5872,42 +5872,42 @@
         <w:tc>
           <w:tcPr>
             <w:tcW w:type="dxa" w:w="1500"/>
-            <w:shd w:fill="FFFFFF"/>
+            <w:shd w:val="clear" w:fill="FFFFFF"/>
           </w:tcPr>
           <w:p/>
         </w:tc>
         <w:tc>
           <w:tcPr>
             <w:tcW w:type="dxa" w:w="1300"/>
-            <w:shd w:fill="FFFFFF"/>
+            <w:shd w:val="clear" w:fill="FFFFFF"/>
           </w:tcPr>
           <w:p/>
         </w:tc>
         <w:tc>
           <w:tcPr>
             <w:tcW w:type="dxa" w:w="2200"/>
-            <w:shd w:fill="FFFFFF"/>
+            <w:shd w:val="clear" w:fill="FFFFFF"/>
           </w:tcPr>
           <w:p/>
         </w:tc>
         <w:tc>
           <w:tcPr>
             <w:tcW w:type="dxa" w:w="2100"/>
-            <w:shd w:fill="FFFFFF"/>
+            <w:shd w:val="clear" w:fill="FFFFFF"/>
           </w:tcPr>
           <w:p/>
         </w:tc>
         <w:tc>
           <w:tcPr>
             <w:tcW w:type="dxa" w:w="800"/>
-            <w:shd w:fill="FFFFFF"/>
+            <w:shd w:val="clear" w:fill="FFFFFF"/>
           </w:tcPr>
           <w:p/>
         </w:tc>
         <w:tc>
           <w:tcPr>
             <w:tcW w:type="dxa" w:w="1460"/>
-            <w:shd w:fill="FFFFFF"/>
+            <w:shd w:val="clear" w:fill="FFFFFF"/>
           </w:tcPr>
           <w:p/>
         </w:tc>
@@ -5916,42 +5916,42 @@
         <w:tc>
           <w:tcPr>
             <w:tcW w:type="dxa" w:w="1500"/>
-            <w:shd w:fill="FFFFFF"/>
+            <w:shd w:val="clear" w:fill="FFFFFF"/>
           </w:tcPr>
           <w:p/>
         </w:tc>
         <w:tc>
           <w:tcPr>
             <w:tcW w:type="dxa" w:w="1300"/>
-            <w:shd w:fill="FFFFFF"/>
+            <w:shd w:val="clear" w:fill="FFFFFF"/>
           </w:tcPr>
           <w:p/>
         </w:tc>
         <w:tc>
           <w:tcPr>
             <w:tcW w:type="dxa" w:w="2200"/>
-            <w:shd w:fill="FFFFFF"/>
+            <w:shd w:val="clear" w:fill="FFFFFF"/>
           </w:tcPr>
           <w:p/>
         </w:tc>
         <w:tc>
           <w:tcPr>
             <w:tcW w:type="dxa" w:w="2100"/>
-            <w:shd w:fill="FFFFFF"/>
+            <w:shd w:val="clear" w:fill="FFFFFF"/>
           </w:tcPr>
           <w:p/>
         </w:tc>
         <w:tc>
           <w:tcPr>
             <w:tcW w:type="dxa" w:w="800"/>
-            <w:shd w:fill="FFFFFF"/>
+            <w:shd w:val="clear" w:fill="FFFFFF"/>
           </w:tcPr>
           <w:p/>
         </w:tc>
         <w:tc>
           <w:tcPr>
             <w:tcW w:type="dxa" w:w="1460"/>
-            <w:shd w:fill="FFFFFF"/>
+            <w:shd w:val="clear" w:fill="FFFFFF"/>
           </w:tcPr>
           <w:p/>
         </w:tc>
@@ -5960,42 +5960,42 @@
         <w:tc>
           <w:tcPr>
             <w:tcW w:type="dxa" w:w="1500"/>
-            <w:shd w:fill="FFFFFF"/>
+            <w:shd w:val="clear" w:fill="FFFFFF"/>
           </w:tcPr>
           <w:p/>
         </w:tc>
         <w:tc>
           <w:tcPr>
             <w:tcW w:type="dxa" w:w="1300"/>
-            <w:shd w:fill="FFFFFF"/>
+            <w:shd w:val="clear" w:fill="FFFFFF"/>
           </w:tcPr>
           <w:p/>
         </w:tc>
         <w:tc>
           <w:tcPr>
             <w:tcW w:type="dxa" w:w="2200"/>
-            <w:shd w:fill="FFFFFF"/>
+            <w:shd w:val="clear" w:fill="FFFFFF"/>
           </w:tcPr>
           <w:p/>
         </w:tc>
         <w:tc>
           <w:tcPr>
             <w:tcW w:type="dxa" w:w="2100"/>
-            <w:shd w:fill="FFFFFF"/>
+            <w:shd w:val="clear" w:fill="FFFFFF"/>
           </w:tcPr>
           <w:p/>
         </w:tc>
         <w:tc>
           <w:tcPr>
             <w:tcW w:type="dxa" w:w="800"/>
-            <w:shd w:fill="FFFFFF"/>
+            <w:shd w:val="clear" w:fill="FFFFFF"/>
           </w:tcPr>
           <w:p/>
         </w:tc>
         <w:tc>
           <w:tcPr>
             <w:tcW w:type="dxa" w:w="1460"/>
-            <w:shd w:fill="FFFFFF"/>
+            <w:shd w:val="clear" w:fill="FFFFFF"/>
           </w:tcPr>
           <w:p/>
         </w:tc>
@@ -6004,42 +6004,42 @@
         <w:tc>
           <w:tcPr>
             <w:tcW w:type="dxa" w:w="1500"/>
-            <w:shd w:fill="FFFFFF"/>
+            <w:shd w:val="clear" w:fill="FFFFFF"/>
           </w:tcPr>
           <w:p/>
         </w:tc>
         <w:tc>
           <w:tcPr>
             <w:tcW w:type="dxa" w:w="1300"/>
-            <w:shd w:fill="FFFFFF"/>
+            <w:shd w:val="clear" w:fill="FFFFFF"/>
           </w:tcPr>
           <w:p/>
         </w:tc>
         <w:tc>
           <w:tcPr>
             <w:tcW w:type="dxa" w:w="2200"/>
-            <w:shd w:fill="FFFFFF"/>
+            <w:shd w:val="clear" w:fill="FFFFFF"/>
           </w:tcPr>
           <w:p/>
         </w:tc>
         <w:tc>
           <w:tcPr>
             <w:tcW w:type="dxa" w:w="2100"/>
-            <w:shd w:fill="FFFFFF"/>
+            <w:shd w:val="clear" w:fill="FFFFFF"/>
           </w:tcPr>
           <w:p/>
         </w:tc>
         <w:tc>
           <w:tcPr>
             <w:tcW w:type="dxa" w:w="800"/>
-            <w:shd w:fill="FFFFFF"/>
+            <w:shd w:val="clear" w:fill="FFFFFF"/>
           </w:tcPr>
           <w:p/>
         </w:tc>
         <w:tc>
           <w:tcPr>
             <w:tcW w:type="dxa" w:w="1460"/>
-            <w:shd w:fill="FFFFFF"/>
+            <w:shd w:val="clear" w:fill="FFFFFF"/>
           </w:tcPr>
           <w:p/>
         </w:tc>
@@ -6048,42 +6048,42 @@
         <w:tc>
           <w:tcPr>
             <w:tcW w:type="dxa" w:w="1500"/>
-            <w:shd w:fill="FFFFFF"/>
+            <w:shd w:val="clear" w:fill="FFFFFF"/>
           </w:tcPr>
           <w:p/>
         </w:tc>
         <w:tc>
           <w:tcPr>
             <w:tcW w:type="dxa" w:w="1300"/>
-            <w:shd w:fill="FFFFFF"/>
+            <w:shd w:val="clear" w:fill="FFFFFF"/>
           </w:tcPr>
           <w:p/>
         </w:tc>
         <w:tc>
           <w:tcPr>
             <w:tcW w:type="dxa" w:w="2200"/>
-            <w:shd w:fill="FFFFFF"/>
+            <w:shd w:val="clear" w:fill="FFFFFF"/>
           </w:tcPr>
           <w:p/>
         </w:tc>
         <w:tc>
           <w:tcPr>
             <w:tcW w:type="dxa" w:w="2100"/>
-            <w:shd w:fill="FFFFFF"/>
+            <w:shd w:val="clear" w:fill="FFFFFF"/>
           </w:tcPr>
           <w:p/>
         </w:tc>
         <w:tc>
           <w:tcPr>
             <w:tcW w:type="dxa" w:w="800"/>
-            <w:shd w:fill="FFFFFF"/>
+            <w:shd w:val="clear" w:fill="FFFFFF"/>
           </w:tcPr>
           <w:p/>
         </w:tc>
         <w:tc>
           <w:tcPr>
             <w:tcW w:type="dxa" w:w="1460"/>
-            <w:shd w:fill="FFFFFF"/>
+            <w:shd w:val="clear" w:fill="FFFFFF"/>
           </w:tcPr>
           <w:p/>
         </w:tc>
@@ -6092,42 +6092,42 @@
         <w:tc>
           <w:tcPr>
             <w:tcW w:type="dxa" w:w="1500"/>
-            <w:shd w:fill="FFFFFF"/>
+            <w:shd w:val="clear" w:fill="FFFFFF"/>
           </w:tcPr>
           <w:p/>
         </w:tc>
         <w:tc>
           <w:tcPr>
             <w:tcW w:type="dxa" w:w="1300"/>
-            <w:shd w:fill="FFFFFF"/>
+            <w:shd w:val="clear" w:fill="FFFFFF"/>
           </w:tcPr>
           <w:p/>
         </w:tc>
         <w:tc>
           <w:tcPr>
             <w:tcW w:type="dxa" w:w="2200"/>
-            <w:shd w:fill="FFFFFF"/>
+            <w:shd w:val="clear" w:fill="FFFFFF"/>
           </w:tcPr>
           <w:p/>
         </w:tc>
         <w:tc>
           <w:tcPr>
             <w:tcW w:type="dxa" w:w="2100"/>
-            <w:shd w:fill="FFFFFF"/>
+            <w:shd w:val="clear" w:fill="FFFFFF"/>
           </w:tcPr>
           <w:p/>
         </w:tc>
         <w:tc>
           <w:tcPr>
             <w:tcW w:type="dxa" w:w="800"/>
-            <w:shd w:fill="FFFFFF"/>
+            <w:shd w:val="clear" w:fill="FFFFFF"/>
           </w:tcPr>
           <w:p/>
         </w:tc>
         <w:tc>
           <w:tcPr>
             <w:tcW w:type="dxa" w:w="1460"/>
-            <w:shd w:fill="FFFFFF"/>
+            <w:shd w:val="clear" w:fill="FFFFFF"/>
           </w:tcPr>
           <w:p/>
         </w:tc>
@@ -6136,42 +6136,42 @@
         <w:tc>
           <w:tcPr>
             <w:tcW w:type="dxa" w:w="1500"/>
-            <w:shd w:fill="FFFFFF"/>
+            <w:shd w:val="clear" w:fill="FFFFFF"/>
           </w:tcPr>
           <w:p/>
         </w:tc>
         <w:tc>
           <w:tcPr>
             <w:tcW w:type="dxa" w:w="1300"/>
-            <w:shd w:fill="FFFFFF"/>
+            <w:shd w:val="clear" w:fill="FFFFFF"/>
           </w:tcPr>
           <w:p/>
         </w:tc>
         <w:tc>
           <w:tcPr>
             <w:tcW w:type="dxa" w:w="2200"/>
-            <w:shd w:fill="FFFFFF"/>
+            <w:shd w:val="clear" w:fill="FFFFFF"/>
           </w:tcPr>
           <w:p/>
         </w:tc>
         <w:tc>
           <w:tcPr>
             <w:tcW w:type="dxa" w:w="2100"/>
-            <w:shd w:fill="FFFFFF"/>
+            <w:shd w:val="clear" w:fill="FFFFFF"/>
           </w:tcPr>
           <w:p/>
         </w:tc>
         <w:tc>
           <w:tcPr>
             <w:tcW w:type="dxa" w:w="800"/>
-            <w:shd w:fill="FFFFFF"/>
+            <w:shd w:val="clear" w:fill="FFFFFF"/>
           </w:tcPr>
           <w:p/>
         </w:tc>
         <w:tc>
           <w:tcPr>
             <w:tcW w:type="dxa" w:w="1460"/>
-            <w:shd w:fill="FFFFFF"/>
+            <w:shd w:val="clear" w:fill="FFFFFF"/>
           </w:tcPr>
           <w:p/>
         </w:tc>
@@ -6190,7 +6190,7 @@
         <w:tc>
           <w:tcPr>
             <w:tcW w:type="dxa" w:w="9360"/>
-            <w:shd w:fill="5D4037"/>
+            <w:shd w:val="clear" w:fill="5D4037"/>
           </w:tcPr>
           <w:p>
             <w:pPr>
@@ -6257,7 +6257,7 @@
               <w:bottom w:color="999999" w:space="0" w:sz="4" w:val="single"/>
               <w:right w:color="999999" w:space="0" w:sz="4" w:val="single"/>
             </w:tcBorders>
-            <w:shd w:fill="F5F5F5"/>
+            <w:shd w:val="clear" w:fill="F5F5F5"/>
           </w:tcPr>
           <w:p>
             <w:pPr>
@@ -6282,7 +6282,7 @@
               <w:bottom w:color="999999" w:space="0" w:sz="4" w:val="single"/>
               <w:right w:color="999999" w:space="0" w:sz="4" w:val="single"/>
             </w:tcBorders>
-            <w:shd w:fill="F5F5F5"/>
+            <w:shd w:val="clear" w:fill="F5F5F5"/>
           </w:tcPr>
           <w:p>
             <w:pPr>
@@ -6307,7 +6307,7 @@
               <w:bottom w:color="999999" w:space="0" w:sz="4" w:val="single"/>
               <w:right w:color="999999" w:space="0" w:sz="4" w:val="single"/>
             </w:tcBorders>
-            <w:shd w:fill="F5F5F5"/>
+            <w:shd w:val="clear" w:fill="F5F5F5"/>
           </w:tcPr>
           <w:p>
             <w:pPr>
@@ -6334,7 +6334,7 @@
               <w:bottom w:color="999999" w:space="0" w:sz="4" w:val="single"/>
               <w:right w:color="999999" w:space="0" w:sz="4" w:val="single"/>
             </w:tcBorders>
-            <w:shd w:fill="FFFFFF"/>
+            <w:shd w:val="clear" w:fill="FFFFFF"/>
           </w:tcPr>
           <w:p/>
         </w:tc>
@@ -6347,7 +6347,7 @@
               <w:bottom w:color="999999" w:space="0" w:sz="4" w:val="single"/>
               <w:right w:color="999999" w:space="0" w:sz="4" w:val="single"/>
             </w:tcBorders>
-            <w:shd w:fill="FFFFFF"/>
+            <w:shd w:val="clear" w:fill="FFFFFF"/>
           </w:tcPr>
           <w:p/>
         </w:tc>
@@ -6360,7 +6360,7 @@
               <w:bottom w:color="999999" w:space="0" w:sz="4" w:val="single"/>
               <w:right w:color="999999" w:space="0" w:sz="4" w:val="single"/>
             </w:tcBorders>
-            <w:shd w:fill="FFFFFF"/>
+            <w:shd w:val="clear" w:fill="FFFFFF"/>
           </w:tcPr>
           <w:p/>
         </w:tc>
@@ -6375,7 +6375,7 @@
               <w:bottom w:color="999999" w:space="0" w:sz="4" w:val="single"/>
               <w:right w:color="999999" w:space="0" w:sz="4" w:val="single"/>
             </w:tcBorders>
-            <w:shd w:fill="FFFFFF"/>
+            <w:shd w:val="clear" w:fill="FFFFFF"/>
           </w:tcPr>
           <w:p/>
         </w:tc>
@@ -6388,7 +6388,7 @@
               <w:bottom w:color="999999" w:space="0" w:sz="4" w:val="single"/>
               <w:right w:color="999999" w:space="0" w:sz="4" w:val="single"/>
             </w:tcBorders>
-            <w:shd w:fill="FFFFFF"/>
+            <w:shd w:val="clear" w:fill="FFFFFF"/>
           </w:tcPr>
           <w:p/>
         </w:tc>
@@ -6401,7 +6401,7 @@
               <w:bottom w:color="999999" w:space="0" w:sz="4" w:val="single"/>
               <w:right w:color="999999" w:space="0" w:sz="4" w:val="single"/>
             </w:tcBorders>
-            <w:shd w:fill="FFFFFF"/>
+            <w:shd w:val="clear" w:fill="FFFFFF"/>
           </w:tcPr>
           <w:p/>
         </w:tc>
@@ -6416,7 +6416,7 @@
               <w:bottom w:color="999999" w:space="0" w:sz="4" w:val="single"/>
               <w:right w:color="999999" w:space="0" w:sz="4" w:val="single"/>
             </w:tcBorders>
-            <w:shd w:fill="FFFFFF"/>
+            <w:shd w:val="clear" w:fill="FFFFFF"/>
           </w:tcPr>
           <w:p/>
         </w:tc>
@@ -6429,7 +6429,7 @@
               <w:bottom w:color="999999" w:space="0" w:sz="4" w:val="single"/>
               <w:right w:color="999999" w:space="0" w:sz="4" w:val="single"/>
             </w:tcBorders>
-            <w:shd w:fill="FFFFFF"/>
+            <w:shd w:val="clear" w:fill="FFFFFF"/>
           </w:tcPr>
           <w:p/>
         </w:tc>
@@ -6442,7 +6442,7 @@
               <w:bottom w:color="999999" w:space="0" w:sz="4" w:val="single"/>
               <w:right w:color="999999" w:space="0" w:sz="4" w:val="single"/>
             </w:tcBorders>
-            <w:shd w:fill="FFFFFF"/>
+            <w:shd w:val="clear" w:fill="FFFFFF"/>
           </w:tcPr>
           <w:p/>
         </w:tc>
@@ -6457,7 +6457,7 @@
               <w:bottom w:color="999999" w:space="0" w:sz="4" w:val="single"/>
               <w:right w:color="999999" w:space="0" w:sz="4" w:val="single"/>
             </w:tcBorders>
-            <w:shd w:fill="FFFFFF"/>
+            <w:shd w:val="clear" w:fill="FFFFFF"/>
           </w:tcPr>
           <w:p/>
         </w:tc>
@@ -6470,7 +6470,7 @@
               <w:bottom w:color="999999" w:space="0" w:sz="4" w:val="single"/>
               <w:right w:color="999999" w:space="0" w:sz="4" w:val="single"/>
             </w:tcBorders>
-            <w:shd w:fill="FFFFFF"/>
+            <w:shd w:val="clear" w:fill="FFFFFF"/>
           </w:tcPr>
           <w:p/>
         </w:tc>
@@ -6483,7 +6483,7 @@
               <w:bottom w:color="999999" w:space="0" w:sz="4" w:val="single"/>
               <w:right w:color="999999" w:space="0" w:sz="4" w:val="single"/>
             </w:tcBorders>
-            <w:shd w:fill="FFFFFF"/>
+            <w:shd w:val="clear" w:fill="FFFFFF"/>
           </w:tcPr>
           <w:p/>
         </w:tc>
@@ -6498,7 +6498,7 @@
               <w:bottom w:color="999999" w:space="0" w:sz="4" w:val="single"/>
               <w:right w:color="999999" w:space="0" w:sz="4" w:val="single"/>
             </w:tcBorders>
-            <w:shd w:fill="FFFFFF"/>
+            <w:shd w:val="clear" w:fill="FFFFFF"/>
           </w:tcPr>
           <w:p/>
         </w:tc>
@@ -6511,7 +6511,7 @@
               <w:bottom w:color="999999" w:space="0" w:sz="4" w:val="single"/>
               <w:right w:color="999999" w:space="0" w:sz="4" w:val="single"/>
             </w:tcBorders>
-            <w:shd w:fill="FFFFFF"/>
+            <w:shd w:val="clear" w:fill="FFFFFF"/>
           </w:tcPr>
           <w:p/>
         </w:tc>
@@ -6524,7 +6524,7 @@
               <w:bottom w:color="999999" w:space="0" w:sz="4" w:val="single"/>
               <w:right w:color="999999" w:space="0" w:sz="4" w:val="single"/>
             </w:tcBorders>
-            <w:shd w:fill="FFFFFF"/>
+            <w:shd w:val="clear" w:fill="FFFFFF"/>
           </w:tcPr>
           <w:p/>
         </w:tc>
@@ -6539,7 +6539,7 @@
               <w:bottom w:color="999999" w:space="0" w:sz="4" w:val="single"/>
               <w:right w:color="999999" w:space="0" w:sz="4" w:val="single"/>
             </w:tcBorders>
-            <w:shd w:fill="FFFFFF"/>
+            <w:shd w:val="clear" w:fill="FFFFFF"/>
           </w:tcPr>
           <w:p/>
         </w:tc>
@@ -6552,7 +6552,7 @@
               <w:bottom w:color="999999" w:space="0" w:sz="4" w:val="single"/>
               <w:right w:color="999999" w:space="0" w:sz="4" w:val="single"/>
             </w:tcBorders>
-            <w:shd w:fill="FFFFFF"/>
+            <w:shd w:val="clear" w:fill="FFFFFF"/>
           </w:tcPr>
           <w:p/>
         </w:tc>
@@ -6565,7 +6565,7 @@
               <w:bottom w:color="999999" w:space="0" w:sz="4" w:val="single"/>
               <w:right w:color="999999" w:space="0" w:sz="4" w:val="single"/>
             </w:tcBorders>
-            <w:shd w:fill="FFFFFF"/>
+            <w:shd w:val="clear" w:fill="FFFFFF"/>
           </w:tcPr>
           <w:p/>
         </w:tc>
@@ -6580,7 +6580,7 @@
               <w:bottom w:color="999999" w:space="0" w:sz="4" w:val="single"/>
               <w:right w:color="999999" w:space="0" w:sz="4" w:val="single"/>
             </w:tcBorders>
-            <w:shd w:fill="FFFFFF"/>
+            <w:shd w:val="clear" w:fill="FFFFFF"/>
           </w:tcPr>
           <w:p/>
         </w:tc>
@@ -6593,7 +6593,7 @@
               <w:bottom w:color="999999" w:space="0" w:sz="4" w:val="single"/>
               <w:right w:color="999999" w:space="0" w:sz="4" w:val="single"/>
             </w:tcBorders>
-            <w:shd w:fill="FFFFFF"/>
+            <w:shd w:val="clear" w:fill="FFFFFF"/>
           </w:tcPr>
           <w:p/>
         </w:tc>
@@ -6606,7 +6606,7 @@
               <w:bottom w:color="999999" w:space="0" w:sz="4" w:val="single"/>
               <w:right w:color="999999" w:space="0" w:sz="4" w:val="single"/>
             </w:tcBorders>
-            <w:shd w:fill="FFFFFF"/>
+            <w:shd w:val="clear" w:fill="FFFFFF"/>
           </w:tcPr>
           <w:p/>
         </w:tc>
@@ -6621,7 +6621,7 @@
               <w:bottom w:color="999999" w:space="0" w:sz="4" w:val="single"/>
               <w:right w:color="999999" w:space="0" w:sz="4" w:val="single"/>
             </w:tcBorders>
-            <w:shd w:fill="FFFFFF"/>
+            <w:shd w:val="clear" w:fill="FFFFFF"/>
           </w:tcPr>
           <w:p/>
         </w:tc>
@@ -6634,7 +6634,7 @@
               <w:bottom w:color="999999" w:space="0" w:sz="4" w:val="single"/>
               <w:right w:color="999999" w:space="0" w:sz="4" w:val="single"/>
             </w:tcBorders>
-            <w:shd w:fill="FFFFFF"/>
+            <w:shd w:val="clear" w:fill="FFFFFF"/>
           </w:tcPr>
           <w:p/>
         </w:tc>
@@ -6647,7 +6647,7 @@
               <w:bottom w:color="999999" w:space="0" w:sz="4" w:val="single"/>
               <w:right w:color="999999" w:space="0" w:sz="4" w:val="single"/>
             </w:tcBorders>
-            <w:shd w:fill="FFFFFF"/>
+            <w:shd w:val="clear" w:fill="FFFFFF"/>
           </w:tcPr>
           <w:p/>
         </w:tc>
@@ -6662,7 +6662,7 @@
               <w:bottom w:color="999999" w:space="0" w:sz="4" w:val="single"/>
               <w:right w:color="999999" w:space="0" w:sz="4" w:val="single"/>
             </w:tcBorders>
-            <w:shd w:fill="FFFFFF"/>
+            <w:shd w:val="clear" w:fill="FFFFFF"/>
           </w:tcPr>
           <w:p/>
         </w:tc>
@@ -6675,7 +6675,7 @@
               <w:bottom w:color="999999" w:space="0" w:sz="4" w:val="single"/>
               <w:right w:color="999999" w:space="0" w:sz="4" w:val="single"/>
             </w:tcBorders>
-            <w:shd w:fill="FFFFFF"/>
+            <w:shd w:val="clear" w:fill="FFFFFF"/>
           </w:tcPr>
           <w:p/>
         </w:tc>
@@ -6688,7 +6688,7 @@
               <w:bottom w:color="999999" w:space="0" w:sz="4" w:val="single"/>
               <w:right w:color="999999" w:space="0" w:sz="4" w:val="single"/>
             </w:tcBorders>
-            <w:shd w:fill="FFFFFF"/>
+            <w:shd w:val="clear" w:fill="FFFFFF"/>
           </w:tcPr>
           <w:p/>
         </w:tc>
@@ -6703,7 +6703,7 @@
               <w:bottom w:color="999999" w:space="0" w:sz="4" w:val="single"/>
               <w:right w:color="999999" w:space="0" w:sz="4" w:val="single"/>
             </w:tcBorders>
-            <w:shd w:fill="FFFFFF"/>
+            <w:shd w:val="clear" w:fill="FFFFFF"/>
           </w:tcPr>
           <w:p/>
         </w:tc>
@@ -6716,7 +6716,7 @@
               <w:bottom w:color="999999" w:space="0" w:sz="4" w:val="single"/>
               <w:right w:color="999999" w:space="0" w:sz="4" w:val="single"/>
             </w:tcBorders>
-            <w:shd w:fill="FFFFFF"/>
+            <w:shd w:val="clear" w:fill="FFFFFF"/>
           </w:tcPr>
           <w:p/>
         </w:tc>
@@ -6729,7 +6729,7 @@
               <w:bottom w:color="999999" w:space="0" w:sz="4" w:val="single"/>
               <w:right w:color="999999" w:space="0" w:sz="4" w:val="single"/>
             </w:tcBorders>
-            <w:shd w:fill="FFFFFF"/>
+            <w:shd w:val="clear" w:fill="FFFFFF"/>
           </w:tcPr>
           <w:p/>
         </w:tc>
@@ -6787,7 +6787,7 @@
               <w:bottom w:color="999999" w:space="0" w:sz="4" w:val="single"/>
               <w:right w:color="999999" w:space="0" w:sz="4" w:val="single"/>
             </w:tcBorders>
-            <w:shd w:fill="F5F5F5"/>
+            <w:shd w:val="clear" w:fill="F5F5F5"/>
           </w:tcPr>
           <w:p>
             <w:pPr>
@@ -6812,7 +6812,7 @@
               <w:bottom w:color="999999" w:space="0" w:sz="4" w:val="single"/>
               <w:right w:color="999999" w:space="0" w:sz="4" w:val="single"/>
             </w:tcBorders>
-            <w:shd w:fill="F5F5F5"/>
+            <w:shd w:val="clear" w:fill="F5F5F5"/>
           </w:tcPr>
           <w:p>
             <w:pPr>
@@ -6837,7 +6837,7 @@
               <w:bottom w:color="999999" w:space="0" w:sz="4" w:val="single"/>
               <w:right w:color="999999" w:space="0" w:sz="4" w:val="single"/>
             </w:tcBorders>
-            <w:shd w:fill="F5F5F5"/>
+            <w:shd w:val="clear" w:fill="F5F5F5"/>
           </w:tcPr>
           <w:p>
             <w:pPr>
@@ -6862,7 +6862,7 @@
               <w:bottom w:color="999999" w:space="0" w:sz="4" w:val="single"/>
               <w:right w:color="999999" w:space="0" w:sz="4" w:val="single"/>
             </w:tcBorders>
-            <w:shd w:fill="F5F5F5"/>
+            <w:shd w:val="clear" w:fill="F5F5F5"/>
           </w:tcPr>
           <w:p>
             <w:pPr>
@@ -6887,7 +6887,7 @@
               <w:bottom w:color="999999" w:space="0" w:sz="4" w:val="single"/>
               <w:right w:color="999999" w:space="0" w:sz="4" w:val="single"/>
             </w:tcBorders>
-            <w:shd w:fill="F5F5F5"/>
+            <w:shd w:val="clear" w:fill="F5F5F5"/>
           </w:tcPr>
           <w:p>
             <w:pPr>
@@ -6912,7 +6912,7 @@
               <w:bottom w:color="999999" w:space="0" w:sz="4" w:val="single"/>
               <w:right w:color="999999" w:space="0" w:sz="4" w:val="single"/>
             </w:tcBorders>
-            <w:shd w:fill="F5F5F5"/>
+            <w:shd w:val="clear" w:fill="F5F5F5"/>
           </w:tcPr>
           <w:p>
             <w:pPr>
@@ -6939,7 +6939,7 @@
               <w:bottom w:color="999999" w:space="0" w:sz="4" w:val="single"/>
               <w:right w:color="999999" w:space="0" w:sz="4" w:val="single"/>
             </w:tcBorders>
-            <w:shd w:fill="FFFFFF"/>
+            <w:shd w:val="clear" w:fill="FFFFFF"/>
           </w:tcPr>
           <w:p/>
         </w:tc>
@@ -6952,7 +6952,7 @@
               <w:bottom w:color="999999" w:space="0" w:sz="4" w:val="single"/>
               <w:right w:color="999999" w:space="0" w:sz="4" w:val="single"/>
             </w:tcBorders>
-            <w:shd w:fill="FFFFFF"/>
+            <w:shd w:val="clear" w:fill="FFFFFF"/>
           </w:tcPr>
           <w:p/>
         </w:tc>
@@ -6965,7 +6965,7 @@
               <w:bottom w:color="999999" w:space="0" w:sz="4" w:val="single"/>
               <w:right w:color="999999" w:space="0" w:sz="4" w:val="single"/>
             </w:tcBorders>
-            <w:shd w:fill="FFFFFF"/>
+            <w:shd w:val="clear" w:fill="FFFFFF"/>
           </w:tcPr>
           <w:p/>
         </w:tc>
@@ -6978,7 +6978,7 @@
               <w:bottom w:color="999999" w:space="0" w:sz="4" w:val="single"/>
               <w:right w:color="999999" w:space="0" w:sz="4" w:val="single"/>
             </w:tcBorders>
-            <w:shd w:fill="FFFFFF"/>
+            <w:shd w:val="clear" w:fill="FFFFFF"/>
           </w:tcPr>
           <w:p/>
         </w:tc>
@@ -6991,7 +6991,7 @@
               <w:bottom w:color="999999" w:space="0" w:sz="4" w:val="single"/>
               <w:right w:color="999999" w:space="0" w:sz="4" w:val="single"/>
             </w:tcBorders>
-            <w:shd w:fill="FFFFFF"/>
+            <w:shd w:val="clear" w:fill="FFFFFF"/>
           </w:tcPr>
           <w:p/>
         </w:tc>
@@ -7004,7 +7004,7 @@
               <w:bottom w:color="999999" w:space="0" w:sz="4" w:val="single"/>
               <w:right w:color="999999" w:space="0" w:sz="4" w:val="single"/>
             </w:tcBorders>
-            <w:shd w:fill="FFFFFF"/>
+            <w:shd w:val="clear" w:fill="FFFFFF"/>
           </w:tcPr>
           <w:p/>
         </w:tc>
@@ -7019,7 +7019,7 @@
               <w:bottom w:color="999999" w:space="0" w:sz="4" w:val="single"/>
               <w:right w:color="999999" w:space="0" w:sz="4" w:val="single"/>
             </w:tcBorders>
-            <w:shd w:fill="FFFFFF"/>
+            <w:shd w:val="clear" w:fill="FFFFFF"/>
           </w:tcPr>
           <w:p/>
         </w:tc>
@@ -7032,7 +7032,7 @@
               <w:bottom w:color="999999" w:space="0" w:sz="4" w:val="single"/>
               <w:right w:color="999999" w:space="0" w:sz="4" w:val="single"/>
             </w:tcBorders>
-            <w:shd w:fill="FFFFFF"/>
+            <w:shd w:val="clear" w:fill="FFFFFF"/>
           </w:tcPr>
           <w:p/>
         </w:tc>
@@ -7045,7 +7045,7 @@
               <w:bottom w:color="999999" w:space="0" w:sz="4" w:val="single"/>
               <w:right w:color="999999" w:space="0" w:sz="4" w:val="single"/>
             </w:tcBorders>
-            <w:shd w:fill="FFFFFF"/>
+            <w:shd w:val="clear" w:fill="FFFFFF"/>
           </w:tcPr>
           <w:p/>
         </w:tc>
@@ -7058,7 +7058,7 @@
               <w:bottom w:color="999999" w:space="0" w:sz="4" w:val="single"/>
               <w:right w:color="999999" w:space="0" w:sz="4" w:val="single"/>
             </w:tcBorders>
-            <w:shd w:fill="FFFFFF"/>
+            <w:shd w:val="clear" w:fill="FFFFFF"/>
           </w:tcPr>
           <w:p/>
         </w:tc>
@@ -7071,7 +7071,7 @@
               <w:bottom w:color="999999" w:space="0" w:sz="4" w:val="single"/>
               <w:right w:color="999999" w:space="0" w:sz="4" w:val="single"/>
             </w:tcBorders>
-            <w:shd w:fill="FFFFFF"/>
+            <w:shd w:val="clear" w:fill="FFFFFF"/>
           </w:tcPr>
           <w:p/>
         </w:tc>
@@ -7084,7 +7084,7 @@
               <w:bottom w:color="999999" w:space="0" w:sz="4" w:val="single"/>
               <w:right w:color="999999" w:space="0" w:sz="4" w:val="single"/>
             </w:tcBorders>
-            <w:shd w:fill="FFFFFF"/>
+            <w:shd w:val="clear" w:fill="FFFFFF"/>
           </w:tcPr>
           <w:p/>
         </w:tc>
@@ -7099,7 +7099,7 @@
               <w:bottom w:color="999999" w:space="0" w:sz="4" w:val="single"/>
               <w:right w:color="999999" w:space="0" w:sz="4" w:val="single"/>
             </w:tcBorders>
-            <w:shd w:fill="FFFFFF"/>
+            <w:shd w:val="clear" w:fill="FFFFFF"/>
           </w:tcPr>
           <w:p/>
         </w:tc>
@@ -7112,7 +7112,7 @@
               <w:bottom w:color="999999" w:space="0" w:sz="4" w:val="single"/>
               <w:right w:color="999999" w:space="0" w:sz="4" w:val="single"/>
             </w:tcBorders>
-            <w:shd w:fill="FFFFFF"/>
+            <w:shd w:val="clear" w:fill="FFFFFF"/>
           </w:tcPr>
           <w:p/>
         </w:tc>
@@ -7125,7 +7125,7 @@
               <w:bottom w:color="999999" w:space="0" w:sz="4" w:val="single"/>
               <w:right w:color="999999" w:space="0" w:sz="4" w:val="single"/>
             </w:tcBorders>
-            <w:shd w:fill="FFFFFF"/>
+            <w:shd w:val="clear" w:fill="FFFFFF"/>
           </w:tcPr>
           <w:p/>
         </w:tc>
@@ -7138,7 +7138,7 @@
               <w:bottom w:color="999999" w:space="0" w:sz="4" w:val="single"/>
               <w:right w:color="999999" w:space="0" w:sz="4" w:val="single"/>
             </w:tcBorders>
-            <w:shd w:fill="FFFFFF"/>
+            <w:shd w:val="clear" w:fill="FFFFFF"/>
           </w:tcPr>
           <w:p/>
         </w:tc>
@@ -7151,7 +7151,7 @@
               <w:bottom w:color="999999" w:space="0" w:sz="4" w:val="single"/>
               <w:right w:color="999999" w:space="0" w:sz="4" w:val="single"/>
             </w:tcBorders>
-            <w:shd w:fill="FFFFFF"/>
+            <w:shd w:val="clear" w:fill="FFFFFF"/>
           </w:tcPr>
           <w:p/>
         </w:tc>
@@ -7164,7 +7164,7 @@
               <w:bottom w:color="999999" w:space="0" w:sz="4" w:val="single"/>
               <w:right w:color="999999" w:space="0" w:sz="4" w:val="single"/>
             </w:tcBorders>
-            <w:shd w:fill="FFFFFF"/>
+            <w:shd w:val="clear" w:fill="FFFFFF"/>
           </w:tcPr>
           <w:p/>
         </w:tc>
@@ -7179,7 +7179,7 @@
               <w:bottom w:color="999999" w:space="0" w:sz="4" w:val="single"/>
               <w:right w:color="999999" w:space="0" w:sz="4" w:val="single"/>
             </w:tcBorders>
-            <w:shd w:fill="FFFFFF"/>
+            <w:shd w:val="clear" w:fill="FFFFFF"/>
           </w:tcPr>
           <w:p/>
         </w:tc>
@@ -7192,7 +7192,7 @@
               <w:bottom w:color="999999" w:space="0" w:sz="4" w:val="single"/>
               <w:right w:color="999999" w:space="0" w:sz="4" w:val="single"/>
             </w:tcBorders>
-            <w:shd w:fill="FFFFFF"/>
+            <w:shd w:val="clear" w:fill="FFFFFF"/>
           </w:tcPr>
           <w:p/>
         </w:tc>
@@ -7205,7 +7205,7 @@
               <w:bottom w:color="999999" w:space="0" w:sz="4" w:val="single"/>
               <w:right w:color="999999" w:space="0" w:sz="4" w:val="single"/>
             </w:tcBorders>
-            <w:shd w:fill="FFFFFF"/>
+            <w:shd w:val="clear" w:fill="FFFFFF"/>
           </w:tcPr>
           <w:p/>
         </w:tc>
@@ -7218,7 +7218,7 @@
               <w:bottom w:color="999999" w:space="0" w:sz="4" w:val="single"/>
               <w:right w:color="999999" w:space="0" w:sz="4" w:val="single"/>
             </w:tcBorders>
-            <w:shd w:fill="FFFFFF"/>
+            <w:shd w:val="clear" w:fill="FFFFFF"/>
           </w:tcPr>
           <w:p/>
         </w:tc>
@@ -7231,7 +7231,7 @@
               <w:bottom w:color="999999" w:space="0" w:sz="4" w:val="single"/>
               <w:right w:color="999999" w:space="0" w:sz="4" w:val="single"/>
             </w:tcBorders>
-            <w:shd w:fill="FFFFFF"/>
+            <w:shd w:val="clear" w:fill="FFFFFF"/>
           </w:tcPr>
           <w:p/>
         </w:tc>
@@ -7244,7 +7244,7 @@
               <w:bottom w:color="999999" w:space="0" w:sz="4" w:val="single"/>
               <w:right w:color="999999" w:space="0" w:sz="4" w:val="single"/>
             </w:tcBorders>
-            <w:shd w:fill="FFFFFF"/>
+            <w:shd w:val="clear" w:fill="FFFFFF"/>
           </w:tcPr>
           <w:p/>
         </w:tc>
@@ -7259,7 +7259,7 @@
               <w:bottom w:color="999999" w:space="0" w:sz="4" w:val="single"/>
               <w:right w:color="999999" w:space="0" w:sz="4" w:val="single"/>
             </w:tcBorders>
-            <w:shd w:fill="FFFFFF"/>
+            <w:shd w:val="clear" w:fill="FFFFFF"/>
           </w:tcPr>
           <w:p/>
         </w:tc>
@@ -7272,7 +7272,7 @@
               <w:bottom w:color="999999" w:space="0" w:sz="4" w:val="single"/>
               <w:right w:color="999999" w:space="0" w:sz="4" w:val="single"/>
             </w:tcBorders>
-            <w:shd w:fill="FFFFFF"/>
+            <w:shd w:val="clear" w:fill="FFFFFF"/>
           </w:tcPr>
           <w:p/>
         </w:tc>
@@ -7285,7 +7285,7 @@
               <w:bottom w:color="999999" w:space="0" w:sz="4" w:val="single"/>
               <w:right w:color="999999" w:space="0" w:sz="4" w:val="single"/>
             </w:tcBorders>
-            <w:shd w:fill="FFFFFF"/>
+            <w:shd w:val="clear" w:fill="FFFFFF"/>
           </w:tcPr>
           <w:p/>
         </w:tc>
@@ -7298,7 +7298,7 @@
               <w:bottom w:color="999999" w:space="0" w:sz="4" w:val="single"/>
               <w:right w:color="999999" w:space="0" w:sz="4" w:val="single"/>
             </w:tcBorders>
-            <w:shd w:fill="FFFFFF"/>
+            <w:shd w:val="clear" w:fill="FFFFFF"/>
           </w:tcPr>
           <w:p/>
         </w:tc>
@@ -7311,7 +7311,7 @@
               <w:bottom w:color="999999" w:space="0" w:sz="4" w:val="single"/>
               <w:right w:color="999999" w:space="0" w:sz="4" w:val="single"/>
             </w:tcBorders>
-            <w:shd w:fill="FFFFFF"/>
+            <w:shd w:val="clear" w:fill="FFFFFF"/>
           </w:tcPr>
           <w:p/>
         </w:tc>
@@ -7324,7 +7324,7 @@
               <w:bottom w:color="999999" w:space="0" w:sz="4" w:val="single"/>
               <w:right w:color="999999" w:space="0" w:sz="4" w:val="single"/>
             </w:tcBorders>
-            <w:shd w:fill="FFFFFF"/>
+            <w:shd w:val="clear" w:fill="FFFFFF"/>
           </w:tcPr>
           <w:p/>
         </w:tc>
@@ -7339,7 +7339,7 @@
               <w:bottom w:color="999999" w:space="0" w:sz="4" w:val="single"/>
               <w:right w:color="999999" w:space="0" w:sz="4" w:val="single"/>
             </w:tcBorders>
-            <w:shd w:fill="FFFFFF"/>
+            <w:shd w:val="clear" w:fill="FFFFFF"/>
           </w:tcPr>
           <w:p/>
         </w:tc>
@@ -7352,7 +7352,7 @@
               <w:bottom w:color="999999" w:space="0" w:sz="4" w:val="single"/>
               <w:right w:color="999999" w:space="0" w:sz="4" w:val="single"/>
             </w:tcBorders>
-            <w:shd w:fill="FFFFFF"/>
+            <w:shd w:val="clear" w:fill="FFFFFF"/>
           </w:tcPr>
           <w:p/>
         </w:tc>
@@ -7365,7 +7365,7 @@
               <w:bottom w:color="999999" w:space="0" w:sz="4" w:val="single"/>
               <w:right w:color="999999" w:space="0" w:sz="4" w:val="single"/>
             </w:tcBorders>
-            <w:shd w:fill="FFFFFF"/>
+            <w:shd w:val="clear" w:fill="FFFFFF"/>
           </w:tcPr>
           <w:p/>
         </w:tc>
@@ -7378,7 +7378,7 @@
               <w:bottom w:color="999999" w:space="0" w:sz="4" w:val="single"/>
               <w:right w:color="999999" w:space="0" w:sz="4" w:val="single"/>
             </w:tcBorders>
-            <w:shd w:fill="FFFFFF"/>
+            <w:shd w:val="clear" w:fill="FFFFFF"/>
           </w:tcPr>
           <w:p/>
         </w:tc>
@@ -7391,7 +7391,7 @@
               <w:bottom w:color="999999" w:space="0" w:sz="4" w:val="single"/>
               <w:right w:color="999999" w:space="0" w:sz="4" w:val="single"/>
             </w:tcBorders>
-            <w:shd w:fill="FFFFFF"/>
+            <w:shd w:val="clear" w:fill="FFFFFF"/>
           </w:tcPr>
           <w:p/>
         </w:tc>
@@ -7404,7 +7404,7 @@
               <w:bottom w:color="999999" w:space="0" w:sz="4" w:val="single"/>
               <w:right w:color="999999" w:space="0" w:sz="4" w:val="single"/>
             </w:tcBorders>
-            <w:shd w:fill="FFFFFF"/>
+            <w:shd w:val="clear" w:fill="FFFFFF"/>
           </w:tcPr>
           <w:p/>
         </w:tc>
@@ -7419,7 +7419,7 @@
               <w:bottom w:color="999999" w:space="0" w:sz="4" w:val="single"/>
               <w:right w:color="999999" w:space="0" w:sz="4" w:val="single"/>
             </w:tcBorders>
-            <w:shd w:fill="FFFFFF"/>
+            <w:shd w:val="clear" w:fill="FFFFFF"/>
           </w:tcPr>
           <w:p/>
         </w:tc>
@@ -7432,7 +7432,7 @@
               <w:bottom w:color="999999" w:space="0" w:sz="4" w:val="single"/>
               <w:right w:color="999999" w:space="0" w:sz="4" w:val="single"/>
             </w:tcBorders>
-            <w:shd w:fill="FFFFFF"/>
+            <w:shd w:val="clear" w:fill="FFFFFF"/>
           </w:tcPr>
           <w:p/>
         </w:tc>
@@ -7445,7 +7445,7 @@
               <w:bottom w:color="999999" w:space="0" w:sz="4" w:val="single"/>
               <w:right w:color="999999" w:space="0" w:sz="4" w:val="single"/>
             </w:tcBorders>
-            <w:shd w:fill="FFFFFF"/>
+            <w:shd w:val="clear" w:fill="FFFFFF"/>
           </w:tcPr>
           <w:p/>
         </w:tc>
@@ -7458,7 +7458,7 @@
               <w:bottom w:color="999999" w:space="0" w:sz="4" w:val="single"/>
               <w:right w:color="999999" w:space="0" w:sz="4" w:val="single"/>
             </w:tcBorders>
-            <w:shd w:fill="FFFFFF"/>
+            <w:shd w:val="clear" w:fill="FFFFFF"/>
           </w:tcPr>
           <w:p/>
         </w:tc>
@@ -7471,7 +7471,7 @@
               <w:bottom w:color="999999" w:space="0" w:sz="4" w:val="single"/>
               <w:right w:color="999999" w:space="0" w:sz="4" w:val="single"/>
             </w:tcBorders>
-            <w:shd w:fill="FFFFFF"/>
+            <w:shd w:val="clear" w:fill="FFFFFF"/>
           </w:tcPr>
           <w:p/>
         </w:tc>
@@ -7484,7 +7484,7 @@
               <w:bottom w:color="999999" w:space="0" w:sz="4" w:val="single"/>
               <w:right w:color="999999" w:space="0" w:sz="4" w:val="single"/>
             </w:tcBorders>
-            <w:shd w:fill="FFFFFF"/>
+            <w:shd w:val="clear" w:fill="FFFFFF"/>
           </w:tcPr>
           <w:p/>
         </w:tc>
@@ -7499,7 +7499,7 @@
               <w:bottom w:color="999999" w:space="0" w:sz="4" w:val="single"/>
               <w:right w:color="999999" w:space="0" w:sz="4" w:val="single"/>
             </w:tcBorders>
-            <w:shd w:fill="FFFFFF"/>
+            <w:shd w:val="clear" w:fill="FFFFFF"/>
           </w:tcPr>
           <w:p/>
         </w:tc>
@@ -7512,7 +7512,7 @@
               <w:bottom w:color="999999" w:space="0" w:sz="4" w:val="single"/>
               <w:right w:color="999999" w:space="0" w:sz="4" w:val="single"/>
             </w:tcBorders>
-            <w:shd w:fill="FFFFFF"/>
+            <w:shd w:val="clear" w:fill="FFFFFF"/>
           </w:tcPr>
           <w:p/>
         </w:tc>
@@ -7525,7 +7525,7 @@
               <w:bottom w:color="999999" w:space="0" w:sz="4" w:val="single"/>
               <w:right w:color="999999" w:space="0" w:sz="4" w:val="single"/>
             </w:tcBorders>
-            <w:shd w:fill="FFFFFF"/>
+            <w:shd w:val="clear" w:fill="FFFFFF"/>
           </w:tcPr>
           <w:p/>
         </w:tc>
@@ -7538,7 +7538,7 @@
               <w:bottom w:color="999999" w:space="0" w:sz="4" w:val="single"/>
               <w:right w:color="999999" w:space="0" w:sz="4" w:val="single"/>
             </w:tcBorders>
-            <w:shd w:fill="FFFFFF"/>
+            <w:shd w:val="clear" w:fill="FFFFFF"/>
           </w:tcPr>
           <w:p/>
         </w:tc>
@@ -7551,7 +7551,7 @@
               <w:bottom w:color="999999" w:space="0" w:sz="4" w:val="single"/>
               <w:right w:color="999999" w:space="0" w:sz="4" w:val="single"/>
             </w:tcBorders>
-            <w:shd w:fill="FFFFFF"/>
+            <w:shd w:val="clear" w:fill="FFFFFF"/>
           </w:tcPr>
           <w:p/>
         </w:tc>
@@ -7564,7 +7564,7 @@
               <w:bottom w:color="999999" w:space="0" w:sz="4" w:val="single"/>
               <w:right w:color="999999" w:space="0" w:sz="4" w:val="single"/>
             </w:tcBorders>
-            <w:shd w:fill="FFFFFF"/>
+            <w:shd w:val="clear" w:fill="FFFFFF"/>
           </w:tcPr>
           <w:p/>
         </w:tc>
@@ -7651,7 +7651,7 @@
         <w:tc>
           <w:tcPr>
             <w:tcW w:type="dxa" w:w="9360"/>
-            <w:shd w:fill="607D8B"/>
+            <w:shd w:val="clear" w:fill="607D8B"/>
           </w:tcPr>
           <w:p>
             <w:pPr>
@@ -7683,7 +7683,7 @@
         <w:tc>
           <w:tcPr>
             <w:tcW w:type="dxa" w:w="3557"/>
-            <w:shd w:fill="F5F5F5"/>
+            <w:shd w:val="clear" w:fill="F5F5F5"/>
           </w:tcPr>
           <w:p>
             <w:pPr>
@@ -7702,7 +7702,7 @@
         <w:tc>
           <w:tcPr>
             <w:tcW w:type="dxa" w:w="5803"/>
-            <w:shd w:fill="FFFFFF"/>
+            <w:shd w:val="clear" w:fill="FFFFFF"/>
           </w:tcPr>
           <w:p/>
         </w:tc>
@@ -7711,7 +7711,7 @@
         <w:tc>
           <w:tcPr>
             <w:tcW w:type="dxa" w:w="3557"/>
-            <w:shd w:fill="F5F5F5"/>
+            <w:shd w:val="clear" w:fill="F5F5F5"/>
           </w:tcPr>
           <w:p>
             <w:pPr>
@@ -7730,7 +7730,7 @@
         <w:tc>
           <w:tcPr>
             <w:tcW w:type="dxa" w:w="5803"/>
-            <w:shd w:fill="FFFFFF"/>
+            <w:shd w:val="clear" w:fill="FFFFFF"/>
           </w:tcPr>
           <w:p/>
         </w:tc>
@@ -7739,7 +7739,7 @@
         <w:tc>
           <w:tcPr>
             <w:tcW w:type="dxa" w:w="3557"/>
-            <w:shd w:fill="F5F5F5"/>
+            <w:shd w:val="clear" w:fill="F5F5F5"/>
           </w:tcPr>
           <w:p>
             <w:pPr>
@@ -7758,7 +7758,7 @@
         <w:tc>
           <w:tcPr>
             <w:tcW w:type="dxa" w:w="5803"/>
-            <w:shd w:fill="FFFFFF"/>
+            <w:shd w:val="clear" w:fill="FFFFFF"/>
           </w:tcPr>
           <w:p/>
         </w:tc>
@@ -7778,7 +7778,7 @@
         <w:tc>
           <w:tcPr>
             <w:tcW w:type="dxa" w:w="9360"/>
-            <w:shd w:fill="5C6BC0"/>
+            <w:shd w:val="clear" w:fill="5C6BC0"/>
           </w:tcPr>
           <w:p>
             <w:pPr>
@@ -7810,7 +7810,7 @@
         <w:tc>
           <w:tcPr>
             <w:tcW w:type="dxa" w:w="3557"/>
-            <w:shd w:fill="F5F5F5"/>
+            <w:shd w:val="clear" w:fill="F5F5F5"/>
           </w:tcPr>
           <w:p>
             <w:pPr>
@@ -7829,7 +7829,7 @@
         <w:tc>
           <w:tcPr>
             <w:tcW w:type="dxa" w:w="5803"/>
-            <w:shd w:fill="FFFFFF"/>
+            <w:shd w:val="clear" w:fill="FFFFFF"/>
           </w:tcPr>
           <w:p/>
         </w:tc>
@@ -7838,7 +7838,7 @@
         <w:tc>
           <w:tcPr>
             <w:tcW w:type="dxa" w:w="3557"/>
-            <w:shd w:fill="F5F5F5"/>
+            <w:shd w:val="clear" w:fill="F5F5F5"/>
           </w:tcPr>
           <w:p>
             <w:pPr>
@@ -7857,7 +7857,7 @@
         <w:tc>
           <w:tcPr>
             <w:tcW w:type="dxa" w:w="5803"/>
-            <w:shd w:fill="FFFFFF"/>
+            <w:shd w:val="clear" w:fill="FFFFFF"/>
           </w:tcPr>
           <w:p/>
         </w:tc>
@@ -7866,7 +7866,7 @@
         <w:tc>
           <w:tcPr>
             <w:tcW w:type="dxa" w:w="3557"/>
-            <w:shd w:fill="F5F5F5"/>
+            <w:shd w:val="clear" w:fill="F5F5F5"/>
           </w:tcPr>
           <w:p>
             <w:pPr>
@@ -7885,7 +7885,7 @@
         <w:tc>
           <w:tcPr>
             <w:tcW w:type="dxa" w:w="5803"/>
-            <w:shd w:fill="FFFFFF"/>
+            <w:shd w:val="clear" w:fill="FFFFFF"/>
           </w:tcPr>
           <w:p/>
         </w:tc>
@@ -7905,7 +7905,7 @@
         <w:tc>
           <w:tcPr>
             <w:tcW w:type="dxa" w:w="9360"/>
-            <w:shd w:fill="1976D2"/>
+            <w:shd w:val="clear" w:fill="1976D2"/>
           </w:tcPr>
           <w:p>
             <w:pPr>
@@ -7937,7 +7937,7 @@
         <w:tc>
           <w:tcPr>
             <w:tcW w:type="dxa" w:w="3557"/>
-            <w:shd w:fill="F5F5F5"/>
+            <w:shd w:val="clear" w:fill="F5F5F5"/>
           </w:tcPr>
           <w:p>
             <w:pPr>
@@ -7956,7 +7956,7 @@
         <w:tc>
           <w:tcPr>
             <w:tcW w:type="dxa" w:w="5803"/>
-            <w:shd w:fill="FFFFFF"/>
+            <w:shd w:val="clear" w:fill="FFFFFF"/>
           </w:tcPr>
           <w:p/>
         </w:tc>
@@ -7965,7 +7965,7 @@
         <w:tc>
           <w:tcPr>
             <w:tcW w:type="dxa" w:w="3557"/>
-            <w:shd w:fill="F5F5F5"/>
+            <w:shd w:val="clear" w:fill="F5F5F5"/>
           </w:tcPr>
           <w:p>
             <w:pPr>
@@ -7984,7 +7984,7 @@
         <w:tc>
           <w:tcPr>
             <w:tcW w:type="dxa" w:w="5803"/>
-            <w:shd w:fill="FFFFFF"/>
+            <w:shd w:val="clear" w:fill="FFFFFF"/>
           </w:tcPr>
           <w:p/>
         </w:tc>
@@ -7993,7 +7993,7 @@
         <w:tc>
           <w:tcPr>
             <w:tcW w:type="dxa" w:w="3557"/>
-            <w:shd w:fill="F5F5F5"/>
+            <w:shd w:val="clear" w:fill="F5F5F5"/>
           </w:tcPr>
           <w:p>
             <w:pPr>
@@ -8013,7 +8013,7 @@
         <w:tc>
           <w:tcPr>
             <w:tcW w:type="dxa" w:w="5803"/>
-            <w:shd w:fill="FFFFFF"/>
+            <w:shd w:val="clear" w:fill="FFFFFF"/>
           </w:tcPr>
           <w:p>
             <w:r>
@@ -8031,7 +8031,7 @@
         <w:tc>
           <w:tcPr>
             <w:tcW w:type="dxa" w:w="3557"/>
-            <w:shd w:fill="F5F5F5"/>
+            <w:shd w:val="clear" w:fill="F5F5F5"/>
           </w:tcPr>
           <w:p>
             <w:pPr>
@@ -8051,7 +8051,7 @@
         <w:tc>
           <w:tcPr>
             <w:tcW w:type="dxa" w:w="5803"/>
-            <w:shd w:fill="FFFFFF"/>
+            <w:shd w:val="clear" w:fill="FFFFFF"/>
           </w:tcPr>
           <w:p>
             <w:r>
@@ -8069,7 +8069,7 @@
         <w:tc>
           <w:tcPr>
             <w:tcW w:type="dxa" w:w="3557"/>
-            <w:shd w:fill="F5F5F5"/>
+            <w:shd w:val="clear" w:fill="F5F5F5"/>
           </w:tcPr>
           <w:p>
             <w:pPr>
@@ -8088,7 +8088,7 @@
         <w:tc>
           <w:tcPr>
             <w:tcW w:type="dxa" w:w="5803"/>
-            <w:shd w:fill="FFFFFF"/>
+            <w:shd w:val="clear" w:fill="FFFFFF"/>
           </w:tcPr>
           <w:p/>
         </w:tc>
@@ -8097,7 +8097,7 @@
         <w:tc>
           <w:tcPr>
             <w:tcW w:type="dxa" w:w="3557"/>
-            <w:shd w:fill="F5F5F5"/>
+            <w:shd w:val="clear" w:fill="F5F5F5"/>
           </w:tcPr>
           <w:p>
             <w:pPr>
@@ -8116,7 +8116,7 @@
         <w:tc>
           <w:tcPr>
             <w:tcW w:type="dxa" w:w="5803"/>
-            <w:shd w:fill="FFFFFF"/>
+            <w:shd w:val="clear" w:fill="FFFFFF"/>
           </w:tcPr>
           <w:p/>
         </w:tc>
@@ -8125,7 +8125,7 @@
         <w:tc>
           <w:tcPr>
             <w:tcW w:type="dxa" w:w="3557"/>
-            <w:shd w:fill="F5F5F5"/>
+            <w:shd w:val="clear" w:fill="F5F5F5"/>
           </w:tcPr>
           <w:p>
             <w:pPr>
@@ -8144,7 +8144,7 @@
         <w:tc>
           <w:tcPr>
             <w:tcW w:type="dxa" w:w="5803"/>
-            <w:shd w:fill="FFFFFF"/>
+            <w:shd w:val="clear" w:fill="FFFFFF"/>
           </w:tcPr>
           <w:p/>
         </w:tc>
@@ -8153,7 +8153,7 @@
         <w:tc>
           <w:tcPr>
             <w:tcW w:type="dxa" w:w="3557"/>
-            <w:shd w:fill="F5F5F5"/>
+            <w:shd w:val="clear" w:fill="F5F5F5"/>
           </w:tcPr>
           <w:p>
             <w:pPr>
@@ -8173,7 +8173,7 @@
         <w:tc>
           <w:tcPr>
             <w:tcW w:type="dxa" w:w="5803"/>
-            <w:shd w:fill="FFFFFF"/>
+            <w:shd w:val="clear" w:fill="FFFFFF"/>
           </w:tcPr>
           <w:p>
             <w:r>
@@ -8202,7 +8202,7 @@
         <w:tc>
           <w:tcPr>
             <w:tcW w:type="dxa" w:w="9360"/>
-            <w:shd w:fill="C62828"/>
+            <w:shd w:val="clear" w:fill="C62828"/>
           </w:tcPr>
           <w:p>
             <w:pPr>
@@ -8234,7 +8234,7 @@
         <w:tc>
           <w:tcPr>
             <w:tcW w:type="dxa" w:w="3557"/>
-            <w:shd w:fill="F5F5F5"/>
+            <w:shd w:val="clear" w:fill="F5F5F5"/>
           </w:tcPr>
           <w:p>
             <w:pPr>
@@ -8253,7 +8253,7 @@
         <w:tc>
           <w:tcPr>
             <w:tcW w:type="dxa" w:w="5803"/>
-            <w:shd w:fill="FFFFFF"/>
+            <w:shd w:val="clear" w:fill="FFFFFF"/>
           </w:tcPr>
           <w:p/>
         </w:tc>
@@ -8273,7 +8273,7 @@
         <w:tc>
           <w:tcPr>
             <w:tcW w:type="dxa" w:w="9360"/>
-            <w:shd w:fill="E64A19"/>
+            <w:shd w:val="clear" w:fill="E64A19"/>
           </w:tcPr>
           <w:p>
             <w:pPr>
@@ -8305,7 +8305,7 @@
         <w:tc>
           <w:tcPr>
             <w:tcW w:type="dxa" w:w="3557"/>
-            <w:shd w:fill="F5F5F5"/>
+            <w:shd w:val="clear" w:fill="F5F5F5"/>
           </w:tcPr>
           <w:p>
             <w:pPr>
@@ -8324,7 +8324,7 @@
         <w:tc>
           <w:tcPr>
             <w:tcW w:type="dxa" w:w="5803"/>
-            <w:shd w:fill="FFFFFF"/>
+            <w:shd w:val="clear" w:fill="FFFFFF"/>
           </w:tcPr>
           <w:p/>
         </w:tc>
@@ -8333,7 +8333,7 @@
         <w:tc>
           <w:tcPr>
             <w:tcW w:type="dxa" w:w="3557"/>
-            <w:shd w:fill="F5F5F5"/>
+            <w:shd w:val="clear" w:fill="F5F5F5"/>
           </w:tcPr>
           <w:p>
             <w:pPr>
@@ -8352,7 +8352,7 @@
         <w:tc>
           <w:tcPr>
             <w:tcW w:type="dxa" w:w="5803"/>
-            <w:shd w:fill="FFFFFF"/>
+            <w:shd w:val="clear" w:fill="FFFFFF"/>
           </w:tcPr>
           <w:p/>
         </w:tc>
@@ -8361,7 +8361,7 @@
         <w:tc>
           <w:tcPr>
             <w:tcW w:type="dxa" w:w="3557"/>
-            <w:shd w:fill="F5F5F5"/>
+            <w:shd w:val="clear" w:fill="F5F5F5"/>
           </w:tcPr>
           <w:p>
             <w:pPr>
@@ -8380,7 +8380,7 @@
         <w:tc>
           <w:tcPr>
             <w:tcW w:type="dxa" w:w="5803"/>
-            <w:shd w:fill="FFFFFF"/>
+            <w:shd w:val="clear" w:fill="FFFFFF"/>
           </w:tcPr>
           <w:p/>
         </w:tc>
@@ -8389,7 +8389,7 @@
         <w:tc>
           <w:tcPr>
             <w:tcW w:type="dxa" w:w="3557"/>
-            <w:shd w:fill="F5F5F5"/>
+            <w:shd w:val="clear" w:fill="F5F5F5"/>
           </w:tcPr>
           <w:p>
             <w:pPr>
@@ -8408,7 +8408,7 @@
         <w:tc>
           <w:tcPr>
             <w:tcW w:type="dxa" w:w="5803"/>
-            <w:shd w:fill="FFFFFF"/>
+            <w:shd w:val="clear" w:fill="FFFFFF"/>
           </w:tcPr>
           <w:p/>
         </w:tc>
@@ -8417,7 +8417,7 @@
         <w:tc>
           <w:tcPr>
             <w:tcW w:type="dxa" w:w="3557"/>
-            <w:shd w:fill="F5F5F5"/>
+            <w:shd w:val="clear" w:fill="F5F5F5"/>
           </w:tcPr>
           <w:p>
             <w:pPr>
@@ -8436,7 +8436,7 @@
         <w:tc>
           <w:tcPr>
             <w:tcW w:type="dxa" w:w="5803"/>
-            <w:shd w:fill="FFFFFF"/>
+            <w:shd w:val="clear" w:fill="FFFFFF"/>
           </w:tcPr>
           <w:p/>
         </w:tc>
@@ -8445,7 +8445,7 @@
         <w:tc>
           <w:tcPr>
             <w:tcW w:type="dxa" w:w="3557"/>
-            <w:shd w:fill="F5F5F5"/>
+            <w:shd w:val="clear" w:fill="F5F5F5"/>
           </w:tcPr>
           <w:p>
             <w:pPr>
@@ -8464,7 +8464,7 @@
         <w:tc>
           <w:tcPr>
             <w:tcW w:type="dxa" w:w="5803"/>
-            <w:shd w:fill="FFFFFF"/>
+            <w:shd w:val="clear" w:fill="FFFFFF"/>
           </w:tcPr>
           <w:p/>
         </w:tc>
@@ -8473,7 +8473,7 @@
         <w:tc>
           <w:tcPr>
             <w:tcW w:type="dxa" w:w="3557"/>
-            <w:shd w:fill="F5F5F5"/>
+            <w:shd w:val="clear" w:fill="F5F5F5"/>
           </w:tcPr>
           <w:p>
             <w:pPr>
@@ -8492,7 +8492,7 @@
         <w:tc>
           <w:tcPr>
             <w:tcW w:type="dxa" w:w="5803"/>
-            <w:shd w:fill="FFFFFF"/>
+            <w:shd w:val="clear" w:fill="FFFFFF"/>
           </w:tcPr>
           <w:p/>
         </w:tc>
@@ -8501,7 +8501,7 @@
         <w:tc>
           <w:tcPr>
             <w:tcW w:type="dxa" w:w="3557"/>
-            <w:shd w:fill="F5F5F5"/>
+            <w:shd w:val="clear" w:fill="F5F5F5"/>
           </w:tcPr>
           <w:p>
             <w:pPr>
@@ -8520,7 +8520,7 @@
         <w:tc>
           <w:tcPr>
             <w:tcW w:type="dxa" w:w="5803"/>
-            <w:shd w:fill="FFFFFF"/>
+            <w:shd w:val="clear" w:fill="FFFFFF"/>
           </w:tcPr>
           <w:p/>
         </w:tc>
@@ -8529,7 +8529,7 @@
         <w:tc>
           <w:tcPr>
             <w:tcW w:type="dxa" w:w="3557"/>
-            <w:shd w:fill="F5F5F5"/>
+            <w:shd w:val="clear" w:fill="F5F5F5"/>
           </w:tcPr>
           <w:p>
             <w:pPr>
@@ -8548,7 +8548,7 @@
         <w:tc>
           <w:tcPr>
             <w:tcW w:type="dxa" w:w="5803"/>
-            <w:shd w:fill="FFFFFF"/>
+            <w:shd w:val="clear" w:fill="FFFFFF"/>
           </w:tcPr>
           <w:p/>
         </w:tc>
@@ -8557,7 +8557,7 @@
         <w:tc>
           <w:tcPr>
             <w:tcW w:type="dxa" w:w="3557"/>
-            <w:shd w:fill="F5F5F5"/>
+            <w:shd w:val="clear" w:fill="F5F5F5"/>
           </w:tcPr>
           <w:p>
             <w:pPr>
@@ -8576,7 +8576,7 @@
         <w:tc>
           <w:tcPr>
             <w:tcW w:type="dxa" w:w="5803"/>
-            <w:shd w:fill="FFFFFF"/>
+            <w:shd w:val="clear" w:fill="FFFFFF"/>
           </w:tcPr>
           <w:p/>
         </w:tc>
@@ -8596,7 +8596,7 @@
         <w:tc>
           <w:tcPr>
             <w:tcW w:type="dxa" w:w="9360"/>
-            <w:shd w:fill="F57C00"/>
+            <w:shd w:val="clear" w:fill="F57C00"/>
           </w:tcPr>
           <w:p>
             <w:pPr>
@@ -8628,7 +8628,7 @@
         <w:tc>
           <w:tcPr>
             <w:tcW w:type="dxa" w:w="3557"/>
-            <w:shd w:fill="F5F5F5"/>
+            <w:shd w:val="clear" w:fill="F5F5F5"/>
           </w:tcPr>
           <w:p>
             <w:pPr>
@@ -8647,7 +8647,7 @@
         <w:tc>
           <w:tcPr>
             <w:tcW w:type="dxa" w:w="5803"/>
-            <w:shd w:fill="FFFFFF"/>
+            <w:shd w:val="clear" w:fill="FFFFFF"/>
           </w:tcPr>
           <w:p/>
         </w:tc>
@@ -8656,7 +8656,7 @@
         <w:tc>
           <w:tcPr>
             <w:tcW w:type="dxa" w:w="3557"/>
-            <w:shd w:fill="F5F5F5"/>
+            <w:shd w:val="clear" w:fill="F5F5F5"/>
           </w:tcPr>
           <w:p>
             <w:pPr>
@@ -8675,7 +8675,7 @@
         <w:tc>
           <w:tcPr>
             <w:tcW w:type="dxa" w:w="5803"/>
-            <w:shd w:fill="FFFFFF"/>
+            <w:shd w:val="clear" w:fill="FFFFFF"/>
           </w:tcPr>
           <w:p/>
         </w:tc>
@@ -8684,7 +8684,7 @@
         <w:tc>
           <w:tcPr>
             <w:tcW w:type="dxa" w:w="3557"/>
-            <w:shd w:fill="F5F5F5"/>
+            <w:shd w:val="clear" w:fill="F5F5F5"/>
           </w:tcPr>
           <w:p>
             <w:pPr>
@@ -8703,7 +8703,7 @@
         <w:tc>
           <w:tcPr>
             <w:tcW w:type="dxa" w:w="5803"/>
-            <w:shd w:fill="FFFFFF"/>
+            <w:shd w:val="clear" w:fill="FFFFFF"/>
           </w:tcPr>
           <w:p/>
         </w:tc>
@@ -8712,7 +8712,7 @@
         <w:tc>
           <w:tcPr>
             <w:tcW w:type="dxa" w:w="3557"/>
-            <w:shd w:fill="F5F5F5"/>
+            <w:shd w:val="clear" w:fill="F5F5F5"/>
           </w:tcPr>
           <w:p>
             <w:pPr>
@@ -8731,7 +8731,7 @@
         <w:tc>
           <w:tcPr>
             <w:tcW w:type="dxa" w:w="5803"/>
-            <w:shd w:fill="FFFFFF"/>
+            <w:shd w:val="clear" w:fill="FFFFFF"/>
           </w:tcPr>
           <w:p/>
         </w:tc>
@@ -8740,7 +8740,7 @@
         <w:tc>
           <w:tcPr>
             <w:tcW w:type="dxa" w:w="3557"/>
-            <w:shd w:fill="F5F5F5"/>
+            <w:shd w:val="clear" w:fill="F5F5F5"/>
           </w:tcPr>
           <w:p>
             <w:pPr>
@@ -8759,7 +8759,7 @@
         <w:tc>
           <w:tcPr>
             <w:tcW w:type="dxa" w:w="5803"/>
-            <w:shd w:fill="FFFFFF"/>
+            <w:shd w:val="clear" w:fill="FFFFFF"/>
           </w:tcPr>
           <w:p/>
         </w:tc>
@@ -8768,7 +8768,7 @@
         <w:tc>
           <w:tcPr>
             <w:tcW w:type="dxa" w:w="3557"/>
-            <w:shd w:fill="F5F5F5"/>
+            <w:shd w:val="clear" w:fill="F5F5F5"/>
           </w:tcPr>
           <w:p>
             <w:pPr>
@@ -8787,7 +8787,7 @@
         <w:tc>
           <w:tcPr>
             <w:tcW w:type="dxa" w:w="5803"/>
-            <w:shd w:fill="FFFFFF"/>
+            <w:shd w:val="clear" w:fill="FFFFFF"/>
           </w:tcPr>
           <w:p/>
         </w:tc>
@@ -8796,7 +8796,7 @@
         <w:tc>
           <w:tcPr>
             <w:tcW w:type="dxa" w:w="3557"/>
-            <w:shd w:fill="F5F5F5"/>
+            <w:shd w:val="clear" w:fill="F5F5F5"/>
           </w:tcPr>
           <w:p>
             <w:pPr>
@@ -8815,7 +8815,7 @@
         <w:tc>
           <w:tcPr>
             <w:tcW w:type="dxa" w:w="5803"/>
-            <w:shd w:fill="FFFFFF"/>
+            <w:shd w:val="clear" w:fill="FFFFFF"/>
           </w:tcPr>
           <w:p/>
         </w:tc>
@@ -8824,7 +8824,7 @@
         <w:tc>
           <w:tcPr>
             <w:tcW w:type="dxa" w:w="3557"/>
-            <w:shd w:fill="F5F5F5"/>
+            <w:shd w:val="clear" w:fill="F5F5F5"/>
           </w:tcPr>
           <w:p>
             <w:pPr>
@@ -8843,7 +8843,7 @@
         <w:tc>
           <w:tcPr>
             <w:tcW w:type="dxa" w:w="5803"/>
-            <w:shd w:fill="FFFFFF"/>
+            <w:shd w:val="clear" w:fill="FFFFFF"/>
           </w:tcPr>
           <w:p/>
         </w:tc>
@@ -8852,7 +8852,7 @@
         <w:tc>
           <w:tcPr>
             <w:tcW w:type="dxa" w:w="3557"/>
-            <w:shd w:fill="F5F5F5"/>
+            <w:shd w:val="clear" w:fill="F5F5F5"/>
           </w:tcPr>
           <w:p>
             <w:pPr>
@@ -8871,7 +8871,7 @@
         <w:tc>
           <w:tcPr>
             <w:tcW w:type="dxa" w:w="5803"/>
-            <w:shd w:fill="FFFFFF"/>
+            <w:shd w:val="clear" w:fill="FFFFFF"/>
           </w:tcPr>
           <w:p/>
         </w:tc>
@@ -8880,7 +8880,7 @@
         <w:tc>
           <w:tcPr>
             <w:tcW w:type="dxa" w:w="3557"/>
-            <w:shd w:fill="F5F5F5"/>
+            <w:shd w:val="clear" w:fill="F5F5F5"/>
           </w:tcPr>
           <w:p>
             <w:pPr>
@@ -8899,7 +8899,7 @@
         <w:tc>
           <w:tcPr>
             <w:tcW w:type="dxa" w:w="5803"/>
-            <w:shd w:fill="FFFFFF"/>
+            <w:shd w:val="clear" w:fill="FFFFFF"/>
           </w:tcPr>
           <w:p/>
         </w:tc>
@@ -8908,7 +8908,7 @@
         <w:tc>
           <w:tcPr>
             <w:tcW w:type="dxa" w:w="3557"/>
-            <w:shd w:fill="F5F5F5"/>
+            <w:shd w:val="clear" w:fill="F5F5F5"/>
           </w:tcPr>
           <w:p>
             <w:pPr>
@@ -8927,7 +8927,7 @@
         <w:tc>
           <w:tcPr>
             <w:tcW w:type="dxa" w:w="5803"/>
-            <w:shd w:fill="FFFFFF"/>
+            <w:shd w:val="clear" w:fill="FFFFFF"/>
           </w:tcPr>
           <w:p/>
         </w:tc>
@@ -8936,7 +8936,7 @@
         <w:tc>
           <w:tcPr>
             <w:tcW w:type="dxa" w:w="3557"/>
-            <w:shd w:fill="F5F5F5"/>
+            <w:shd w:val="clear" w:fill="F5F5F5"/>
           </w:tcPr>
           <w:p>
             <w:pPr>
@@ -8955,7 +8955,7 @@
         <w:tc>
           <w:tcPr>
             <w:tcW w:type="dxa" w:w="5803"/>
-            <w:shd w:fill="FFFFFF"/>
+            <w:shd w:val="clear" w:fill="FFFFFF"/>
           </w:tcPr>
           <w:p/>
         </w:tc>
@@ -8964,7 +8964,7 @@
         <w:tc>
           <w:tcPr>
             <w:tcW w:type="dxa" w:w="3557"/>
-            <w:shd w:fill="F5F5F5"/>
+            <w:shd w:val="clear" w:fill="F5F5F5"/>
           </w:tcPr>
           <w:p>
             <w:pPr>
@@ -8983,7 +8983,7 @@
         <w:tc>
           <w:tcPr>
             <w:tcW w:type="dxa" w:w="5803"/>
-            <w:shd w:fill="FFFFFF"/>
+            <w:shd w:val="clear" w:fill="FFFFFF"/>
           </w:tcPr>
           <w:p/>
         </w:tc>
@@ -8992,7 +8992,7 @@
         <w:tc>
           <w:tcPr>
             <w:tcW w:type="dxa" w:w="3557"/>
-            <w:shd w:fill="F5F5F5"/>
+            <w:shd w:val="clear" w:fill="F5F5F5"/>
           </w:tcPr>
           <w:p>
             <w:pPr>
@@ -9012,7 +9012,7 @@
         <w:tc>
           <w:tcPr>
             <w:tcW w:type="dxa" w:w="5803"/>
-            <w:shd w:fill="FFFFFF"/>
+            <w:shd w:val="clear" w:fill="FFFFFF"/>
           </w:tcPr>
           <w:p>
             <w:r>
@@ -9041,7 +9041,7 @@
         <w:tc>
           <w:tcPr>
             <w:tcW w:type="dxa" w:w="9360"/>
-            <w:shd w:fill="388E3C"/>
+            <w:shd w:val="clear" w:fill="388E3C"/>
           </w:tcPr>
           <w:p>
             <w:pPr>
@@ -9073,7 +9073,7 @@
         <w:tc>
           <w:tcPr>
             <w:tcW w:type="dxa" w:w="3557"/>
-            <w:shd w:fill="F5F5F5"/>
+            <w:shd w:val="clear" w:fill="F5F5F5"/>
           </w:tcPr>
           <w:p>
             <w:pPr>
@@ -9092,7 +9092,7 @@
         <w:tc>
           <w:tcPr>
             <w:tcW w:type="dxa" w:w="5803"/>
-            <w:shd w:fill="FFFFFF"/>
+            <w:shd w:val="clear" w:fill="FFFFFF"/>
           </w:tcPr>
           <w:p/>
         </w:tc>
@@ -9101,7 +9101,7 @@
         <w:tc>
           <w:tcPr>
             <w:tcW w:type="dxa" w:w="3557"/>
-            <w:shd w:fill="F5F5F5"/>
+            <w:shd w:val="clear" w:fill="F5F5F5"/>
           </w:tcPr>
           <w:p>
             <w:pPr>
@@ -9120,7 +9120,7 @@
         <w:tc>
           <w:tcPr>
             <w:tcW w:type="dxa" w:w="5803"/>
-            <w:shd w:fill="FFFFFF"/>
+            <w:shd w:val="clear" w:fill="FFFFFF"/>
           </w:tcPr>
           <w:p/>
         </w:tc>
@@ -9129,7 +9129,7 @@
         <w:tc>
           <w:tcPr>
             <w:tcW w:type="dxa" w:w="3557"/>
-            <w:shd w:fill="F5F5F5"/>
+            <w:shd w:val="clear" w:fill="F5F5F5"/>
           </w:tcPr>
           <w:p>
             <w:pPr>
@@ -9148,7 +9148,7 @@
         <w:tc>
           <w:tcPr>
             <w:tcW w:type="dxa" w:w="5803"/>
-            <w:shd w:fill="FFFFFF"/>
+            <w:shd w:val="clear" w:fill="FFFFFF"/>
           </w:tcPr>
           <w:p/>
         </w:tc>
@@ -9157,7 +9157,7 @@
         <w:tc>
           <w:tcPr>
             <w:tcW w:type="dxa" w:w="3557"/>
-            <w:shd w:fill="F5F5F5"/>
+            <w:shd w:val="clear" w:fill="F5F5F5"/>
           </w:tcPr>
           <w:p>
             <w:pPr>
@@ -9176,7 +9176,7 @@
         <w:tc>
           <w:tcPr>
             <w:tcW w:type="dxa" w:w="5803"/>
-            <w:shd w:fill="FFFFFF"/>
+            <w:shd w:val="clear" w:fill="FFFFFF"/>
           </w:tcPr>
           <w:p/>
         </w:tc>
@@ -9196,7 +9196,7 @@
         <w:tc>
           <w:tcPr>
             <w:tcW w:type="dxa" w:w="9360"/>
-            <w:shd w:fill="7B1FA2"/>
+            <w:shd w:val="clear" w:fill="7B1FA2"/>
           </w:tcPr>
           <w:p>
             <w:pPr>
@@ -9228,7 +9228,7 @@
         <w:tc>
           <w:tcPr>
             <w:tcW w:type="dxa" w:w="3557"/>
-            <w:shd w:fill="F5F5F5"/>
+            <w:shd w:val="clear" w:fill="F5F5F5"/>
           </w:tcPr>
           <w:p>
             <w:pPr>
@@ -9247,7 +9247,7 @@
         <w:tc>
           <w:tcPr>
             <w:tcW w:type="dxa" w:w="5803"/>
-            <w:shd w:fill="FFFFFF"/>
+            <w:shd w:val="clear" w:fill="FFFFFF"/>
           </w:tcPr>
           <w:p/>
         </w:tc>
@@ -9256,7 +9256,7 @@
         <w:tc>
           <w:tcPr>
             <w:tcW w:type="dxa" w:w="3557"/>
-            <w:shd w:fill="F5F5F5"/>
+            <w:shd w:val="clear" w:fill="F5F5F5"/>
           </w:tcPr>
           <w:p>
             <w:pPr>
@@ -9275,7 +9275,7 @@
         <w:tc>
           <w:tcPr>
             <w:tcW w:type="dxa" w:w="5803"/>
-            <w:shd w:fill="FFFFFF"/>
+            <w:shd w:val="clear" w:fill="FFFFFF"/>
           </w:tcPr>
           <w:p/>
         </w:tc>
@@ -9284,7 +9284,7 @@
         <w:tc>
           <w:tcPr>
             <w:tcW w:type="dxa" w:w="3557"/>
-            <w:shd w:fill="F5F5F5"/>
+            <w:shd w:val="clear" w:fill="F5F5F5"/>
           </w:tcPr>
           <w:p>
             <w:pPr>
@@ -9303,7 +9303,7 @@
         <w:tc>
           <w:tcPr>
             <w:tcW w:type="dxa" w:w="5803"/>
-            <w:shd w:fill="FFFFFF"/>
+            <w:shd w:val="clear" w:fill="FFFFFF"/>
           </w:tcPr>
           <w:p/>
         </w:tc>
@@ -9312,7 +9312,7 @@
         <w:tc>
           <w:tcPr>
             <w:tcW w:type="dxa" w:w="3557"/>
-            <w:shd w:fill="F5F5F5"/>
+            <w:shd w:val="clear" w:fill="F5F5F5"/>
           </w:tcPr>
           <w:p>
             <w:pPr>
@@ -9331,7 +9331,7 @@
         <w:tc>
           <w:tcPr>
             <w:tcW w:type="dxa" w:w="5803"/>
-            <w:shd w:fill="FFFFFF"/>
+            <w:shd w:val="clear" w:fill="FFFFFF"/>
           </w:tcPr>
           <w:p/>
         </w:tc>
@@ -9340,7 +9340,7 @@
         <w:tc>
           <w:tcPr>
             <w:tcW w:type="dxa" w:w="3557"/>
-            <w:shd w:fill="F5F5F5"/>
+            <w:shd w:val="clear" w:fill="F5F5F5"/>
           </w:tcPr>
           <w:p>
             <w:pPr>
@@ -9359,7 +9359,7 @@
         <w:tc>
           <w:tcPr>
             <w:tcW w:type="dxa" w:w="5803"/>
-            <w:shd w:fill="FFFFFF"/>
+            <w:shd w:val="clear" w:fill="FFFFFF"/>
           </w:tcPr>
           <w:p/>
         </w:tc>
@@ -9368,7 +9368,7 @@
         <w:tc>
           <w:tcPr>
             <w:tcW w:type="dxa" w:w="3557"/>
-            <w:shd w:fill="F5F5F5"/>
+            <w:shd w:val="clear" w:fill="F5F5F5"/>
           </w:tcPr>
           <w:p>
             <w:pPr>
@@ -9387,7 +9387,7 @@
         <w:tc>
           <w:tcPr>
             <w:tcW w:type="dxa" w:w="5803"/>
-            <w:shd w:fill="FFFFFF"/>
+            <w:shd w:val="clear" w:fill="FFFFFF"/>
           </w:tcPr>
           <w:p/>
         </w:tc>
@@ -9396,7 +9396,7 @@
         <w:tc>
           <w:tcPr>
             <w:tcW w:type="dxa" w:w="3557"/>
-            <w:shd w:fill="F5F5F5"/>
+            <w:shd w:val="clear" w:fill="F5F5F5"/>
           </w:tcPr>
           <w:p>
             <w:pPr>
@@ -9415,7 +9415,7 @@
         <w:tc>
           <w:tcPr>
             <w:tcW w:type="dxa" w:w="5803"/>
-            <w:shd w:fill="FFFFFF"/>
+            <w:shd w:val="clear" w:fill="FFFFFF"/>
           </w:tcPr>
           <w:p/>
         </w:tc>
@@ -9424,7 +9424,7 @@
         <w:tc>
           <w:tcPr>
             <w:tcW w:type="dxa" w:w="3557"/>
-            <w:shd w:fill="F5F5F5"/>
+            <w:shd w:val="clear" w:fill="F5F5F5"/>
           </w:tcPr>
           <w:p>
             <w:pPr>
@@ -9443,7 +9443,7 @@
         <w:tc>
           <w:tcPr>
             <w:tcW w:type="dxa" w:w="5803"/>
-            <w:shd w:fill="FFFFFF"/>
+            <w:shd w:val="clear" w:fill="FFFFFF"/>
           </w:tcPr>
           <w:p/>
         </w:tc>
@@ -9452,7 +9452,7 @@
         <w:tc>
           <w:tcPr>
             <w:tcW w:type="dxa" w:w="3557"/>
-            <w:shd w:fill="F5F5F5"/>
+            <w:shd w:val="clear" w:fill="F5F5F5"/>
           </w:tcPr>
           <w:p>
             <w:pPr>
@@ -9471,7 +9471,7 @@
         <w:tc>
           <w:tcPr>
             <w:tcW w:type="dxa" w:w="5803"/>
-            <w:shd w:fill="FFFFFF"/>
+            <w:shd w:val="clear" w:fill="FFFFFF"/>
           </w:tcPr>
           <w:p/>
         </w:tc>
@@ -9480,7 +9480,7 @@
         <w:tc>
           <w:tcPr>
             <w:tcW w:type="dxa" w:w="3557"/>
-            <w:shd w:fill="F5F5F5"/>
+            <w:shd w:val="clear" w:fill="F5F5F5"/>
           </w:tcPr>
           <w:p>
             <w:pPr>
@@ -9499,7 +9499,7 @@
         <w:tc>
           <w:tcPr>
             <w:tcW w:type="dxa" w:w="5803"/>
-            <w:shd w:fill="FFFFFF"/>
+            <w:shd w:val="clear" w:fill="FFFFFF"/>
           </w:tcPr>
           <w:p/>
         </w:tc>
@@ -9508,7 +9508,7 @@
         <w:tc>
           <w:tcPr>
             <w:tcW w:type="dxa" w:w="3557"/>
-            <w:shd w:fill="F5F5F5"/>
+            <w:shd w:val="clear" w:fill="F5F5F5"/>
           </w:tcPr>
           <w:p>
             <w:pPr>
@@ -9527,7 +9527,7 @@
         <w:tc>
           <w:tcPr>
             <w:tcW w:type="dxa" w:w="5803"/>
-            <w:shd w:fill="FFFFFF"/>
+            <w:shd w:val="clear" w:fill="FFFFFF"/>
           </w:tcPr>
           <w:p/>
         </w:tc>
@@ -9536,7 +9536,7 @@
         <w:tc>
           <w:tcPr>
             <w:tcW w:type="dxa" w:w="3557"/>
-            <w:shd w:fill="F5F5F5"/>
+            <w:shd w:val="clear" w:fill="F5F5F5"/>
           </w:tcPr>
           <w:p>
             <w:pPr>
@@ -9555,7 +9555,7 @@
         <w:tc>
           <w:tcPr>
             <w:tcW w:type="dxa" w:w="5803"/>
-            <w:shd w:fill="FFFFFF"/>
+            <w:shd w:val="clear" w:fill="FFFFFF"/>
           </w:tcPr>
           <w:p/>
         </w:tc>
@@ -9564,7 +9564,7 @@
         <w:tc>
           <w:tcPr>
             <w:tcW w:type="dxa" w:w="3557"/>
-            <w:shd w:fill="F5F5F5"/>
+            <w:shd w:val="clear" w:fill="F5F5F5"/>
           </w:tcPr>
           <w:p>
             <w:pPr>
@@ -9583,7 +9583,7 @@
         <w:tc>
           <w:tcPr>
             <w:tcW w:type="dxa" w:w="5803"/>
-            <w:shd w:fill="FFFFFF"/>
+            <w:shd w:val="clear" w:fill="FFFFFF"/>
           </w:tcPr>
           <w:p/>
         </w:tc>
@@ -9592,7 +9592,7 @@
         <w:tc>
           <w:tcPr>
             <w:tcW w:type="dxa" w:w="3557"/>
-            <w:shd w:fill="F5F5F5"/>
+            <w:shd w:val="clear" w:fill="F5F5F5"/>
           </w:tcPr>
           <w:p>
             <w:pPr>
@@ -9611,7 +9611,7 @@
         <w:tc>
           <w:tcPr>
             <w:tcW w:type="dxa" w:w="5803"/>
-            <w:shd w:fill="FFFFFF"/>
+            <w:shd w:val="clear" w:fill="FFFFFF"/>
           </w:tcPr>
           <w:p/>
         </w:tc>
@@ -9620,7 +9620,7 @@
         <w:tc>
           <w:tcPr>
             <w:tcW w:type="dxa" w:w="3557"/>
-            <w:shd w:fill="F5F5F5"/>
+            <w:shd w:val="clear" w:fill="F5F5F5"/>
           </w:tcPr>
           <w:p>
             <w:pPr>
@@ -9639,7 +9639,7 @@
         <w:tc>
           <w:tcPr>
             <w:tcW w:type="dxa" w:w="5803"/>
-            <w:shd w:fill="FFFFFF"/>
+            <w:shd w:val="clear" w:fill="FFFFFF"/>
           </w:tcPr>
           <w:p/>
         </w:tc>
@@ -9648,7 +9648,7 @@
         <w:tc>
           <w:tcPr>
             <w:tcW w:type="dxa" w:w="3557"/>
-            <w:shd w:fill="F5F5F5"/>
+            <w:shd w:val="clear" w:fill="F5F5F5"/>
           </w:tcPr>
           <w:p>
             <w:pPr>
@@ -9667,7 +9667,7 @@
         <w:tc>
           <w:tcPr>
             <w:tcW w:type="dxa" w:w="5803"/>
-            <w:shd w:fill="FFFFFF"/>
+            <w:shd w:val="clear" w:fill="FFFFFF"/>
           </w:tcPr>
           <w:p/>
         </w:tc>
@@ -9676,7 +9676,7 @@
         <w:tc>
           <w:tcPr>
             <w:tcW w:type="dxa" w:w="3557"/>
-            <w:shd w:fill="F5F5F5"/>
+            <w:shd w:val="clear" w:fill="F5F5F5"/>
           </w:tcPr>
           <w:p>
             <w:pPr>
@@ -9695,7 +9695,7 @@
         <w:tc>
           <w:tcPr>
             <w:tcW w:type="dxa" w:w="5803"/>
-            <w:shd w:fill="FFFFFF"/>
+            <w:shd w:val="clear" w:fill="FFFFFF"/>
           </w:tcPr>
           <w:p/>
         </w:tc>
@@ -9704,7 +9704,7 @@
         <w:tc>
           <w:tcPr>
             <w:tcW w:type="dxa" w:w="3557"/>
-            <w:shd w:fill="F5F5F5"/>
+            <w:shd w:val="clear" w:fill="F5F5F5"/>
           </w:tcPr>
           <w:p>
             <w:pPr>
@@ -9723,7 +9723,7 @@
         <w:tc>
           <w:tcPr>
             <w:tcW w:type="dxa" w:w="5803"/>
-            <w:shd w:fill="FFFFFF"/>
+            <w:shd w:val="clear" w:fill="FFFFFF"/>
           </w:tcPr>
           <w:p/>
         </w:tc>
@@ -9732,7 +9732,7 @@
         <w:tc>
           <w:tcPr>
             <w:tcW w:type="dxa" w:w="3557"/>
-            <w:shd w:fill="F5F5F5"/>
+            <w:shd w:val="clear" w:fill="F5F5F5"/>
           </w:tcPr>
           <w:p>
             <w:pPr>
@@ -9751,7 +9751,7 @@
         <w:tc>
           <w:tcPr>
             <w:tcW w:type="dxa" w:w="5803"/>
-            <w:shd w:fill="FFFFFF"/>
+            <w:shd w:val="clear" w:fill="FFFFFF"/>
           </w:tcPr>
           <w:p/>
         </w:tc>
@@ -9760,7 +9760,7 @@
         <w:tc>
           <w:tcPr>
             <w:tcW w:type="dxa" w:w="3557"/>
-            <w:shd w:fill="F5F5F5"/>
+            <w:shd w:val="clear" w:fill="F5F5F5"/>
           </w:tcPr>
           <w:p>
             <w:pPr>
@@ -9779,7 +9779,7 @@
         <w:tc>
           <w:tcPr>
             <w:tcW w:type="dxa" w:w="5803"/>
-            <w:shd w:fill="FFFFFF"/>
+            <w:shd w:val="clear" w:fill="FFFFFF"/>
           </w:tcPr>
           <w:p/>
         </w:tc>
@@ -9788,7 +9788,7 @@
         <w:tc>
           <w:tcPr>
             <w:tcW w:type="dxa" w:w="3557"/>
-            <w:shd w:fill="F5F5F5"/>
+            <w:shd w:val="clear" w:fill="F5F5F5"/>
           </w:tcPr>
           <w:p>
             <w:pPr>
@@ -9807,7 +9807,7 @@
         <w:tc>
           <w:tcPr>
             <w:tcW w:type="dxa" w:w="5803"/>
-            <w:shd w:fill="FFFFFF"/>
+            <w:shd w:val="clear" w:fill="FFFFFF"/>
           </w:tcPr>
           <w:p/>
         </w:tc>
@@ -9827,7 +9827,7 @@
         <w:tc>
           <w:tcPr>
             <w:tcW w:type="dxa" w:w="9360"/>
-            <w:shd w:fill="00796B"/>
+            <w:shd w:val="clear" w:fill="00796B"/>
           </w:tcPr>
           <w:p>
             <w:pPr>
@@ -9859,7 +9859,7 @@
         <w:tc>
           <w:tcPr>
             <w:tcW w:type="dxa" w:w="3557"/>
-            <w:shd w:fill="F5F5F5"/>
+            <w:shd w:val="clear" w:fill="F5F5F5"/>
           </w:tcPr>
           <w:p>
             <w:pPr>
@@ -9878,7 +9878,7 @@
         <w:tc>
           <w:tcPr>
             <w:tcW w:type="dxa" w:w="5803"/>
-            <w:shd w:fill="FFFFFF"/>
+            <w:shd w:val="clear" w:fill="FFFFFF"/>
           </w:tcPr>
           <w:p/>
         </w:tc>
@@ -9887,7 +9887,7 @@
         <w:tc>
           <w:tcPr>
             <w:tcW w:type="dxa" w:w="3557"/>
-            <w:shd w:fill="F5F5F5"/>
+            <w:shd w:val="clear" w:fill="F5F5F5"/>
           </w:tcPr>
           <w:p>
             <w:pPr>
@@ -9906,7 +9906,7 @@
         <w:tc>
           <w:tcPr>
             <w:tcW w:type="dxa" w:w="5803"/>
-            <w:shd w:fill="FFFFFF"/>
+            <w:shd w:val="clear" w:fill="FFFFFF"/>
           </w:tcPr>
           <w:p/>
         </w:tc>
@@ -9915,7 +9915,7 @@
         <w:tc>
           <w:tcPr>
             <w:tcW w:type="dxa" w:w="3557"/>
-            <w:shd w:fill="F5F5F5"/>
+            <w:shd w:val="clear" w:fill="F5F5F5"/>
           </w:tcPr>
           <w:p>
             <w:pPr>
@@ -9934,7 +9934,7 @@
         <w:tc>
           <w:tcPr>
             <w:tcW w:type="dxa" w:w="5803"/>
-            <w:shd w:fill="FFFFFF"/>
+            <w:shd w:val="clear" w:fill="FFFFFF"/>
           </w:tcPr>
           <w:p/>
         </w:tc>
@@ -9943,7 +9943,7 @@
         <w:tc>
           <w:tcPr>
             <w:tcW w:type="dxa" w:w="3557"/>
-            <w:shd w:fill="F5F5F5"/>
+            <w:shd w:val="clear" w:fill="F5F5F5"/>
           </w:tcPr>
           <w:p>
             <w:pPr>
@@ -9962,7 +9962,7 @@
         <w:tc>
           <w:tcPr>
             <w:tcW w:type="dxa" w:w="5803"/>
-            <w:shd w:fill="FFFFFF"/>
+            <w:shd w:val="clear" w:fill="FFFFFF"/>
           </w:tcPr>
           <w:p/>
         </w:tc>
@@ -9971,7 +9971,7 @@
         <w:tc>
           <w:tcPr>
             <w:tcW w:type="dxa" w:w="3557"/>
-            <w:shd w:fill="F5F5F5"/>
+            <w:shd w:val="clear" w:fill="F5F5F5"/>
           </w:tcPr>
           <w:p>
             <w:pPr>
@@ -9990,7 +9990,7 @@
         <w:tc>
           <w:tcPr>
             <w:tcW w:type="dxa" w:w="5803"/>
-            <w:shd w:fill="FFFFFF"/>
+            <w:shd w:val="clear" w:fill="FFFFFF"/>
           </w:tcPr>
           <w:p/>
         </w:tc>
@@ -9999,7 +9999,7 @@
         <w:tc>
           <w:tcPr>
             <w:tcW w:type="dxa" w:w="3557"/>
-            <w:shd w:fill="F5F5F5"/>
+            <w:shd w:val="clear" w:fill="F5F5F5"/>
           </w:tcPr>
           <w:p>
             <w:pPr>
@@ -10018,7 +10018,7 @@
         <w:tc>
           <w:tcPr>
             <w:tcW w:type="dxa" w:w="5803"/>
-            <w:shd w:fill="FFFFFF"/>
+            <w:shd w:val="clear" w:fill="FFFFFF"/>
           </w:tcPr>
           <w:p/>
         </w:tc>
@@ -10027,7 +10027,7 @@
         <w:tc>
           <w:tcPr>
             <w:tcW w:type="dxa" w:w="3557"/>
-            <w:shd w:fill="F5F5F5"/>
+            <w:shd w:val="clear" w:fill="F5F5F5"/>
           </w:tcPr>
           <w:p>
             <w:pPr>
@@ -10046,7 +10046,7 @@
         <w:tc>
           <w:tcPr>
             <w:tcW w:type="dxa" w:w="5803"/>
-            <w:shd w:fill="FFFFFF"/>
+            <w:shd w:val="clear" w:fill="FFFFFF"/>
           </w:tcPr>
           <w:p/>
         </w:tc>
@@ -10055,7 +10055,7 @@
         <w:tc>
           <w:tcPr>
             <w:tcW w:type="dxa" w:w="3557"/>
-            <w:shd w:fill="F5F5F5"/>
+            <w:shd w:val="clear" w:fill="F5F5F5"/>
           </w:tcPr>
           <w:p>
             <w:pPr>
@@ -10074,7 +10074,7 @@
         <w:tc>
           <w:tcPr>
             <w:tcW w:type="dxa" w:w="5803"/>
-            <w:shd w:fill="FFFFFF"/>
+            <w:shd w:val="clear" w:fill="FFFFFF"/>
           </w:tcPr>
           <w:p/>
         </w:tc>
@@ -10135,7 +10135,7 @@
         <w:tc>
           <w:tcPr>
             <w:tcW w:type="dxa" w:w="9360"/>
-            <w:shd w:fill="607D8B"/>
+            <w:shd w:val="clear" w:fill="607D8B"/>
           </w:tcPr>
           <w:p>
             <w:pPr>
@@ -10167,7 +10167,7 @@
         <w:tc>
           <w:tcPr>
             <w:tcW w:type="dxa" w:w="3557"/>
-            <w:shd w:fill="F5F5F5"/>
+            <w:shd w:val="clear" w:fill="F5F5F5"/>
           </w:tcPr>
           <w:p>
             <w:pPr>
@@ -10186,7 +10186,7 @@
         <w:tc>
           <w:tcPr>
             <w:tcW w:type="dxa" w:w="5803"/>
-            <w:shd w:fill="FFFFFF"/>
+            <w:shd w:val="clear" w:fill="FFFFFF"/>
           </w:tcPr>
           <w:p/>
         </w:tc>
@@ -10195,7 +10195,7 @@
         <w:tc>
           <w:tcPr>
             <w:tcW w:type="dxa" w:w="3557"/>
-            <w:shd w:fill="F5F5F5"/>
+            <w:shd w:val="clear" w:fill="F5F5F5"/>
           </w:tcPr>
           <w:p>
             <w:pPr>
@@ -10214,7 +10214,7 @@
         <w:tc>
           <w:tcPr>
             <w:tcW w:type="dxa" w:w="5803"/>
-            <w:shd w:fill="FFFFFF"/>
+            <w:shd w:val="clear" w:fill="FFFFFF"/>
           </w:tcPr>
           <w:p/>
         </w:tc>
@@ -10223,7 +10223,7 @@
         <w:tc>
           <w:tcPr>
             <w:tcW w:type="dxa" w:w="3557"/>
-            <w:shd w:fill="F5F5F5"/>
+            <w:shd w:val="clear" w:fill="F5F5F5"/>
           </w:tcPr>
           <w:p>
             <w:pPr>
@@ -10242,7 +10242,7 @@
         <w:tc>
           <w:tcPr>
             <w:tcW w:type="dxa" w:w="5803"/>
-            <w:shd w:fill="FFFFFF"/>
+            <w:shd w:val="clear" w:fill="FFFFFF"/>
           </w:tcPr>
           <w:p/>
         </w:tc>
@@ -10262,7 +10262,7 @@
         <w:tc>
           <w:tcPr>
             <w:tcW w:type="dxa" w:w="9360"/>
-            <w:shd w:fill="5C6BC0"/>
+            <w:shd w:val="clear" w:fill="5C6BC0"/>
           </w:tcPr>
           <w:p>
             <w:pPr>
@@ -10294,7 +10294,7 @@
         <w:tc>
           <w:tcPr>
             <w:tcW w:type="dxa" w:w="3557"/>
-            <w:shd w:fill="F5F5F5"/>
+            <w:shd w:val="clear" w:fill="F5F5F5"/>
           </w:tcPr>
           <w:p>
             <w:pPr>
@@ -10313,7 +10313,7 @@
         <w:tc>
           <w:tcPr>
             <w:tcW w:type="dxa" w:w="5803"/>
-            <w:shd w:fill="FFFFFF"/>
+            <w:shd w:val="clear" w:fill="FFFFFF"/>
           </w:tcPr>
           <w:p/>
         </w:tc>
@@ -10322,7 +10322,7 @@
         <w:tc>
           <w:tcPr>
             <w:tcW w:type="dxa" w:w="3557"/>
-            <w:shd w:fill="F5F5F5"/>
+            <w:shd w:val="clear" w:fill="F5F5F5"/>
           </w:tcPr>
           <w:p>
             <w:pPr>
@@ -10341,7 +10341,7 @@
         <w:tc>
           <w:tcPr>
             <w:tcW w:type="dxa" w:w="5803"/>
-            <w:shd w:fill="FFFFFF"/>
+            <w:shd w:val="clear" w:fill="FFFFFF"/>
           </w:tcPr>
           <w:p/>
         </w:tc>
@@ -10350,7 +10350,7 @@
         <w:tc>
           <w:tcPr>
             <w:tcW w:type="dxa" w:w="3557"/>
-            <w:shd w:fill="F5F5F5"/>
+            <w:shd w:val="clear" w:fill="F5F5F5"/>
           </w:tcPr>
           <w:p>
             <w:pPr>
@@ -10369,7 +10369,7 @@
         <w:tc>
           <w:tcPr>
             <w:tcW w:type="dxa" w:w="5803"/>
-            <w:shd w:fill="FFFFFF"/>
+            <w:shd w:val="clear" w:fill="FFFFFF"/>
           </w:tcPr>
           <w:p/>
         </w:tc>
@@ -10389,7 +10389,7 @@
         <w:tc>
           <w:tcPr>
             <w:tcW w:type="dxa" w:w="9360"/>
-            <w:shd w:fill="1976D2"/>
+            <w:shd w:val="clear" w:fill="1976D2"/>
           </w:tcPr>
           <w:p>
             <w:pPr>
@@ -10421,7 +10421,7 @@
         <w:tc>
           <w:tcPr>
             <w:tcW w:type="dxa" w:w="3557"/>
-            <w:shd w:fill="F5F5F5"/>
+            <w:shd w:val="clear" w:fill="F5F5F5"/>
           </w:tcPr>
           <w:p>
             <w:pPr>
@@ -10440,7 +10440,7 @@
         <w:tc>
           <w:tcPr>
             <w:tcW w:type="dxa" w:w="5803"/>
-            <w:shd w:fill="FFFFFF"/>
+            <w:shd w:val="clear" w:fill="FFFFFF"/>
           </w:tcPr>
           <w:p/>
         </w:tc>
@@ -10449,7 +10449,7 @@
         <w:tc>
           <w:tcPr>
             <w:tcW w:type="dxa" w:w="3557"/>
-            <w:shd w:fill="F5F5F5"/>
+            <w:shd w:val="clear" w:fill="F5F5F5"/>
           </w:tcPr>
           <w:p>
             <w:pPr>
@@ -10468,7 +10468,7 @@
         <w:tc>
           <w:tcPr>
             <w:tcW w:type="dxa" w:w="5803"/>
-            <w:shd w:fill="FFFFFF"/>
+            <w:shd w:val="clear" w:fill="FFFFFF"/>
           </w:tcPr>
           <w:p/>
         </w:tc>
@@ -10477,7 +10477,7 @@
         <w:tc>
           <w:tcPr>
             <w:tcW w:type="dxa" w:w="3557"/>
-            <w:shd w:fill="F5F5F5"/>
+            <w:shd w:val="clear" w:fill="F5F5F5"/>
           </w:tcPr>
           <w:p>
             <w:pPr>
@@ -10497,7 +10497,7 @@
         <w:tc>
           <w:tcPr>
             <w:tcW w:type="dxa" w:w="5803"/>
-            <w:shd w:fill="FFFFFF"/>
+            <w:shd w:val="clear" w:fill="FFFFFF"/>
           </w:tcPr>
           <w:p>
             <w:r>
@@ -10515,7 +10515,7 @@
         <w:tc>
           <w:tcPr>
             <w:tcW w:type="dxa" w:w="3557"/>
-            <w:shd w:fill="F5F5F5"/>
+            <w:shd w:val="clear" w:fill="F5F5F5"/>
           </w:tcPr>
           <w:p>
             <w:pPr>
@@ -10535,7 +10535,7 @@
         <w:tc>
           <w:tcPr>
             <w:tcW w:type="dxa" w:w="5803"/>
-            <w:shd w:fill="FFFFFF"/>
+            <w:shd w:val="clear" w:fill="FFFFFF"/>
           </w:tcPr>
           <w:p>
             <w:r>
@@ -10553,7 +10553,7 @@
         <w:tc>
           <w:tcPr>
             <w:tcW w:type="dxa" w:w="3557"/>
-            <w:shd w:fill="F5F5F5"/>
+            <w:shd w:val="clear" w:fill="F5F5F5"/>
           </w:tcPr>
           <w:p>
             <w:pPr>
@@ -10572,7 +10572,7 @@
         <w:tc>
           <w:tcPr>
             <w:tcW w:type="dxa" w:w="5803"/>
-            <w:shd w:fill="FFFFFF"/>
+            <w:shd w:val="clear" w:fill="FFFFFF"/>
           </w:tcPr>
           <w:p/>
         </w:tc>
@@ -10581,7 +10581,7 @@
         <w:tc>
           <w:tcPr>
             <w:tcW w:type="dxa" w:w="3557"/>
-            <w:shd w:fill="F5F5F5"/>
+            <w:shd w:val="clear" w:fill="F5F5F5"/>
           </w:tcPr>
           <w:p>
             <w:pPr>
@@ -10600,7 +10600,7 @@
         <w:tc>
           <w:tcPr>
             <w:tcW w:type="dxa" w:w="5803"/>
-            <w:shd w:fill="FFFFFF"/>
+            <w:shd w:val="clear" w:fill="FFFFFF"/>
           </w:tcPr>
           <w:p/>
         </w:tc>
@@ -10609,7 +10609,7 @@
         <w:tc>
           <w:tcPr>
             <w:tcW w:type="dxa" w:w="3557"/>
-            <w:shd w:fill="F5F5F5"/>
+            <w:shd w:val="clear" w:fill="F5F5F5"/>
           </w:tcPr>
           <w:p>
             <w:pPr>
@@ -10628,7 +10628,7 @@
         <w:tc>
           <w:tcPr>
             <w:tcW w:type="dxa" w:w="5803"/>
-            <w:shd w:fill="FFFFFF"/>
+            <w:shd w:val="clear" w:fill="FFFFFF"/>
           </w:tcPr>
           <w:p/>
         </w:tc>
@@ -10637,7 +10637,7 @@
         <w:tc>
           <w:tcPr>
             <w:tcW w:type="dxa" w:w="3557"/>
-            <w:shd w:fill="F5F5F5"/>
+            <w:shd w:val="clear" w:fill="F5F5F5"/>
           </w:tcPr>
           <w:p>
             <w:pPr>
@@ -10657,7 +10657,7 @@
         <w:tc>
           <w:tcPr>
             <w:tcW w:type="dxa" w:w="5803"/>
-            <w:shd w:fill="FFFFFF"/>
+            <w:shd w:val="clear" w:fill="FFFFFF"/>
           </w:tcPr>
           <w:p>
             <w:r>
@@ -10686,7 +10686,7 @@
         <w:tc>
           <w:tcPr>
             <w:tcW w:type="dxa" w:w="9360"/>
-            <w:shd w:fill="C62828"/>
+            <w:shd w:val="clear" w:fill="C62828"/>
           </w:tcPr>
           <w:p>
             <w:pPr>
@@ -10718,7 +10718,7 @@
         <w:tc>
           <w:tcPr>
             <w:tcW w:type="dxa" w:w="3557"/>
-            <w:shd w:fill="F5F5F5"/>
+            <w:shd w:val="clear" w:fill="F5F5F5"/>
           </w:tcPr>
           <w:p>
             <w:pPr>
@@ -10737,7 +10737,7 @@
         <w:tc>
           <w:tcPr>
             <w:tcW w:type="dxa" w:w="5803"/>
-            <w:shd w:fill="FFFFFF"/>
+            <w:shd w:val="clear" w:fill="FFFFFF"/>
           </w:tcPr>
           <w:p/>
         </w:tc>
@@ -10757,7 +10757,7 @@
         <w:tc>
           <w:tcPr>
             <w:tcW w:type="dxa" w:w="9360"/>
-            <w:shd w:fill="E64A19"/>
+            <w:shd w:val="clear" w:fill="E64A19"/>
           </w:tcPr>
           <w:p>
             <w:pPr>
@@ -10789,7 +10789,7 @@
         <w:tc>
           <w:tcPr>
             <w:tcW w:type="dxa" w:w="3557"/>
-            <w:shd w:fill="F5F5F5"/>
+            <w:shd w:val="clear" w:fill="F5F5F5"/>
           </w:tcPr>
           <w:p>
             <w:pPr>
@@ -10808,7 +10808,7 @@
         <w:tc>
           <w:tcPr>
             <w:tcW w:type="dxa" w:w="5803"/>
-            <w:shd w:fill="FFFFFF"/>
+            <w:shd w:val="clear" w:fill="FFFFFF"/>
           </w:tcPr>
           <w:p/>
         </w:tc>
@@ -10817,7 +10817,7 @@
         <w:tc>
           <w:tcPr>
             <w:tcW w:type="dxa" w:w="3557"/>
-            <w:shd w:fill="F5F5F5"/>
+            <w:shd w:val="clear" w:fill="F5F5F5"/>
           </w:tcPr>
           <w:p>
             <w:pPr>
@@ -10836,7 +10836,7 @@
         <w:tc>
           <w:tcPr>
             <w:tcW w:type="dxa" w:w="5803"/>
-            <w:shd w:fill="FFFFFF"/>
+            <w:shd w:val="clear" w:fill="FFFFFF"/>
           </w:tcPr>
           <w:p/>
         </w:tc>
@@ -10845,7 +10845,7 @@
         <w:tc>
           <w:tcPr>
             <w:tcW w:type="dxa" w:w="3557"/>
-            <w:shd w:fill="F5F5F5"/>
+            <w:shd w:val="clear" w:fill="F5F5F5"/>
           </w:tcPr>
           <w:p>
             <w:pPr>
@@ -10864,7 +10864,7 @@
         <w:tc>
           <w:tcPr>
             <w:tcW w:type="dxa" w:w="5803"/>
-            <w:shd w:fill="FFFFFF"/>
+            <w:shd w:val="clear" w:fill="FFFFFF"/>
           </w:tcPr>
           <w:p/>
         </w:tc>
@@ -10873,7 +10873,7 @@
         <w:tc>
           <w:tcPr>
             <w:tcW w:type="dxa" w:w="3557"/>
-            <w:shd w:fill="F5F5F5"/>
+            <w:shd w:val="clear" w:fill="F5F5F5"/>
           </w:tcPr>
           <w:p>
             <w:pPr>
@@ -10892,7 +10892,7 @@
         <w:tc>
           <w:tcPr>
             <w:tcW w:type="dxa" w:w="5803"/>
-            <w:shd w:fill="FFFFFF"/>
+            <w:shd w:val="clear" w:fill="FFFFFF"/>
           </w:tcPr>
           <w:p/>
         </w:tc>
@@ -10901,7 +10901,7 @@
         <w:tc>
           <w:tcPr>
             <w:tcW w:type="dxa" w:w="3557"/>
-            <w:shd w:fill="F5F5F5"/>
+            <w:shd w:val="clear" w:fill="F5F5F5"/>
           </w:tcPr>
           <w:p>
             <w:pPr>
@@ -10920,7 +10920,7 @@
         <w:tc>
           <w:tcPr>
             <w:tcW w:type="dxa" w:w="5803"/>
-            <w:shd w:fill="FFFFFF"/>
+            <w:shd w:val="clear" w:fill="FFFFFF"/>
           </w:tcPr>
           <w:p/>
         </w:tc>
@@ -10929,7 +10929,7 @@
         <w:tc>
           <w:tcPr>
             <w:tcW w:type="dxa" w:w="3557"/>
-            <w:shd w:fill="F5F5F5"/>
+            <w:shd w:val="clear" w:fill="F5F5F5"/>
           </w:tcPr>
           <w:p>
             <w:pPr>
@@ -10948,7 +10948,7 @@
         <w:tc>
           <w:tcPr>
             <w:tcW w:type="dxa" w:w="5803"/>
-            <w:shd w:fill="FFFFFF"/>
+            <w:shd w:val="clear" w:fill="FFFFFF"/>
           </w:tcPr>
           <w:p/>
         </w:tc>
@@ -10957,7 +10957,7 @@
         <w:tc>
           <w:tcPr>
             <w:tcW w:type="dxa" w:w="3557"/>
-            <w:shd w:fill="F5F5F5"/>
+            <w:shd w:val="clear" w:fill="F5F5F5"/>
           </w:tcPr>
           <w:p>
             <w:pPr>
@@ -10976,7 +10976,7 @@
         <w:tc>
           <w:tcPr>
             <w:tcW w:type="dxa" w:w="5803"/>
-            <w:shd w:fill="FFFFFF"/>
+            <w:shd w:val="clear" w:fill="FFFFFF"/>
           </w:tcPr>
           <w:p/>
         </w:tc>
@@ -10985,7 +10985,7 @@
         <w:tc>
           <w:tcPr>
             <w:tcW w:type="dxa" w:w="3557"/>
-            <w:shd w:fill="F5F5F5"/>
+            <w:shd w:val="clear" w:fill="F5F5F5"/>
           </w:tcPr>
           <w:p>
             <w:pPr>
@@ -11004,7 +11004,7 @@
         <w:tc>
           <w:tcPr>
             <w:tcW w:type="dxa" w:w="5803"/>
-            <w:shd w:fill="FFFFFF"/>
+            <w:shd w:val="clear" w:fill="FFFFFF"/>
           </w:tcPr>
           <w:p/>
         </w:tc>
@@ -11013,7 +11013,7 @@
         <w:tc>
           <w:tcPr>
             <w:tcW w:type="dxa" w:w="3557"/>
-            <w:shd w:fill="F5F5F5"/>
+            <w:shd w:val="clear" w:fill="F5F5F5"/>
           </w:tcPr>
           <w:p>
             <w:pPr>
@@ -11032,7 +11032,7 @@
         <w:tc>
           <w:tcPr>
             <w:tcW w:type="dxa" w:w="5803"/>
-            <w:shd w:fill="FFFFFF"/>
+            <w:shd w:val="clear" w:fill="FFFFFF"/>
           </w:tcPr>
           <w:p/>
         </w:tc>
@@ -11041,7 +11041,7 @@
         <w:tc>
           <w:tcPr>
             <w:tcW w:type="dxa" w:w="3557"/>
-            <w:shd w:fill="F5F5F5"/>
+            <w:shd w:val="clear" w:fill="F5F5F5"/>
           </w:tcPr>
           <w:p>
             <w:pPr>
@@ -11060,7 +11060,7 @@
         <w:tc>
           <w:tcPr>
             <w:tcW w:type="dxa" w:w="5803"/>
-            <w:shd w:fill="FFFFFF"/>
+            <w:shd w:val="clear" w:fill="FFFFFF"/>
           </w:tcPr>
           <w:p/>
         </w:tc>
@@ -11080,7 +11080,7 @@
         <w:tc>
           <w:tcPr>
             <w:tcW w:type="dxa" w:w="9360"/>
-            <w:shd w:fill="F57C00"/>
+            <w:shd w:val="clear" w:fill="F57C00"/>
           </w:tcPr>
           <w:p>
             <w:pPr>
@@ -11112,7 +11112,7 @@
         <w:tc>
           <w:tcPr>
             <w:tcW w:type="dxa" w:w="3557"/>
-            <w:shd w:fill="F5F5F5"/>
+            <w:shd w:val="clear" w:fill="F5F5F5"/>
           </w:tcPr>
           <w:p>
             <w:pPr>
@@ -11131,7 +11131,7 @@
         <w:tc>
           <w:tcPr>
             <w:tcW w:type="dxa" w:w="5803"/>
-            <w:shd w:fill="FFFFFF"/>
+            <w:shd w:val="clear" w:fill="FFFFFF"/>
           </w:tcPr>
           <w:p/>
         </w:tc>
@@ -11140,7 +11140,7 @@
         <w:tc>
           <w:tcPr>
             <w:tcW w:type="dxa" w:w="3557"/>
-            <w:shd w:fill="F5F5F5"/>
+            <w:shd w:val="clear" w:fill="F5F5F5"/>
           </w:tcPr>
           <w:p>
             <w:pPr>
@@ -11159,7 +11159,7 @@
         <w:tc>
           <w:tcPr>
             <w:tcW w:type="dxa" w:w="5803"/>
-            <w:shd w:fill="FFFFFF"/>
+            <w:shd w:val="clear" w:fill="FFFFFF"/>
           </w:tcPr>
           <w:p/>
         </w:tc>
@@ -11168,7 +11168,7 @@
         <w:tc>
           <w:tcPr>
             <w:tcW w:type="dxa" w:w="3557"/>
-            <w:shd w:fill="F5F5F5"/>
+            <w:shd w:val="clear" w:fill="F5F5F5"/>
           </w:tcPr>
           <w:p>
             <w:pPr>
@@ -11187,7 +11187,7 @@
         <w:tc>
           <w:tcPr>
             <w:tcW w:type="dxa" w:w="5803"/>
-            <w:shd w:fill="FFFFFF"/>
+            <w:shd w:val="clear" w:fill="FFFFFF"/>
           </w:tcPr>
           <w:p/>
         </w:tc>
@@ -11196,7 +11196,7 @@
         <w:tc>
           <w:tcPr>
             <w:tcW w:type="dxa" w:w="3557"/>
-            <w:shd w:fill="F5F5F5"/>
+            <w:shd w:val="clear" w:fill="F5F5F5"/>
           </w:tcPr>
           <w:p>
             <w:pPr>
@@ -11215,7 +11215,7 @@
         <w:tc>
           <w:tcPr>
             <w:tcW w:type="dxa" w:w="5803"/>
-            <w:shd w:fill="FFFFFF"/>
+            <w:shd w:val="clear" w:fill="FFFFFF"/>
           </w:tcPr>
           <w:p/>
         </w:tc>
@@ -11224,7 +11224,7 @@
         <w:tc>
           <w:tcPr>
             <w:tcW w:type="dxa" w:w="3557"/>
-            <w:shd w:fill="F5F5F5"/>
+            <w:shd w:val="clear" w:fill="F5F5F5"/>
           </w:tcPr>
           <w:p>
             <w:pPr>
@@ -11243,7 +11243,7 @@
         <w:tc>
           <w:tcPr>
             <w:tcW w:type="dxa" w:w="5803"/>
-            <w:shd w:fill="FFFFFF"/>
+            <w:shd w:val="clear" w:fill="FFFFFF"/>
           </w:tcPr>
           <w:p/>
         </w:tc>
@@ -11252,7 +11252,7 @@
         <w:tc>
           <w:tcPr>
             <w:tcW w:type="dxa" w:w="3557"/>
-            <w:shd w:fill="F5F5F5"/>
+            <w:shd w:val="clear" w:fill="F5F5F5"/>
           </w:tcPr>
           <w:p>
             <w:pPr>
@@ -11271,7 +11271,7 @@
         <w:tc>
           <w:tcPr>
             <w:tcW w:type="dxa" w:w="5803"/>
-            <w:shd w:fill="FFFFFF"/>
+            <w:shd w:val="clear" w:fill="FFFFFF"/>
           </w:tcPr>
           <w:p/>
         </w:tc>
@@ -11280,7 +11280,7 @@
         <w:tc>
           <w:tcPr>
             <w:tcW w:type="dxa" w:w="3557"/>
-            <w:shd w:fill="F5F5F5"/>
+            <w:shd w:val="clear" w:fill="F5F5F5"/>
           </w:tcPr>
           <w:p>
             <w:pPr>
@@ -11299,7 +11299,7 @@
         <w:tc>
           <w:tcPr>
             <w:tcW w:type="dxa" w:w="5803"/>
-            <w:shd w:fill="FFFFFF"/>
+            <w:shd w:val="clear" w:fill="FFFFFF"/>
           </w:tcPr>
           <w:p/>
         </w:tc>
@@ -11308,7 +11308,7 @@
         <w:tc>
           <w:tcPr>
             <w:tcW w:type="dxa" w:w="3557"/>
-            <w:shd w:fill="F5F5F5"/>
+            <w:shd w:val="clear" w:fill="F5F5F5"/>
           </w:tcPr>
           <w:p>
             <w:pPr>
@@ -11327,7 +11327,7 @@
         <w:tc>
           <w:tcPr>
             <w:tcW w:type="dxa" w:w="5803"/>
-            <w:shd w:fill="FFFFFF"/>
+            <w:shd w:val="clear" w:fill="FFFFFF"/>
           </w:tcPr>
           <w:p/>
         </w:tc>
@@ -11336,7 +11336,7 @@
         <w:tc>
           <w:tcPr>
             <w:tcW w:type="dxa" w:w="3557"/>
-            <w:shd w:fill="F5F5F5"/>
+            <w:shd w:val="clear" w:fill="F5F5F5"/>
           </w:tcPr>
           <w:p>
             <w:pPr>
@@ -11355,7 +11355,7 @@
         <w:tc>
           <w:tcPr>
             <w:tcW w:type="dxa" w:w="5803"/>
-            <w:shd w:fill="FFFFFF"/>
+            <w:shd w:val="clear" w:fill="FFFFFF"/>
           </w:tcPr>
           <w:p/>
         </w:tc>
@@ -11364,7 +11364,7 @@
         <w:tc>
           <w:tcPr>
             <w:tcW w:type="dxa" w:w="3557"/>
-            <w:shd w:fill="F5F5F5"/>
+            <w:shd w:val="clear" w:fill="F5F5F5"/>
           </w:tcPr>
           <w:p>
             <w:pPr>
@@ -11383,7 +11383,7 @@
         <w:tc>
           <w:tcPr>
             <w:tcW w:type="dxa" w:w="5803"/>
-            <w:shd w:fill="FFFFFF"/>
+            <w:shd w:val="clear" w:fill="FFFFFF"/>
           </w:tcPr>
           <w:p/>
         </w:tc>
@@ -11392,7 +11392,7 @@
         <w:tc>
           <w:tcPr>
             <w:tcW w:type="dxa" w:w="3557"/>
-            <w:shd w:fill="F5F5F5"/>
+            <w:shd w:val="clear" w:fill="F5F5F5"/>
           </w:tcPr>
           <w:p>
             <w:pPr>
@@ -11411,7 +11411,7 @@
         <w:tc>
           <w:tcPr>
             <w:tcW w:type="dxa" w:w="5803"/>
-            <w:shd w:fill="FFFFFF"/>
+            <w:shd w:val="clear" w:fill="FFFFFF"/>
           </w:tcPr>
           <w:p/>
         </w:tc>
@@ -11420,7 +11420,7 @@
         <w:tc>
           <w:tcPr>
             <w:tcW w:type="dxa" w:w="3557"/>
-            <w:shd w:fill="F5F5F5"/>
+            <w:shd w:val="clear" w:fill="F5F5F5"/>
           </w:tcPr>
           <w:p>
             <w:pPr>
@@ -11439,7 +11439,7 @@
         <w:tc>
           <w:tcPr>
             <w:tcW w:type="dxa" w:w="5803"/>
-            <w:shd w:fill="FFFFFF"/>
+            <w:shd w:val="clear" w:fill="FFFFFF"/>
           </w:tcPr>
           <w:p/>
         </w:tc>
@@ -11448,7 +11448,7 @@
         <w:tc>
           <w:tcPr>
             <w:tcW w:type="dxa" w:w="3557"/>
-            <w:shd w:fill="F5F5F5"/>
+            <w:shd w:val="clear" w:fill="F5F5F5"/>
           </w:tcPr>
           <w:p>
             <w:pPr>
@@ -11467,7 +11467,7 @@
         <w:tc>
           <w:tcPr>
             <w:tcW w:type="dxa" w:w="5803"/>
-            <w:shd w:fill="FFFFFF"/>
+            <w:shd w:val="clear" w:fill="FFFFFF"/>
           </w:tcPr>
           <w:p/>
         </w:tc>
@@ -11476,7 +11476,7 @@
         <w:tc>
           <w:tcPr>
             <w:tcW w:type="dxa" w:w="3557"/>
-            <w:shd w:fill="F5F5F5"/>
+            <w:shd w:val="clear" w:fill="F5F5F5"/>
           </w:tcPr>
           <w:p>
             <w:pPr>
@@ -11496,7 +11496,7 @@
         <w:tc>
           <w:tcPr>
             <w:tcW w:type="dxa" w:w="5803"/>
-            <w:shd w:fill="FFFFFF"/>
+            <w:shd w:val="clear" w:fill="FFFFFF"/>
           </w:tcPr>
           <w:p>
             <w:r>
@@ -11525,7 +11525,7 @@
         <w:tc>
           <w:tcPr>
             <w:tcW w:type="dxa" w:w="9360"/>
-            <w:shd w:fill="388E3C"/>
+            <w:shd w:val="clear" w:fill="388E3C"/>
           </w:tcPr>
           <w:p>
             <w:pPr>
@@ -11557,7 +11557,7 @@
         <w:tc>
           <w:tcPr>
             <w:tcW w:type="dxa" w:w="3557"/>
-            <w:shd w:fill="F5F5F5"/>
+            <w:shd w:val="clear" w:fill="F5F5F5"/>
           </w:tcPr>
           <w:p>
             <w:pPr>
@@ -11576,7 +11576,7 @@
         <w:tc>
           <w:tcPr>
             <w:tcW w:type="dxa" w:w="5803"/>
-            <w:shd w:fill="FFFFFF"/>
+            <w:shd w:val="clear" w:fill="FFFFFF"/>
           </w:tcPr>
           <w:p/>
         </w:tc>
@@ -11585,7 +11585,7 @@
         <w:tc>
           <w:tcPr>
             <w:tcW w:type="dxa" w:w="3557"/>
-            <w:shd w:fill="F5F5F5"/>
+            <w:shd w:val="clear" w:fill="F5F5F5"/>
           </w:tcPr>
           <w:p>
             <w:pPr>
@@ -11604,7 +11604,7 @@
         <w:tc>
           <w:tcPr>
             <w:tcW w:type="dxa" w:w="5803"/>
-            <w:shd w:fill="FFFFFF"/>
+            <w:shd w:val="clear" w:fill="FFFFFF"/>
           </w:tcPr>
           <w:p/>
         </w:tc>
@@ -11613,7 +11613,7 @@
         <w:tc>
           <w:tcPr>
             <w:tcW w:type="dxa" w:w="3557"/>
-            <w:shd w:fill="F5F5F5"/>
+            <w:shd w:val="clear" w:fill="F5F5F5"/>
           </w:tcPr>
           <w:p>
             <w:pPr>
@@ -11632,7 +11632,7 @@
         <w:tc>
           <w:tcPr>
             <w:tcW w:type="dxa" w:w="5803"/>
-            <w:shd w:fill="FFFFFF"/>
+            <w:shd w:val="clear" w:fill="FFFFFF"/>
           </w:tcPr>
           <w:p/>
         </w:tc>
@@ -11641,7 +11641,7 @@
         <w:tc>
           <w:tcPr>
             <w:tcW w:type="dxa" w:w="3557"/>
-            <w:shd w:fill="F5F5F5"/>
+            <w:shd w:val="clear" w:fill="F5F5F5"/>
           </w:tcPr>
           <w:p>
             <w:pPr>
@@ -11660,7 +11660,7 @@
         <w:tc>
           <w:tcPr>
             <w:tcW w:type="dxa" w:w="5803"/>
-            <w:shd w:fill="FFFFFF"/>
+            <w:shd w:val="clear" w:fill="FFFFFF"/>
           </w:tcPr>
           <w:p/>
         </w:tc>
@@ -11680,7 +11680,7 @@
         <w:tc>
           <w:tcPr>
             <w:tcW w:type="dxa" w:w="9360"/>
-            <w:shd w:fill="7B1FA2"/>
+            <w:shd w:val="clear" w:fill="7B1FA2"/>
           </w:tcPr>
           <w:p>
             <w:pPr>
@@ -11712,7 +11712,7 @@
         <w:tc>
           <w:tcPr>
             <w:tcW w:type="dxa" w:w="3557"/>
-            <w:shd w:fill="F5F5F5"/>
+            <w:shd w:val="clear" w:fill="F5F5F5"/>
           </w:tcPr>
           <w:p>
             <w:pPr>
@@ -11731,7 +11731,7 @@
         <w:tc>
           <w:tcPr>
             <w:tcW w:type="dxa" w:w="5803"/>
-            <w:shd w:fill="FFFFFF"/>
+            <w:shd w:val="clear" w:fill="FFFFFF"/>
           </w:tcPr>
           <w:p/>
         </w:tc>
@@ -11740,7 +11740,7 @@
         <w:tc>
           <w:tcPr>
             <w:tcW w:type="dxa" w:w="3557"/>
-            <w:shd w:fill="F5F5F5"/>
+            <w:shd w:val="clear" w:fill="F5F5F5"/>
           </w:tcPr>
           <w:p>
             <w:pPr>
@@ -11759,7 +11759,7 @@
         <w:tc>
           <w:tcPr>
             <w:tcW w:type="dxa" w:w="5803"/>
-            <w:shd w:fill="FFFFFF"/>
+            <w:shd w:val="clear" w:fill="FFFFFF"/>
           </w:tcPr>
           <w:p/>
         </w:tc>
@@ -11768,7 +11768,7 @@
         <w:tc>
           <w:tcPr>
             <w:tcW w:type="dxa" w:w="3557"/>
-            <w:shd w:fill="F5F5F5"/>
+            <w:shd w:val="clear" w:fill="F5F5F5"/>
           </w:tcPr>
           <w:p>
             <w:pPr>
@@ -11787,7 +11787,7 @@
         <w:tc>
           <w:tcPr>
             <w:tcW w:type="dxa" w:w="5803"/>
-            <w:shd w:fill="FFFFFF"/>
+            <w:shd w:val="clear" w:fill="FFFFFF"/>
           </w:tcPr>
           <w:p/>
         </w:tc>
@@ -11796,7 +11796,7 @@
         <w:tc>
           <w:tcPr>
             <w:tcW w:type="dxa" w:w="3557"/>
-            <w:shd w:fill="F5F5F5"/>
+            <w:shd w:val="clear" w:fill="F5F5F5"/>
           </w:tcPr>
           <w:p>
             <w:pPr>
@@ -11815,7 +11815,7 @@
         <w:tc>
           <w:tcPr>
             <w:tcW w:type="dxa" w:w="5803"/>
-            <w:shd w:fill="FFFFFF"/>
+            <w:shd w:val="clear" w:fill="FFFFFF"/>
           </w:tcPr>
           <w:p/>
         </w:tc>
@@ -11824,7 +11824,7 @@
         <w:tc>
           <w:tcPr>
             <w:tcW w:type="dxa" w:w="3557"/>
-            <w:shd w:fill="F5F5F5"/>
+            <w:shd w:val="clear" w:fill="F5F5F5"/>
           </w:tcPr>
           <w:p>
             <w:pPr>
@@ -11843,7 +11843,7 @@
         <w:tc>
           <w:tcPr>
             <w:tcW w:type="dxa" w:w="5803"/>
-            <w:shd w:fill="FFFFFF"/>
+            <w:shd w:val="clear" w:fill="FFFFFF"/>
           </w:tcPr>
           <w:p/>
         </w:tc>
@@ -11852,7 +11852,7 @@
         <w:tc>
           <w:tcPr>
             <w:tcW w:type="dxa" w:w="3557"/>
-            <w:shd w:fill="F5F5F5"/>
+            <w:shd w:val="clear" w:fill="F5F5F5"/>
           </w:tcPr>
           <w:p>
             <w:pPr>
@@ -11871,7 +11871,7 @@
         <w:tc>
           <w:tcPr>
             <w:tcW w:type="dxa" w:w="5803"/>
-            <w:shd w:fill="FFFFFF"/>
+            <w:shd w:val="clear" w:fill="FFFFFF"/>
           </w:tcPr>
           <w:p/>
         </w:tc>
@@ -11880,7 +11880,7 @@
         <w:tc>
           <w:tcPr>
             <w:tcW w:type="dxa" w:w="3557"/>
-            <w:shd w:fill="F5F5F5"/>
+            <w:shd w:val="clear" w:fill="F5F5F5"/>
           </w:tcPr>
           <w:p>
             <w:pPr>
@@ -11899,7 +11899,7 @@
         <w:tc>
           <w:tcPr>
             <w:tcW w:type="dxa" w:w="5803"/>
-            <w:shd w:fill="FFFFFF"/>
+            <w:shd w:val="clear" w:fill="FFFFFF"/>
           </w:tcPr>
           <w:p/>
         </w:tc>
@@ -11908,7 +11908,7 @@
         <w:tc>
           <w:tcPr>
             <w:tcW w:type="dxa" w:w="3557"/>
-            <w:shd w:fill="F5F5F5"/>
+            <w:shd w:val="clear" w:fill="F5F5F5"/>
           </w:tcPr>
           <w:p>
             <w:pPr>
@@ -11927,7 +11927,7 @@
         <w:tc>
           <w:tcPr>
             <w:tcW w:type="dxa" w:w="5803"/>
-            <w:shd w:fill="FFFFFF"/>
+            <w:shd w:val="clear" w:fill="FFFFFF"/>
           </w:tcPr>
           <w:p/>
         </w:tc>
@@ -11936,7 +11936,7 @@
         <w:tc>
           <w:tcPr>
             <w:tcW w:type="dxa" w:w="3557"/>
-            <w:shd w:fill="F5F5F5"/>
+            <w:shd w:val="clear" w:fill="F5F5F5"/>
           </w:tcPr>
           <w:p>
             <w:pPr>
@@ -11955,7 +11955,7 @@
         <w:tc>
           <w:tcPr>
             <w:tcW w:type="dxa" w:w="5803"/>
-            <w:shd w:fill="FFFFFF"/>
+            <w:shd w:val="clear" w:fill="FFFFFF"/>
           </w:tcPr>
           <w:p/>
         </w:tc>
@@ -11964,7 +11964,7 @@
         <w:tc>
           <w:tcPr>
             <w:tcW w:type="dxa" w:w="3557"/>
-            <w:shd w:fill="F5F5F5"/>
+            <w:shd w:val="clear" w:fill="F5F5F5"/>
           </w:tcPr>
           <w:p>
             <w:pPr>
@@ -11983,7 +11983,7 @@
         <w:tc>
           <w:tcPr>
             <w:tcW w:type="dxa" w:w="5803"/>
-            <w:shd w:fill="FFFFFF"/>
+            <w:shd w:val="clear" w:fill="FFFFFF"/>
           </w:tcPr>
           <w:p/>
         </w:tc>
@@ -11992,7 +11992,7 @@
         <w:tc>
           <w:tcPr>
             <w:tcW w:type="dxa" w:w="3557"/>
-            <w:shd w:fill="F5F5F5"/>
+            <w:shd w:val="clear" w:fill="F5F5F5"/>
           </w:tcPr>
           <w:p>
             <w:pPr>
@@ -12011,7 +12011,7 @@
         <w:tc>
           <w:tcPr>
             <w:tcW w:type="dxa" w:w="5803"/>
-            <w:shd w:fill="FFFFFF"/>
+            <w:shd w:val="clear" w:fill="FFFFFF"/>
           </w:tcPr>
           <w:p/>
         </w:tc>
@@ -12020,7 +12020,7 @@
         <w:tc>
           <w:tcPr>
             <w:tcW w:type="dxa" w:w="3557"/>
-            <w:shd w:fill="F5F5F5"/>
+            <w:shd w:val="clear" w:fill="F5F5F5"/>
           </w:tcPr>
           <w:p>
             <w:pPr>
@@ -12039,7 +12039,7 @@
         <w:tc>
           <w:tcPr>
             <w:tcW w:type="dxa" w:w="5803"/>
-            <w:shd w:fill="FFFFFF"/>
+            <w:shd w:val="clear" w:fill="FFFFFF"/>
           </w:tcPr>
           <w:p/>
         </w:tc>
@@ -12048,7 +12048,7 @@
         <w:tc>
           <w:tcPr>
             <w:tcW w:type="dxa" w:w="3557"/>
-            <w:shd w:fill="F5F5F5"/>
+            <w:shd w:val="clear" w:fill="F5F5F5"/>
           </w:tcPr>
           <w:p>
             <w:pPr>
@@ -12067,7 +12067,7 @@
         <w:tc>
           <w:tcPr>
             <w:tcW w:type="dxa" w:w="5803"/>
-            <w:shd w:fill="FFFFFF"/>
+            <w:shd w:val="clear" w:fill="FFFFFF"/>
           </w:tcPr>
           <w:p/>
         </w:tc>
@@ -12076,7 +12076,7 @@
         <w:tc>
           <w:tcPr>
             <w:tcW w:type="dxa" w:w="3557"/>
-            <w:shd w:fill="F5F5F5"/>
+            <w:shd w:val="clear" w:fill="F5F5F5"/>
           </w:tcPr>
           <w:p>
             <w:pPr>
@@ -12095,7 +12095,7 @@
         <w:tc>
           <w:tcPr>
             <w:tcW w:type="dxa" w:w="5803"/>
-            <w:shd w:fill="FFFFFF"/>
+            <w:shd w:val="clear" w:fill="FFFFFF"/>
           </w:tcPr>
           <w:p/>
         </w:tc>
@@ -12104,7 +12104,7 @@
         <w:tc>
           <w:tcPr>
             <w:tcW w:type="dxa" w:w="3557"/>
-            <w:shd w:fill="F5F5F5"/>
+            <w:shd w:val="clear" w:fill="F5F5F5"/>
           </w:tcPr>
           <w:p>
             <w:pPr>
@@ -12123,7 +12123,7 @@
         <w:tc>
           <w:tcPr>
             <w:tcW w:type="dxa" w:w="5803"/>
-            <w:shd w:fill="FFFFFF"/>
+            <w:shd w:val="clear" w:fill="FFFFFF"/>
           </w:tcPr>
           <w:p/>
         </w:tc>
@@ -12132,7 +12132,7 @@
         <w:tc>
           <w:tcPr>
             <w:tcW w:type="dxa" w:w="3557"/>
-            <w:shd w:fill="F5F5F5"/>
+            <w:shd w:val="clear" w:fill="F5F5F5"/>
           </w:tcPr>
           <w:p>
             <w:pPr>
@@ -12151,7 +12151,7 @@
         <w:tc>
           <w:tcPr>
             <w:tcW w:type="dxa" w:w="5803"/>
-            <w:shd w:fill="FFFFFF"/>
+            <w:shd w:val="clear" w:fill="FFFFFF"/>
           </w:tcPr>
           <w:p/>
         </w:tc>
@@ -12160,7 +12160,7 @@
         <w:tc>
           <w:tcPr>
             <w:tcW w:type="dxa" w:w="3557"/>
-            <w:shd w:fill="F5F5F5"/>
+            <w:shd w:val="clear" w:fill="F5F5F5"/>
           </w:tcPr>
           <w:p>
             <w:pPr>
@@ -12179,7 +12179,7 @@
         <w:tc>
           <w:tcPr>
             <w:tcW w:type="dxa" w:w="5803"/>
-            <w:shd w:fill="FFFFFF"/>
+            <w:shd w:val="clear" w:fill="FFFFFF"/>
           </w:tcPr>
           <w:p/>
         </w:tc>
@@ -12188,7 +12188,7 @@
         <w:tc>
           <w:tcPr>
             <w:tcW w:type="dxa" w:w="3557"/>
-            <w:shd w:fill="F5F5F5"/>
+            <w:shd w:val="clear" w:fill="F5F5F5"/>
           </w:tcPr>
           <w:p>
             <w:pPr>
@@ -12207,7 +12207,7 @@
         <w:tc>
           <w:tcPr>
             <w:tcW w:type="dxa" w:w="5803"/>
-            <w:shd w:fill="FFFFFF"/>
+            <w:shd w:val="clear" w:fill="FFFFFF"/>
           </w:tcPr>
           <w:p/>
         </w:tc>
@@ -12216,7 +12216,7 @@
         <w:tc>
           <w:tcPr>
             <w:tcW w:type="dxa" w:w="3557"/>
-            <w:shd w:fill="F5F5F5"/>
+            <w:shd w:val="clear" w:fill="F5F5F5"/>
           </w:tcPr>
           <w:p>
             <w:pPr>
@@ -12235,7 +12235,7 @@
         <w:tc>
           <w:tcPr>
             <w:tcW w:type="dxa" w:w="5803"/>
-            <w:shd w:fill="FFFFFF"/>
+            <w:shd w:val="clear" w:fill="FFFFFF"/>
           </w:tcPr>
           <w:p/>
         </w:tc>
@@ -12244,7 +12244,7 @@
         <w:tc>
           <w:tcPr>
             <w:tcW w:type="dxa" w:w="3557"/>
-            <w:shd w:fill="F5F5F5"/>
+            <w:shd w:val="clear" w:fill="F5F5F5"/>
           </w:tcPr>
           <w:p>
             <w:pPr>
@@ -12263,7 +12263,7 @@
         <w:tc>
           <w:tcPr>
             <w:tcW w:type="dxa" w:w="5803"/>
-            <w:shd w:fill="FFFFFF"/>
+            <w:shd w:val="clear" w:fill="FFFFFF"/>
           </w:tcPr>
           <w:p/>
         </w:tc>
@@ -12272,7 +12272,7 @@
         <w:tc>
           <w:tcPr>
             <w:tcW w:type="dxa" w:w="3557"/>
-            <w:shd w:fill="F5F5F5"/>
+            <w:shd w:val="clear" w:fill="F5F5F5"/>
           </w:tcPr>
           <w:p>
             <w:pPr>
@@ -12291,7 +12291,7 @@
         <w:tc>
           <w:tcPr>
             <w:tcW w:type="dxa" w:w="5803"/>
-            <w:shd w:fill="FFFFFF"/>
+            <w:shd w:val="clear" w:fill="FFFFFF"/>
           </w:tcPr>
           <w:p/>
         </w:tc>
@@ -12300,7 +12300,7 @@
         <w:tc>
           <w:tcPr>
             <w:tcW w:type="dxa" w:w="3557"/>
-            <w:shd w:fill="F5F5F5"/>
+            <w:shd w:val="clear" w:fill="F5F5F5"/>
           </w:tcPr>
           <w:p>
             <w:pPr>
@@ -12319,7 +12319,7 @@
         <w:tc>
           <w:tcPr>
             <w:tcW w:type="dxa" w:w="5803"/>
-            <w:shd w:fill="FFFFFF"/>
+            <w:shd w:val="clear" w:fill="FFFFFF"/>
           </w:tcPr>
           <w:p/>
         </w:tc>
@@ -12328,7 +12328,7 @@
         <w:tc>
           <w:tcPr>
             <w:tcW w:type="dxa" w:w="3557"/>
-            <w:shd w:fill="F5F5F5"/>
+            <w:shd w:val="clear" w:fill="F5F5F5"/>
           </w:tcPr>
           <w:p>
             <w:pPr>
@@ -12347,7 +12347,7 @@
         <w:tc>
           <w:tcPr>
             <w:tcW w:type="dxa" w:w="5803"/>
-            <w:shd w:fill="FFFFFF"/>
+            <w:shd w:val="clear" w:fill="FFFFFF"/>
           </w:tcPr>
           <w:p/>
         </w:tc>
@@ -12367,7 +12367,7 @@
         <w:tc>
           <w:tcPr>
             <w:tcW w:type="dxa" w:w="9360"/>
-            <w:shd w:fill="00796B"/>
+            <w:shd w:val="clear" w:fill="00796B"/>
           </w:tcPr>
           <w:p>
             <w:pPr>
@@ -12399,7 +12399,7 @@
         <w:tc>
           <w:tcPr>
             <w:tcW w:type="dxa" w:w="3557"/>
-            <w:shd w:fill="F5F5F5"/>
+            <w:shd w:val="clear" w:fill="F5F5F5"/>
           </w:tcPr>
           <w:p>
             <w:pPr>
@@ -12418,7 +12418,7 @@
         <w:tc>
           <w:tcPr>
             <w:tcW w:type="dxa" w:w="5803"/>
-            <w:shd w:fill="FFFFFF"/>
+            <w:shd w:val="clear" w:fill="FFFFFF"/>
           </w:tcPr>
           <w:p/>
         </w:tc>
@@ -12427,7 +12427,7 @@
         <w:tc>
           <w:tcPr>
             <w:tcW w:type="dxa" w:w="3557"/>
-            <w:shd w:fill="F5F5F5"/>
+            <w:shd w:val="clear" w:fill="F5F5F5"/>
           </w:tcPr>
           <w:p>
             <w:pPr>
@@ -12446,7 +12446,7 @@
         <w:tc>
           <w:tcPr>
             <w:tcW w:type="dxa" w:w="5803"/>
-            <w:shd w:fill="FFFFFF"/>
+            <w:shd w:val="clear" w:fill="FFFFFF"/>
           </w:tcPr>
           <w:p/>
         </w:tc>
@@ -12455,7 +12455,7 @@
         <w:tc>
           <w:tcPr>
             <w:tcW w:type="dxa" w:w="3557"/>
-            <w:shd w:fill="F5F5F5"/>
+            <w:shd w:val="clear" w:fill="F5F5F5"/>
           </w:tcPr>
           <w:p>
             <w:pPr>
@@ -12474,7 +12474,7 @@
         <w:tc>
           <w:tcPr>
             <w:tcW w:type="dxa" w:w="5803"/>
-            <w:shd w:fill="FFFFFF"/>
+            <w:shd w:val="clear" w:fill="FFFFFF"/>
           </w:tcPr>
           <w:p/>
         </w:tc>
@@ -12483,7 +12483,7 @@
         <w:tc>
           <w:tcPr>
             <w:tcW w:type="dxa" w:w="3557"/>
-            <w:shd w:fill="F5F5F5"/>
+            <w:shd w:val="clear" w:fill="F5F5F5"/>
           </w:tcPr>
           <w:p>
             <w:pPr>
@@ -12502,7 +12502,7 @@
         <w:tc>
           <w:tcPr>
             <w:tcW w:type="dxa" w:w="5803"/>
-            <w:shd w:fill="FFFFFF"/>
+            <w:shd w:val="clear" w:fill="FFFFFF"/>
           </w:tcPr>
           <w:p/>
         </w:tc>
@@ -12511,7 +12511,7 @@
         <w:tc>
           <w:tcPr>
             <w:tcW w:type="dxa" w:w="3557"/>
-            <w:shd w:fill="F5F5F5"/>
+            <w:shd w:val="clear" w:fill="F5F5F5"/>
           </w:tcPr>
           <w:p>
             <w:pPr>
@@ -12530,7 +12530,7 @@
         <w:tc>
           <w:tcPr>
             <w:tcW w:type="dxa" w:w="5803"/>
-            <w:shd w:fill="FFFFFF"/>
+            <w:shd w:val="clear" w:fill="FFFFFF"/>
           </w:tcPr>
           <w:p/>
         </w:tc>
@@ -12539,7 +12539,7 @@
         <w:tc>
           <w:tcPr>
             <w:tcW w:type="dxa" w:w="3557"/>
-            <w:shd w:fill="F5F5F5"/>
+            <w:shd w:val="clear" w:fill="F5F5F5"/>
           </w:tcPr>
           <w:p>
             <w:pPr>
@@ -12558,7 +12558,7 @@
         <w:tc>
           <w:tcPr>
             <w:tcW w:type="dxa" w:w="5803"/>
-            <w:shd w:fill="FFFFFF"/>
+            <w:shd w:val="clear" w:fill="FFFFFF"/>
           </w:tcPr>
           <w:p/>
         </w:tc>
@@ -12567,7 +12567,7 @@
         <w:tc>
           <w:tcPr>
             <w:tcW w:type="dxa" w:w="3557"/>
-            <w:shd w:fill="F5F5F5"/>
+            <w:shd w:val="clear" w:fill="F5F5F5"/>
           </w:tcPr>
           <w:p>
             <w:pPr>
@@ -12586,7 +12586,7 @@
         <w:tc>
           <w:tcPr>
             <w:tcW w:type="dxa" w:w="5803"/>
-            <w:shd w:fill="FFFFFF"/>
+            <w:shd w:val="clear" w:fill="FFFFFF"/>
           </w:tcPr>
           <w:p/>
         </w:tc>
@@ -12595,7 +12595,7 @@
         <w:tc>
           <w:tcPr>
             <w:tcW w:type="dxa" w:w="3557"/>
-            <w:shd w:fill="F5F5F5"/>
+            <w:shd w:val="clear" w:fill="F5F5F5"/>
           </w:tcPr>
           <w:p>
             <w:pPr>
@@ -12614,7 +12614,7 @@
         <w:tc>
           <w:tcPr>
             <w:tcW w:type="dxa" w:w="5803"/>
-            <w:shd w:fill="FFFFFF"/>
+            <w:shd w:val="clear" w:fill="FFFFFF"/>
           </w:tcPr>
           <w:p/>
         </w:tc>
@@ -12675,7 +12675,7 @@
         <w:tc>
           <w:tcPr>
             <w:tcW w:type="dxa" w:w="9360"/>
-            <w:shd w:fill="607D8B"/>
+            <w:shd w:val="clear" w:fill="607D8B"/>
           </w:tcPr>
           <w:p>
             <w:pPr>
@@ -12707,7 +12707,7 @@
         <w:tc>
           <w:tcPr>
             <w:tcW w:type="dxa" w:w="3557"/>
-            <w:shd w:fill="F5F5F5"/>
+            <w:shd w:val="clear" w:fill="F5F5F5"/>
           </w:tcPr>
           <w:p>
             <w:pPr>
@@ -12726,7 +12726,7 @@
         <w:tc>
           <w:tcPr>
             <w:tcW w:type="dxa" w:w="5803"/>
-            <w:shd w:fill="FFFFFF"/>
+            <w:shd w:val="clear" w:fill="FFFFFF"/>
           </w:tcPr>
           <w:p/>
         </w:tc>
@@ -12735,7 +12735,7 @@
         <w:tc>
           <w:tcPr>
             <w:tcW w:type="dxa" w:w="3557"/>
-            <w:shd w:fill="F5F5F5"/>
+            <w:shd w:val="clear" w:fill="F5F5F5"/>
           </w:tcPr>
           <w:p>
             <w:pPr>
@@ -12754,7 +12754,7 @@
         <w:tc>
           <w:tcPr>
             <w:tcW w:type="dxa" w:w="5803"/>
-            <w:shd w:fill="FFFFFF"/>
+            <w:shd w:val="clear" w:fill="FFFFFF"/>
           </w:tcPr>
           <w:p/>
         </w:tc>
@@ -12763,7 +12763,7 @@
         <w:tc>
           <w:tcPr>
             <w:tcW w:type="dxa" w:w="3557"/>
-            <w:shd w:fill="F5F5F5"/>
+            <w:shd w:val="clear" w:fill="F5F5F5"/>
           </w:tcPr>
           <w:p>
             <w:pPr>
@@ -12782,7 +12782,7 @@
         <w:tc>
           <w:tcPr>
             <w:tcW w:type="dxa" w:w="5803"/>
-            <w:shd w:fill="FFFFFF"/>
+            <w:shd w:val="clear" w:fill="FFFFFF"/>
           </w:tcPr>
           <w:p/>
         </w:tc>
@@ -12802,7 +12802,7 @@
         <w:tc>
           <w:tcPr>
             <w:tcW w:type="dxa" w:w="9360"/>
-            <w:shd w:fill="5C6BC0"/>
+            <w:shd w:val="clear" w:fill="5C6BC0"/>
           </w:tcPr>
           <w:p>
             <w:pPr>
@@ -12834,7 +12834,7 @@
         <w:tc>
           <w:tcPr>
             <w:tcW w:type="dxa" w:w="3557"/>
-            <w:shd w:fill="F5F5F5"/>
+            <w:shd w:val="clear" w:fill="F5F5F5"/>
           </w:tcPr>
           <w:p>
             <w:pPr>
@@ -12853,7 +12853,7 @@
         <w:tc>
           <w:tcPr>
             <w:tcW w:type="dxa" w:w="5803"/>
-            <w:shd w:fill="FFFFFF"/>
+            <w:shd w:val="clear" w:fill="FFFFFF"/>
           </w:tcPr>
           <w:p/>
         </w:tc>
@@ -12862,7 +12862,7 @@
         <w:tc>
           <w:tcPr>
             <w:tcW w:type="dxa" w:w="3557"/>
-            <w:shd w:fill="F5F5F5"/>
+            <w:shd w:val="clear" w:fill="F5F5F5"/>
           </w:tcPr>
           <w:p>
             <w:pPr>
@@ -12881,7 +12881,7 @@
         <w:tc>
           <w:tcPr>
             <w:tcW w:type="dxa" w:w="5803"/>
-            <w:shd w:fill="FFFFFF"/>
+            <w:shd w:val="clear" w:fill="FFFFFF"/>
           </w:tcPr>
           <w:p/>
         </w:tc>
@@ -12890,7 +12890,7 @@
         <w:tc>
           <w:tcPr>
             <w:tcW w:type="dxa" w:w="3557"/>
-            <w:shd w:fill="F5F5F5"/>
+            <w:shd w:val="clear" w:fill="F5F5F5"/>
           </w:tcPr>
           <w:p>
             <w:pPr>
@@ -12909,7 +12909,7 @@
         <w:tc>
           <w:tcPr>
             <w:tcW w:type="dxa" w:w="5803"/>
-            <w:shd w:fill="FFFFFF"/>
+            <w:shd w:val="clear" w:fill="FFFFFF"/>
           </w:tcPr>
           <w:p/>
         </w:tc>
@@ -12929,7 +12929,7 @@
         <w:tc>
           <w:tcPr>
             <w:tcW w:type="dxa" w:w="9360"/>
-            <w:shd w:fill="1976D2"/>
+            <w:shd w:val="clear" w:fill="1976D2"/>
           </w:tcPr>
           <w:p>
             <w:pPr>
@@ -12961,7 +12961,7 @@
         <w:tc>
           <w:tcPr>
             <w:tcW w:type="dxa" w:w="3557"/>
-            <w:shd w:fill="F5F5F5"/>
+            <w:shd w:val="clear" w:fill="F5F5F5"/>
           </w:tcPr>
           <w:p>
             <w:pPr>
@@ -12980,7 +12980,7 @@
         <w:tc>
           <w:tcPr>
             <w:tcW w:type="dxa" w:w="5803"/>
-            <w:shd w:fill="FFFFFF"/>
+            <w:shd w:val="clear" w:fill="FFFFFF"/>
           </w:tcPr>
           <w:p/>
         </w:tc>
@@ -12989,7 +12989,7 @@
         <w:tc>
           <w:tcPr>
             <w:tcW w:type="dxa" w:w="3557"/>
-            <w:shd w:fill="F5F5F5"/>
+            <w:shd w:val="clear" w:fill="F5F5F5"/>
           </w:tcPr>
           <w:p>
             <w:pPr>
@@ -13009,7 +13009,7 @@
         <w:tc>
           <w:tcPr>
             <w:tcW w:type="dxa" w:w="5803"/>
-            <w:shd w:fill="FFFFFF"/>
+            <w:shd w:val="clear" w:fill="FFFFFF"/>
           </w:tcPr>
           <w:p>
             <w:r>
@@ -13027,7 +13027,7 @@
         <w:tc>
           <w:tcPr>
             <w:tcW w:type="dxa" w:w="3557"/>
-            <w:shd w:fill="F5F5F5"/>
+            <w:shd w:val="clear" w:fill="F5F5F5"/>
           </w:tcPr>
           <w:p>
             <w:pPr>
@@ -13047,7 +13047,7 @@
         <w:tc>
           <w:tcPr>
             <w:tcW w:type="dxa" w:w="5803"/>
-            <w:shd w:fill="FFFFFF"/>
+            <w:shd w:val="clear" w:fill="FFFFFF"/>
           </w:tcPr>
           <w:p>
             <w:r>
@@ -13065,7 +13065,7 @@
         <w:tc>
           <w:tcPr>
             <w:tcW w:type="dxa" w:w="3557"/>
-            <w:shd w:fill="F5F5F5"/>
+            <w:shd w:val="clear" w:fill="F5F5F5"/>
           </w:tcPr>
           <w:p>
             <w:pPr>
@@ -13084,7 +13084,7 @@
         <w:tc>
           <w:tcPr>
             <w:tcW w:type="dxa" w:w="5803"/>
-            <w:shd w:fill="FFFFFF"/>
+            <w:shd w:val="clear" w:fill="FFFFFF"/>
           </w:tcPr>
           <w:p/>
         </w:tc>
@@ -13093,7 +13093,7 @@
         <w:tc>
           <w:tcPr>
             <w:tcW w:type="dxa" w:w="3557"/>
-            <w:shd w:fill="F5F5F5"/>
+            <w:shd w:val="clear" w:fill="F5F5F5"/>
           </w:tcPr>
           <w:p>
             <w:pPr>
@@ -13112,7 +13112,7 @@
         <w:tc>
           <w:tcPr>
             <w:tcW w:type="dxa" w:w="5803"/>
-            <w:shd w:fill="FFFFFF"/>
+            <w:shd w:val="clear" w:fill="FFFFFF"/>
           </w:tcPr>
           <w:p/>
         </w:tc>
@@ -13121,7 +13121,7 @@
         <w:tc>
           <w:tcPr>
             <w:tcW w:type="dxa" w:w="3557"/>
-            <w:shd w:fill="F5F5F5"/>
+            <w:shd w:val="clear" w:fill="F5F5F5"/>
           </w:tcPr>
           <w:p>
             <w:pPr>
@@ -13140,7 +13140,7 @@
         <w:tc>
           <w:tcPr>
             <w:tcW w:type="dxa" w:w="5803"/>
-            <w:shd w:fill="FFFFFF"/>
+            <w:shd w:val="clear" w:fill="FFFFFF"/>
           </w:tcPr>
           <w:p/>
         </w:tc>
@@ -13149,7 +13149,7 @@
         <w:tc>
           <w:tcPr>
             <w:tcW w:type="dxa" w:w="3557"/>
-            <w:shd w:fill="F5F5F5"/>
+            <w:shd w:val="clear" w:fill="F5F5F5"/>
           </w:tcPr>
           <w:p>
             <w:pPr>
@@ -13169,7 +13169,7 @@
         <w:tc>
           <w:tcPr>
             <w:tcW w:type="dxa" w:w="5803"/>
-            <w:shd w:fill="FFFFFF"/>
+            <w:shd w:val="clear" w:fill="FFFFFF"/>
           </w:tcPr>
           <w:p>
             <w:r>
@@ -13198,7 +13198,7 @@
         <w:tc>
           <w:tcPr>
             <w:tcW w:type="dxa" w:w="9360"/>
-            <w:shd w:fill="C62828"/>
+            <w:shd w:val="clear" w:fill="C62828"/>
           </w:tcPr>
           <w:p>
             <w:pPr>
@@ -13230,7 +13230,7 @@
         <w:tc>
           <w:tcPr>
             <w:tcW w:type="dxa" w:w="3557"/>
-            <w:shd w:fill="F5F5F5"/>
+            <w:shd w:val="clear" w:fill="F5F5F5"/>
           </w:tcPr>
           <w:p>
             <w:pPr>
@@ -13249,7 +13249,7 @@
         <w:tc>
           <w:tcPr>
             <w:tcW w:type="dxa" w:w="5803"/>
-            <w:shd w:fill="FFFFFF"/>
+            <w:shd w:val="clear" w:fill="FFFFFF"/>
           </w:tcPr>
           <w:p/>
         </w:tc>
@@ -13269,7 +13269,7 @@
         <w:tc>
           <w:tcPr>
             <w:tcW w:type="dxa" w:w="9360"/>
-            <w:shd w:fill="E64A19"/>
+            <w:shd w:val="clear" w:fill="E64A19"/>
           </w:tcPr>
           <w:p>
             <w:pPr>
@@ -13301,7 +13301,7 @@
         <w:tc>
           <w:tcPr>
             <w:tcW w:type="dxa" w:w="3557"/>
-            <w:shd w:fill="F5F5F5"/>
+            <w:shd w:val="clear" w:fill="F5F5F5"/>
           </w:tcPr>
           <w:p>
             <w:pPr>
@@ -13320,7 +13320,7 @@
         <w:tc>
           <w:tcPr>
             <w:tcW w:type="dxa" w:w="5803"/>
-            <w:shd w:fill="FFFFFF"/>
+            <w:shd w:val="clear" w:fill="FFFFFF"/>
           </w:tcPr>
           <w:p/>
         </w:tc>
@@ -13329,7 +13329,7 @@
         <w:tc>
           <w:tcPr>
             <w:tcW w:type="dxa" w:w="3557"/>
-            <w:shd w:fill="F5F5F5"/>
+            <w:shd w:val="clear" w:fill="F5F5F5"/>
           </w:tcPr>
           <w:p>
             <w:pPr>
@@ -13348,7 +13348,7 @@
         <w:tc>
           <w:tcPr>
             <w:tcW w:type="dxa" w:w="5803"/>
-            <w:shd w:fill="FFFFFF"/>
+            <w:shd w:val="clear" w:fill="FFFFFF"/>
           </w:tcPr>
           <w:p/>
         </w:tc>
@@ -13357,7 +13357,7 @@
         <w:tc>
           <w:tcPr>
             <w:tcW w:type="dxa" w:w="3557"/>
-            <w:shd w:fill="F5F5F5"/>
+            <w:shd w:val="clear" w:fill="F5F5F5"/>
           </w:tcPr>
           <w:p>
             <w:pPr>
@@ -13376,7 +13376,7 @@
         <w:tc>
           <w:tcPr>
             <w:tcW w:type="dxa" w:w="5803"/>
-            <w:shd w:fill="FFFFFF"/>
+            <w:shd w:val="clear" w:fill="FFFFFF"/>
           </w:tcPr>
           <w:p/>
         </w:tc>
@@ -13385,7 +13385,7 @@
         <w:tc>
           <w:tcPr>
             <w:tcW w:type="dxa" w:w="3557"/>
-            <w:shd w:fill="F5F5F5"/>
+            <w:shd w:val="clear" w:fill="F5F5F5"/>
           </w:tcPr>
           <w:p>
             <w:pPr>
@@ -13404,7 +13404,7 @@
         <w:tc>
           <w:tcPr>
             <w:tcW w:type="dxa" w:w="5803"/>
-            <w:shd w:fill="FFFFFF"/>
+            <w:shd w:val="clear" w:fill="FFFFFF"/>
           </w:tcPr>
           <w:p/>
         </w:tc>
@@ -13413,7 +13413,7 @@
         <w:tc>
           <w:tcPr>
             <w:tcW w:type="dxa" w:w="3557"/>
-            <w:shd w:fill="F5F5F5"/>
+            <w:shd w:val="clear" w:fill="F5F5F5"/>
           </w:tcPr>
           <w:p>
             <w:pPr>
@@ -13432,7 +13432,7 @@
         <w:tc>
           <w:tcPr>
             <w:tcW w:type="dxa" w:w="5803"/>
-            <w:shd w:fill="FFFFFF"/>
+            <w:shd w:val="clear" w:fill="FFFFFF"/>
           </w:tcPr>
           <w:p/>
         </w:tc>
@@ -13441,7 +13441,7 @@
         <w:tc>
           <w:tcPr>
             <w:tcW w:type="dxa" w:w="3557"/>
-            <w:shd w:fill="F5F5F5"/>
+            <w:shd w:val="clear" w:fill="F5F5F5"/>
           </w:tcPr>
           <w:p>
             <w:pPr>
@@ -13460,7 +13460,7 @@
         <w:tc>
           <w:tcPr>
             <w:tcW w:type="dxa" w:w="5803"/>
-            <w:shd w:fill="FFFFFF"/>
+            <w:shd w:val="clear" w:fill="FFFFFF"/>
           </w:tcPr>
           <w:p/>
         </w:tc>
@@ -13469,7 +13469,7 @@
         <w:tc>
           <w:tcPr>
             <w:tcW w:type="dxa" w:w="3557"/>
-            <w:shd w:fill="F5F5F5"/>
+            <w:shd w:val="clear" w:fill="F5F5F5"/>
           </w:tcPr>
           <w:p>
             <w:pPr>
@@ -13488,7 +13488,7 @@
         <w:tc>
           <w:tcPr>
             <w:tcW w:type="dxa" w:w="5803"/>
-            <w:shd w:fill="FFFFFF"/>
+            <w:shd w:val="clear" w:fill="FFFFFF"/>
           </w:tcPr>
           <w:p/>
         </w:tc>
@@ -13497,7 +13497,7 @@
         <w:tc>
           <w:tcPr>
             <w:tcW w:type="dxa" w:w="3557"/>
-            <w:shd w:fill="F5F5F5"/>
+            <w:shd w:val="clear" w:fill="F5F5F5"/>
           </w:tcPr>
           <w:p>
             <w:pPr>
@@ -13516,7 +13516,7 @@
         <w:tc>
           <w:tcPr>
             <w:tcW w:type="dxa" w:w="5803"/>
-            <w:shd w:fill="FFFFFF"/>
+            <w:shd w:val="clear" w:fill="FFFFFF"/>
           </w:tcPr>
           <w:p/>
         </w:tc>
@@ -13525,7 +13525,7 @@
         <w:tc>
           <w:tcPr>
             <w:tcW w:type="dxa" w:w="3557"/>
-            <w:shd w:fill="F5F5F5"/>
+            <w:shd w:val="clear" w:fill="F5F5F5"/>
           </w:tcPr>
           <w:p>
             <w:pPr>
@@ -13544,7 +13544,7 @@
         <w:tc>
           <w:tcPr>
             <w:tcW w:type="dxa" w:w="5803"/>
-            <w:shd w:fill="FFFFFF"/>
+            <w:shd w:val="clear" w:fill="FFFFFF"/>
           </w:tcPr>
           <w:p/>
         </w:tc>
@@ -13553,7 +13553,7 @@
         <w:tc>
           <w:tcPr>
             <w:tcW w:type="dxa" w:w="3557"/>
-            <w:shd w:fill="F5F5F5"/>
+            <w:shd w:val="clear" w:fill="F5F5F5"/>
           </w:tcPr>
           <w:p>
             <w:pPr>
@@ -13572,7 +13572,7 @@
         <w:tc>
           <w:tcPr>
             <w:tcW w:type="dxa" w:w="5803"/>
-            <w:shd w:fill="FFFFFF"/>
+            <w:shd w:val="clear" w:fill="FFFFFF"/>
           </w:tcPr>
           <w:p/>
         </w:tc>
@@ -13592,7 +13592,7 @@
         <w:tc>
           <w:tcPr>
             <w:tcW w:type="dxa" w:w="9360"/>
-            <w:shd w:fill="F57C00"/>
+            <w:shd w:val="clear" w:fill="F57C00"/>
           </w:tcPr>
           <w:p>
             <w:pPr>
@@ -13624,7 +13624,7 @@
         <w:tc>
           <w:tcPr>
             <w:tcW w:type="dxa" w:w="3557"/>
-            <w:shd w:fill="F5F5F5"/>
+            <w:shd w:val="clear" w:fill="F5F5F5"/>
           </w:tcPr>
           <w:p>
             <w:pPr>
@@ -13643,7 +13643,7 @@
         <w:tc>
           <w:tcPr>
             <w:tcW w:type="dxa" w:w="5803"/>
-            <w:shd w:fill="FFFFFF"/>
+            <w:shd w:val="clear" w:fill="FFFFFF"/>
           </w:tcPr>
           <w:p/>
         </w:tc>
@@ -13652,7 +13652,7 @@
         <w:tc>
           <w:tcPr>
             <w:tcW w:type="dxa" w:w="3557"/>
-            <w:shd w:fill="F5F5F5"/>
+            <w:shd w:val="clear" w:fill="F5F5F5"/>
           </w:tcPr>
           <w:p>
             <w:pPr>
@@ -13671,7 +13671,7 @@
         <w:tc>
           <w:tcPr>
             <w:tcW w:type="dxa" w:w="5803"/>
-            <w:shd w:fill="FFFFFF"/>
+            <w:shd w:val="clear" w:fill="FFFFFF"/>
           </w:tcPr>
           <w:p/>
         </w:tc>
@@ -13680,7 +13680,7 @@
         <w:tc>
           <w:tcPr>
             <w:tcW w:type="dxa" w:w="3557"/>
-            <w:shd w:fill="F5F5F5"/>
+            <w:shd w:val="clear" w:fill="F5F5F5"/>
           </w:tcPr>
           <w:p>
             <w:pPr>
@@ -13699,7 +13699,7 @@
         <w:tc>
           <w:tcPr>
             <w:tcW w:type="dxa" w:w="5803"/>
-            <w:shd w:fill="FFFFFF"/>
+            <w:shd w:val="clear" w:fill="FFFFFF"/>
           </w:tcPr>
           <w:p/>
         </w:tc>
@@ -13708,7 +13708,7 @@
         <w:tc>
           <w:tcPr>
             <w:tcW w:type="dxa" w:w="3557"/>
-            <w:shd w:fill="F5F5F5"/>
+            <w:shd w:val="clear" w:fill="F5F5F5"/>
           </w:tcPr>
           <w:p>
             <w:pPr>
@@ -13727,7 +13727,7 @@
         <w:tc>
           <w:tcPr>
             <w:tcW w:type="dxa" w:w="5803"/>
-            <w:shd w:fill="FFFFFF"/>
+            <w:shd w:val="clear" w:fill="FFFFFF"/>
           </w:tcPr>
           <w:p/>
         </w:tc>
@@ -13736,7 +13736,7 @@
         <w:tc>
           <w:tcPr>
             <w:tcW w:type="dxa" w:w="3557"/>
-            <w:shd w:fill="F5F5F5"/>
+            <w:shd w:val="clear" w:fill="F5F5F5"/>
           </w:tcPr>
           <w:p>
             <w:pPr>
@@ -13755,7 +13755,7 @@
         <w:tc>
           <w:tcPr>
             <w:tcW w:type="dxa" w:w="5803"/>
-            <w:shd w:fill="FFFFFF"/>
+            <w:shd w:val="clear" w:fill="FFFFFF"/>
           </w:tcPr>
           <w:p/>
         </w:tc>
@@ -13764,7 +13764,7 @@
         <w:tc>
           <w:tcPr>
             <w:tcW w:type="dxa" w:w="3557"/>
-            <w:shd w:fill="F5F5F5"/>
+            <w:shd w:val="clear" w:fill="F5F5F5"/>
           </w:tcPr>
           <w:p>
             <w:pPr>
@@ -13783,7 +13783,7 @@
         <w:tc>
           <w:tcPr>
             <w:tcW w:type="dxa" w:w="5803"/>
-            <w:shd w:fill="FFFFFF"/>
+            <w:shd w:val="clear" w:fill="FFFFFF"/>
           </w:tcPr>
           <w:p/>
         </w:tc>
@@ -13792,7 +13792,7 @@
         <w:tc>
           <w:tcPr>
             <w:tcW w:type="dxa" w:w="3557"/>
-            <w:shd w:fill="F5F5F5"/>
+            <w:shd w:val="clear" w:fill="F5F5F5"/>
           </w:tcPr>
           <w:p>
             <w:pPr>
@@ -13811,7 +13811,7 @@
         <w:tc>
           <w:tcPr>
             <w:tcW w:type="dxa" w:w="5803"/>
-            <w:shd w:fill="FFFFFF"/>
+            <w:shd w:val="clear" w:fill="FFFFFF"/>
           </w:tcPr>
           <w:p/>
         </w:tc>
@@ -13820,7 +13820,7 @@
         <w:tc>
           <w:tcPr>
             <w:tcW w:type="dxa" w:w="3557"/>
-            <w:shd w:fill="F5F5F5"/>
+            <w:shd w:val="clear" w:fill="F5F5F5"/>
           </w:tcPr>
           <w:p>
             <w:pPr>
@@ -13839,7 +13839,7 @@
         <w:tc>
           <w:tcPr>
             <w:tcW w:type="dxa" w:w="5803"/>
-            <w:shd w:fill="FFFFFF"/>
+            <w:shd w:val="clear" w:fill="FFFFFF"/>
           </w:tcPr>
           <w:p/>
         </w:tc>
@@ -13848,7 +13848,7 @@
         <w:tc>
           <w:tcPr>
             <w:tcW w:type="dxa" w:w="3557"/>
-            <w:shd w:fill="F5F5F5"/>
+            <w:shd w:val="clear" w:fill="F5F5F5"/>
           </w:tcPr>
           <w:p>
             <w:pPr>
@@ -13867,7 +13867,7 @@
         <w:tc>
           <w:tcPr>
             <w:tcW w:type="dxa" w:w="5803"/>
-            <w:shd w:fill="FFFFFF"/>
+            <w:shd w:val="clear" w:fill="FFFFFF"/>
           </w:tcPr>
           <w:p/>
         </w:tc>
@@ -13876,7 +13876,7 @@
         <w:tc>
           <w:tcPr>
             <w:tcW w:type="dxa" w:w="3557"/>
-            <w:shd w:fill="F5F5F5"/>
+            <w:shd w:val="clear" w:fill="F5F5F5"/>
           </w:tcPr>
           <w:p>
             <w:pPr>
@@ -13895,7 +13895,7 @@
         <w:tc>
           <w:tcPr>
             <w:tcW w:type="dxa" w:w="5803"/>
-            <w:shd w:fill="FFFFFF"/>
+            <w:shd w:val="clear" w:fill="FFFFFF"/>
           </w:tcPr>
           <w:p/>
         </w:tc>
@@ -13904,7 +13904,7 @@
         <w:tc>
           <w:tcPr>
             <w:tcW w:type="dxa" w:w="3557"/>
-            <w:shd w:fill="F5F5F5"/>
+            <w:shd w:val="clear" w:fill="F5F5F5"/>
           </w:tcPr>
           <w:p>
             <w:pPr>
@@ -13923,7 +13923,7 @@
         <w:tc>
           <w:tcPr>
             <w:tcW w:type="dxa" w:w="5803"/>
-            <w:shd w:fill="FFFFFF"/>
+            <w:shd w:val="clear" w:fill="FFFFFF"/>
           </w:tcPr>
           <w:p/>
         </w:tc>
@@ -13932,7 +13932,7 @@
         <w:tc>
           <w:tcPr>
             <w:tcW w:type="dxa" w:w="3557"/>
-            <w:shd w:fill="F5F5F5"/>
+            <w:shd w:val="clear" w:fill="F5F5F5"/>
           </w:tcPr>
           <w:p>
             <w:pPr>
@@ -13951,7 +13951,7 @@
         <w:tc>
           <w:tcPr>
             <w:tcW w:type="dxa" w:w="5803"/>
-            <w:shd w:fill="FFFFFF"/>
+            <w:shd w:val="clear" w:fill="FFFFFF"/>
           </w:tcPr>
           <w:p/>
         </w:tc>
@@ -13960,7 +13960,7 @@
         <w:tc>
           <w:tcPr>
             <w:tcW w:type="dxa" w:w="3557"/>
-            <w:shd w:fill="F5F5F5"/>
+            <w:shd w:val="clear" w:fill="F5F5F5"/>
           </w:tcPr>
           <w:p>
             <w:pPr>
@@ -13979,7 +13979,7 @@
         <w:tc>
           <w:tcPr>
             <w:tcW w:type="dxa" w:w="5803"/>
-            <w:shd w:fill="FFFFFF"/>
+            <w:shd w:val="clear" w:fill="FFFFFF"/>
           </w:tcPr>
           <w:p/>
         </w:tc>
@@ -13988,7 +13988,7 @@
         <w:tc>
           <w:tcPr>
             <w:tcW w:type="dxa" w:w="3557"/>
-            <w:shd w:fill="F5F5F5"/>
+            <w:shd w:val="clear" w:fill="F5F5F5"/>
           </w:tcPr>
           <w:p>
             <w:pPr>
@@ -14008,7 +14008,7 @@
         <w:tc>
           <w:tcPr>
             <w:tcW w:type="dxa" w:w="5803"/>
-            <w:shd w:fill="FFFFFF"/>
+            <w:shd w:val="clear" w:fill="FFFFFF"/>
           </w:tcPr>
           <w:p>
             <w:r>
@@ -14037,7 +14037,7 @@
         <w:tc>
           <w:tcPr>
             <w:tcW w:type="dxa" w:w="9360"/>
-            <w:shd w:fill="388E3C"/>
+            <w:shd w:val="clear" w:fill="388E3C"/>
           </w:tcPr>
           <w:p>
             <w:pPr>
@@ -14069,7 +14069,7 @@
         <w:tc>
           <w:tcPr>
             <w:tcW w:type="dxa" w:w="3557"/>
-            <w:shd w:fill="F5F5F5"/>
+            <w:shd w:val="clear" w:fill="F5F5F5"/>
           </w:tcPr>
           <w:p>
             <w:pPr>
@@ -14088,7 +14088,7 @@
         <w:tc>
           <w:tcPr>
             <w:tcW w:type="dxa" w:w="5803"/>
-            <w:shd w:fill="FFFFFF"/>
+            <w:shd w:val="clear" w:fill="FFFFFF"/>
           </w:tcPr>
           <w:p/>
         </w:tc>
@@ -14097,7 +14097,7 @@
         <w:tc>
           <w:tcPr>
             <w:tcW w:type="dxa" w:w="3557"/>
-            <w:shd w:fill="F5F5F5"/>
+            <w:shd w:val="clear" w:fill="F5F5F5"/>
           </w:tcPr>
           <w:p>
             <w:pPr>
@@ -14116,7 +14116,7 @@
         <w:tc>
           <w:tcPr>
             <w:tcW w:type="dxa" w:w="5803"/>
-            <w:shd w:fill="FFFFFF"/>
+            <w:shd w:val="clear" w:fill="FFFFFF"/>
           </w:tcPr>
           <w:p/>
         </w:tc>
@@ -14125,7 +14125,7 @@
         <w:tc>
           <w:tcPr>
             <w:tcW w:type="dxa" w:w="3557"/>
-            <w:shd w:fill="F5F5F5"/>
+            <w:shd w:val="clear" w:fill="F5F5F5"/>
           </w:tcPr>
           <w:p>
             <w:pPr>
@@ -14144,7 +14144,7 @@
         <w:tc>
           <w:tcPr>
             <w:tcW w:type="dxa" w:w="5803"/>
-            <w:shd w:fill="FFFFFF"/>
+            <w:shd w:val="clear" w:fill="FFFFFF"/>
           </w:tcPr>
           <w:p/>
         </w:tc>
@@ -14153,7 +14153,7 @@
         <w:tc>
           <w:tcPr>
             <w:tcW w:type="dxa" w:w="3557"/>
-            <w:shd w:fill="F5F5F5"/>
+            <w:shd w:val="clear" w:fill="F5F5F5"/>
           </w:tcPr>
           <w:p>
             <w:pPr>
@@ -14172,7 +14172,7 @@
         <w:tc>
           <w:tcPr>
             <w:tcW w:type="dxa" w:w="5803"/>
-            <w:shd w:fill="FFFFFF"/>
+            <w:shd w:val="clear" w:fill="FFFFFF"/>
           </w:tcPr>
           <w:p/>
         </w:tc>
@@ -14192,7 +14192,7 @@
         <w:tc>
           <w:tcPr>
             <w:tcW w:type="dxa" w:w="9360"/>
-            <w:shd w:fill="7B1FA2"/>
+            <w:shd w:val="clear" w:fill="7B1FA2"/>
           </w:tcPr>
           <w:p>
             <w:pPr>
@@ -14224,7 +14224,7 @@
         <w:tc>
           <w:tcPr>
             <w:tcW w:type="dxa" w:w="3557"/>
-            <w:shd w:fill="F5F5F5"/>
+            <w:shd w:val="clear" w:fill="F5F5F5"/>
           </w:tcPr>
           <w:p>
             <w:pPr>
@@ -14243,7 +14243,7 @@
         <w:tc>
           <w:tcPr>
             <w:tcW w:type="dxa" w:w="5803"/>
-            <w:shd w:fill="FFFFFF"/>
+            <w:shd w:val="clear" w:fill="FFFFFF"/>
           </w:tcPr>
           <w:p/>
         </w:tc>
@@ -14252,7 +14252,7 @@
         <w:tc>
           <w:tcPr>
             <w:tcW w:type="dxa" w:w="3557"/>
-            <w:shd w:fill="F5F5F5"/>
+            <w:shd w:val="clear" w:fill="F5F5F5"/>
           </w:tcPr>
           <w:p>
             <w:pPr>
@@ -14271,7 +14271,7 @@
         <w:tc>
           <w:tcPr>
             <w:tcW w:type="dxa" w:w="5803"/>
-            <w:shd w:fill="FFFFFF"/>
+            <w:shd w:val="clear" w:fill="FFFFFF"/>
           </w:tcPr>
           <w:p/>
         </w:tc>
@@ -14280,7 +14280,7 @@
         <w:tc>
           <w:tcPr>
             <w:tcW w:type="dxa" w:w="3557"/>
-            <w:shd w:fill="F5F5F5"/>
+            <w:shd w:val="clear" w:fill="F5F5F5"/>
           </w:tcPr>
           <w:p>
             <w:pPr>
@@ -14299,7 +14299,7 @@
         <w:tc>
           <w:tcPr>
             <w:tcW w:type="dxa" w:w="5803"/>
-            <w:shd w:fill="FFFFFF"/>
+            <w:shd w:val="clear" w:fill="FFFFFF"/>
           </w:tcPr>
           <w:p/>
         </w:tc>
@@ -14308,7 +14308,7 @@
         <w:tc>
           <w:tcPr>
             <w:tcW w:type="dxa" w:w="3557"/>
-            <w:shd w:fill="F5F5F5"/>
+            <w:shd w:val="clear" w:fill="F5F5F5"/>
           </w:tcPr>
           <w:p>
             <w:pPr>
@@ -14327,7 +14327,7 @@
         <w:tc>
           <w:tcPr>
             <w:tcW w:type="dxa" w:w="5803"/>
-            <w:shd w:fill="FFFFFF"/>
+            <w:shd w:val="clear" w:fill="FFFFFF"/>
           </w:tcPr>
           <w:p/>
         </w:tc>
@@ -14336,7 +14336,7 @@
         <w:tc>
           <w:tcPr>
             <w:tcW w:type="dxa" w:w="3557"/>
-            <w:shd w:fill="F5F5F5"/>
+            <w:shd w:val="clear" w:fill="F5F5F5"/>
           </w:tcPr>
           <w:p>
             <w:pPr>
@@ -14355,7 +14355,7 @@
         <w:tc>
           <w:tcPr>
             <w:tcW w:type="dxa" w:w="5803"/>
-            <w:shd w:fill="FFFFFF"/>
+            <w:shd w:val="clear" w:fill="FFFFFF"/>
           </w:tcPr>
           <w:p/>
         </w:tc>
@@ -14364,7 +14364,7 @@
         <w:tc>
           <w:tcPr>
             <w:tcW w:type="dxa" w:w="3557"/>
-            <w:shd w:fill="F5F5F5"/>
+            <w:shd w:val="clear" w:fill="F5F5F5"/>
           </w:tcPr>
           <w:p>
             <w:pPr>
@@ -14383,7 +14383,7 @@
         <w:tc>
           <w:tcPr>
             <w:tcW w:type="dxa" w:w="5803"/>
-            <w:shd w:fill="FFFFFF"/>
+            <w:shd w:val="clear" w:fill="FFFFFF"/>
           </w:tcPr>
           <w:p/>
         </w:tc>
@@ -14392,7 +14392,7 @@
         <w:tc>
           <w:tcPr>
             <w:tcW w:type="dxa" w:w="3557"/>
-            <w:shd w:fill="F5F5F5"/>
+            <w:shd w:val="clear" w:fill="F5F5F5"/>
           </w:tcPr>
           <w:p>
             <w:pPr>
@@ -14411,7 +14411,7 @@
         <w:tc>
           <w:tcPr>
             <w:tcW w:type="dxa" w:w="5803"/>
-            <w:shd w:fill="FFFFFF"/>
+            <w:shd w:val="clear" w:fill="FFFFFF"/>
           </w:tcPr>
           <w:p/>
         </w:tc>
@@ -14420,7 +14420,7 @@
         <w:tc>
           <w:tcPr>
             <w:tcW w:type="dxa" w:w="3557"/>
-            <w:shd w:fill="F5F5F5"/>
+            <w:shd w:val="clear" w:fill="F5F5F5"/>
           </w:tcPr>
           <w:p>
             <w:pPr>
@@ -14439,7 +14439,7 @@
         <w:tc>
           <w:tcPr>
             <w:tcW w:type="dxa" w:w="5803"/>
-            <w:shd w:fill="FFFFFF"/>
+            <w:shd w:val="clear" w:fill="FFFFFF"/>
           </w:tcPr>
           <w:p/>
         </w:tc>
@@ -14448,7 +14448,7 @@
         <w:tc>
           <w:tcPr>
             <w:tcW w:type="dxa" w:w="3557"/>
-            <w:shd w:fill="F5F5F5"/>
+            <w:shd w:val="clear" w:fill="F5F5F5"/>
           </w:tcPr>
           <w:p>
             <w:pPr>
@@ -14467,7 +14467,7 @@
         <w:tc>
           <w:tcPr>
             <w:tcW w:type="dxa" w:w="5803"/>
-            <w:shd w:fill="FFFFFF"/>
+            <w:shd w:val="clear" w:fill="FFFFFF"/>
           </w:tcPr>
           <w:p/>
         </w:tc>
@@ -14476,7 +14476,7 @@
         <w:tc>
           <w:tcPr>
             <w:tcW w:type="dxa" w:w="3557"/>
-            <w:shd w:fill="F5F5F5"/>
+            <w:shd w:val="clear" w:fill="F5F5F5"/>
           </w:tcPr>
           <w:p>
             <w:pPr>
@@ -14495,7 +14495,7 @@
         <w:tc>
           <w:tcPr>
             <w:tcW w:type="dxa" w:w="5803"/>
-            <w:shd w:fill="FFFFFF"/>
+            <w:shd w:val="clear" w:fill="FFFFFF"/>
           </w:tcPr>
           <w:p/>
         </w:tc>
@@ -14504,7 +14504,7 @@
         <w:tc>
           <w:tcPr>
             <w:tcW w:type="dxa" w:w="3557"/>
-            <w:shd w:fill="F5F5F5"/>
+            <w:shd w:val="clear" w:fill="F5F5F5"/>
           </w:tcPr>
           <w:p>
             <w:pPr>
@@ -14523,7 +14523,7 @@
         <w:tc>
           <w:tcPr>
             <w:tcW w:type="dxa" w:w="5803"/>
-            <w:shd w:fill="FFFFFF"/>
+            <w:shd w:val="clear" w:fill="FFFFFF"/>
           </w:tcPr>
           <w:p/>
         </w:tc>
@@ -14532,7 +14532,7 @@
         <w:tc>
           <w:tcPr>
             <w:tcW w:type="dxa" w:w="3557"/>
-            <w:shd w:fill="F5F5F5"/>
+            <w:shd w:val="clear" w:fill="F5F5F5"/>
           </w:tcPr>
           <w:p>
             <w:pPr>
@@ -14551,7 +14551,7 @@
         <w:tc>
           <w:tcPr>
             <w:tcW w:type="dxa" w:w="5803"/>
-            <w:shd w:fill="FFFFFF"/>
+            <w:shd w:val="clear" w:fill="FFFFFF"/>
           </w:tcPr>
           <w:p/>
         </w:tc>
@@ -14560,7 +14560,7 @@
         <w:tc>
           <w:tcPr>
             <w:tcW w:type="dxa" w:w="3557"/>
-            <w:shd w:fill="F5F5F5"/>
+            <w:shd w:val="clear" w:fill="F5F5F5"/>
           </w:tcPr>
           <w:p>
             <w:pPr>
@@ -14579,7 +14579,7 @@
         <w:tc>
           <w:tcPr>
             <w:tcW w:type="dxa" w:w="5803"/>
-            <w:shd w:fill="FFFFFF"/>
+            <w:shd w:val="clear" w:fill="FFFFFF"/>
           </w:tcPr>
           <w:p/>
         </w:tc>
@@ -14588,7 +14588,7 @@
         <w:tc>
           <w:tcPr>
             <w:tcW w:type="dxa" w:w="3557"/>
-            <w:shd w:fill="F5F5F5"/>
+            <w:shd w:val="clear" w:fill="F5F5F5"/>
           </w:tcPr>
           <w:p>
             <w:pPr>
@@ -14607,7 +14607,7 @@
         <w:tc>
           <w:tcPr>
             <w:tcW w:type="dxa" w:w="5803"/>
-            <w:shd w:fill="FFFFFF"/>
+            <w:shd w:val="clear" w:fill="FFFFFF"/>
           </w:tcPr>
           <w:p/>
         </w:tc>
@@ -14616,7 +14616,7 @@
         <w:tc>
           <w:tcPr>
             <w:tcW w:type="dxa" w:w="3557"/>
-            <w:shd w:fill="F5F5F5"/>
+            <w:shd w:val="clear" w:fill="F5F5F5"/>
           </w:tcPr>
           <w:p>
             <w:pPr>
@@ -14635,7 +14635,7 @@
         <w:tc>
           <w:tcPr>
             <w:tcW w:type="dxa" w:w="5803"/>
-            <w:shd w:fill="FFFFFF"/>
+            <w:shd w:val="clear" w:fill="FFFFFF"/>
           </w:tcPr>
           <w:p/>
         </w:tc>
@@ -14644,7 +14644,7 @@
         <w:tc>
           <w:tcPr>
             <w:tcW w:type="dxa" w:w="3557"/>
-            <w:shd w:fill="F5F5F5"/>
+            <w:shd w:val="clear" w:fill="F5F5F5"/>
           </w:tcPr>
           <w:p>
             <w:pPr>
@@ -14663,7 +14663,7 @@
         <w:tc>
           <w:tcPr>
             <w:tcW w:type="dxa" w:w="5803"/>
-            <w:shd w:fill="FFFFFF"/>
+            <w:shd w:val="clear" w:fill="FFFFFF"/>
           </w:tcPr>
           <w:p/>
         </w:tc>
@@ -14672,7 +14672,7 @@
         <w:tc>
           <w:tcPr>
             <w:tcW w:type="dxa" w:w="3557"/>
-            <w:shd w:fill="F5F5F5"/>
+            <w:shd w:val="clear" w:fill="F5F5F5"/>
           </w:tcPr>
           <w:p>
             <w:pPr>
@@ -14691,7 +14691,7 @@
         <w:tc>
           <w:tcPr>
             <w:tcW w:type="dxa" w:w="5803"/>
-            <w:shd w:fill="FFFFFF"/>
+            <w:shd w:val="clear" w:fill="FFFFFF"/>
           </w:tcPr>
           <w:p/>
         </w:tc>
@@ -14700,7 +14700,7 @@
         <w:tc>
           <w:tcPr>
             <w:tcW w:type="dxa" w:w="3557"/>
-            <w:shd w:fill="F5F5F5"/>
+            <w:shd w:val="clear" w:fill="F5F5F5"/>
           </w:tcPr>
           <w:p>
             <w:pPr>
@@ -14719,7 +14719,7 @@
         <w:tc>
           <w:tcPr>
             <w:tcW w:type="dxa" w:w="5803"/>
-            <w:shd w:fill="FFFFFF"/>
+            <w:shd w:val="clear" w:fill="FFFFFF"/>
           </w:tcPr>
           <w:p/>
         </w:tc>
@@ -14728,7 +14728,7 @@
         <w:tc>
           <w:tcPr>
             <w:tcW w:type="dxa" w:w="3557"/>
-            <w:shd w:fill="F5F5F5"/>
+            <w:shd w:val="clear" w:fill="F5F5F5"/>
           </w:tcPr>
           <w:p>
             <w:pPr>
@@ -14747,7 +14747,7 @@
         <w:tc>
           <w:tcPr>
             <w:tcW w:type="dxa" w:w="5803"/>
-            <w:shd w:fill="FFFFFF"/>
+            <w:shd w:val="clear" w:fill="FFFFFF"/>
           </w:tcPr>
           <w:p/>
         </w:tc>
@@ -14756,7 +14756,7 @@
         <w:tc>
           <w:tcPr>
             <w:tcW w:type="dxa" w:w="3557"/>
-            <w:shd w:fill="F5F5F5"/>
+            <w:shd w:val="clear" w:fill="F5F5F5"/>
           </w:tcPr>
           <w:p>
             <w:pPr>
@@ -14775,7 +14775,7 @@
         <w:tc>
           <w:tcPr>
             <w:tcW w:type="dxa" w:w="5803"/>
-            <w:shd w:fill="FFFFFF"/>
+            <w:shd w:val="clear" w:fill="FFFFFF"/>
           </w:tcPr>
           <w:p/>
         </w:tc>
@@ -14795,7 +14795,7 @@
         <w:tc>
           <w:tcPr>
             <w:tcW w:type="dxa" w:w="9360"/>
-            <w:shd w:fill="00796B"/>
+            <w:shd w:val="clear" w:fill="00796B"/>
           </w:tcPr>
           <w:p>
             <w:pPr>
@@ -14827,7 +14827,7 @@
         <w:tc>
           <w:tcPr>
             <w:tcW w:type="dxa" w:w="3557"/>
-            <w:shd w:fill="F5F5F5"/>
+            <w:shd w:val="clear" w:fill="F5F5F5"/>
           </w:tcPr>
           <w:p>
             <w:pPr>
@@ -14846,7 +14846,7 @@
         <w:tc>
           <w:tcPr>
             <w:tcW w:type="dxa" w:w="5803"/>
-            <w:shd w:fill="FFFFFF"/>
+            <w:shd w:val="clear" w:fill="FFFFFF"/>
           </w:tcPr>
           <w:p/>
         </w:tc>
@@ -14855,7 +14855,7 @@
         <w:tc>
           <w:tcPr>
             <w:tcW w:type="dxa" w:w="3557"/>
-            <w:shd w:fill="F5F5F5"/>
+            <w:shd w:val="clear" w:fill="F5F5F5"/>
           </w:tcPr>
           <w:p>
             <w:pPr>
@@ -14874,7 +14874,7 @@
         <w:tc>
           <w:tcPr>
             <w:tcW w:type="dxa" w:w="5803"/>
-            <w:shd w:fill="FFFFFF"/>
+            <w:shd w:val="clear" w:fill="FFFFFF"/>
           </w:tcPr>
           <w:p/>
         </w:tc>
@@ -14883,7 +14883,7 @@
         <w:tc>
           <w:tcPr>
             <w:tcW w:type="dxa" w:w="3557"/>
-            <w:shd w:fill="F5F5F5"/>
+            <w:shd w:val="clear" w:fill="F5F5F5"/>
           </w:tcPr>
           <w:p>
             <w:pPr>
@@ -14902,7 +14902,7 @@
         <w:tc>
           <w:tcPr>
             <w:tcW w:type="dxa" w:w="5803"/>
-            <w:shd w:fill="FFFFFF"/>
+            <w:shd w:val="clear" w:fill="FFFFFF"/>
           </w:tcPr>
           <w:p/>
         </w:tc>
@@ -14911,7 +14911,7 @@
         <w:tc>
           <w:tcPr>
             <w:tcW w:type="dxa" w:w="3557"/>
-            <w:shd w:fill="F5F5F5"/>
+            <w:shd w:val="clear" w:fill="F5F5F5"/>
           </w:tcPr>
           <w:p>
             <w:pPr>
@@ -14930,7 +14930,7 @@
         <w:tc>
           <w:tcPr>
             <w:tcW w:type="dxa" w:w="5803"/>
-            <w:shd w:fill="FFFFFF"/>
+            <w:shd w:val="clear" w:fill="FFFFFF"/>
           </w:tcPr>
           <w:p/>
         </w:tc>
@@ -14939,7 +14939,7 @@
         <w:tc>
           <w:tcPr>
             <w:tcW w:type="dxa" w:w="3557"/>
-            <w:shd w:fill="F5F5F5"/>
+            <w:shd w:val="clear" w:fill="F5F5F5"/>
           </w:tcPr>
           <w:p>
             <w:pPr>
@@ -14958,7 +14958,7 @@
         <w:tc>
           <w:tcPr>
             <w:tcW w:type="dxa" w:w="5803"/>
-            <w:shd w:fill="FFFFFF"/>
+            <w:shd w:val="clear" w:fill="FFFFFF"/>
           </w:tcPr>
           <w:p/>
         </w:tc>
@@ -14967,7 +14967,7 @@
         <w:tc>
           <w:tcPr>
             <w:tcW w:type="dxa" w:w="3557"/>
-            <w:shd w:fill="F5F5F5"/>
+            <w:shd w:val="clear" w:fill="F5F5F5"/>
           </w:tcPr>
           <w:p>
             <w:pPr>
@@ -14986,7 +14986,7 @@
         <w:tc>
           <w:tcPr>
             <w:tcW w:type="dxa" w:w="5803"/>
-            <w:shd w:fill="FFFFFF"/>
+            <w:shd w:val="clear" w:fill="FFFFFF"/>
           </w:tcPr>
           <w:p/>
         </w:tc>
@@ -14995,7 +14995,7 @@
         <w:tc>
           <w:tcPr>
             <w:tcW w:type="dxa" w:w="3557"/>
-            <w:shd w:fill="F5F5F5"/>
+            <w:shd w:val="clear" w:fill="F5F5F5"/>
           </w:tcPr>
           <w:p>
             <w:pPr>
@@ -15014,7 +15014,7 @@
         <w:tc>
           <w:tcPr>
             <w:tcW w:type="dxa" w:w="5803"/>
-            <w:shd w:fill="FFFFFF"/>
+            <w:shd w:val="clear" w:fill="FFFFFF"/>
           </w:tcPr>
           <w:p/>
         </w:tc>
@@ -15023,7 +15023,7 @@
         <w:tc>
           <w:tcPr>
             <w:tcW w:type="dxa" w:w="3557"/>
-            <w:shd w:fill="F5F5F5"/>
+            <w:shd w:val="clear" w:fill="F5F5F5"/>
           </w:tcPr>
           <w:p>
             <w:pPr>
@@ -15042,7 +15042,7 @@
         <w:tc>
           <w:tcPr>
             <w:tcW w:type="dxa" w:w="5803"/>
-            <w:shd w:fill="FFFFFF"/>
+            <w:shd w:val="clear" w:fill="FFFFFF"/>
           </w:tcPr>
           <w:p/>
         </w:tc>

--- a/dw-core/skills/dw-criminal-defense-crim/assets/CASE PROFILE.docx
+++ b/dw-core/skills/dw-criminal-defense-crim/assets/CASE PROFILE.docx
@@ -56,7 +56,7 @@
         <w:tc>
           <w:tcPr>
             <w:tcW w:type="dxa" w:w="9360"/>
-            <w:shd w:fill="607D8B"/>
+            <w:shd w:fill="263238"/>
           </w:tcPr>
           <w:p>
             <w:pPr>
@@ -68,7 +68,137 @@
                 <w:color w:val="FFFFFF"/>
                 <w:sz w:val="26"/>
               </w:rPr>
-              <w:t>Section 1 — Case Identification</w:t>
+              <w:t>Section 1 — Prosecution's Theory of the Case</w:t>
+            </w:r>
+          </w:p>
+        </w:tc>
+      </w:tr>
+    </w:tbl>
+    <w:p>
+      <w:pPr>
+        <w:spacing w:before="80" w:after="40"/>
+      </w:pPr>
+      <w:r>
+        <w:rPr>
+          <w:rFonts w:ascii="Calibri" w:hAnsi="Calibri"/>
+          <w:i/>
+          <w:color w:val="C62828"/>
+          <w:sz w:val="20"/>
+        </w:rPr>
+        <w:t>Draft synopsis of the State’s position, for defense use — not an admission of any fact.</w:t>
+      </w:r>
+    </w:p>
+    <w:p>
+      <w:pPr>
+        <w:spacing w:after="80"/>
+      </w:pPr>
+      <w:r>
+        <w:rPr>
+          <w:rFonts w:ascii="Calibri" w:hAnsi="Calibri"/>
+          <w:i/>
+          <w:color w:val="777777"/>
+          <w:sz w:val="18"/>
+        </w:rPr>
+        <w:t xml:space="preserve">Defense-authored, discovery-cited synopsis of the State’s case (1–3 pp). Every factual assertion carries a [DOC ###] / Bates cite. Attribution, not adoption. Flag unconfirmed links [VERIFY].</w:t>
+      </w:r>
+    </w:p>
+    <w:p>
+      <w:pPr>
+        <w:spacing w:before="120" w:after="20"/>
+      </w:pPr>
+      <w:r>
+        <w:rPr>
+          <w:rFonts w:ascii="Calibri" w:hAnsi="Calibri"/>
+          <w:b/>
+          <w:sz w:val="22"/>
+        </w:rPr>
+        <w:t xml:space="preserve">Charge &amp; forum</w:t>
+      </w:r>
+    </w:p>
+    <w:p/>
+    <w:p>
+      <w:pPr>
+        <w:spacing w:before="120" w:after="20"/>
+      </w:pPr>
+      <w:r>
+        <w:rPr>
+          <w:rFonts w:ascii="Calibri" w:hAnsi="Calibri"/>
+          <w:b/>
+          <w:sz w:val="22"/>
+        </w:rPr>
+        <w:t xml:space="preserve">The State’s narrative of the offense</w:t>
+      </w:r>
+    </w:p>
+    <w:p/>
+    <w:p>
+      <w:pPr>
+        <w:spacing w:before="120" w:after="20"/>
+      </w:pPr>
+      <w:r>
+        <w:rPr>
+          <w:rFonts w:ascii="Calibri" w:hAnsi="Calibri"/>
+          <w:b/>
+          <w:sz w:val="22"/>
+        </w:rPr>
+        <w:t xml:space="preserve">Theory of guilt</w:t>
+      </w:r>
+    </w:p>
+    <w:p/>
+    <w:p>
+      <w:pPr>
+        <w:spacing w:before="120" w:after="20"/>
+      </w:pPr>
+      <w:r>
+        <w:rPr>
+          <w:rFonts w:ascii="Calibri" w:hAnsi="Calibri"/>
+          <w:b/>
+          <w:sz w:val="22"/>
+        </w:rPr>
+        <w:t xml:space="preserve">Key proof the State will rely on</w:t>
+      </w:r>
+    </w:p>
+    <w:p/>
+    <w:p>
+      <w:pPr>
+        <w:spacing w:before="120" w:after="20"/>
+      </w:pPr>
+      <w:r>
+        <w:rPr>
+          <w:rFonts w:ascii="Calibri" w:hAnsi="Calibri"/>
+          <w:b/>
+          <w:sz w:val="22"/>
+        </w:rPr>
+        <w:t xml:space="preserve">Apparent weak points in the State’s proof</w:t>
+      </w:r>
+    </w:p>
+    <w:p/>
+    <w:p/>
+    <w:tbl>
+      <w:tblPr>
+        <w:tblW w:type="auto" w:w="0"/>
+        <w:tblLayout w:type="fixed"/>
+        <w:tblLook w:firstColumn="1" w:firstRow="1" w:lastColumn="0" w:lastRow="0" w:noHBand="0" w:noVBand="1" w:val="04A0"/>
+      </w:tblPr>
+      <w:tblGrid>
+        <w:gridCol w:w="9360"/>
+      </w:tblGrid>
+      <w:tr>
+        <w:tc>
+          <w:tcPr>
+            <w:tcW w:type="dxa" w:w="9360"/>
+            <w:shd w:fill="607D8B"/>
+          </w:tcPr>
+          <w:p>
+            <w:pPr>
+              <w:jc w:val="center"/>
+            </w:pPr>
+            <w:r>
+              <w:rPr>
+                <w:b/>
+                <w:color w:val="FFFFFF"/>
+                <w:sz w:val="26"/>
+              </w:rPr>
+              <w:t>Section 2 — Case Identification</w:t>
             </w:r>
           </w:p>
         </w:tc>
@@ -1348,18 +1478,20 @@
         <w:tblLook w:firstColumn="1" w:firstRow="1" w:lastColumn="0" w:lastRow="0" w:noHBand="0" w:noVBand="1" w:val="04A0"/>
       </w:tblPr>
       <w:tblGrid>
-        <w:gridCol w:w="1500"/>
-        <w:gridCol w:w="900"/>
-        <w:gridCol w:w="1500"/>
-        <w:gridCol w:w="900"/>
         <w:gridCol w:w="1200"/>
+        <w:gridCol w:w="1000"/>
+        <w:gridCol w:w="800"/>
+        <w:gridCol w:w="1400"/>
         <w:gridCol w:w="1200"/>
-        <w:gridCol w:w="2160"/>
+        <w:gridCol w:w="800"/>
+        <w:gridCol w:w="1000"/>
+        <w:gridCol w:w="1000"/>
+        <w:gridCol w:w="960"/>
       </w:tblGrid>
       <w:tr>
         <w:tc>
           <w:tcPr>
-            <w:tcW w:type="dxa" w:w="1500"/>
+            <w:tcW w:type="dxa" w:w="1200"/>
             <w:tcBorders>
               <w:top w:color="999999" w:space="0" w:sz="4" w:val="single"/>
               <w:left w:color="999999" w:space="0" w:sz="4" w:val="single"/>
@@ -1378,13 +1510,13 @@
                 <w:b/>
                 <w:sz w:val="22"/>
               </w:rPr>
-              <w:t>Item</w:t>
+              <w:t xml:space="preserve">Item</w:t>
             </w:r>
           </w:p>
         </w:tc>
         <w:tc>
           <w:tcPr>
-            <w:tcW w:type="dxa" w:w="900"/>
+            <w:tcW w:type="dxa" w:w="1000"/>
             <w:tcBorders>
               <w:top w:color="999999" w:space="0" w:sz="4" w:val="single"/>
               <w:left w:color="999999" w:space="0" w:sz="4" w:val="single"/>
@@ -1403,13 +1535,13 @@
                 <w:b/>
                 <w:sz w:val="22"/>
               </w:rPr>
-              <w:t>Owner</w:t>
+              <w:t xml:space="preserve">Evidence ID / PR#</w:t>
             </w:r>
           </w:p>
         </w:tc>
         <w:tc>
           <w:tcPr>
-            <w:tcW w:type="dxa" w:w="1500"/>
+            <w:tcW w:type="dxa" w:w="800"/>
             <w:tcBorders>
               <w:top w:color="999999" w:space="0" w:sz="4" w:val="single"/>
               <w:left w:color="999999" w:space="0" w:sz="4" w:val="single"/>
@@ -1428,13 +1560,13 @@
                 <w:b/>
                 <w:sz w:val="22"/>
               </w:rPr>
-              <w:t>Seized From</w:t>
+              <w:t xml:space="preserve">Owner</w:t>
             </w:r>
           </w:p>
         </w:tc>
         <w:tc>
           <w:tcPr>
-            <w:tcW w:type="dxa" w:w="900"/>
+            <w:tcW w:type="dxa" w:w="1400"/>
             <w:tcBorders>
               <w:top w:color="999999" w:space="0" w:sz="4" w:val="single"/>
               <w:left w:color="999999" w:space="0" w:sz="4" w:val="single"/>
@@ -1453,7 +1585,7 @@
                 <w:b/>
                 <w:sz w:val="22"/>
               </w:rPr>
-              <w:t>Date Seized</w:t>
+              <w:t xml:space="preserve">Owner Basis</w:t>
             </w:r>
           </w:p>
         </w:tc>
@@ -1478,13 +1610,13 @@
                 <w:b/>
                 <w:sz w:val="22"/>
               </w:rPr>
-              <w:t>Warrant # / Bate</w:t>
+              <w:t xml:space="preserve">Seized From</w:t>
             </w:r>
           </w:p>
         </w:tc>
         <w:tc>
           <w:tcPr>
-            <w:tcW w:type="dxa" w:w="1200"/>
+            <w:tcW w:type="dxa" w:w="800"/>
             <w:tcBorders>
               <w:top w:color="999999" w:space="0" w:sz="4" w:val="single"/>
               <w:left w:color="999999" w:space="0" w:sz="4" w:val="single"/>
@@ -1503,13 +1635,13 @@
                 <w:b/>
                 <w:sz w:val="22"/>
               </w:rPr>
-              <w:t>Extraction Status</w:t>
+              <w:t xml:space="preserve">Date Seized</w:t>
             </w:r>
           </w:p>
         </w:tc>
         <w:tc>
           <w:tcPr>
-            <w:tcW w:type="dxa" w:w="2160"/>
+            <w:tcW w:type="dxa" w:w="1000"/>
             <w:tcBorders>
               <w:top w:color="999999" w:space="0" w:sz="4" w:val="single"/>
               <w:left w:color="999999" w:space="0" w:sz="4" w:val="single"/>
@@ -1528,64 +1660,62 @@
                 <w:b/>
                 <w:sz w:val="22"/>
               </w:rPr>
-              <w:t>Notes</w:t>
+              <w:t xml:space="preserve">Warrant # / Bate</w:t>
             </w:r>
           </w:p>
         </w:tc>
-      </w:tr>
-      <w:tr>
-        <w:tc>
-          <w:tcPr>
-            <w:tcW w:type="dxa" w:w="1500"/>
+        <w:tc>
+          <w:tcPr>
+            <w:tcW w:type="dxa" w:w="1000"/>
             <w:tcBorders>
               <w:top w:color="999999" w:space="0" w:sz="4" w:val="single"/>
               <w:left w:color="999999" w:space="0" w:sz="4" w:val="single"/>
               <w:bottom w:color="999999" w:space="0" w:sz="4" w:val="single"/>
               <w:right w:color="999999" w:space="0" w:sz="4" w:val="single"/>
             </w:tcBorders>
-            <w:shd w:fill="FFFFFF"/>
-          </w:tcPr>
-          <w:p/>
-        </w:tc>
-        <w:tc>
-          <w:tcPr>
-            <w:tcW w:type="dxa" w:w="900"/>
+            <w:shd w:fill="F5F5F5"/>
+          </w:tcPr>
+          <w:p>
+            <w:pPr>
+              <w:jc w:val="center"/>
+            </w:pPr>
+            <w:r>
+              <w:rPr>
+                <w:rFonts w:ascii="Calibri" w:hAnsi="Calibri"/>
+                <w:b/>
+                <w:sz w:val="22"/>
+              </w:rPr>
+              <w:t xml:space="preserve">Extraction Status</w:t>
+            </w:r>
+          </w:p>
+        </w:tc>
+        <w:tc>
+          <w:tcPr>
+            <w:tcW w:type="dxa" w:w="960"/>
             <w:tcBorders>
               <w:top w:color="999999" w:space="0" w:sz="4" w:val="single"/>
               <w:left w:color="999999" w:space="0" w:sz="4" w:val="single"/>
               <w:bottom w:color="999999" w:space="0" w:sz="4" w:val="single"/>
               <w:right w:color="999999" w:space="0" w:sz="4" w:val="single"/>
             </w:tcBorders>
-            <w:shd w:fill="FFFFFF"/>
-          </w:tcPr>
-          <w:p/>
-        </w:tc>
-        <w:tc>
-          <w:tcPr>
-            <w:tcW w:type="dxa" w:w="1500"/>
-            <w:tcBorders>
-              <w:top w:color="999999" w:space="0" w:sz="4" w:val="single"/>
-              <w:left w:color="999999" w:space="0" w:sz="4" w:val="single"/>
-              <w:bottom w:color="999999" w:space="0" w:sz="4" w:val="single"/>
-              <w:right w:color="999999" w:space="0" w:sz="4" w:val="single"/>
-            </w:tcBorders>
-            <w:shd w:fill="FFFFFF"/>
-          </w:tcPr>
-          <w:p/>
-        </w:tc>
-        <w:tc>
-          <w:tcPr>
-            <w:tcW w:type="dxa" w:w="900"/>
-            <w:tcBorders>
-              <w:top w:color="999999" w:space="0" w:sz="4" w:val="single"/>
-              <w:left w:color="999999" w:space="0" w:sz="4" w:val="single"/>
-              <w:bottom w:color="999999" w:space="0" w:sz="4" w:val="single"/>
-              <w:right w:color="999999" w:space="0" w:sz="4" w:val="single"/>
-            </w:tcBorders>
-            <w:shd w:fill="FFFFFF"/>
-          </w:tcPr>
-          <w:p/>
-        </w:tc>
+            <w:shd w:fill="F5F5F5"/>
+          </w:tcPr>
+          <w:p>
+            <w:pPr>
+              <w:jc w:val="center"/>
+            </w:pPr>
+            <w:r>
+              <w:rPr>
+                <w:rFonts w:ascii="Calibri" w:hAnsi="Calibri"/>
+                <w:b/>
+                <w:sz w:val="22"/>
+              </w:rPr>
+              <w:t xml:space="preserve">Notes</w:t>
+            </w:r>
+          </w:p>
+        </w:tc>
+      </w:tr>
+      <w:tr>
         <w:tc>
           <w:tcPr>
             <w:tcW w:type="dxa" w:w="1200"/>
@@ -1601,6 +1731,45 @@
         </w:tc>
         <w:tc>
           <w:tcPr>
+            <w:tcW w:type="dxa" w:w="1000"/>
+            <w:tcBorders>
+              <w:top w:color="999999" w:space="0" w:sz="4" w:val="single"/>
+              <w:left w:color="999999" w:space="0" w:sz="4" w:val="single"/>
+              <w:bottom w:color="999999" w:space="0" w:sz="4" w:val="single"/>
+              <w:right w:color="999999" w:space="0" w:sz="4" w:val="single"/>
+            </w:tcBorders>
+            <w:shd w:fill="FFFFFF"/>
+          </w:tcPr>
+          <w:p/>
+        </w:tc>
+        <w:tc>
+          <w:tcPr>
+            <w:tcW w:type="dxa" w:w="800"/>
+            <w:tcBorders>
+              <w:top w:color="999999" w:space="0" w:sz="4" w:val="single"/>
+              <w:left w:color="999999" w:space="0" w:sz="4" w:val="single"/>
+              <w:bottom w:color="999999" w:space="0" w:sz="4" w:val="single"/>
+              <w:right w:color="999999" w:space="0" w:sz="4" w:val="single"/>
+            </w:tcBorders>
+            <w:shd w:fill="FFFFFF"/>
+          </w:tcPr>
+          <w:p/>
+        </w:tc>
+        <w:tc>
+          <w:tcPr>
+            <w:tcW w:type="dxa" w:w="1400"/>
+            <w:tcBorders>
+              <w:top w:color="999999" w:space="0" w:sz="4" w:val="single"/>
+              <w:left w:color="999999" w:space="0" w:sz="4" w:val="single"/>
+              <w:bottom w:color="999999" w:space="0" w:sz="4" w:val="single"/>
+              <w:right w:color="999999" w:space="0" w:sz="4" w:val="single"/>
+            </w:tcBorders>
+            <w:shd w:fill="FFFFFF"/>
+          </w:tcPr>
+          <w:p/>
+        </w:tc>
+        <w:tc>
+          <w:tcPr>
             <w:tcW w:type="dxa" w:w="1200"/>
             <w:tcBorders>
               <w:top w:color="999999" w:space="0" w:sz="4" w:val="single"/>
@@ -1614,7 +1783,7 @@
         </w:tc>
         <w:tc>
           <w:tcPr>
-            <w:tcW w:type="dxa" w:w="2160"/>
+            <w:tcW w:type="dxa" w:w="800"/>
             <w:tcBorders>
               <w:top w:color="999999" w:space="0" w:sz="4" w:val="single"/>
               <w:left w:color="999999" w:space="0" w:sz="4" w:val="single"/>
@@ -1625,11 +1794,9 @@
           </w:tcPr>
           <w:p/>
         </w:tc>
-      </w:tr>
-      <w:tr>
-        <w:tc>
-          <w:tcPr>
-            <w:tcW w:type="dxa" w:w="1500"/>
+        <w:tc>
+          <w:tcPr>
+            <w:tcW w:type="dxa" w:w="1000"/>
             <w:tcBorders>
               <w:top w:color="999999" w:space="0" w:sz="4" w:val="single"/>
               <w:left w:color="999999" w:space="0" w:sz="4" w:val="single"/>
@@ -1642,7 +1809,7 @@
         </w:tc>
         <w:tc>
           <w:tcPr>
-            <w:tcW w:type="dxa" w:w="900"/>
+            <w:tcW w:type="dxa" w:w="1000"/>
             <w:tcBorders>
               <w:top w:color="999999" w:space="0" w:sz="4" w:val="single"/>
               <w:left w:color="999999" w:space="0" w:sz="4" w:val="single"/>
@@ -1655,7 +1822,7 @@
         </w:tc>
         <w:tc>
           <w:tcPr>
-            <w:tcW w:type="dxa" w:w="1500"/>
+            <w:tcW w:type="dxa" w:w="960"/>
             <w:tcBorders>
               <w:top w:color="999999" w:space="0" w:sz="4" w:val="single"/>
               <w:left w:color="999999" w:space="0" w:sz="4" w:val="single"/>
@@ -1666,19 +1833,8 @@
           </w:tcPr>
           <w:p/>
         </w:tc>
-        <w:tc>
-          <w:tcPr>
-            <w:tcW w:type="dxa" w:w="900"/>
-            <w:tcBorders>
-              <w:top w:color="999999" w:space="0" w:sz="4" w:val="single"/>
-              <w:left w:color="999999" w:space="0" w:sz="4" w:val="single"/>
-              <w:bottom w:color="999999" w:space="0" w:sz="4" w:val="single"/>
-              <w:right w:color="999999" w:space="0" w:sz="4" w:val="single"/>
-            </w:tcBorders>
-            <w:shd w:fill="FFFFFF"/>
-          </w:tcPr>
-          <w:p/>
-        </w:tc>
+      </w:tr>
+      <w:tr>
         <w:tc>
           <w:tcPr>
             <w:tcW w:type="dxa" w:w="1200"/>
@@ -1694,6 +1850,45 @@
         </w:tc>
         <w:tc>
           <w:tcPr>
+            <w:tcW w:type="dxa" w:w="1000"/>
+            <w:tcBorders>
+              <w:top w:color="999999" w:space="0" w:sz="4" w:val="single"/>
+              <w:left w:color="999999" w:space="0" w:sz="4" w:val="single"/>
+              <w:bottom w:color="999999" w:space="0" w:sz="4" w:val="single"/>
+              <w:right w:color="999999" w:space="0" w:sz="4" w:val="single"/>
+            </w:tcBorders>
+            <w:shd w:fill="FFFFFF"/>
+          </w:tcPr>
+          <w:p/>
+        </w:tc>
+        <w:tc>
+          <w:tcPr>
+            <w:tcW w:type="dxa" w:w="800"/>
+            <w:tcBorders>
+              <w:top w:color="999999" w:space="0" w:sz="4" w:val="single"/>
+              <w:left w:color="999999" w:space="0" w:sz="4" w:val="single"/>
+              <w:bottom w:color="999999" w:space="0" w:sz="4" w:val="single"/>
+              <w:right w:color="999999" w:space="0" w:sz="4" w:val="single"/>
+            </w:tcBorders>
+            <w:shd w:fill="FFFFFF"/>
+          </w:tcPr>
+          <w:p/>
+        </w:tc>
+        <w:tc>
+          <w:tcPr>
+            <w:tcW w:type="dxa" w:w="1400"/>
+            <w:tcBorders>
+              <w:top w:color="999999" w:space="0" w:sz="4" w:val="single"/>
+              <w:left w:color="999999" w:space="0" w:sz="4" w:val="single"/>
+              <w:bottom w:color="999999" w:space="0" w:sz="4" w:val="single"/>
+              <w:right w:color="999999" w:space="0" w:sz="4" w:val="single"/>
+            </w:tcBorders>
+            <w:shd w:fill="FFFFFF"/>
+          </w:tcPr>
+          <w:p/>
+        </w:tc>
+        <w:tc>
+          <w:tcPr>
             <w:tcW w:type="dxa" w:w="1200"/>
             <w:tcBorders>
               <w:top w:color="999999" w:space="0" w:sz="4" w:val="single"/>
@@ -1707,7 +1902,7 @@
         </w:tc>
         <w:tc>
           <w:tcPr>
-            <w:tcW w:type="dxa" w:w="2160"/>
+            <w:tcW w:type="dxa" w:w="800"/>
             <w:tcBorders>
               <w:top w:color="999999" w:space="0" w:sz="4" w:val="single"/>
               <w:left w:color="999999" w:space="0" w:sz="4" w:val="single"/>
@@ -1718,11 +1913,9 @@
           </w:tcPr>
           <w:p/>
         </w:tc>
-      </w:tr>
-      <w:tr>
-        <w:tc>
-          <w:tcPr>
-            <w:tcW w:type="dxa" w:w="1500"/>
+        <w:tc>
+          <w:tcPr>
+            <w:tcW w:type="dxa" w:w="1000"/>
             <w:tcBorders>
               <w:top w:color="999999" w:space="0" w:sz="4" w:val="single"/>
               <w:left w:color="999999" w:space="0" w:sz="4" w:val="single"/>
@@ -1735,7 +1928,7 @@
         </w:tc>
         <w:tc>
           <w:tcPr>
-            <w:tcW w:type="dxa" w:w="900"/>
+            <w:tcW w:type="dxa" w:w="1000"/>
             <w:tcBorders>
               <w:top w:color="999999" w:space="0" w:sz="4" w:val="single"/>
               <w:left w:color="999999" w:space="0" w:sz="4" w:val="single"/>
@@ -1748,7 +1941,7 @@
         </w:tc>
         <w:tc>
           <w:tcPr>
-            <w:tcW w:type="dxa" w:w="1500"/>
+            <w:tcW w:type="dxa" w:w="960"/>
             <w:tcBorders>
               <w:top w:color="999999" w:space="0" w:sz="4" w:val="single"/>
               <w:left w:color="999999" w:space="0" w:sz="4" w:val="single"/>
@@ -1759,19 +1952,8 @@
           </w:tcPr>
           <w:p/>
         </w:tc>
-        <w:tc>
-          <w:tcPr>
-            <w:tcW w:type="dxa" w:w="900"/>
-            <w:tcBorders>
-              <w:top w:color="999999" w:space="0" w:sz="4" w:val="single"/>
-              <w:left w:color="999999" w:space="0" w:sz="4" w:val="single"/>
-              <w:bottom w:color="999999" w:space="0" w:sz="4" w:val="single"/>
-              <w:right w:color="999999" w:space="0" w:sz="4" w:val="single"/>
-            </w:tcBorders>
-            <w:shd w:fill="FFFFFF"/>
-          </w:tcPr>
-          <w:p/>
-        </w:tc>
+      </w:tr>
+      <w:tr>
         <w:tc>
           <w:tcPr>
             <w:tcW w:type="dxa" w:w="1200"/>
@@ -1787,6 +1969,45 @@
         </w:tc>
         <w:tc>
           <w:tcPr>
+            <w:tcW w:type="dxa" w:w="1000"/>
+            <w:tcBorders>
+              <w:top w:color="999999" w:space="0" w:sz="4" w:val="single"/>
+              <w:left w:color="999999" w:space="0" w:sz="4" w:val="single"/>
+              <w:bottom w:color="999999" w:space="0" w:sz="4" w:val="single"/>
+              <w:right w:color="999999" w:space="0" w:sz="4" w:val="single"/>
+            </w:tcBorders>
+            <w:shd w:fill="FFFFFF"/>
+          </w:tcPr>
+          <w:p/>
+        </w:tc>
+        <w:tc>
+          <w:tcPr>
+            <w:tcW w:type="dxa" w:w="800"/>
+            <w:tcBorders>
+              <w:top w:color="999999" w:space="0" w:sz="4" w:val="single"/>
+              <w:left w:color="999999" w:space="0" w:sz="4" w:val="single"/>
+              <w:bottom w:color="999999" w:space="0" w:sz="4" w:val="single"/>
+              <w:right w:color="999999" w:space="0" w:sz="4" w:val="single"/>
+            </w:tcBorders>
+            <w:shd w:fill="FFFFFF"/>
+          </w:tcPr>
+          <w:p/>
+        </w:tc>
+        <w:tc>
+          <w:tcPr>
+            <w:tcW w:type="dxa" w:w="1400"/>
+            <w:tcBorders>
+              <w:top w:color="999999" w:space="0" w:sz="4" w:val="single"/>
+              <w:left w:color="999999" w:space="0" w:sz="4" w:val="single"/>
+              <w:bottom w:color="999999" w:space="0" w:sz="4" w:val="single"/>
+              <w:right w:color="999999" w:space="0" w:sz="4" w:val="single"/>
+            </w:tcBorders>
+            <w:shd w:fill="FFFFFF"/>
+          </w:tcPr>
+          <w:p/>
+        </w:tc>
+        <w:tc>
+          <w:tcPr>
             <w:tcW w:type="dxa" w:w="1200"/>
             <w:tcBorders>
               <w:top w:color="999999" w:space="0" w:sz="4" w:val="single"/>
@@ -1800,7 +2021,7 @@
         </w:tc>
         <w:tc>
           <w:tcPr>
-            <w:tcW w:type="dxa" w:w="2160"/>
+            <w:tcW w:type="dxa" w:w="800"/>
             <w:tcBorders>
               <w:top w:color="999999" w:space="0" w:sz="4" w:val="single"/>
               <w:left w:color="999999" w:space="0" w:sz="4" w:val="single"/>
@@ -1811,11 +2032,9 @@
           </w:tcPr>
           <w:p/>
         </w:tc>
-      </w:tr>
-      <w:tr>
-        <w:tc>
-          <w:tcPr>
-            <w:tcW w:type="dxa" w:w="1500"/>
+        <w:tc>
+          <w:tcPr>
+            <w:tcW w:type="dxa" w:w="1000"/>
             <w:tcBorders>
               <w:top w:color="999999" w:space="0" w:sz="4" w:val="single"/>
               <w:left w:color="999999" w:space="0" w:sz="4" w:val="single"/>
@@ -1828,7 +2047,7 @@
         </w:tc>
         <w:tc>
           <w:tcPr>
-            <w:tcW w:type="dxa" w:w="900"/>
+            <w:tcW w:type="dxa" w:w="1000"/>
             <w:tcBorders>
               <w:top w:color="999999" w:space="0" w:sz="4" w:val="single"/>
               <w:left w:color="999999" w:space="0" w:sz="4" w:val="single"/>
@@ -1841,7 +2060,7 @@
         </w:tc>
         <w:tc>
           <w:tcPr>
-            <w:tcW w:type="dxa" w:w="1500"/>
+            <w:tcW w:type="dxa" w:w="960"/>
             <w:tcBorders>
               <w:top w:color="999999" w:space="0" w:sz="4" w:val="single"/>
               <w:left w:color="999999" w:space="0" w:sz="4" w:val="single"/>
@@ -1852,19 +2071,8 @@
           </w:tcPr>
           <w:p/>
         </w:tc>
-        <w:tc>
-          <w:tcPr>
-            <w:tcW w:type="dxa" w:w="900"/>
-            <w:tcBorders>
-              <w:top w:color="999999" w:space="0" w:sz="4" w:val="single"/>
-              <w:left w:color="999999" w:space="0" w:sz="4" w:val="single"/>
-              <w:bottom w:color="999999" w:space="0" w:sz="4" w:val="single"/>
-              <w:right w:color="999999" w:space="0" w:sz="4" w:val="single"/>
-            </w:tcBorders>
-            <w:shd w:fill="FFFFFF"/>
-          </w:tcPr>
-          <w:p/>
-        </w:tc>
+      </w:tr>
+      <w:tr>
         <w:tc>
           <w:tcPr>
             <w:tcW w:type="dxa" w:w="1200"/>
@@ -1880,6 +2088,45 @@
         </w:tc>
         <w:tc>
           <w:tcPr>
+            <w:tcW w:type="dxa" w:w="1000"/>
+            <w:tcBorders>
+              <w:top w:color="999999" w:space="0" w:sz="4" w:val="single"/>
+              <w:left w:color="999999" w:space="0" w:sz="4" w:val="single"/>
+              <w:bottom w:color="999999" w:space="0" w:sz="4" w:val="single"/>
+              <w:right w:color="999999" w:space="0" w:sz="4" w:val="single"/>
+            </w:tcBorders>
+            <w:shd w:fill="FFFFFF"/>
+          </w:tcPr>
+          <w:p/>
+        </w:tc>
+        <w:tc>
+          <w:tcPr>
+            <w:tcW w:type="dxa" w:w="800"/>
+            <w:tcBorders>
+              <w:top w:color="999999" w:space="0" w:sz="4" w:val="single"/>
+              <w:left w:color="999999" w:space="0" w:sz="4" w:val="single"/>
+              <w:bottom w:color="999999" w:space="0" w:sz="4" w:val="single"/>
+              <w:right w:color="999999" w:space="0" w:sz="4" w:val="single"/>
+            </w:tcBorders>
+            <w:shd w:fill="FFFFFF"/>
+          </w:tcPr>
+          <w:p/>
+        </w:tc>
+        <w:tc>
+          <w:tcPr>
+            <w:tcW w:type="dxa" w:w="1400"/>
+            <w:tcBorders>
+              <w:top w:color="999999" w:space="0" w:sz="4" w:val="single"/>
+              <w:left w:color="999999" w:space="0" w:sz="4" w:val="single"/>
+              <w:bottom w:color="999999" w:space="0" w:sz="4" w:val="single"/>
+              <w:right w:color="999999" w:space="0" w:sz="4" w:val="single"/>
+            </w:tcBorders>
+            <w:shd w:fill="FFFFFF"/>
+          </w:tcPr>
+          <w:p/>
+        </w:tc>
+        <w:tc>
+          <w:tcPr>
             <w:tcW w:type="dxa" w:w="1200"/>
             <w:tcBorders>
               <w:top w:color="999999" w:space="0" w:sz="4" w:val="single"/>
@@ -1893,7 +2140,7 @@
         </w:tc>
         <w:tc>
           <w:tcPr>
-            <w:tcW w:type="dxa" w:w="2160"/>
+            <w:tcW w:type="dxa" w:w="800"/>
             <w:tcBorders>
               <w:top w:color="999999" w:space="0" w:sz="4" w:val="single"/>
               <w:left w:color="999999" w:space="0" w:sz="4" w:val="single"/>
@@ -1904,11 +2151,9 @@
           </w:tcPr>
           <w:p/>
         </w:tc>
-      </w:tr>
-      <w:tr>
-        <w:tc>
-          <w:tcPr>
-            <w:tcW w:type="dxa" w:w="1500"/>
+        <w:tc>
+          <w:tcPr>
+            <w:tcW w:type="dxa" w:w="1000"/>
             <w:tcBorders>
               <w:top w:color="999999" w:space="0" w:sz="4" w:val="single"/>
               <w:left w:color="999999" w:space="0" w:sz="4" w:val="single"/>
@@ -1921,7 +2166,7 @@
         </w:tc>
         <w:tc>
           <w:tcPr>
-            <w:tcW w:type="dxa" w:w="900"/>
+            <w:tcW w:type="dxa" w:w="1000"/>
             <w:tcBorders>
               <w:top w:color="999999" w:space="0" w:sz="4" w:val="single"/>
               <w:left w:color="999999" w:space="0" w:sz="4" w:val="single"/>
@@ -1934,7 +2179,7 @@
         </w:tc>
         <w:tc>
           <w:tcPr>
-            <w:tcW w:type="dxa" w:w="1500"/>
+            <w:tcW w:type="dxa" w:w="960"/>
             <w:tcBorders>
               <w:top w:color="999999" w:space="0" w:sz="4" w:val="single"/>
               <w:left w:color="999999" w:space="0" w:sz="4" w:val="single"/>
@@ -1945,19 +2190,8 @@
           </w:tcPr>
           <w:p/>
         </w:tc>
-        <w:tc>
-          <w:tcPr>
-            <w:tcW w:type="dxa" w:w="900"/>
-            <w:tcBorders>
-              <w:top w:color="999999" w:space="0" w:sz="4" w:val="single"/>
-              <w:left w:color="999999" w:space="0" w:sz="4" w:val="single"/>
-              <w:bottom w:color="999999" w:space="0" w:sz="4" w:val="single"/>
-              <w:right w:color="999999" w:space="0" w:sz="4" w:val="single"/>
-            </w:tcBorders>
-            <w:shd w:fill="FFFFFF"/>
-          </w:tcPr>
-          <w:p/>
-        </w:tc>
+      </w:tr>
+      <w:tr>
         <w:tc>
           <w:tcPr>
             <w:tcW w:type="dxa" w:w="1200"/>
@@ -1973,6 +2207,45 @@
         </w:tc>
         <w:tc>
           <w:tcPr>
+            <w:tcW w:type="dxa" w:w="1000"/>
+            <w:tcBorders>
+              <w:top w:color="999999" w:space="0" w:sz="4" w:val="single"/>
+              <w:left w:color="999999" w:space="0" w:sz="4" w:val="single"/>
+              <w:bottom w:color="999999" w:space="0" w:sz="4" w:val="single"/>
+              <w:right w:color="999999" w:space="0" w:sz="4" w:val="single"/>
+            </w:tcBorders>
+            <w:shd w:fill="FFFFFF"/>
+          </w:tcPr>
+          <w:p/>
+        </w:tc>
+        <w:tc>
+          <w:tcPr>
+            <w:tcW w:type="dxa" w:w="800"/>
+            <w:tcBorders>
+              <w:top w:color="999999" w:space="0" w:sz="4" w:val="single"/>
+              <w:left w:color="999999" w:space="0" w:sz="4" w:val="single"/>
+              <w:bottom w:color="999999" w:space="0" w:sz="4" w:val="single"/>
+              <w:right w:color="999999" w:space="0" w:sz="4" w:val="single"/>
+            </w:tcBorders>
+            <w:shd w:fill="FFFFFF"/>
+          </w:tcPr>
+          <w:p/>
+        </w:tc>
+        <w:tc>
+          <w:tcPr>
+            <w:tcW w:type="dxa" w:w="1400"/>
+            <w:tcBorders>
+              <w:top w:color="999999" w:space="0" w:sz="4" w:val="single"/>
+              <w:left w:color="999999" w:space="0" w:sz="4" w:val="single"/>
+              <w:bottom w:color="999999" w:space="0" w:sz="4" w:val="single"/>
+              <w:right w:color="999999" w:space="0" w:sz="4" w:val="single"/>
+            </w:tcBorders>
+            <w:shd w:fill="FFFFFF"/>
+          </w:tcPr>
+          <w:p/>
+        </w:tc>
+        <w:tc>
+          <w:tcPr>
             <w:tcW w:type="dxa" w:w="1200"/>
             <w:tcBorders>
               <w:top w:color="999999" w:space="0" w:sz="4" w:val="single"/>
@@ -1986,7 +2259,7 @@
         </w:tc>
         <w:tc>
           <w:tcPr>
-            <w:tcW w:type="dxa" w:w="2160"/>
+            <w:tcW w:type="dxa" w:w="800"/>
             <w:tcBorders>
               <w:top w:color="999999" w:space="0" w:sz="4" w:val="single"/>
               <w:left w:color="999999" w:space="0" w:sz="4" w:val="single"/>
@@ -1997,11 +2270,9 @@
           </w:tcPr>
           <w:p/>
         </w:tc>
-      </w:tr>
-      <w:tr>
-        <w:tc>
-          <w:tcPr>
-            <w:tcW w:type="dxa" w:w="1500"/>
+        <w:tc>
+          <w:tcPr>
+            <w:tcW w:type="dxa" w:w="1000"/>
             <w:tcBorders>
               <w:top w:color="999999" w:space="0" w:sz="4" w:val="single"/>
               <w:left w:color="999999" w:space="0" w:sz="4" w:val="single"/>
@@ -2014,7 +2285,7 @@
         </w:tc>
         <w:tc>
           <w:tcPr>
-            <w:tcW w:type="dxa" w:w="900"/>
+            <w:tcW w:type="dxa" w:w="1000"/>
             <w:tcBorders>
               <w:top w:color="999999" w:space="0" w:sz="4" w:val="single"/>
               <w:left w:color="999999" w:space="0" w:sz="4" w:val="single"/>
@@ -2027,7 +2298,7 @@
         </w:tc>
         <w:tc>
           <w:tcPr>
-            <w:tcW w:type="dxa" w:w="1500"/>
+            <w:tcW w:type="dxa" w:w="960"/>
             <w:tcBorders>
               <w:top w:color="999999" w:space="0" w:sz="4" w:val="single"/>
               <w:left w:color="999999" w:space="0" w:sz="4" w:val="single"/>
@@ -2038,19 +2309,8 @@
           </w:tcPr>
           <w:p/>
         </w:tc>
-        <w:tc>
-          <w:tcPr>
-            <w:tcW w:type="dxa" w:w="900"/>
-            <w:tcBorders>
-              <w:top w:color="999999" w:space="0" w:sz="4" w:val="single"/>
-              <w:left w:color="999999" w:space="0" w:sz="4" w:val="single"/>
-              <w:bottom w:color="999999" w:space="0" w:sz="4" w:val="single"/>
-              <w:right w:color="999999" w:space="0" w:sz="4" w:val="single"/>
-            </w:tcBorders>
-            <w:shd w:fill="FFFFFF"/>
-          </w:tcPr>
-          <w:p/>
-        </w:tc>
+      </w:tr>
+      <w:tr>
         <w:tc>
           <w:tcPr>
             <w:tcW w:type="dxa" w:w="1200"/>
@@ -2066,6 +2326,45 @@
         </w:tc>
         <w:tc>
           <w:tcPr>
+            <w:tcW w:type="dxa" w:w="1000"/>
+            <w:tcBorders>
+              <w:top w:color="999999" w:space="0" w:sz="4" w:val="single"/>
+              <w:left w:color="999999" w:space="0" w:sz="4" w:val="single"/>
+              <w:bottom w:color="999999" w:space="0" w:sz="4" w:val="single"/>
+              <w:right w:color="999999" w:space="0" w:sz="4" w:val="single"/>
+            </w:tcBorders>
+            <w:shd w:fill="FFFFFF"/>
+          </w:tcPr>
+          <w:p/>
+        </w:tc>
+        <w:tc>
+          <w:tcPr>
+            <w:tcW w:type="dxa" w:w="800"/>
+            <w:tcBorders>
+              <w:top w:color="999999" w:space="0" w:sz="4" w:val="single"/>
+              <w:left w:color="999999" w:space="0" w:sz="4" w:val="single"/>
+              <w:bottom w:color="999999" w:space="0" w:sz="4" w:val="single"/>
+              <w:right w:color="999999" w:space="0" w:sz="4" w:val="single"/>
+            </w:tcBorders>
+            <w:shd w:fill="FFFFFF"/>
+          </w:tcPr>
+          <w:p/>
+        </w:tc>
+        <w:tc>
+          <w:tcPr>
+            <w:tcW w:type="dxa" w:w="1400"/>
+            <w:tcBorders>
+              <w:top w:color="999999" w:space="0" w:sz="4" w:val="single"/>
+              <w:left w:color="999999" w:space="0" w:sz="4" w:val="single"/>
+              <w:bottom w:color="999999" w:space="0" w:sz="4" w:val="single"/>
+              <w:right w:color="999999" w:space="0" w:sz="4" w:val="single"/>
+            </w:tcBorders>
+            <w:shd w:fill="FFFFFF"/>
+          </w:tcPr>
+          <w:p/>
+        </w:tc>
+        <w:tc>
+          <w:tcPr>
             <w:tcW w:type="dxa" w:w="1200"/>
             <w:tcBorders>
               <w:top w:color="999999" w:space="0" w:sz="4" w:val="single"/>
@@ -2079,7 +2378,46 @@
         </w:tc>
         <w:tc>
           <w:tcPr>
-            <w:tcW w:type="dxa" w:w="2160"/>
+            <w:tcW w:type="dxa" w:w="800"/>
+            <w:tcBorders>
+              <w:top w:color="999999" w:space="0" w:sz="4" w:val="single"/>
+              <w:left w:color="999999" w:space="0" w:sz="4" w:val="single"/>
+              <w:bottom w:color="999999" w:space="0" w:sz="4" w:val="single"/>
+              <w:right w:color="999999" w:space="0" w:sz="4" w:val="single"/>
+            </w:tcBorders>
+            <w:shd w:fill="FFFFFF"/>
+          </w:tcPr>
+          <w:p/>
+        </w:tc>
+        <w:tc>
+          <w:tcPr>
+            <w:tcW w:type="dxa" w:w="1000"/>
+            <w:tcBorders>
+              <w:top w:color="999999" w:space="0" w:sz="4" w:val="single"/>
+              <w:left w:color="999999" w:space="0" w:sz="4" w:val="single"/>
+              <w:bottom w:color="999999" w:space="0" w:sz="4" w:val="single"/>
+              <w:right w:color="999999" w:space="0" w:sz="4" w:val="single"/>
+            </w:tcBorders>
+            <w:shd w:fill="FFFFFF"/>
+          </w:tcPr>
+          <w:p/>
+        </w:tc>
+        <w:tc>
+          <w:tcPr>
+            <w:tcW w:type="dxa" w:w="1000"/>
+            <w:tcBorders>
+              <w:top w:color="999999" w:space="0" w:sz="4" w:val="single"/>
+              <w:left w:color="999999" w:space="0" w:sz="4" w:val="single"/>
+              <w:bottom w:color="999999" w:space="0" w:sz="4" w:val="single"/>
+              <w:right w:color="999999" w:space="0" w:sz="4" w:val="single"/>
+            </w:tcBorders>
+            <w:shd w:fill="FFFFFF"/>
+          </w:tcPr>
+          <w:p/>
+        </w:tc>
+        <w:tc>
+          <w:tcPr>
+            <w:tcW w:type="dxa" w:w="960"/>
             <w:tcBorders>
               <w:top w:color="999999" w:space="0" w:sz="4" w:val="single"/>
               <w:left w:color="999999" w:space="0" w:sz="4" w:val="single"/>
@@ -2131,7 +2469,7 @@
                 <w:color w:val="FFFFFF"/>
                 <w:sz w:val="26"/>
               </w:rPr>
-              <w:t>Section 2 — Probation/Parole Status</w:t>
+              <w:t>Section 3 — Probation/Parole Status</w:t>
             </w:r>
           </w:p>
         </w:tc>
@@ -2533,7 +2871,7 @@
                 <w:color w:val="FFFFFF"/>
                 <w:sz w:val="26"/>
               </w:rPr>
-              <w:t>Section 3 — Charges &amp; Exposure</w:t>
+              <w:t>Section 4 — Charges &amp; Exposure</w:t>
             </w:r>
           </w:p>
         </w:tc>
@@ -3213,7 +3551,7 @@
                 <w:color w:val="FFFFFF"/>
                 <w:sz w:val="26"/>
               </w:rPr>
-              <w:t>Section 4 — Arraignment &amp; Bail History</w:t>
+              <w:t>Section 5 — Arraignment &amp; Bail History</w:t>
             </w:r>
           </w:p>
         </w:tc>
@@ -3793,7 +4131,7 @@
                 <w:color w:val="FFFFFF"/>
                 <w:sz w:val="26"/>
               </w:rPr>
-              <w:t>Section 5 — Court Appearance Log</w:t>
+              <w:t>Section 6 — Court Appearance Log</w:t>
             </w:r>
           </w:p>
         </w:tc>
@@ -3810,7 +4148,7 @@
           <w:color w:val="C62828"/>
           <w:sz w:val="20"/>
         </w:rPr>
-        <w:t xml:space="preserve">Backward-looking chronological record of every court appearance after arraignment (status conferences, motion hearings, pre-trial conferences). Distinct from Section 10 Key Dates, which is forward-looking statutory deadlines and procedural milestones. Source: court minute entries, Cowork session bookends, and attorney notes.</w:t>
+        <w:t xml:space="preserve">Backward-looking chronological record of every court appearance after arraignment (status conferences, motion hearings, pre-trial conferences). Distinct from Section 11 Key Dates, which is forward-looking statutory deadlines and procedural milestones. Source: court minute entries, Cowork session bookends, and attorney notes.</w:t>
       </w:r>
     </w:p>
     <w:tbl>
@@ -4327,7 +4665,7 @@
                 <w:color w:val="FFFFFF"/>
                 <w:sz w:val="26"/>
               </w:rPr>
-              <w:t>Section 6 — Case-Specific Defenses (Repeat for each defense)</w:t>
+              <w:t>Section 7 — Case-Specific Defenses (Repeat for each defense)</w:t>
             </w:r>
           </w:p>
         </w:tc>
@@ -4538,7 +4876,7 @@
                 <w:color w:val="FFFFFF"/>
                 <w:sz w:val="26"/>
               </w:rPr>
-              <w:t>Section 7 — Client Background</w:t>
+              <w:t>Section 8 — Client Background</w:t>
             </w:r>
           </w:p>
         </w:tc>
@@ -4805,7 +5143,7 @@
                 <w:color w:val="FFFFFF"/>
                 <w:sz w:val="26"/>
               </w:rPr>
-              <w:t>Section 8 — Plea Discussions Log</w:t>
+              <w:t>Section 9 — Plea Discussions Log</w:t>
             </w:r>
           </w:p>
         </w:tc>
@@ -5251,7 +5589,7 @@
                 <w:color w:val="FFFFFF"/>
                 <w:sz w:val="26"/>
               </w:rPr>
-              <w:t>Section 9 — Family / Friends Contact List</w:t>
+              <w:t>Section 10 — Family / Friends Contact List</w:t>
             </w:r>
           </w:p>
         </w:tc>
@@ -5873,7 +6211,7 @@
                 <w:color w:val="FFFFFF"/>
                 <w:sz w:val="26"/>
               </w:rPr>
-              <w:t>Section 10 — Key Dates &amp; Next Steps</w:t>
+              <w:t>Section 11 — Key Dates &amp; Next Steps</w:t>
             </w:r>
           </w:p>
         </w:tc>
